--- a/Dokumente/Dokumentation_F1-app_durani.docx
+++ b/Dokumente/Dokumentation_F1-app_durani.docx
@@ -19,7 +19,7 @@
             <mc:AlternateContent>
               <mc:Choice Requires="wpg">
                 <w:drawing>
-                  <wp:anchor distT="0" distB="0" distL="114300" distR="114300" simplePos="0" relativeHeight="251659264" behindDoc="0" locked="0" layoutInCell="1" allowOverlap="1" wp14:anchorId="10410362" wp14:editId="0015CDF2">
+                  <wp:anchor distT="0" distB="0" distL="114300" distR="114300" simplePos="0" relativeHeight="251659264" behindDoc="0" locked="0" layoutInCell="1" allowOverlap="1" wp14:anchorId="10410362" wp14:editId="38C27A6B">
                     <wp:simplePos x="0" y="0"/>
                     <wp:positionH relativeFrom="page">
                       <wp:align>right</wp:align>
@@ -133,15 +133,6 @@
                               </a:prstGeom>
                               <a:grpFill/>
                               <a:extLst>
-                                <a:ext uri="{909E8E84-426E-40DD-AFC4-6F175D3DCCD1}">
-                                  <a14:hiddenFill xmlns:a14="http://schemas.microsoft.com/office/drawing/2010/main">
-                                    <a:solidFill>
-                                      <a:srgbClr val="FFFFFF">
-                                        <a:alpha val="80000"/>
-                                      </a:srgbClr>
-                                    </a:solidFill>
-                                  </a14:hiddenFill>
-                                </a:ext>
                                 <a:ext uri="{91240B29-F687-4F45-9708-019B960494DF}">
                                   <a14:hiddenLine xmlns:a14="http://schemas.microsoft.com/office/drawing/2010/main" w="12700">
                                     <a:solidFill>
@@ -199,8 +190,7 @@
                       <v:shadow color="#d8d8d8" offset="3pt,3pt"/>
                     </v:rect>
                     <v:rect id="Rechteck 460" o:spid="_x0000_s1028" style="position:absolute;left:1246;width:29718;height:100584;visibility:visible;mso-wrap-style:square;v-text-anchor:top" o:gfxdata="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" filled="f" stroked="f" strokecolor="#d8d8d8"/>
-                    <v:rect id="Rechteck 9" o:spid="_x0000_s1029" style="position:absolute;top:67610;width:30895;height:28333;visibility:visible;mso-wrap-style:square;v-text-anchor:bottom" o:gfxdata="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" filled="f" stroked="f" strokecolor="white" strokeweight="1pt">
-                      <v:fill opacity="52428f"/>
+                    <v:rect id="Rechteck 9" o:spid="_x0000_s1029" style="position:absolute;top:67610;width:30895;height:28333;visibility:visible;mso-wrap-style:square;v-text-anchor:bottom" o:gfxdata="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" filled="f" stroked="f" strokecolor="white" strokeweight="1pt">
                       <v:shadow color="#d8d8d8" offset="3pt,3pt"/>
                       <v:textbox inset="28.8pt,14.4pt,14.4pt,14.4pt">
                         <w:txbxContent>
@@ -402,7 +392,88 @@
               <w:noProof/>
             </w:rPr>
             <w:drawing>
-              <wp:anchor distT="0" distB="0" distL="114300" distR="114300" simplePos="0" relativeHeight="251664384" behindDoc="0" locked="0" layoutInCell="1" allowOverlap="1" wp14:anchorId="695C0981" wp14:editId="219CD0F3">
+              <wp:anchor distT="0" distB="0" distL="114300" distR="114300" simplePos="0" relativeHeight="251668480" behindDoc="0" locked="0" layoutInCell="1" allowOverlap="1" wp14:anchorId="57C64415" wp14:editId="5F50DA06">
+                <wp:simplePos x="0" y="0"/>
+                <wp:positionH relativeFrom="margin">
+                  <wp:align>right</wp:align>
+                </wp:positionH>
+                <wp:positionV relativeFrom="paragraph">
+                  <wp:posOffset>3180080</wp:posOffset>
+                </wp:positionV>
+                <wp:extent cx="5759450" cy="2371090"/>
+                <wp:effectExtent l="0" t="0" r="0" b="0"/>
+                <wp:wrapSquare wrapText="bothSides"/>
+                <wp:docPr id="912409920" name="Grafik 2" descr="Fotografie eines roten Formel-1-Rennwagens mit schwarzem und weißen Akzenten, der von vorne leicht seitlich gezeigt wird. Fahrzeug trägt Nummer 16, hat breite Reifen mit gelber Beschriftung und FIA-Logo auf Frontflügel.&#10;&#10;Quelle: https://corp.formula1.com/f1-2026-regulations-terminology-update/ ">
+                  <a:extLst xmlns:a="http://schemas.openxmlformats.org/drawingml/2006/main">
+                    <a:ext uri="{C183D7F6-B498-43B3-948B-1728B52AA6E4}">
+                      <adec:decorative xmlns:adec="http://schemas.microsoft.com/office/drawing/2017/decorative" val="0"/>
+                    </a:ext>
+                  </a:extLst>
+                </wp:docPr>
+                <wp:cNvGraphicFramePr>
+                  <a:graphicFrameLocks xmlns:a="http://schemas.openxmlformats.org/drawingml/2006/main" noChangeAspect="1"/>
+                </wp:cNvGraphicFramePr>
+                <a:graphic xmlns:a="http://schemas.openxmlformats.org/drawingml/2006/main">
+                  <a:graphicData uri="http://schemas.openxmlformats.org/drawingml/2006/picture">
+                    <pic:pic xmlns:pic="http://schemas.openxmlformats.org/drawingml/2006/picture">
+                      <pic:nvPicPr>
+                        <pic:cNvPr id="912409920" name="Grafik 2" descr="Fotografie eines roten Formel-1-Rennwagens mit schwarzem und weißen Akzenten, der von vorne leicht seitlich gezeigt wird. Fahrzeug trägt Nummer 16, hat breite Reifen mit gelber Beschriftung und FIA-Logo auf Frontflügel.&#10;&#10;Quelle: https://corp.formula1.com/f1-2026-regulations-terminology-update/ ">
+                          <a:extLst>
+                            <a:ext uri="{C183D7F6-B498-43B3-948B-1728B52AA6E4}">
+                              <adec:decorative xmlns:adec="http://schemas.microsoft.com/office/drawing/2017/decorative" val="0"/>
+                            </a:ext>
+                          </a:extLst>
+                        </pic:cNvPr>
+                        <pic:cNvPicPr/>
+                      </pic:nvPicPr>
+                      <pic:blipFill rotWithShape="1">
+                        <a:blip r:embed="rId9">
+                          <a:extLst>
+                            <a:ext uri="{28A0092B-C50C-407E-A947-70E740481C1C}">
+                              <a14:useLocalDpi xmlns:a14="http://schemas.microsoft.com/office/drawing/2010/main" val="0"/>
+                            </a:ext>
+                          </a:extLst>
+                        </a:blip>
+                        <a:srcRect l="11583" t="22346" r="13230" b="22682"/>
+                        <a:stretch>
+                          <a:fillRect/>
+                        </a:stretch>
+                      </pic:blipFill>
+                      <pic:spPr bwMode="auto">
+                        <a:xfrm>
+                          <a:off x="0" y="0"/>
+                          <a:ext cx="5759450" cy="2371090"/>
+                        </a:xfrm>
+                        <a:prstGeom prst="rect">
+                          <a:avLst/>
+                        </a:prstGeom>
+                        <a:ln>
+                          <a:noFill/>
+                        </a:ln>
+                        <a:extLst>
+                          <a:ext uri="{53640926-AAD7-44D8-BBD7-CCE9431645EC}">
+                            <a14:shadowObscured xmlns:a14="http://schemas.microsoft.com/office/drawing/2010/main"/>
+                          </a:ext>
+                        </a:extLst>
+                      </pic:spPr>
+                    </pic:pic>
+                  </a:graphicData>
+                </a:graphic>
+                <wp14:sizeRelH relativeFrom="margin">
+                  <wp14:pctWidth>0</wp14:pctWidth>
+                </wp14:sizeRelH>
+                <wp14:sizeRelV relativeFrom="margin">
+                  <wp14:pctHeight>0</wp14:pctHeight>
+                </wp14:sizeRelV>
+              </wp:anchor>
+            </w:drawing>
+          </w:r>
+          <w:r>
+            <w:rPr>
+              <w:noProof/>
+            </w:rPr>
+            <w:drawing>
+              <wp:anchor distT="0" distB="0" distL="114300" distR="114300" simplePos="0" relativeHeight="251664384" behindDoc="0" locked="0" layoutInCell="1" allowOverlap="1" wp14:anchorId="695C0981" wp14:editId="3FA5B005">
                 <wp:simplePos x="0" y="0"/>
                 <wp:positionH relativeFrom="page">
                   <wp:posOffset>47951</wp:posOffset>
@@ -425,11 +496,11 @@
                         <pic:cNvPicPr/>
                       </pic:nvPicPr>
                       <pic:blipFill rotWithShape="1">
-                        <a:blip r:embed="rId8" cstate="print">
+                        <a:blip r:embed="rId10" cstate="print">
                           <a:extLst>
                             <a:ext uri="{BEBA8EAE-BF5A-486C-A8C5-ECC9F3942E4B}">
                               <a14:imgProps xmlns:a14="http://schemas.microsoft.com/office/drawing/2010/main">
-                                <a14:imgLayer r:embed="rId9">
+                                <a14:imgLayer r:embed="rId11">
                                   <a14:imgEffect>
                                     <a14:backgroundRemoval t="10000" b="90000" l="10000" r="90000">
                                       <a14:foregroundMark x1="26027" y1="45205" x2="32877" y2="39726"/>
@@ -502,87 +573,6 @@
             </w:drawing>
           </w:r>
           <w:r>
-            <w:rPr>
-              <w:noProof/>
-            </w:rPr>
-            <w:drawing>
-              <wp:anchor distT="0" distB="0" distL="114300" distR="114300" simplePos="0" relativeHeight="251668480" behindDoc="0" locked="0" layoutInCell="1" allowOverlap="1" wp14:anchorId="57C64415" wp14:editId="1F8C7A74">
-                <wp:simplePos x="0" y="0"/>
-                <wp:positionH relativeFrom="margin">
-                  <wp:posOffset>66675</wp:posOffset>
-                </wp:positionH>
-                <wp:positionV relativeFrom="paragraph">
-                  <wp:posOffset>2932430</wp:posOffset>
-                </wp:positionV>
-                <wp:extent cx="5759450" cy="2371090"/>
-                <wp:effectExtent l="0" t="0" r="0" b="0"/>
-                <wp:wrapSquare wrapText="bothSides"/>
-                <wp:docPr id="912409920" name="Grafik 2" descr="Fotografie eines roten Formel-1-Rennwagens mit schwarzem und weißen Akzenten, der von vorne leicht seitlich gezeigt wird. Fahrzeug trägt Nummer 16, hat breite Reifen mit gelber Beschriftung und FIA-Logo auf Frontflügel.&#10;&#10;Quelle: https://corp.formula1.com/f1-2026-regulations-terminology-update/ ">
-                  <a:extLst xmlns:a="http://schemas.openxmlformats.org/drawingml/2006/main">
-                    <a:ext uri="{C183D7F6-B498-43B3-948B-1728B52AA6E4}">
-                      <adec:decorative xmlns:adec="http://schemas.microsoft.com/office/drawing/2017/decorative" val="0"/>
-                    </a:ext>
-                  </a:extLst>
-                </wp:docPr>
-                <wp:cNvGraphicFramePr>
-                  <a:graphicFrameLocks xmlns:a="http://schemas.openxmlformats.org/drawingml/2006/main" noChangeAspect="1"/>
-                </wp:cNvGraphicFramePr>
-                <a:graphic xmlns:a="http://schemas.openxmlformats.org/drawingml/2006/main">
-                  <a:graphicData uri="http://schemas.openxmlformats.org/drawingml/2006/picture">
-                    <pic:pic xmlns:pic="http://schemas.openxmlformats.org/drawingml/2006/picture">
-                      <pic:nvPicPr>
-                        <pic:cNvPr id="912409920" name="Grafik 2" descr="Fotografie eines roten Formel-1-Rennwagens mit schwarzem und weißen Akzenten, der von vorne leicht seitlich gezeigt wird. Fahrzeug trägt Nummer 16, hat breite Reifen mit gelber Beschriftung und FIA-Logo auf Frontflügel.&#10;&#10;Quelle: https://corp.formula1.com/f1-2026-regulations-terminology-update/ ">
-                          <a:extLst>
-                            <a:ext uri="{C183D7F6-B498-43B3-948B-1728B52AA6E4}">
-                              <adec:decorative xmlns:adec="http://schemas.microsoft.com/office/drawing/2017/decorative" val="0"/>
-                            </a:ext>
-                          </a:extLst>
-                        </pic:cNvPr>
-                        <pic:cNvPicPr/>
-                      </pic:nvPicPr>
-                      <pic:blipFill rotWithShape="1">
-                        <a:blip r:embed="rId10">
-                          <a:extLst>
-                            <a:ext uri="{28A0092B-C50C-407E-A947-70E740481C1C}">
-                              <a14:useLocalDpi xmlns:a14="http://schemas.microsoft.com/office/drawing/2010/main" val="0"/>
-                            </a:ext>
-                          </a:extLst>
-                        </a:blip>
-                        <a:srcRect l="11583" t="22346" r="13230" b="22682"/>
-                        <a:stretch>
-                          <a:fillRect/>
-                        </a:stretch>
-                      </pic:blipFill>
-                      <pic:spPr bwMode="auto">
-                        <a:xfrm>
-                          <a:off x="0" y="0"/>
-                          <a:ext cx="5759450" cy="2371090"/>
-                        </a:xfrm>
-                        <a:prstGeom prst="rect">
-                          <a:avLst/>
-                        </a:prstGeom>
-                        <a:ln>
-                          <a:noFill/>
-                        </a:ln>
-                        <a:extLst>
-                          <a:ext uri="{53640926-AAD7-44D8-BBD7-CCE9431645EC}">
-                            <a14:shadowObscured xmlns:a14="http://schemas.microsoft.com/office/drawing/2010/main"/>
-                          </a:ext>
-                        </a:extLst>
-                      </pic:spPr>
-                    </pic:pic>
-                  </a:graphicData>
-                </a:graphic>
-                <wp14:sizeRelH relativeFrom="margin">
-                  <wp14:pctWidth>0</wp14:pctWidth>
-                </wp14:sizeRelH>
-                <wp14:sizeRelV relativeFrom="margin">
-                  <wp14:pctHeight>0</wp14:pctHeight>
-                </wp14:sizeRelV>
-              </wp:anchor>
-            </w:drawing>
-          </w:r>
-          <w:r>
             <w:br w:type="page"/>
           </w:r>
         </w:p>
@@ -592,7 +582,13 @@
     <w:sdt>
       <w:sdtPr>
         <w:rPr>
-          <w:lang w:val="de-DE"/>
+          <w:rFonts w:asciiTheme="minorHAnsi" w:eastAsiaTheme="minorHAnsi" w:hAnsiTheme="minorHAnsi" w:cstheme="minorBidi"/>
+          <w:color w:val="auto"/>
+          <w:kern w:val="2"/>
+          <w:sz w:val="24"/>
+          <w:szCs w:val="24"/>
+          <w:lang w:val="de-DE" w:eastAsia="en-US"/>
+          <w14:ligatures w14:val="standardContextual"/>
         </w:rPr>
         <w:id w:val="2080700233"/>
         <w:docPartObj>
@@ -602,15 +598,8 @@
       </w:sdtPr>
       <w:sdtEndPr>
         <w:rPr>
-          <w:rFonts w:asciiTheme="minorHAnsi" w:eastAsiaTheme="minorHAnsi" w:hAnsiTheme="minorHAnsi" w:cstheme="minorBidi"/>
           <w:b/>
           <w:bCs/>
-          <w:color w:val="auto"/>
-          <w:kern w:val="2"/>
-          <w:sz w:val="24"/>
-          <w:szCs w:val="24"/>
-          <w:lang w:eastAsia="en-US"/>
-          <w14:ligatures w14:val="standardContextual"/>
         </w:rPr>
       </w:sdtEndPr>
       <w:sdtContent>
@@ -633,6 +622,7 @@
           <w:pPr>
             <w:pStyle w:val="Verzeichnis1"/>
             <w:tabs>
+              <w:tab w:val="left" w:pos="720"/>
               <w:tab w:val="right" w:leader="dot" w:pos="9062"/>
             </w:tabs>
             <w:rPr>
@@ -650,23 +640,38 @@
           <w:r>
             <w:fldChar w:fldCharType="separate"/>
           </w:r>
-          <w:hyperlink w:anchor="_Toc231820046" w:history="1">
+          <w:hyperlink w:anchor="_Toc231907574" w:history="1">
             <w:r>
               <w:rPr>
                 <w:rStyle w:val="Hyperlink"/>
                 <w:noProof/>
               </w:rPr>
-              <w:t>Kapitel 1</w:t>
-            </w:r>
-            <w:r>
-              <w:rPr>
-                <w:noProof/>
-                <w:webHidden/>
+              <w:t>1.1</w:t>
+            </w:r>
+            <w:r>
+              <w:rPr>
+                <w:rFonts w:eastAsiaTheme="minorEastAsia"/>
+                <w:noProof/>
+                <w:lang w:eastAsia="de-CH"/>
               </w:rPr>
               <w:tab/>
             </w:r>
             <w:r>
               <w:rPr>
+                <w:rStyle w:val="Hyperlink"/>
+                <w:noProof/>
+              </w:rPr>
+              <w:t>Projektbeschreibung</w:t>
+            </w:r>
+            <w:r>
+              <w:rPr>
+                <w:noProof/>
+                <w:webHidden/>
+              </w:rPr>
+              <w:tab/>
+            </w:r>
+            <w:r>
+              <w:rPr>
                 <w:noProof/>
                 <w:webHidden/>
               </w:rPr>
@@ -677,7 +682,7 @@
                 <w:noProof/>
                 <w:webHidden/>
               </w:rPr>
-              <w:instrText xml:space="preserve"> PAGEREF _Toc231820046 \h </w:instrText>
+              <w:instrText xml:space="preserve"> PAGEREF _Toc231907574 \h </w:instrText>
             </w:r>
             <w:r>
               <w:rPr>
@@ -697,7 +702,7 @@
                 <w:noProof/>
                 <w:webHidden/>
               </w:rPr>
-              <w:t>2</w:t>
+              <w:t>3</w:t>
             </w:r>
             <w:r>
               <w:rPr>
@@ -720,13 +725,13 @@
               <w:lang w:eastAsia="de-CH"/>
             </w:rPr>
           </w:pPr>
-          <w:hyperlink w:anchor="_Toc231820047" w:history="1">
+          <w:hyperlink w:anchor="_Toc231907575" w:history="1">
             <w:r>
               <w:rPr>
                 <w:rStyle w:val="Hyperlink"/>
                 <w:noProof/>
               </w:rPr>
-              <w:t>Kapitel 2</w:t>
+              <w:t>1.2 Ziel des Projekts</w:t>
             </w:r>
             <w:r>
               <w:rPr>
@@ -747,7 +752,7 @@
                 <w:noProof/>
                 <w:webHidden/>
               </w:rPr>
-              <w:instrText xml:space="preserve"> PAGEREF _Toc231820047 \h </w:instrText>
+              <w:instrText xml:space="preserve"> PAGEREF _Toc231907575 \h </w:instrText>
             </w:r>
             <w:r>
               <w:rPr>
@@ -767,7 +772,77 @@
                 <w:noProof/>
                 <w:webHidden/>
               </w:rPr>
-              <w:t>2</w:t>
+              <w:t>3</w:t>
+            </w:r>
+            <w:r>
+              <w:rPr>
+                <w:noProof/>
+                <w:webHidden/>
+              </w:rPr>
+              <w:fldChar w:fldCharType="end"/>
+            </w:r>
+          </w:hyperlink>
+        </w:p>
+        <w:p>
+          <w:pPr>
+            <w:pStyle w:val="Verzeichnis2"/>
+            <w:tabs>
+              <w:tab w:val="right" w:leader="dot" w:pos="9062"/>
+            </w:tabs>
+            <w:rPr>
+              <w:rFonts w:eastAsiaTheme="minorEastAsia"/>
+              <w:noProof/>
+              <w:lang w:eastAsia="de-CH"/>
+            </w:rPr>
+          </w:pPr>
+          <w:hyperlink w:anchor="_Toc231907576" w:history="1">
+            <w:r>
+              <w:rPr>
+                <w:rStyle w:val="Hyperlink"/>
+                <w:noProof/>
+              </w:rPr>
+              <w:t>1.3 Verwendete Technologien</w:t>
+            </w:r>
+            <w:r>
+              <w:rPr>
+                <w:noProof/>
+                <w:webHidden/>
+              </w:rPr>
+              <w:tab/>
+            </w:r>
+            <w:r>
+              <w:rPr>
+                <w:noProof/>
+                <w:webHidden/>
+              </w:rPr>
+              <w:fldChar w:fldCharType="begin"/>
+            </w:r>
+            <w:r>
+              <w:rPr>
+                <w:noProof/>
+                <w:webHidden/>
+              </w:rPr>
+              <w:instrText xml:space="preserve"> PAGEREF _Toc231907576 \h </w:instrText>
+            </w:r>
+            <w:r>
+              <w:rPr>
+                <w:noProof/>
+                <w:webHidden/>
+              </w:rPr>
+            </w:r>
+            <w:r>
+              <w:rPr>
+                <w:noProof/>
+                <w:webHidden/>
+              </w:rPr>
+              <w:fldChar w:fldCharType="separate"/>
+            </w:r>
+            <w:r>
+              <w:rPr>
+                <w:noProof/>
+                <w:webHidden/>
+              </w:rPr>
+              <w:t>3</w:t>
             </w:r>
             <w:r>
               <w:rPr>
@@ -790,13 +865,13 @@
               <w:lang w:eastAsia="de-CH"/>
             </w:rPr>
           </w:pPr>
-          <w:hyperlink w:anchor="_Toc231820048" w:history="1">
+          <w:hyperlink w:anchor="_Toc231907577" w:history="1">
             <w:r>
               <w:rPr>
                 <w:rStyle w:val="Hyperlink"/>
                 <w:noProof/>
               </w:rPr>
-              <w:t>Kapitel 3</w:t>
+              <w:t>1.3.1 Frontend</w:t>
             </w:r>
             <w:r>
               <w:rPr>
@@ -817,7 +892,7 @@
                 <w:noProof/>
                 <w:webHidden/>
               </w:rPr>
-              <w:instrText xml:space="preserve"> PAGEREF _Toc231820048 \h </w:instrText>
+              <w:instrText xml:space="preserve"> PAGEREF _Toc231907577 \h </w:instrText>
             </w:r>
             <w:r>
               <w:rPr>
@@ -837,7 +912,1268 @@
                 <w:noProof/>
                 <w:webHidden/>
               </w:rPr>
-              <w:t>2</w:t>
+              <w:t>3</w:t>
+            </w:r>
+            <w:r>
+              <w:rPr>
+                <w:noProof/>
+                <w:webHidden/>
+              </w:rPr>
+              <w:fldChar w:fldCharType="end"/>
+            </w:r>
+          </w:hyperlink>
+        </w:p>
+        <w:p>
+          <w:pPr>
+            <w:pStyle w:val="Verzeichnis3"/>
+            <w:tabs>
+              <w:tab w:val="right" w:leader="dot" w:pos="9062"/>
+            </w:tabs>
+            <w:rPr>
+              <w:rFonts w:eastAsiaTheme="minorEastAsia"/>
+              <w:noProof/>
+              <w:lang w:eastAsia="de-CH"/>
+            </w:rPr>
+          </w:pPr>
+          <w:hyperlink w:anchor="_Toc231907578" w:history="1">
+            <w:r>
+              <w:rPr>
+                <w:rStyle w:val="Hyperlink"/>
+                <w:noProof/>
+                <w:lang w:val="en-US"/>
+              </w:rPr>
+              <w:t>1.3.2Backend (Backend-as-a-Service)</w:t>
+            </w:r>
+            <w:r>
+              <w:rPr>
+                <w:noProof/>
+                <w:webHidden/>
+              </w:rPr>
+              <w:tab/>
+            </w:r>
+            <w:r>
+              <w:rPr>
+                <w:noProof/>
+                <w:webHidden/>
+              </w:rPr>
+              <w:fldChar w:fldCharType="begin"/>
+            </w:r>
+            <w:r>
+              <w:rPr>
+                <w:noProof/>
+                <w:webHidden/>
+              </w:rPr>
+              <w:instrText xml:space="preserve"> PAGEREF _Toc231907578 \h </w:instrText>
+            </w:r>
+            <w:r>
+              <w:rPr>
+                <w:noProof/>
+                <w:webHidden/>
+              </w:rPr>
+            </w:r>
+            <w:r>
+              <w:rPr>
+                <w:noProof/>
+                <w:webHidden/>
+              </w:rPr>
+              <w:fldChar w:fldCharType="separate"/>
+            </w:r>
+            <w:r>
+              <w:rPr>
+                <w:noProof/>
+                <w:webHidden/>
+              </w:rPr>
+              <w:t>3</w:t>
+            </w:r>
+            <w:r>
+              <w:rPr>
+                <w:noProof/>
+                <w:webHidden/>
+              </w:rPr>
+              <w:fldChar w:fldCharType="end"/>
+            </w:r>
+          </w:hyperlink>
+        </w:p>
+        <w:p>
+          <w:pPr>
+            <w:pStyle w:val="Verzeichnis3"/>
+            <w:tabs>
+              <w:tab w:val="right" w:leader="dot" w:pos="9062"/>
+            </w:tabs>
+            <w:rPr>
+              <w:rFonts w:eastAsiaTheme="minorEastAsia"/>
+              <w:noProof/>
+              <w:lang w:eastAsia="de-CH"/>
+            </w:rPr>
+          </w:pPr>
+          <w:hyperlink w:anchor="_Toc231907579" w:history="1">
+            <w:r>
+              <w:rPr>
+                <w:rStyle w:val="Hyperlink"/>
+                <w:noProof/>
+              </w:rPr>
+              <w:t>1.3.3 Datenquelle</w:t>
+            </w:r>
+            <w:r>
+              <w:rPr>
+                <w:noProof/>
+                <w:webHidden/>
+              </w:rPr>
+              <w:tab/>
+            </w:r>
+            <w:r>
+              <w:rPr>
+                <w:noProof/>
+                <w:webHidden/>
+              </w:rPr>
+              <w:fldChar w:fldCharType="begin"/>
+            </w:r>
+            <w:r>
+              <w:rPr>
+                <w:noProof/>
+                <w:webHidden/>
+              </w:rPr>
+              <w:instrText xml:space="preserve"> PAGEREF _Toc231907579 \h </w:instrText>
+            </w:r>
+            <w:r>
+              <w:rPr>
+                <w:noProof/>
+                <w:webHidden/>
+              </w:rPr>
+            </w:r>
+            <w:r>
+              <w:rPr>
+                <w:noProof/>
+                <w:webHidden/>
+              </w:rPr>
+              <w:fldChar w:fldCharType="separate"/>
+            </w:r>
+            <w:r>
+              <w:rPr>
+                <w:noProof/>
+                <w:webHidden/>
+              </w:rPr>
+              <w:t>4</w:t>
+            </w:r>
+            <w:r>
+              <w:rPr>
+                <w:noProof/>
+                <w:webHidden/>
+              </w:rPr>
+              <w:fldChar w:fldCharType="end"/>
+            </w:r>
+          </w:hyperlink>
+        </w:p>
+        <w:p>
+          <w:pPr>
+            <w:pStyle w:val="Verzeichnis3"/>
+            <w:tabs>
+              <w:tab w:val="right" w:leader="dot" w:pos="9062"/>
+            </w:tabs>
+            <w:rPr>
+              <w:rFonts w:eastAsiaTheme="minorEastAsia"/>
+              <w:noProof/>
+              <w:lang w:eastAsia="de-CH"/>
+            </w:rPr>
+          </w:pPr>
+          <w:hyperlink w:anchor="_Toc231907580" w:history="1">
+            <w:r>
+              <w:rPr>
+                <w:rStyle w:val="Hyperlink"/>
+                <w:noProof/>
+              </w:rPr>
+              <w:t>1.3.4 Authentifizierung</w:t>
+            </w:r>
+            <w:r>
+              <w:rPr>
+                <w:noProof/>
+                <w:webHidden/>
+              </w:rPr>
+              <w:tab/>
+            </w:r>
+            <w:r>
+              <w:rPr>
+                <w:noProof/>
+                <w:webHidden/>
+              </w:rPr>
+              <w:fldChar w:fldCharType="begin"/>
+            </w:r>
+            <w:r>
+              <w:rPr>
+                <w:noProof/>
+                <w:webHidden/>
+              </w:rPr>
+              <w:instrText xml:space="preserve"> PAGEREF _Toc231907580 \h </w:instrText>
+            </w:r>
+            <w:r>
+              <w:rPr>
+                <w:noProof/>
+                <w:webHidden/>
+              </w:rPr>
+            </w:r>
+            <w:r>
+              <w:rPr>
+                <w:noProof/>
+                <w:webHidden/>
+              </w:rPr>
+              <w:fldChar w:fldCharType="separate"/>
+            </w:r>
+            <w:r>
+              <w:rPr>
+                <w:noProof/>
+                <w:webHidden/>
+              </w:rPr>
+              <w:t>4</w:t>
+            </w:r>
+            <w:r>
+              <w:rPr>
+                <w:noProof/>
+                <w:webHidden/>
+              </w:rPr>
+              <w:fldChar w:fldCharType="end"/>
+            </w:r>
+          </w:hyperlink>
+        </w:p>
+        <w:p>
+          <w:pPr>
+            <w:pStyle w:val="Verzeichnis3"/>
+            <w:tabs>
+              <w:tab w:val="right" w:leader="dot" w:pos="9062"/>
+            </w:tabs>
+            <w:rPr>
+              <w:rFonts w:eastAsiaTheme="minorEastAsia"/>
+              <w:noProof/>
+              <w:lang w:eastAsia="de-CH"/>
+            </w:rPr>
+          </w:pPr>
+          <w:hyperlink w:anchor="_Toc231907581" w:history="1">
+            <w:r>
+              <w:rPr>
+                <w:rStyle w:val="Hyperlink"/>
+                <w:noProof/>
+              </w:rPr>
+              <w:t>1.3.5Deployment</w:t>
+            </w:r>
+            <w:r>
+              <w:rPr>
+                <w:noProof/>
+                <w:webHidden/>
+              </w:rPr>
+              <w:tab/>
+            </w:r>
+            <w:r>
+              <w:rPr>
+                <w:noProof/>
+                <w:webHidden/>
+              </w:rPr>
+              <w:fldChar w:fldCharType="begin"/>
+            </w:r>
+            <w:r>
+              <w:rPr>
+                <w:noProof/>
+                <w:webHidden/>
+              </w:rPr>
+              <w:instrText xml:space="preserve"> PAGEREF _Toc231907581 \h </w:instrText>
+            </w:r>
+            <w:r>
+              <w:rPr>
+                <w:noProof/>
+                <w:webHidden/>
+              </w:rPr>
+            </w:r>
+            <w:r>
+              <w:rPr>
+                <w:noProof/>
+                <w:webHidden/>
+              </w:rPr>
+              <w:fldChar w:fldCharType="separate"/>
+            </w:r>
+            <w:r>
+              <w:rPr>
+                <w:noProof/>
+                <w:webHidden/>
+              </w:rPr>
+              <w:t>4</w:t>
+            </w:r>
+            <w:r>
+              <w:rPr>
+                <w:noProof/>
+                <w:webHidden/>
+              </w:rPr>
+              <w:fldChar w:fldCharType="end"/>
+            </w:r>
+          </w:hyperlink>
+        </w:p>
+        <w:p>
+          <w:pPr>
+            <w:pStyle w:val="Verzeichnis2"/>
+            <w:tabs>
+              <w:tab w:val="right" w:leader="dot" w:pos="9062"/>
+            </w:tabs>
+            <w:rPr>
+              <w:rFonts w:eastAsiaTheme="minorEastAsia"/>
+              <w:noProof/>
+              <w:lang w:eastAsia="de-CH"/>
+            </w:rPr>
+          </w:pPr>
+          <w:hyperlink w:anchor="_Toc231907582" w:history="1">
+            <w:r>
+              <w:rPr>
+                <w:rStyle w:val="Hyperlink"/>
+                <w:noProof/>
+              </w:rPr>
+              <w:t>1.4 Architektur</w:t>
+            </w:r>
+            <w:r>
+              <w:rPr>
+                <w:noProof/>
+                <w:webHidden/>
+              </w:rPr>
+              <w:tab/>
+            </w:r>
+            <w:r>
+              <w:rPr>
+                <w:noProof/>
+                <w:webHidden/>
+              </w:rPr>
+              <w:fldChar w:fldCharType="begin"/>
+            </w:r>
+            <w:r>
+              <w:rPr>
+                <w:noProof/>
+                <w:webHidden/>
+              </w:rPr>
+              <w:instrText xml:space="preserve"> PAGEREF _Toc231907582 \h </w:instrText>
+            </w:r>
+            <w:r>
+              <w:rPr>
+                <w:noProof/>
+                <w:webHidden/>
+              </w:rPr>
+            </w:r>
+            <w:r>
+              <w:rPr>
+                <w:noProof/>
+                <w:webHidden/>
+              </w:rPr>
+              <w:fldChar w:fldCharType="separate"/>
+            </w:r>
+            <w:r>
+              <w:rPr>
+                <w:noProof/>
+                <w:webHidden/>
+              </w:rPr>
+              <w:t>4</w:t>
+            </w:r>
+            <w:r>
+              <w:rPr>
+                <w:noProof/>
+                <w:webHidden/>
+              </w:rPr>
+              <w:fldChar w:fldCharType="end"/>
+            </w:r>
+          </w:hyperlink>
+        </w:p>
+        <w:p>
+          <w:pPr>
+            <w:pStyle w:val="Verzeichnis2"/>
+            <w:tabs>
+              <w:tab w:val="right" w:leader="dot" w:pos="9062"/>
+            </w:tabs>
+            <w:rPr>
+              <w:rFonts w:eastAsiaTheme="minorEastAsia"/>
+              <w:noProof/>
+              <w:lang w:eastAsia="de-CH"/>
+            </w:rPr>
+          </w:pPr>
+          <w:hyperlink w:anchor="_Toc231907583" w:history="1">
+            <w:r>
+              <w:rPr>
+                <w:rStyle w:val="Hyperlink"/>
+                <w:noProof/>
+              </w:rPr>
+              <w:t>1.5 Datenstruktur</w:t>
+            </w:r>
+            <w:r>
+              <w:rPr>
+                <w:noProof/>
+                <w:webHidden/>
+              </w:rPr>
+              <w:tab/>
+            </w:r>
+            <w:r>
+              <w:rPr>
+                <w:noProof/>
+                <w:webHidden/>
+              </w:rPr>
+              <w:fldChar w:fldCharType="begin"/>
+            </w:r>
+            <w:r>
+              <w:rPr>
+                <w:noProof/>
+                <w:webHidden/>
+              </w:rPr>
+              <w:instrText xml:space="preserve"> PAGEREF _Toc231907583 \h </w:instrText>
+            </w:r>
+            <w:r>
+              <w:rPr>
+                <w:noProof/>
+                <w:webHidden/>
+              </w:rPr>
+            </w:r>
+            <w:r>
+              <w:rPr>
+                <w:noProof/>
+                <w:webHidden/>
+              </w:rPr>
+              <w:fldChar w:fldCharType="separate"/>
+            </w:r>
+            <w:r>
+              <w:rPr>
+                <w:noProof/>
+                <w:webHidden/>
+              </w:rPr>
+              <w:t>4</w:t>
+            </w:r>
+            <w:r>
+              <w:rPr>
+                <w:noProof/>
+                <w:webHidden/>
+              </w:rPr>
+              <w:fldChar w:fldCharType="end"/>
+            </w:r>
+          </w:hyperlink>
+        </w:p>
+        <w:p>
+          <w:pPr>
+            <w:pStyle w:val="Verzeichnis2"/>
+            <w:tabs>
+              <w:tab w:val="right" w:leader="dot" w:pos="9062"/>
+            </w:tabs>
+            <w:rPr>
+              <w:rFonts w:eastAsiaTheme="minorEastAsia"/>
+              <w:noProof/>
+              <w:lang w:eastAsia="de-CH"/>
+            </w:rPr>
+          </w:pPr>
+          <w:hyperlink w:anchor="_Toc231907584" w:history="1">
+            <w:r>
+              <w:rPr>
+                <w:rStyle w:val="Hyperlink"/>
+                <w:noProof/>
+              </w:rPr>
+              <w:t>1.6 Besonderheiten des Projekts</w:t>
+            </w:r>
+            <w:r>
+              <w:rPr>
+                <w:noProof/>
+                <w:webHidden/>
+              </w:rPr>
+              <w:tab/>
+            </w:r>
+            <w:r>
+              <w:rPr>
+                <w:noProof/>
+                <w:webHidden/>
+              </w:rPr>
+              <w:fldChar w:fldCharType="begin"/>
+            </w:r>
+            <w:r>
+              <w:rPr>
+                <w:noProof/>
+                <w:webHidden/>
+              </w:rPr>
+              <w:instrText xml:space="preserve"> PAGEREF _Toc231907584 \h </w:instrText>
+            </w:r>
+            <w:r>
+              <w:rPr>
+                <w:noProof/>
+                <w:webHidden/>
+              </w:rPr>
+            </w:r>
+            <w:r>
+              <w:rPr>
+                <w:noProof/>
+                <w:webHidden/>
+              </w:rPr>
+              <w:fldChar w:fldCharType="separate"/>
+            </w:r>
+            <w:r>
+              <w:rPr>
+                <w:noProof/>
+                <w:webHidden/>
+              </w:rPr>
+              <w:t>4</w:t>
+            </w:r>
+            <w:r>
+              <w:rPr>
+                <w:noProof/>
+                <w:webHidden/>
+              </w:rPr>
+              <w:fldChar w:fldCharType="end"/>
+            </w:r>
+          </w:hyperlink>
+        </w:p>
+        <w:p>
+          <w:pPr>
+            <w:pStyle w:val="Verzeichnis2"/>
+            <w:tabs>
+              <w:tab w:val="right" w:leader="dot" w:pos="9062"/>
+            </w:tabs>
+            <w:rPr>
+              <w:rFonts w:eastAsiaTheme="minorEastAsia"/>
+              <w:noProof/>
+              <w:lang w:eastAsia="de-CH"/>
+            </w:rPr>
+          </w:pPr>
+          <w:hyperlink w:anchor="_Toc231907585" w:history="1">
+            <w:r>
+              <w:rPr>
+                <w:rStyle w:val="Hyperlink"/>
+                <w:noProof/>
+              </w:rPr>
+              <w:t>1.7 Zusammenfassung</w:t>
+            </w:r>
+            <w:r>
+              <w:rPr>
+                <w:noProof/>
+                <w:webHidden/>
+              </w:rPr>
+              <w:tab/>
+            </w:r>
+            <w:r>
+              <w:rPr>
+                <w:noProof/>
+                <w:webHidden/>
+              </w:rPr>
+              <w:fldChar w:fldCharType="begin"/>
+            </w:r>
+            <w:r>
+              <w:rPr>
+                <w:noProof/>
+                <w:webHidden/>
+              </w:rPr>
+              <w:instrText xml:space="preserve"> PAGEREF _Toc231907585 \h </w:instrText>
+            </w:r>
+            <w:r>
+              <w:rPr>
+                <w:noProof/>
+                <w:webHidden/>
+              </w:rPr>
+            </w:r>
+            <w:r>
+              <w:rPr>
+                <w:noProof/>
+                <w:webHidden/>
+              </w:rPr>
+              <w:fldChar w:fldCharType="separate"/>
+            </w:r>
+            <w:r>
+              <w:rPr>
+                <w:noProof/>
+                <w:webHidden/>
+              </w:rPr>
+              <w:t>5</w:t>
+            </w:r>
+            <w:r>
+              <w:rPr>
+                <w:noProof/>
+                <w:webHidden/>
+              </w:rPr>
+              <w:fldChar w:fldCharType="end"/>
+            </w:r>
+          </w:hyperlink>
+        </w:p>
+        <w:p>
+          <w:pPr>
+            <w:pStyle w:val="Verzeichnis1"/>
+            <w:tabs>
+              <w:tab w:val="right" w:leader="dot" w:pos="9062"/>
+            </w:tabs>
+            <w:rPr>
+              <w:rFonts w:eastAsiaTheme="minorEastAsia"/>
+              <w:noProof/>
+              <w:lang w:eastAsia="de-CH"/>
+            </w:rPr>
+          </w:pPr>
+          <w:hyperlink w:anchor="_Toc231907586" w:history="1">
+            <w:r>
+              <w:rPr>
+                <w:rStyle w:val="Hyperlink"/>
+                <w:noProof/>
+              </w:rPr>
+              <w:t>2.1 Mögliche Risiken</w:t>
+            </w:r>
+            <w:r>
+              <w:rPr>
+                <w:noProof/>
+                <w:webHidden/>
+              </w:rPr>
+              <w:tab/>
+            </w:r>
+            <w:r>
+              <w:rPr>
+                <w:noProof/>
+                <w:webHidden/>
+              </w:rPr>
+              <w:fldChar w:fldCharType="begin"/>
+            </w:r>
+            <w:r>
+              <w:rPr>
+                <w:noProof/>
+                <w:webHidden/>
+              </w:rPr>
+              <w:instrText xml:space="preserve"> PAGEREF _Toc231907586 \h </w:instrText>
+            </w:r>
+            <w:r>
+              <w:rPr>
+                <w:noProof/>
+                <w:webHidden/>
+              </w:rPr>
+            </w:r>
+            <w:r>
+              <w:rPr>
+                <w:noProof/>
+                <w:webHidden/>
+              </w:rPr>
+              <w:fldChar w:fldCharType="separate"/>
+            </w:r>
+            <w:r>
+              <w:rPr>
+                <w:noProof/>
+                <w:webHidden/>
+              </w:rPr>
+              <w:t>5</w:t>
+            </w:r>
+            <w:r>
+              <w:rPr>
+                <w:noProof/>
+                <w:webHidden/>
+              </w:rPr>
+              <w:fldChar w:fldCharType="end"/>
+            </w:r>
+          </w:hyperlink>
+        </w:p>
+        <w:p>
+          <w:pPr>
+            <w:pStyle w:val="Verzeichnis2"/>
+            <w:tabs>
+              <w:tab w:val="right" w:leader="dot" w:pos="9062"/>
+            </w:tabs>
+            <w:rPr>
+              <w:rFonts w:eastAsiaTheme="minorEastAsia"/>
+              <w:noProof/>
+              <w:lang w:eastAsia="de-CH"/>
+            </w:rPr>
+          </w:pPr>
+          <w:hyperlink w:anchor="_Toc231907587" w:history="1">
+            <w:r>
+              <w:rPr>
+                <w:rStyle w:val="Hyperlink"/>
+                <w:noProof/>
+              </w:rPr>
+              <w:t>2.2 Erfahrung in verschiedenen Bereichen</w:t>
+            </w:r>
+            <w:r>
+              <w:rPr>
+                <w:noProof/>
+                <w:webHidden/>
+              </w:rPr>
+              <w:tab/>
+            </w:r>
+            <w:r>
+              <w:rPr>
+                <w:noProof/>
+                <w:webHidden/>
+              </w:rPr>
+              <w:fldChar w:fldCharType="begin"/>
+            </w:r>
+            <w:r>
+              <w:rPr>
+                <w:noProof/>
+                <w:webHidden/>
+              </w:rPr>
+              <w:instrText xml:space="preserve"> PAGEREF _Toc231907587 \h </w:instrText>
+            </w:r>
+            <w:r>
+              <w:rPr>
+                <w:noProof/>
+                <w:webHidden/>
+              </w:rPr>
+            </w:r>
+            <w:r>
+              <w:rPr>
+                <w:noProof/>
+                <w:webHidden/>
+              </w:rPr>
+              <w:fldChar w:fldCharType="separate"/>
+            </w:r>
+            <w:r>
+              <w:rPr>
+                <w:noProof/>
+                <w:webHidden/>
+              </w:rPr>
+              <w:t>5</w:t>
+            </w:r>
+            <w:r>
+              <w:rPr>
+                <w:noProof/>
+                <w:webHidden/>
+              </w:rPr>
+              <w:fldChar w:fldCharType="end"/>
+            </w:r>
+          </w:hyperlink>
+        </w:p>
+        <w:p>
+          <w:pPr>
+            <w:pStyle w:val="Verzeichnis2"/>
+            <w:tabs>
+              <w:tab w:val="right" w:leader="dot" w:pos="9062"/>
+            </w:tabs>
+            <w:rPr>
+              <w:rFonts w:eastAsiaTheme="minorEastAsia"/>
+              <w:noProof/>
+              <w:lang w:eastAsia="de-CH"/>
+            </w:rPr>
+          </w:pPr>
+          <w:hyperlink w:anchor="_Toc231907588" w:history="1">
+            <w:r>
+              <w:rPr>
+                <w:rStyle w:val="Hyperlink"/>
+                <w:noProof/>
+              </w:rPr>
+              <w:t>2.3 Zeitdruck</w:t>
+            </w:r>
+            <w:r>
+              <w:rPr>
+                <w:noProof/>
+                <w:webHidden/>
+              </w:rPr>
+              <w:tab/>
+            </w:r>
+            <w:r>
+              <w:rPr>
+                <w:noProof/>
+                <w:webHidden/>
+              </w:rPr>
+              <w:fldChar w:fldCharType="begin"/>
+            </w:r>
+            <w:r>
+              <w:rPr>
+                <w:noProof/>
+                <w:webHidden/>
+              </w:rPr>
+              <w:instrText xml:space="preserve"> PAGEREF _Toc231907588 \h </w:instrText>
+            </w:r>
+            <w:r>
+              <w:rPr>
+                <w:noProof/>
+                <w:webHidden/>
+              </w:rPr>
+            </w:r>
+            <w:r>
+              <w:rPr>
+                <w:noProof/>
+                <w:webHidden/>
+              </w:rPr>
+              <w:fldChar w:fldCharType="separate"/>
+            </w:r>
+            <w:r>
+              <w:rPr>
+                <w:noProof/>
+                <w:webHidden/>
+              </w:rPr>
+              <w:t>5</w:t>
+            </w:r>
+            <w:r>
+              <w:rPr>
+                <w:noProof/>
+                <w:webHidden/>
+              </w:rPr>
+              <w:fldChar w:fldCharType="end"/>
+            </w:r>
+          </w:hyperlink>
+        </w:p>
+        <w:p>
+          <w:pPr>
+            <w:pStyle w:val="Verzeichnis2"/>
+            <w:tabs>
+              <w:tab w:val="right" w:leader="dot" w:pos="9062"/>
+            </w:tabs>
+            <w:rPr>
+              <w:rFonts w:eastAsiaTheme="minorEastAsia"/>
+              <w:noProof/>
+              <w:lang w:eastAsia="de-CH"/>
+            </w:rPr>
+          </w:pPr>
+          <w:hyperlink w:anchor="_Toc231907589" w:history="1">
+            <w:r>
+              <w:rPr>
+                <w:rStyle w:val="Hyperlink"/>
+                <w:noProof/>
+              </w:rPr>
+              <w:t>2.4 Grosse Datenmengen</w:t>
+            </w:r>
+            <w:r>
+              <w:rPr>
+                <w:noProof/>
+                <w:webHidden/>
+              </w:rPr>
+              <w:tab/>
+            </w:r>
+            <w:r>
+              <w:rPr>
+                <w:noProof/>
+                <w:webHidden/>
+              </w:rPr>
+              <w:fldChar w:fldCharType="begin"/>
+            </w:r>
+            <w:r>
+              <w:rPr>
+                <w:noProof/>
+                <w:webHidden/>
+              </w:rPr>
+              <w:instrText xml:space="preserve"> PAGEREF _Toc231907589 \h </w:instrText>
+            </w:r>
+            <w:r>
+              <w:rPr>
+                <w:noProof/>
+                <w:webHidden/>
+              </w:rPr>
+            </w:r>
+            <w:r>
+              <w:rPr>
+                <w:noProof/>
+                <w:webHidden/>
+              </w:rPr>
+              <w:fldChar w:fldCharType="separate"/>
+            </w:r>
+            <w:r>
+              <w:rPr>
+                <w:noProof/>
+                <w:webHidden/>
+              </w:rPr>
+              <w:t>5</w:t>
+            </w:r>
+            <w:r>
+              <w:rPr>
+                <w:noProof/>
+                <w:webHidden/>
+              </w:rPr>
+              <w:fldChar w:fldCharType="end"/>
+            </w:r>
+          </w:hyperlink>
+        </w:p>
+        <w:p>
+          <w:pPr>
+            <w:pStyle w:val="Verzeichnis1"/>
+            <w:tabs>
+              <w:tab w:val="right" w:leader="dot" w:pos="9062"/>
+            </w:tabs>
+            <w:rPr>
+              <w:rFonts w:eastAsiaTheme="minorEastAsia"/>
+              <w:noProof/>
+              <w:lang w:eastAsia="de-CH"/>
+            </w:rPr>
+          </w:pPr>
+          <w:hyperlink w:anchor="_Toc231907590" w:history="1">
+            <w:r>
+              <w:rPr>
+                <w:rStyle w:val="Hyperlink"/>
+                <w:noProof/>
+              </w:rPr>
+              <w:t>3.1 Planung</w:t>
+            </w:r>
+            <w:r>
+              <w:rPr>
+                <w:noProof/>
+                <w:webHidden/>
+              </w:rPr>
+              <w:tab/>
+            </w:r>
+            <w:r>
+              <w:rPr>
+                <w:noProof/>
+                <w:webHidden/>
+              </w:rPr>
+              <w:fldChar w:fldCharType="begin"/>
+            </w:r>
+            <w:r>
+              <w:rPr>
+                <w:noProof/>
+                <w:webHidden/>
+              </w:rPr>
+              <w:instrText xml:space="preserve"> PAGEREF _Toc231907590 \h </w:instrText>
+            </w:r>
+            <w:r>
+              <w:rPr>
+                <w:noProof/>
+                <w:webHidden/>
+              </w:rPr>
+            </w:r>
+            <w:r>
+              <w:rPr>
+                <w:noProof/>
+                <w:webHidden/>
+              </w:rPr>
+              <w:fldChar w:fldCharType="separate"/>
+            </w:r>
+            <w:r>
+              <w:rPr>
+                <w:noProof/>
+                <w:webHidden/>
+              </w:rPr>
+              <w:t>6</w:t>
+            </w:r>
+            <w:r>
+              <w:rPr>
+                <w:noProof/>
+                <w:webHidden/>
+              </w:rPr>
+              <w:fldChar w:fldCharType="end"/>
+            </w:r>
+          </w:hyperlink>
+        </w:p>
+        <w:p>
+          <w:pPr>
+            <w:pStyle w:val="Verzeichnis1"/>
+            <w:tabs>
+              <w:tab w:val="right" w:leader="dot" w:pos="9062"/>
+            </w:tabs>
+            <w:rPr>
+              <w:rFonts w:eastAsiaTheme="minorEastAsia"/>
+              <w:noProof/>
+              <w:lang w:eastAsia="de-CH"/>
+            </w:rPr>
+          </w:pPr>
+          <w:hyperlink w:anchor="_Toc231907591" w:history="1">
+            <w:r>
+              <w:rPr>
+                <w:rStyle w:val="Hyperlink"/>
+                <w:noProof/>
+              </w:rPr>
+              <w:t>4.1Entscheidung</w:t>
+            </w:r>
+            <w:r>
+              <w:rPr>
+                <w:noProof/>
+                <w:webHidden/>
+              </w:rPr>
+              <w:tab/>
+            </w:r>
+            <w:r>
+              <w:rPr>
+                <w:noProof/>
+                <w:webHidden/>
+              </w:rPr>
+              <w:fldChar w:fldCharType="begin"/>
+            </w:r>
+            <w:r>
+              <w:rPr>
+                <w:noProof/>
+                <w:webHidden/>
+              </w:rPr>
+              <w:instrText xml:space="preserve"> PAGEREF _Toc231907591 \h </w:instrText>
+            </w:r>
+            <w:r>
+              <w:rPr>
+                <w:noProof/>
+                <w:webHidden/>
+              </w:rPr>
+            </w:r>
+            <w:r>
+              <w:rPr>
+                <w:noProof/>
+                <w:webHidden/>
+              </w:rPr>
+              <w:fldChar w:fldCharType="separate"/>
+            </w:r>
+            <w:r>
+              <w:rPr>
+                <w:noProof/>
+                <w:webHidden/>
+              </w:rPr>
+              <w:t>6</w:t>
+            </w:r>
+            <w:r>
+              <w:rPr>
+                <w:noProof/>
+                <w:webHidden/>
+              </w:rPr>
+              <w:fldChar w:fldCharType="end"/>
+            </w:r>
+          </w:hyperlink>
+        </w:p>
+        <w:p>
+          <w:pPr>
+            <w:pStyle w:val="Verzeichnis2"/>
+            <w:tabs>
+              <w:tab w:val="right" w:leader="dot" w:pos="9062"/>
+            </w:tabs>
+            <w:rPr>
+              <w:rFonts w:eastAsiaTheme="minorEastAsia"/>
+              <w:noProof/>
+              <w:lang w:eastAsia="de-CH"/>
+            </w:rPr>
+          </w:pPr>
+          <w:hyperlink w:anchor="_Toc231907592" w:history="1">
+            <w:r>
+              <w:rPr>
+                <w:rStyle w:val="Hyperlink"/>
+                <w:noProof/>
+              </w:rPr>
+              <w:t>4.2 Expo oder PWA?</w:t>
+            </w:r>
+            <w:r>
+              <w:rPr>
+                <w:noProof/>
+                <w:webHidden/>
+              </w:rPr>
+              <w:tab/>
+            </w:r>
+            <w:r>
+              <w:rPr>
+                <w:noProof/>
+                <w:webHidden/>
+              </w:rPr>
+              <w:fldChar w:fldCharType="begin"/>
+            </w:r>
+            <w:r>
+              <w:rPr>
+                <w:noProof/>
+                <w:webHidden/>
+              </w:rPr>
+              <w:instrText xml:space="preserve"> PAGEREF _Toc231907592 \h </w:instrText>
+            </w:r>
+            <w:r>
+              <w:rPr>
+                <w:noProof/>
+                <w:webHidden/>
+              </w:rPr>
+            </w:r>
+            <w:r>
+              <w:rPr>
+                <w:noProof/>
+                <w:webHidden/>
+              </w:rPr>
+              <w:fldChar w:fldCharType="separate"/>
+            </w:r>
+            <w:r>
+              <w:rPr>
+                <w:noProof/>
+                <w:webHidden/>
+              </w:rPr>
+              <w:t>6</w:t>
+            </w:r>
+            <w:r>
+              <w:rPr>
+                <w:noProof/>
+                <w:webHidden/>
+              </w:rPr>
+              <w:fldChar w:fldCharType="end"/>
+            </w:r>
+          </w:hyperlink>
+        </w:p>
+        <w:p>
+          <w:pPr>
+            <w:pStyle w:val="Verzeichnis2"/>
+            <w:tabs>
+              <w:tab w:val="right" w:leader="dot" w:pos="9062"/>
+            </w:tabs>
+            <w:rPr>
+              <w:rFonts w:eastAsiaTheme="minorEastAsia"/>
+              <w:noProof/>
+              <w:lang w:eastAsia="de-CH"/>
+            </w:rPr>
+          </w:pPr>
+          <w:hyperlink w:anchor="_Toc231907593" w:history="1">
+            <w:r>
+              <w:rPr>
+                <w:rStyle w:val="Hyperlink"/>
+                <w:noProof/>
+              </w:rPr>
+              <w:t>4.3 Erklärung von PWA</w:t>
+            </w:r>
+            <w:r>
+              <w:rPr>
+                <w:noProof/>
+                <w:webHidden/>
+              </w:rPr>
+              <w:tab/>
+            </w:r>
+            <w:r>
+              <w:rPr>
+                <w:noProof/>
+                <w:webHidden/>
+              </w:rPr>
+              <w:fldChar w:fldCharType="begin"/>
+            </w:r>
+            <w:r>
+              <w:rPr>
+                <w:noProof/>
+                <w:webHidden/>
+              </w:rPr>
+              <w:instrText xml:space="preserve"> PAGEREF _Toc231907593 \h </w:instrText>
+            </w:r>
+            <w:r>
+              <w:rPr>
+                <w:noProof/>
+                <w:webHidden/>
+              </w:rPr>
+            </w:r>
+            <w:r>
+              <w:rPr>
+                <w:noProof/>
+                <w:webHidden/>
+              </w:rPr>
+              <w:fldChar w:fldCharType="separate"/>
+            </w:r>
+            <w:r>
+              <w:rPr>
+                <w:noProof/>
+                <w:webHidden/>
+              </w:rPr>
+              <w:t>6</w:t>
+            </w:r>
+            <w:r>
+              <w:rPr>
+                <w:noProof/>
+                <w:webHidden/>
+              </w:rPr>
+              <w:fldChar w:fldCharType="end"/>
+            </w:r>
+          </w:hyperlink>
+        </w:p>
+        <w:p>
+          <w:pPr>
+            <w:pStyle w:val="Verzeichnis2"/>
+            <w:tabs>
+              <w:tab w:val="right" w:leader="dot" w:pos="9062"/>
+            </w:tabs>
+            <w:rPr>
+              <w:rFonts w:eastAsiaTheme="minorEastAsia"/>
+              <w:noProof/>
+              <w:lang w:eastAsia="de-CH"/>
+            </w:rPr>
+          </w:pPr>
+          <w:hyperlink w:anchor="_Toc231907594" w:history="1">
+            <w:r>
+              <w:rPr>
+                <w:rStyle w:val="Hyperlink"/>
+                <w:noProof/>
+              </w:rPr>
+              <w:t>4.4 Hosting der Webseite</w:t>
+            </w:r>
+            <w:r>
+              <w:rPr>
+                <w:noProof/>
+                <w:webHidden/>
+              </w:rPr>
+              <w:tab/>
+            </w:r>
+            <w:r>
+              <w:rPr>
+                <w:noProof/>
+                <w:webHidden/>
+              </w:rPr>
+              <w:fldChar w:fldCharType="begin"/>
+            </w:r>
+            <w:r>
+              <w:rPr>
+                <w:noProof/>
+                <w:webHidden/>
+              </w:rPr>
+              <w:instrText xml:space="preserve"> PAGEREF _Toc231907594 \h </w:instrText>
+            </w:r>
+            <w:r>
+              <w:rPr>
+                <w:noProof/>
+                <w:webHidden/>
+              </w:rPr>
+            </w:r>
+            <w:r>
+              <w:rPr>
+                <w:noProof/>
+                <w:webHidden/>
+              </w:rPr>
+              <w:fldChar w:fldCharType="separate"/>
+            </w:r>
+            <w:r>
+              <w:rPr>
+                <w:noProof/>
+                <w:webHidden/>
+              </w:rPr>
+              <w:t>6</w:t>
+            </w:r>
+            <w:r>
+              <w:rPr>
+                <w:noProof/>
+                <w:webHidden/>
+              </w:rPr>
+              <w:fldChar w:fldCharType="end"/>
+            </w:r>
+          </w:hyperlink>
+        </w:p>
+        <w:p>
+          <w:pPr>
+            <w:pStyle w:val="Verzeichnis2"/>
+            <w:tabs>
+              <w:tab w:val="right" w:leader="dot" w:pos="9062"/>
+            </w:tabs>
+            <w:rPr>
+              <w:rFonts w:eastAsiaTheme="minorEastAsia"/>
+              <w:noProof/>
+              <w:lang w:eastAsia="de-CH"/>
+            </w:rPr>
+          </w:pPr>
+          <w:hyperlink w:anchor="_Toc231907595" w:history="1">
+            <w:r>
+              <w:rPr>
+                <w:rStyle w:val="Hyperlink"/>
+                <w:noProof/>
+              </w:rPr>
+              <w:t>4.5 Entschluss meiner Entscheidungen</w:t>
+            </w:r>
+            <w:r>
+              <w:rPr>
+                <w:noProof/>
+                <w:webHidden/>
+              </w:rPr>
+              <w:tab/>
+            </w:r>
+            <w:r>
+              <w:rPr>
+                <w:noProof/>
+                <w:webHidden/>
+              </w:rPr>
+              <w:fldChar w:fldCharType="begin"/>
+            </w:r>
+            <w:r>
+              <w:rPr>
+                <w:noProof/>
+                <w:webHidden/>
+              </w:rPr>
+              <w:instrText xml:space="preserve"> PAGEREF _Toc231907595 \h </w:instrText>
+            </w:r>
+            <w:r>
+              <w:rPr>
+                <w:noProof/>
+                <w:webHidden/>
+              </w:rPr>
+            </w:r>
+            <w:r>
+              <w:rPr>
+                <w:noProof/>
+                <w:webHidden/>
+              </w:rPr>
+              <w:fldChar w:fldCharType="separate"/>
+            </w:r>
+            <w:r>
+              <w:rPr>
+                <w:noProof/>
+                <w:webHidden/>
+              </w:rPr>
+              <w:t>7</w:t>
             </w:r>
             <w:r>
               <w:rPr>
@@ -860,69 +2196,1230 @@
         </w:p>
       </w:sdtContent>
     </w:sdt>
-    <w:p>
-      <w:r>
+    <w:tbl>
+      <w:tblPr>
+        <w:tblStyle w:val="Tabellenraster"/>
+        <w:tblW w:w="0" w:type="auto"/>
+        <w:tblLook w:val="04A0" w:firstRow="1" w:lastRow="0" w:firstColumn="1" w:lastColumn="0" w:noHBand="0" w:noVBand="1"/>
+      </w:tblPr>
+      <w:tblGrid>
+        <w:gridCol w:w="3020"/>
+        <w:gridCol w:w="3021"/>
+        <w:gridCol w:w="3021"/>
+      </w:tblGrid>
+      <w:tr>
+        <w:tc>
+          <w:tcPr>
+            <w:tcW w:w="3020" w:type="dxa"/>
+          </w:tcPr>
+          <w:p>
+            <w:r>
+              <w:t xml:space="preserve">Datum </w:t>
+            </w:r>
+          </w:p>
+        </w:tc>
+        <w:tc>
+          <w:tcPr>
+            <w:tcW w:w="3021" w:type="dxa"/>
+          </w:tcPr>
+          <w:p>
+            <w:r>
+              <w:t xml:space="preserve">Beschreibung </w:t>
+            </w:r>
+          </w:p>
+        </w:tc>
+        <w:tc>
+          <w:tcPr>
+            <w:tcW w:w="3021" w:type="dxa"/>
+          </w:tcPr>
+          <w:p>
+            <w:r>
+              <w:t xml:space="preserve">Version </w:t>
+            </w:r>
+          </w:p>
+        </w:tc>
+      </w:tr>
+      <w:tr>
+        <w:tc>
+          <w:tcPr>
+            <w:tcW w:w="3020" w:type="dxa"/>
+          </w:tcPr>
+          <w:p>
+            <w:r>
+              <w:t>08.06.2026</w:t>
+            </w:r>
+          </w:p>
+        </w:tc>
+        <w:tc>
+          <w:tcPr>
+            <w:tcW w:w="3021" w:type="dxa"/>
+          </w:tcPr>
+          <w:p>
+            <w:r>
+              <w:t>Dokumentation erstellt</w:t>
+            </w:r>
+          </w:p>
+        </w:tc>
+        <w:tc>
+          <w:tcPr>
+            <w:tcW w:w="3021" w:type="dxa"/>
+          </w:tcPr>
+          <w:p>
+            <w:r>
+              <w:t xml:space="preserve">1.0 </w:t>
+            </w:r>
+          </w:p>
+        </w:tc>
+      </w:tr>
+      <w:tr>
+        <w:tc>
+          <w:tcPr>
+            <w:tcW w:w="3020" w:type="dxa"/>
+          </w:tcPr>
+          <w:p>
+            <w:r>
+              <w:t>08.06.2026</w:t>
+            </w:r>
+          </w:p>
+        </w:tc>
+        <w:tc>
+          <w:tcPr>
+            <w:tcW w:w="3021" w:type="dxa"/>
+          </w:tcPr>
+          <w:p>
+            <w:r>
+              <w:t>Kapitel 1.1- 2.</w:t>
+            </w:r>
+            <w:r>
+              <w:t>4</w:t>
+            </w:r>
+            <w:r>
+              <w:t xml:space="preserve"> geschrieben </w:t>
+            </w:r>
+          </w:p>
+        </w:tc>
+        <w:tc>
+          <w:tcPr>
+            <w:tcW w:w="3021" w:type="dxa"/>
+          </w:tcPr>
+          <w:p>
+            <w:r>
+              <w:t>1.</w:t>
+            </w:r>
+            <w:r>
+              <w:t>0</w:t>
+            </w:r>
+          </w:p>
+        </w:tc>
+      </w:tr>
+      <w:tr>
+        <w:tc>
+          <w:tcPr>
+            <w:tcW w:w="3020" w:type="dxa"/>
+          </w:tcPr>
+          <w:p>
+            <w:r>
+              <w:t>09.06.2026</w:t>
+            </w:r>
+          </w:p>
+        </w:tc>
+        <w:tc>
+          <w:tcPr>
+            <w:tcW w:w="3021" w:type="dxa"/>
+          </w:tcPr>
+          <w:p>
+            <w:r>
+              <w:t>Kapitel 3.1-</w:t>
+            </w:r>
+            <w:r>
+              <w:t>4.1</w:t>
+            </w:r>
+          </w:p>
+        </w:tc>
+        <w:tc>
+          <w:tcPr>
+            <w:tcW w:w="3021" w:type="dxa"/>
+          </w:tcPr>
+          <w:p>
+            <w:r>
+              <w:t>1.1</w:t>
+            </w:r>
+          </w:p>
+        </w:tc>
+      </w:tr>
+      <w:tr>
+        <w:tc>
+          <w:tcPr>
+            <w:tcW w:w="3020" w:type="dxa"/>
+          </w:tcPr>
+          <w:p/>
+        </w:tc>
+        <w:tc>
+          <w:tcPr>
+            <w:tcW w:w="3021" w:type="dxa"/>
+          </w:tcPr>
+          <w:p/>
+        </w:tc>
+        <w:tc>
+          <w:tcPr>
+            <w:tcW w:w="3021" w:type="dxa"/>
+          </w:tcPr>
+          <w:p/>
+        </w:tc>
+      </w:tr>
+      <w:tr>
+        <w:tc>
+          <w:tcPr>
+            <w:tcW w:w="3020" w:type="dxa"/>
+          </w:tcPr>
+          <w:p/>
+        </w:tc>
+        <w:tc>
+          <w:tcPr>
+            <w:tcW w:w="3021" w:type="dxa"/>
+          </w:tcPr>
+          <w:p/>
+        </w:tc>
+        <w:tc>
+          <w:tcPr>
+            <w:tcW w:w="3021" w:type="dxa"/>
+          </w:tcPr>
+          <w:p/>
+        </w:tc>
+      </w:tr>
+    </w:tbl>
+    <w:p/>
+    <w:p/>
+    <w:p>
+      <w:r>
+        <w:lastRenderedPageBreak/>
         <w:br w:type="page"/>
       </w:r>
     </w:p>
+    <w:p>
+      <w:pPr>
+        <w:pStyle w:val="berschrift1"/>
+        <w:numPr>
+          <w:ilvl w:val="1"/>
+          <w:numId w:val="1"/>
+        </w:numPr>
+      </w:pPr>
+      <w:bookmarkStart w:id="0" w:name="_Toc231907574"/>
+      <w:r>
+        <w:lastRenderedPageBreak/>
+        <w:t>Projektbeschreibung</w:t>
+      </w:r>
+      <w:bookmarkEnd w:id="0"/>
+      <w:r>
+        <w:t xml:space="preserve"> </w:t>
+      </w:r>
+    </w:p>
+    <w:p>
+      <w:r>
+        <w:t xml:space="preserve">In diesem Projekt wird eine webbasierte </w:t>
+      </w:r>
+      <w:r>
+        <w:rPr>
+          <w:b/>
+          <w:bCs/>
+        </w:rPr>
+        <w:t>F1 Statistik- und Analyseplattform</w:t>
+      </w:r>
+      <w:r>
+        <w:t xml:space="preserve"> entwickelt. Die Anwendung ermöglicht es, Daten aus der Formel 1 (Fahrer, Teams, Rennen und Ergebnisse) übersichtlich darzustellen, zu filtern und statistisch auszuwerten.</w:t>
+      </w:r>
+    </w:p>
+    <w:p>
+      <w:r>
+        <w:t>Ziel ist es, eine interaktive Web-App zu erstellen, die reale Daten aus einem externen Dataset nutzt und diese in einer modernen Benutzeroberfläche visualisiert.</w:t>
+      </w:r>
+    </w:p>
+    <w:p>
+      <w:pPr>
+        <w:pStyle w:val="berschrift2"/>
+      </w:pPr>
+      <w:bookmarkStart w:id="1" w:name="_Toc231907575"/>
+      <w:r>
+        <w:t xml:space="preserve">1.2 </w:t>
+      </w:r>
+      <w:r>
+        <w:t>Ziel des Projekts</w:t>
+      </w:r>
+      <w:bookmarkEnd w:id="1"/>
+    </w:p>
+    <w:p>
+      <w:r>
+        <w:t>Das Ziel ist es, eine vollständige Full-Stack Anwendung zu entwickeln, die folgende Funktionen bietet:</w:t>
+      </w:r>
+    </w:p>
+    <w:p>
+      <w:pPr>
+        <w:pStyle w:val="Listenabsatz"/>
+        <w:numPr>
+          <w:ilvl w:val="0"/>
+          <w:numId w:val="2"/>
+        </w:numPr>
+      </w:pPr>
+      <w:r>
+        <w:t xml:space="preserve">Anzeige von F1 Fahrern, Teams und Rennen </w:t>
+      </w:r>
+    </w:p>
+    <w:p>
+      <w:pPr>
+        <w:pStyle w:val="Listenabsatz"/>
+        <w:numPr>
+          <w:ilvl w:val="0"/>
+          <w:numId w:val="2"/>
+        </w:numPr>
+      </w:pPr>
+      <w:r>
+        <w:t xml:space="preserve">Darstellung von Rennergebnissen </w:t>
+      </w:r>
+    </w:p>
+    <w:p>
+      <w:pPr>
+        <w:pStyle w:val="Listenabsatz"/>
+        <w:numPr>
+          <w:ilvl w:val="0"/>
+          <w:numId w:val="2"/>
+        </w:numPr>
+      </w:pPr>
+      <w:r>
+        <w:t xml:space="preserve">Filter- und Suchfunktionen </w:t>
+      </w:r>
+    </w:p>
+    <w:p>
+      <w:pPr>
+        <w:pStyle w:val="Listenabsatz"/>
+        <w:numPr>
+          <w:ilvl w:val="0"/>
+          <w:numId w:val="2"/>
+        </w:numPr>
+      </w:pPr>
+      <w:r>
+        <w:t xml:space="preserve">Login-System für Benutzer </w:t>
+      </w:r>
+    </w:p>
+    <w:p>
+      <w:pPr>
+        <w:pStyle w:val="Listenabsatz"/>
+        <w:numPr>
+          <w:ilvl w:val="0"/>
+          <w:numId w:val="2"/>
+        </w:numPr>
+      </w:pPr>
+      <w:r>
+        <w:t xml:space="preserve">Statistik-Dashboard mit Auswertungen </w:t>
+      </w:r>
+    </w:p>
+    <w:p>
+      <w:pPr>
+        <w:pStyle w:val="Listenabsatz"/>
+        <w:numPr>
+          <w:ilvl w:val="0"/>
+          <w:numId w:val="2"/>
+        </w:numPr>
+      </w:pPr>
+      <w:r>
+        <w:t xml:space="preserve">Diagramme zur Visualisierung von Daten </w:t>
+      </w:r>
+    </w:p>
+    <w:p>
+      <w:pPr>
+        <w:pStyle w:val="Listenabsatz"/>
+        <w:numPr>
+          <w:ilvl w:val="0"/>
+          <w:numId w:val="2"/>
+        </w:numPr>
+      </w:pPr>
+      <w:r>
+        <w:t xml:space="preserve">Bereitstellung als installierbare Web-App (PWA) </w:t>
+      </w:r>
+    </w:p>
+    <w:p>
+      <w:pPr>
+        <w:pStyle w:val="berschrift2"/>
+      </w:pPr>
+      <w:bookmarkStart w:id="2" w:name="_Toc231907576"/>
+      <w:r>
+        <w:t xml:space="preserve">1.3 </w:t>
+      </w:r>
+      <w:r>
+        <w:t>Verwendete Technologien</w:t>
+      </w:r>
+      <w:bookmarkEnd w:id="2"/>
+    </w:p>
+    <w:p>
+      <w:pPr>
+        <w:pStyle w:val="berschrift3"/>
+      </w:pPr>
+      <w:bookmarkStart w:id="3" w:name="_Toc231907577"/>
+      <w:r>
+        <w:t>1.3</w:t>
+      </w:r>
+      <w:r>
+        <w:t>.</w:t>
+      </w:r>
+      <w:r>
+        <w:t>1</w:t>
+      </w:r>
+      <w:r>
+        <w:t xml:space="preserve"> </w:t>
+      </w:r>
+      <w:r>
+        <w:t>Frontend</w:t>
+      </w:r>
+      <w:bookmarkEnd w:id="3"/>
+    </w:p>
+    <w:p>
+      <w:pPr>
+        <w:pStyle w:val="Listenabsatz"/>
+        <w:numPr>
+          <w:ilvl w:val="0"/>
+          <w:numId w:val="3"/>
+        </w:numPr>
+      </w:pPr>
+      <w:r>
+        <w:rPr>
+          <w:b/>
+          <w:bCs/>
+        </w:rPr>
+        <w:t>React (Vite)</w:t>
+      </w:r>
+      <w:r>
+        <w:br/>
+        <w:t xml:space="preserve">→ Für den Aufbau der Benutzeroberfläche </w:t>
+      </w:r>
+    </w:p>
+    <w:p>
+      <w:pPr>
+        <w:pStyle w:val="Listenabsatz"/>
+        <w:numPr>
+          <w:ilvl w:val="0"/>
+          <w:numId w:val="3"/>
+        </w:numPr>
+      </w:pPr>
+      <w:r>
+        <w:rPr>
+          <w:b/>
+          <w:bCs/>
+        </w:rPr>
+        <w:t>HTML &amp; CSS</w:t>
+      </w:r>
+      <w:r>
+        <w:br/>
+        <w:t xml:space="preserve">→ Für Struktur und Design </w:t>
+      </w:r>
+    </w:p>
+    <w:p>
+      <w:pPr>
+        <w:pStyle w:val="Listenabsatz"/>
+        <w:numPr>
+          <w:ilvl w:val="0"/>
+          <w:numId w:val="3"/>
+        </w:numPr>
+      </w:pPr>
+      <w:r>
+        <w:rPr>
+          <w:b/>
+          <w:bCs/>
+        </w:rPr>
+        <w:t>JavaScript (ES6+)</w:t>
+      </w:r>
+      <w:r>
+        <w:br/>
+        <w:t xml:space="preserve">→ Für Logik und Datenverarbeitung </w:t>
+      </w:r>
+    </w:p>
+    <w:p>
+      <w:pPr>
+        <w:pStyle w:val="Listenabsatz"/>
+        <w:numPr>
+          <w:ilvl w:val="0"/>
+          <w:numId w:val="3"/>
+        </w:numPr>
+      </w:pPr>
+      <w:r>
+        <w:rPr>
+          <w:b/>
+          <w:bCs/>
+        </w:rPr>
+        <w:t>React Router</w:t>
+      </w:r>
+      <w:r>
+        <w:br/>
+        <w:t xml:space="preserve">→ Für Navigation zwischen Seiten </w:t>
+      </w:r>
+    </w:p>
+    <w:p>
+      <w:pPr>
+        <w:pStyle w:val="Listenabsatz"/>
+        <w:numPr>
+          <w:ilvl w:val="0"/>
+          <w:numId w:val="3"/>
+        </w:numPr>
+      </w:pPr>
+      <w:r>
+        <w:rPr>
+          <w:b/>
+          <w:bCs/>
+        </w:rPr>
+        <w:t>Chart.js / Recharts</w:t>
+      </w:r>
+      <w:r>
+        <w:br/>
+        <w:t xml:space="preserve">→ Für Diagramme und Statistiken </w:t>
+      </w:r>
+    </w:p>
+    <w:p>
+      <w:pPr>
+        <w:pStyle w:val="berschrift3"/>
+        <w:rPr>
+          <w:lang w:val="en-US"/>
+        </w:rPr>
+      </w:pPr>
+      <w:bookmarkStart w:id="4" w:name="_Toc231907578"/>
+      <w:r>
+        <w:rPr>
+          <w:lang w:val="en-US"/>
+        </w:rPr>
+        <w:t>1.</w:t>
+      </w:r>
+      <w:r>
+        <w:rPr>
+          <w:lang w:val="en-US"/>
+        </w:rPr>
+        <w:t>3.2</w:t>
+      </w:r>
+      <w:r>
+        <w:rPr>
+          <w:lang w:val="en-US"/>
+        </w:rPr>
+        <w:t>Backend (Backend-as-a-Service)</w:t>
+      </w:r>
+      <w:bookmarkEnd w:id="4"/>
+    </w:p>
+    <w:p>
+      <w:pPr>
+        <w:pStyle w:val="Listenabsatz"/>
+        <w:numPr>
+          <w:ilvl w:val="0"/>
+          <w:numId w:val="4"/>
+        </w:numPr>
+      </w:pPr>
+      <w:r>
+        <w:rPr>
+          <w:b/>
+          <w:bCs/>
+        </w:rPr>
+        <w:t>Supabase</w:t>
+      </w:r>
+      <w:r>
+        <w:br/>
+        <w:t xml:space="preserve">→ Datenbank + API + Authentifizierung </w:t>
+      </w:r>
+    </w:p>
+    <w:p>
+      <w:pPr>
+        <w:pStyle w:val="Listenabsatz"/>
+        <w:numPr>
+          <w:ilvl w:val="0"/>
+          <w:numId w:val="4"/>
+        </w:numPr>
+      </w:pPr>
+      <w:r>
+        <w:rPr>
+          <w:b/>
+          <w:bCs/>
+        </w:rPr>
+        <w:t>PostgreSQL (Supabase Database)</w:t>
+      </w:r>
+      <w:r>
+        <w:br/>
+        <w:t xml:space="preserve">→ Speicherung der F1 Daten </w:t>
+      </w:r>
+    </w:p>
+    <w:p>
+      <w:pPr>
+        <w:pStyle w:val="berschrift3"/>
+      </w:pPr>
+      <w:bookmarkStart w:id="5" w:name="_Toc231907579"/>
+      <w:r>
+        <w:lastRenderedPageBreak/>
+        <w:t>1.</w:t>
+      </w:r>
+      <w:r>
+        <w:t>3.3</w:t>
+      </w:r>
+      <w:r>
+        <w:t xml:space="preserve"> </w:t>
+      </w:r>
+      <w:r>
+        <w:t>Datenquelle</w:t>
+      </w:r>
+      <w:bookmarkEnd w:id="5"/>
+    </w:p>
+    <w:p>
+      <w:pPr>
+        <w:pStyle w:val="Listenabsatz"/>
+        <w:numPr>
+          <w:ilvl w:val="0"/>
+          <w:numId w:val="5"/>
+        </w:numPr>
+      </w:pPr>
+      <w:r>
+        <w:rPr>
+          <w:b/>
+          <w:bCs/>
+        </w:rPr>
+        <w:t>Ergast F1 Dataset</w:t>
+      </w:r>
+      <w:r>
+        <w:br/>
+        <w:t xml:space="preserve">→ Enthält echte Formel-1 Daten wie Fahrer, Rennen und Ergebnisse </w:t>
+      </w:r>
+    </w:p>
+    <w:p>
+      <w:pPr>
+        <w:pStyle w:val="berschrift3"/>
+      </w:pPr>
+      <w:bookmarkStart w:id="6" w:name="_Toc231907580"/>
+      <w:r>
+        <w:t>1.</w:t>
+      </w:r>
+      <w:r>
+        <w:t>3.4</w:t>
+      </w:r>
+      <w:r>
+        <w:t xml:space="preserve"> </w:t>
+      </w:r>
+      <w:r>
+        <w:t>Authentifizierung</w:t>
+      </w:r>
+      <w:bookmarkEnd w:id="6"/>
+    </w:p>
+    <w:p>
+      <w:pPr>
+        <w:pStyle w:val="Listenabsatz"/>
+        <w:numPr>
+          <w:ilvl w:val="0"/>
+          <w:numId w:val="5"/>
+        </w:numPr>
+      </w:pPr>
+      <w:r>
+        <w:rPr>
+          <w:b/>
+          <w:bCs/>
+        </w:rPr>
+        <w:t>Supabase Auth</w:t>
+      </w:r>
+      <w:r>
+        <w:br/>
+        <w:t xml:space="preserve">→ Login- und Registrierungssystem für Benutzer </w:t>
+      </w:r>
+    </w:p>
+    <w:p>
+      <w:pPr>
+        <w:pStyle w:val="berschrift3"/>
+      </w:pPr>
+      <w:bookmarkStart w:id="7" w:name="_Toc231907581"/>
+      <w:r>
+        <w:t>1.</w:t>
+      </w:r>
+      <w:r>
+        <w:t>3.5</w:t>
+      </w:r>
+      <w:r>
+        <w:t>Deployment</w:t>
+      </w:r>
+      <w:bookmarkEnd w:id="7"/>
+    </w:p>
+    <w:p>
+      <w:pPr>
+        <w:pStyle w:val="Listenabsatz"/>
+        <w:numPr>
+          <w:ilvl w:val="0"/>
+          <w:numId w:val="5"/>
+        </w:numPr>
+      </w:pPr>
+      <w:r>
+        <w:rPr>
+          <w:b/>
+          <w:bCs/>
+        </w:rPr>
+        <w:t>GitHub Pages</w:t>
+      </w:r>
+      <w:r>
+        <w:br/>
+        <w:t xml:space="preserve">→ Hosting der Web-App </w:t>
+      </w:r>
+    </w:p>
+    <w:p>
+      <w:pPr>
+        <w:pStyle w:val="Listenabsatz"/>
+        <w:numPr>
+          <w:ilvl w:val="0"/>
+          <w:numId w:val="5"/>
+        </w:numPr>
+      </w:pPr>
+      <w:r>
+        <w:rPr>
+          <w:b/>
+          <w:bCs/>
+        </w:rPr>
+        <w:t>PWA (Progressive Web App)</w:t>
+      </w:r>
+      <w:r>
+        <w:br/>
+        <w:t xml:space="preserve">→ App kann auf Desktop und Handy installiert werden </w:t>
+      </w:r>
+    </w:p>
+    <w:p>
+      <w:pPr>
+        <w:pStyle w:val="berschrift2"/>
+      </w:pPr>
+      <w:bookmarkStart w:id="8" w:name="_Toc231907582"/>
+      <w:r>
+        <w:t xml:space="preserve">1.4 </w:t>
+      </w:r>
+      <w:r>
+        <w:t>Architektur</w:t>
+      </w:r>
+      <w:bookmarkEnd w:id="8"/>
+    </w:p>
+    <w:p>
+      <w:r>
+        <w:t>Die Anwendung ist wie folgt aufgebaut:</w:t>
+      </w:r>
+    </w:p>
+    <w:p>
+      <w:pPr>
+        <w:pStyle w:val="Listenabsatz"/>
+        <w:numPr>
+          <w:ilvl w:val="0"/>
+          <w:numId w:val="6"/>
+        </w:numPr>
+      </w:pPr>
+      <w:r>
+        <w:t xml:space="preserve">Das </w:t>
+      </w:r>
+      <w:r>
+        <w:rPr>
+          <w:b/>
+          <w:bCs/>
+        </w:rPr>
+        <w:t>Frontend (React)</w:t>
+      </w:r>
+      <w:r>
+        <w:t xml:space="preserve"> stellt die Benutzeroberfläche dar </w:t>
+      </w:r>
+    </w:p>
+    <w:p>
+      <w:pPr>
+        <w:pStyle w:val="Listenabsatz"/>
+        <w:numPr>
+          <w:ilvl w:val="0"/>
+          <w:numId w:val="6"/>
+        </w:numPr>
+      </w:pPr>
+      <w:r>
+        <w:t xml:space="preserve">Die </w:t>
+      </w:r>
+      <w:r>
+        <w:rPr>
+          <w:b/>
+          <w:bCs/>
+        </w:rPr>
+        <w:t>Supabase API</w:t>
+      </w:r>
+      <w:r>
+        <w:t xml:space="preserve"> liefert die Daten </w:t>
+      </w:r>
+    </w:p>
+    <w:p>
+      <w:pPr>
+        <w:pStyle w:val="Listenabsatz"/>
+        <w:numPr>
+          <w:ilvl w:val="0"/>
+          <w:numId w:val="6"/>
+        </w:numPr>
+      </w:pPr>
+      <w:r>
+        <w:t xml:space="preserve">Die </w:t>
+      </w:r>
+      <w:r>
+        <w:rPr>
+          <w:b/>
+          <w:bCs/>
+        </w:rPr>
+        <w:t>PostgreSQL Datenbank</w:t>
+      </w:r>
+      <w:r>
+        <w:t xml:space="preserve"> speichert alle F1 Informationen </w:t>
+      </w:r>
+    </w:p>
+    <w:p>
+      <w:pPr>
+        <w:pStyle w:val="Listenabsatz"/>
+        <w:numPr>
+          <w:ilvl w:val="0"/>
+          <w:numId w:val="6"/>
+        </w:numPr>
+      </w:pPr>
+      <w:r>
+        <w:t xml:space="preserve">Das Frontend kommuniziert direkt mit Supabase </w:t>
+      </w:r>
+    </w:p>
+    <w:p>
+      <w:pPr>
+        <w:pStyle w:val="berschrift2"/>
+      </w:pPr>
+      <w:bookmarkStart w:id="9" w:name="_Toc231907583"/>
+      <w:r>
+        <w:t xml:space="preserve">1.5 </w:t>
+      </w:r>
+      <w:r>
+        <w:t>Datenstruktur</w:t>
+      </w:r>
+      <w:bookmarkEnd w:id="9"/>
+    </w:p>
+    <w:p>
+      <w:r>
+        <w:t>Die Datenbank besteht aus mehreren miteinander verbundenen Tabellen:</w:t>
+      </w:r>
+    </w:p>
+    <w:p>
+      <w:pPr>
+        <w:pStyle w:val="Listenabsatz"/>
+        <w:numPr>
+          <w:ilvl w:val="0"/>
+          <w:numId w:val="7"/>
+        </w:numPr>
+      </w:pPr>
+      <w:r>
+        <w:t xml:space="preserve">Drivers (Fahrer) </w:t>
+      </w:r>
+    </w:p>
+    <w:p>
+      <w:pPr>
+        <w:pStyle w:val="Listenabsatz"/>
+        <w:numPr>
+          <w:ilvl w:val="0"/>
+          <w:numId w:val="7"/>
+        </w:numPr>
+      </w:pPr>
+      <w:r>
+        <w:t xml:space="preserve">Constructors (Teams) </w:t>
+      </w:r>
+    </w:p>
+    <w:p>
+      <w:pPr>
+        <w:pStyle w:val="Listenabsatz"/>
+        <w:numPr>
+          <w:ilvl w:val="0"/>
+          <w:numId w:val="7"/>
+        </w:numPr>
+      </w:pPr>
+      <w:r>
+        <w:t xml:space="preserve">Races (Rennen) </w:t>
+      </w:r>
+    </w:p>
+    <w:p>
+      <w:pPr>
+        <w:pStyle w:val="Listenabsatz"/>
+        <w:numPr>
+          <w:ilvl w:val="0"/>
+          <w:numId w:val="7"/>
+        </w:numPr>
+      </w:pPr>
+      <w:r>
+        <w:t xml:space="preserve">Results (Ergebnisse) </w:t>
+      </w:r>
+    </w:p>
+    <w:p>
+      <w:r>
+        <w:t>Diese Tabellen sind miteinander verknüpft und ermöglichen komplexe Auswertungen.</w:t>
+      </w:r>
+    </w:p>
+    <w:p>
+      <w:pPr>
+        <w:pStyle w:val="berschrift2"/>
+      </w:pPr>
+      <w:bookmarkStart w:id="10" w:name="_Toc231907584"/>
+      <w:r>
+        <w:t xml:space="preserve">1.6 </w:t>
+      </w:r>
+      <w:r>
+        <w:t>Besonderheiten des Projekts</w:t>
+      </w:r>
+      <w:bookmarkEnd w:id="10"/>
+    </w:p>
+    <w:p>
+      <w:pPr>
+        <w:pStyle w:val="Listenabsatz"/>
+        <w:numPr>
+          <w:ilvl w:val="0"/>
+          <w:numId w:val="8"/>
+        </w:numPr>
+      </w:pPr>
+      <w:r>
+        <w:t xml:space="preserve">Nutzung echter F1 Daten </w:t>
+      </w:r>
+    </w:p>
+    <w:p>
+      <w:pPr>
+        <w:pStyle w:val="Listenabsatz"/>
+        <w:numPr>
+          <w:ilvl w:val="0"/>
+          <w:numId w:val="8"/>
+        </w:numPr>
+      </w:pPr>
+      <w:r>
+        <w:t xml:space="preserve">Komplexes relationales Datenmodell </w:t>
+      </w:r>
+    </w:p>
+    <w:p>
+      <w:pPr>
+        <w:pStyle w:val="Listenabsatz"/>
+        <w:numPr>
+          <w:ilvl w:val="0"/>
+          <w:numId w:val="8"/>
+        </w:numPr>
+      </w:pPr>
+      <w:r>
+        <w:t xml:space="preserve">Dashboard mit Statistiken und Diagrammen </w:t>
+      </w:r>
+    </w:p>
+    <w:p>
+      <w:pPr>
+        <w:pStyle w:val="Listenabsatz"/>
+        <w:numPr>
+          <w:ilvl w:val="0"/>
+          <w:numId w:val="8"/>
+        </w:numPr>
+      </w:pPr>
+      <w:r>
+        <w:t xml:space="preserve">Benutzerlogin-System </w:t>
+      </w:r>
+    </w:p>
+    <w:p>
+      <w:pPr>
+        <w:pStyle w:val="Listenabsatz"/>
+        <w:numPr>
+          <w:ilvl w:val="0"/>
+          <w:numId w:val="8"/>
+        </w:numPr>
+      </w:pPr>
+      <w:r>
+        <w:t xml:space="preserve">Moderne Web-App als PWA </w:t>
+      </w:r>
+    </w:p>
+    <w:p>
+      <w:pPr>
+        <w:pStyle w:val="Listenabsatz"/>
+        <w:numPr>
+          <w:ilvl w:val="0"/>
+          <w:numId w:val="8"/>
+        </w:numPr>
+      </w:pPr>
+      <w:r>
+        <w:t xml:space="preserve">Cloud-basierte Datenbank (Supabase) </w:t>
+      </w:r>
+    </w:p>
+    <w:p>
+      <w:pPr>
+        <w:pStyle w:val="berschrift2"/>
+      </w:pPr>
+      <w:bookmarkStart w:id="11" w:name="_Toc231907585"/>
+      <w:r>
+        <w:lastRenderedPageBreak/>
+        <w:t xml:space="preserve">1.7 </w:t>
+      </w:r>
+      <w:r>
+        <w:t>Zusammenfassung</w:t>
+      </w:r>
+      <w:bookmarkEnd w:id="11"/>
+    </w:p>
+    <w:p>
+      <w:r>
+        <w:t>Dieses Projekt ist eine moderne Full-Stack Webanwendung zur Analyse von Formel-1 Daten. Es kombiniert Frontend-Entwicklung, Datenbankdesign, API-Nutzung und Datenvisualisierung in einem realistischen und praxisnahen Szenario.</w:t>
+      </w:r>
+    </w:p>
+    <w:p>
+      <w:pPr>
+        <w:pStyle w:val="berschrift1"/>
+      </w:pPr>
+      <w:bookmarkStart w:id="12" w:name="_Toc231907586"/>
+      <w:r>
+        <w:t>2</w:t>
+      </w:r>
+      <w:r>
+        <w:t>.1</w:t>
+      </w:r>
+      <w:r>
+        <w:t xml:space="preserve"> Mögliche Risiken</w:t>
+      </w:r>
+      <w:bookmarkEnd w:id="12"/>
+      <w:r>
+        <w:t xml:space="preserve"> </w:t>
+      </w:r>
+    </w:p>
+    <w:p>
+      <w:pPr>
+        <w:pStyle w:val="berschrift2"/>
+      </w:pPr>
+      <w:bookmarkStart w:id="13" w:name="_Toc231907587"/>
+      <w:r>
+        <w:t>2.2 Erfahrung in verschiedenen Bereichen</w:t>
+      </w:r>
+      <w:bookmarkEnd w:id="13"/>
+      <w:r>
+        <w:t xml:space="preserve"> </w:t>
+      </w:r>
+    </w:p>
+    <w:p>
+      <w:r>
+        <w:t>Da ich in einigen Bereichen nur wenig oder keine Erfahrung habe, kann es bei der Programmierung oder bei der Verknüpfung der verschiedenen Komponenten zu Schwierigkeiten kommen. Deshalb muss ich darauf achten, meine Fähigkeiten realistisch einzuschätzen und mich nicht zu überschätzen. Andernfalls könnte dies den Fortschritt des Projekts erheblich beeinträchtigen.</w:t>
+      </w:r>
+    </w:p>
+    <w:p>
+      <w:pPr>
+        <w:pStyle w:val="berschrift2"/>
+      </w:pPr>
+      <w:bookmarkStart w:id="14" w:name="_Toc231907588"/>
+      <w:r>
+        <w:t>2.3 Zeitdruck</w:t>
+      </w:r>
+      <w:bookmarkEnd w:id="14"/>
+      <w:r>
+        <w:t xml:space="preserve"> </w:t>
+      </w:r>
+    </w:p>
+    <w:p>
+      <w:r>
+        <w:t>Ein weiterer Risikofaktor ist die verfügbare Zeit. Es besteht die Möglichkeit, dass ich ein zu umfangreiches Projekt gewählt habe. Zusätzlich war ich vor dem Projektstart zwei Tage krank, wodurch ich bereits zu Beginn in Rückstand geraten bin. Dies ist besonders ungünstig, da ich ursprünglich ein Projekt mit einem höheren Umfang und mehr Funktionen umsetzen wollte.</w:t>
+      </w:r>
+    </w:p>
+    <w:p>
+      <w:pPr>
+        <w:pStyle w:val="berschrift2"/>
+      </w:pPr>
+      <w:bookmarkStart w:id="15" w:name="_Toc231907589"/>
+      <w:r>
+        <w:t>2.4 Grosse Datenmengen</w:t>
+      </w:r>
+      <w:bookmarkEnd w:id="15"/>
+      <w:r>
+        <w:t xml:space="preserve"> </w:t>
+      </w:r>
+    </w:p>
+    <w:p>
+      <w:r>
+        <w:t>Auch die grosse Datenmenge stellt eine Herausforderung dar. In der Formel 1 fallen sehr viele Daten an, die verarbeitet und dargestellt werden müssen. Dabei besteht die Gefahr, dass Datensätze unvollständig oder fehlerhaft sind. Zudem können grosse Datenmengen zu längeren Ladezeiten führen, was die Benutzerfreundlichkeit der Anwendung beeinträchtigen würde. Aus diesem Grund müssen geeignete Massnahmen getroffen werden, um die Daten effizient zu verarbeiten und eine gute Performance sicherzustellen.</w:t>
+      </w:r>
+    </w:p>
+    <w:p>
+      <w:pPr>
+        <w:pStyle w:val="berschrift1"/>
+      </w:pPr>
+      <w:bookmarkStart w:id="16" w:name="_Toc231907590"/>
+      <w:r>
+        <w:rPr>
+          <w:noProof/>
+        </w:rPr>
+        <w:lastRenderedPageBreak/>
+        <w:drawing>
+          <wp:anchor distT="0" distB="0" distL="114300" distR="114300" simplePos="0" relativeHeight="251669504" behindDoc="0" locked="0" layoutInCell="1" allowOverlap="1" wp14:anchorId="53049A61" wp14:editId="20EDA8B1">
+            <wp:simplePos x="0" y="0"/>
+            <wp:positionH relativeFrom="margin">
+              <wp:align>left</wp:align>
+            </wp:positionH>
+            <wp:positionV relativeFrom="paragraph">
+              <wp:posOffset>364490</wp:posOffset>
+            </wp:positionV>
+            <wp:extent cx="5427980" cy="2992120"/>
+            <wp:effectExtent l="0" t="0" r="1270" b="0"/>
+            <wp:wrapTopAndBottom/>
+            <wp:docPr id="360293907" name="Grafik 6" descr="Gantt-Diagramm zeigt Aufgabenplanung und Zeitverlauf eines Projekts über 10 Tage mit farbigen Balken für einzelne Aufgaben. Aufgaben sind nummeriert und benannt, Balkenpositionen markieren Start- und Endtage, wichtige Meilensteine und Abhängigkeiten erkennbar."/>
+            <wp:cNvGraphicFramePr>
+              <a:graphicFrameLocks xmlns:a="http://schemas.openxmlformats.org/drawingml/2006/main" noChangeAspect="1"/>
+            </wp:cNvGraphicFramePr>
+            <a:graphic xmlns:a="http://schemas.openxmlformats.org/drawingml/2006/main">
+              <a:graphicData uri="http://schemas.openxmlformats.org/drawingml/2006/picture">
+                <pic:pic xmlns:pic="http://schemas.openxmlformats.org/drawingml/2006/picture">
+                  <pic:nvPicPr>
+                    <pic:cNvPr id="360293907" name="Grafik 6" descr="Gantt-Diagramm zeigt Aufgabenplanung und Zeitverlauf eines Projekts über 10 Tage mit farbigen Balken für einzelne Aufgaben. Aufgaben sind nummeriert und benannt, Balkenpositionen markieren Start- und Endtage, wichtige Meilensteine und Abhängigkeiten erkennbar."/>
+                    <pic:cNvPicPr/>
+                  </pic:nvPicPr>
+                  <pic:blipFill>
+                    <a:blip r:embed="rId12" cstate="print">
+                      <a:extLst>
+                        <a:ext uri="{28A0092B-C50C-407E-A947-70E740481C1C}">
+                          <a14:useLocalDpi xmlns:a14="http://schemas.microsoft.com/office/drawing/2010/main" val="0"/>
+                        </a:ext>
+                      </a:extLst>
+                    </a:blip>
+                    <a:stretch>
+                      <a:fillRect/>
+                    </a:stretch>
+                  </pic:blipFill>
+                  <pic:spPr>
+                    <a:xfrm>
+                      <a:off x="0" y="0"/>
+                      <a:ext cx="5427980" cy="2992120"/>
+                    </a:xfrm>
+                    <a:prstGeom prst="rect">
+                      <a:avLst/>
+                    </a:prstGeom>
+                  </pic:spPr>
+                </pic:pic>
+              </a:graphicData>
+            </a:graphic>
+            <wp14:sizeRelH relativeFrom="margin">
+              <wp14:pctWidth>0</wp14:pctWidth>
+            </wp14:sizeRelH>
+            <wp14:sizeRelV relativeFrom="margin">
+              <wp14:pctHeight>0</wp14:pctHeight>
+            </wp14:sizeRelV>
+          </wp:anchor>
+        </w:drawing>
+      </w:r>
+      <w:r>
+        <w:t xml:space="preserve">3.1 </w:t>
+      </w:r>
+      <w:r>
+        <w:t>Planung</w:t>
+      </w:r>
+      <w:bookmarkEnd w:id="16"/>
+      <w:r>
+        <w:t xml:space="preserve"> </w:t>
+      </w:r>
+    </w:p>
+    <w:p>
+      <w:pPr>
+        <w:pStyle w:val="berschrift1"/>
+      </w:pPr>
+      <w:bookmarkStart w:id="17" w:name="_Toc231907591"/>
+      <w:r>
+        <w:t>4</w:t>
+      </w:r>
+      <w:r>
+        <w:t>.1</w:t>
+      </w:r>
+      <w:r>
+        <w:t>Entscheidung</w:t>
+      </w:r>
+      <w:bookmarkEnd w:id="17"/>
+      <w:r>
+        <w:t xml:space="preserve"> </w:t>
+      </w:r>
+    </w:p>
+    <w:p>
+      <w:pPr>
+        <w:pStyle w:val="berschrift2"/>
+      </w:pPr>
+      <w:bookmarkStart w:id="18" w:name="_Toc231907592"/>
+      <w:r>
+        <w:t>4</w:t>
+      </w:r>
+      <w:r>
+        <w:t xml:space="preserve">.2 </w:t>
+      </w:r>
+      <w:r>
+        <w:t>Expo oder PWA?</w:t>
+      </w:r>
+      <w:bookmarkEnd w:id="18"/>
+      <w:r>
+        <w:t xml:space="preserve"> </w:t>
+      </w:r>
+    </w:p>
+    <w:p>
+      <w:r>
+        <w:t>Bereits zu Beginn des Projekts musste ich mehrere wichtige Entscheidungen treffen. Eine der ersten Fragen war, auf welcher Plattform ich meine Anwendung entwickeln möchte. Anfangs plante ich, die App mit Expo zu erstellen, da ich mich bereits mit dieser Möglichkeit beschäftigt hatte. Nach genauerer Überlegung stellte sich jedoch heraus, dass dies für mein Projekt nicht die beste Lösung war. Durch ein Gespräch mit Reto wurde mir die Entwicklung als Progressive Web App (PWA) vorgeschlagen.</w:t>
+      </w:r>
+    </w:p>
+    <w:p>
+      <w:pPr>
+        <w:pStyle w:val="berschrift2"/>
+      </w:pPr>
+      <w:bookmarkStart w:id="19" w:name="_Toc231907593"/>
+      <w:r>
+        <w:t>4</w:t>
+      </w:r>
+      <w:r>
+        <w:t xml:space="preserve">.3 </w:t>
+      </w:r>
+      <w:r>
+        <w:t>Erklärung von PWA</w:t>
+      </w:r>
+      <w:bookmarkEnd w:id="19"/>
+      <w:r>
+        <w:t xml:space="preserve"> </w:t>
+      </w:r>
+    </w:p>
+    <w:p>
+      <w:r>
+        <w:t>Eine PWA bietet den Vorteil, dass die Anwendung als normale Webseite aufgerufen werden kann, sich aber gleichzeitig wie eine App verhält. Nutzer können die Webseite besuchen und diese anschliessend mit wenigen Klicks auf dem Startbildschirm ihres Smartphones oder Tablets installieren. Dadurch erhält die Anwendung ein appähnliches Erscheinungsbild, ohne dass sie über einen App Store veröffentlicht werden muss. Nach einer Analyse der Vor- und Nachteile entschied ich mich deshalb für die Umsetzung als PWA.</w:t>
+      </w:r>
+    </w:p>
+    <w:p>
+      <w:pPr>
+        <w:pStyle w:val="berschrift2"/>
+      </w:pPr>
+      <w:bookmarkStart w:id="20" w:name="_Toc231907594"/>
+      <w:r>
+        <w:t>4</w:t>
+      </w:r>
+      <w:r>
+        <w:t xml:space="preserve">.4 </w:t>
+      </w:r>
+      <w:r>
+        <w:t>Hosting der Webseite</w:t>
+      </w:r>
+      <w:bookmarkEnd w:id="20"/>
+      <w:r>
+        <w:t xml:space="preserve"> </w:t>
+      </w:r>
+    </w:p>
+    <w:p>
+      <w:r>
+        <w:t xml:space="preserve">Eine weitere wichtige Entscheidung betraf das Hosting der Anwendung. Zu Beginn wusste ich nicht, wo ich die Webseite veröffentlichen und dauerhaft bereitstellen könnte. Dabei war für mich besonders wichtig, eine Lösung zu finden, die keine zusätzlichen Kosten verursacht. Nach verschiedenen Überlegungen entschied ich mich für GitHub Pages. Diese Möglichkeit war mir bereits aus dem Basislehrjahr bekannt, da </w:t>
+      </w:r>
+      <w:r>
+        <w:lastRenderedPageBreak/>
+        <w:t>sie dort mehrfach erwähnt und eingesetzt wurde. GitHub Pages ermöglicht es, statische Webseiten kostenlos direkt aus einem GitHub-Repository zu veröffentlichen. Dadurch konnte ich die Anwendung einfach hosten und gleichzeitig von den Vorteilen der Versionsverwaltung mit GitHub profitieren.</w:t>
+      </w:r>
+    </w:p>
+    <w:p>
+      <w:pPr>
+        <w:pStyle w:val="berschrift2"/>
+      </w:pPr>
+      <w:bookmarkStart w:id="21" w:name="_Toc231907595"/>
+      <w:r>
+        <w:t>4</w:t>
+      </w:r>
+      <w:r>
+        <w:t xml:space="preserve">.5 </w:t>
+      </w:r>
+      <w:r>
+        <w:t>Entschluss meiner Entscheidungen</w:t>
+      </w:r>
+      <w:bookmarkEnd w:id="21"/>
+      <w:r>
+        <w:t xml:space="preserve"> </w:t>
+      </w:r>
+    </w:p>
+    <w:p>
+      <w:r>
+        <w:t>Die Wahl einer Progressive Web App in Kombination mit GitHub Pages erwies sich als eine passende Lösung für mein Projekt. Dadurch konnte ich die Anwendung kostenlos veröffentlichen und gleichzeitig eine benutzerfreundliche App-ähnliche Erfahrung für die Nutzer schaffen.</w:t>
+      </w:r>
+    </w:p>
     <w:p/>
-    <w:p>
-      <w:pPr>
-        <w:pStyle w:val="berschrift1"/>
-      </w:pPr>
-      <w:bookmarkStart w:id="0" w:name="_Toc231820046"/>
-      <w:r>
-        <w:t>Kapitel 1</w:t>
-      </w:r>
-      <w:bookmarkEnd w:id="0"/>
-      <w:r>
-        <w:t xml:space="preserve"> </w:t>
-      </w:r>
-    </w:p>
-    <w:p>
-      <w:pPr>
-        <w:pStyle w:val="berschrift2"/>
-      </w:pPr>
-      <w:bookmarkStart w:id="1" w:name="_Toc231820047"/>
-      <w:r>
-        <w:t>Kapitel 2</w:t>
-      </w:r>
-      <w:bookmarkEnd w:id="1"/>
-      <w:r>
-        <w:t xml:space="preserve"> </w:t>
-      </w:r>
-    </w:p>
-    <w:p>
-      <w:pPr>
-        <w:pStyle w:val="berschrift3"/>
-      </w:pPr>
-      <w:bookmarkStart w:id="2" w:name="_Toc231820048"/>
-      <w:r>
-        <w:t>Kapitel 3</w:t>
-      </w:r>
-      <w:bookmarkEnd w:id="2"/>
-      <w:r>
-        <w:t xml:space="preserve"> </w:t>
-      </w:r>
-    </w:p>
-    <w:p>
-      <w:pPr>
-        <w:pStyle w:val="berschrift4"/>
-      </w:pPr>
-      <w:r>
-        <w:t xml:space="preserve">Kapitel 4 </w:t>
-      </w:r>
-    </w:p>
-    <w:p>
-      <w:pPr>
-        <w:pStyle w:val="Untertitel"/>
-      </w:pPr>
-    </w:p>
     <w:sectPr>
-      <w:headerReference w:type="default" r:id="rId11"/>
-      <w:footerReference w:type="default" r:id="rId12"/>
-      <w:headerReference w:type="first" r:id="rId13"/>
-      <w:footerReference w:type="first" r:id="rId14"/>
+      <w:headerReference w:type="default" r:id="rId13"/>
+      <w:footerReference w:type="default" r:id="rId14"/>
+      <w:headerReference w:type="first" r:id="rId15"/>
+      <w:footerReference w:type="first" r:id="rId16"/>
       <w:pgSz w:w="11906" w:h="16838"/>
       <w:pgMar w:top="1417" w:right="1417" w:bottom="1134" w:left="1417" w:header="708" w:footer="708" w:gutter="0"/>
       <w:pgNumType w:start="0"/>
@@ -1190,13 +3687,20 @@
   <w:p>
     <w:pPr>
       <w:pStyle w:val="Kopfzeile"/>
+      <w:tabs>
+        <w:tab w:val="clear" w:pos="9072"/>
+        <w:tab w:val="left" w:pos="5628"/>
+      </w:tabs>
+      <w:rPr>
+        <w:lang w:val="fr-CH"/>
+      </w:rPr>
     </w:pPr>
     <w:r>
       <w:fldChar w:fldCharType="begin"/>
     </w:r>
     <w:r>
       <w:rPr>
-        <w:lang w:val="de-DE"/>
+        <w:lang w:val="fr-CH"/>
       </w:rPr>
       <w:instrText xml:space="preserve"> FILENAME \* MERGEFORMAT </w:instrText>
     </w:r>
@@ -1206,7 +3710,7 @@
     <w:r>
       <w:rPr>
         <w:noProof/>
-        <w:lang w:val="de-DE"/>
+        <w:lang w:val="fr-CH"/>
       </w:rPr>
       <w:t>Dokumentation_F1-app_durani.docx</w:t>
     </w:r>
@@ -1215,14 +3719,14 @@
     </w:r>
     <w:r>
       <w:rPr>
-        <w:lang w:val="de-DE"/>
+        <w:lang w:val="fr-CH"/>
       </w:rPr>
       <w:tab/>
     </w:r>
     <w:sdt>
       <w:sdtPr>
         <w:rPr>
-          <w:lang w:val="de-DE"/>
+          <w:lang w:val="fr-CH"/>
         </w:rPr>
         <w:alias w:val="Titel"/>
         <w:tag w:val=""/>
@@ -1236,12 +3740,31 @@
       <w:sdtContent>
         <w:r>
           <w:rPr>
-            <w:lang w:val="de-DE"/>
+            <w:lang w:val="fr-CH"/>
           </w:rPr>
           <w:t>F1-App</w:t>
         </w:r>
       </w:sdtContent>
     </w:sdt>
+    <w:r>
+      <w:rPr>
+        <w:lang w:val="fr-CH"/>
+      </w:rPr>
+      <w:tab/>
+      <w:t>vers</w:t>
+    </w:r>
+    <w:r>
+      <w:rPr>
+        <w:lang w:val="fr-CH"/>
+      </w:rPr>
+      <w:t>ion 1.</w:t>
+    </w:r>
+    <w:r>
+      <w:rPr>
+        <w:lang w:val="fr-CH"/>
+      </w:rPr>
+      <w:t>1</w:t>
+    </w:r>
   </w:p>
 </w:hdr>
 </file>
@@ -1278,15 +3801,946 @@
         <w:text/>
       </w:sdtPr>
       <w:sdtContent>
-        <w:proofErr w:type="spellStart"/>
         <w:r>
           <w:t>Ruag</w:t>
         </w:r>
-        <w:proofErr w:type="spellEnd"/>
       </w:sdtContent>
     </w:sdt>
   </w:p>
 </w:hdr>
+</file>
+
+<file path=word/numbering.xml><?xml version="1.0" encoding="utf-8"?>
+<w:numbering xmlns:wpc="http://schemas.microsoft.com/office/word/2010/wordprocessingCanvas" xmlns:cx="http://schemas.microsoft.com/office/drawing/2014/chartex" xmlns:cx1="http://schemas.microsoft.com/office/drawing/2015/9/8/chartex" xmlns:cx2="http://schemas.microsoft.com/office/drawing/2015/10/21/chartex" xmlns:cx3="http://schemas.microsoft.com/office/drawing/2016/5/9/chartex" xmlns:cx4="http://schemas.microsoft.com/office/drawing/2016/5/10/chartex" xmlns:cx5="http://schemas.microsoft.com/office/drawing/2016/5/11/chartex" xmlns:cx6="http://schemas.microsoft.com/office/drawing/2016/5/12/chartex" xmlns:cx7="http://schemas.microsoft.com/office/drawing/2016/5/13/chartex" xmlns:cx8="http://schemas.microsoft.com/office/drawing/2016/5/14/chartex" xmlns:mc="http://schemas.openxmlformats.org/markup-compatibility/2006" xmlns:aink="http://schemas.microsoft.com/office/drawing/2016/ink" xmlns:am3d="http://schemas.microsoft.com/office/drawing/2017/model3d" xmlns:o="urn:schemas-microsoft-com:office:office" xmlns:oel="http://schemas.microsoft.com/office/2019/extlst" xmlns:r="http://schemas.openxmlformats.org/officeDocument/2006/relationships" xmlns:m="http://schemas.openxmlformats.org/officeDocument/2006/math" xmlns:v="urn:schemas-microsoft-com:vml" xmlns:wp14="http://schemas.microsoft.com/office/word/2010/wordprocessingDrawing" xmlns:wp="http://schemas.openxmlformats.org/drawingml/2006/wordprocessingDrawing" xmlns:w10="urn:schemas-microsoft-com:office:word" xmlns:w="http://schemas.openxmlformats.org/wordprocessingml/2006/main" xmlns:w14="http://schemas.microsoft.com/office/word/2010/wordml" xmlns:w15="http://schemas.microsoft.com/office/word/2012/wordml" xmlns:w16cex="http://schemas.microsoft.com/office/word/2018/wordml/cex" xmlns:w16cid="http://schemas.microsoft.com/office/word/2016/wordml/cid" xmlns:w16="http://schemas.microsoft.com/office/word/2018/wordml" xmlns:w16du="http://schemas.microsoft.com/office/word/2023/wordml/word16du" xmlns:w16sdtdh="http://schemas.microsoft.com/office/word/2020/wordml/sdtdatahash" xmlns:w16sdtfl="http://schemas.microsoft.com/office/word/2024/wordml/sdtformatlock" xmlns:w16se="http://schemas.microsoft.com/office/word/2015/wordml/symex" xmlns:wpg="http://schemas.microsoft.com/office/word/2010/wordprocessingGroup" xmlns:wpi="http://schemas.microsoft.com/office/word/2010/wordprocessingInk" xmlns:wne="http://schemas.microsoft.com/office/word/2006/wordml" xmlns:wps="http://schemas.microsoft.com/office/word/2010/wordprocessingShape" mc:Ignorable="w14 w15 w16se w16cid w16 w16cex w16sdtdh w16sdtfl w16du wp14">
+  <w:abstractNum w:abstractNumId="0" w15:restartNumberingAfterBreak="0">
+    <w:nsid w:val="018D327B"/>
+    <w:multiLevelType w:val="hybridMultilevel"/>
+    <w:tmpl w:val="A20AFEC6"/>
+    <w:lvl w:ilvl="0" w:tplc="08070001">
+      <w:start w:val="1"/>
+      <w:numFmt w:val="bullet"/>
+      <w:lvlText w:val=""/>
+      <w:lvlJc w:val="left"/>
+      <w:pPr>
+        <w:ind w:left="1080" w:hanging="360"/>
+      </w:pPr>
+      <w:rPr>
+        <w:rFonts w:ascii="Symbol" w:hAnsi="Symbol" w:hint="default"/>
+      </w:rPr>
+    </w:lvl>
+    <w:lvl w:ilvl="1" w:tplc="08070003" w:tentative="1">
+      <w:start w:val="1"/>
+      <w:numFmt w:val="bullet"/>
+      <w:lvlText w:val="o"/>
+      <w:lvlJc w:val="left"/>
+      <w:pPr>
+        <w:ind w:left="1800" w:hanging="360"/>
+      </w:pPr>
+      <w:rPr>
+        <w:rFonts w:ascii="Courier New" w:hAnsi="Courier New" w:cs="Courier New" w:hint="default"/>
+      </w:rPr>
+    </w:lvl>
+    <w:lvl w:ilvl="2" w:tplc="08070005" w:tentative="1">
+      <w:start w:val="1"/>
+      <w:numFmt w:val="bullet"/>
+      <w:lvlText w:val=""/>
+      <w:lvlJc w:val="left"/>
+      <w:pPr>
+        <w:ind w:left="2520" w:hanging="360"/>
+      </w:pPr>
+      <w:rPr>
+        <w:rFonts w:ascii="Wingdings" w:hAnsi="Wingdings" w:hint="default"/>
+      </w:rPr>
+    </w:lvl>
+    <w:lvl w:ilvl="3" w:tplc="08070001" w:tentative="1">
+      <w:start w:val="1"/>
+      <w:numFmt w:val="bullet"/>
+      <w:lvlText w:val=""/>
+      <w:lvlJc w:val="left"/>
+      <w:pPr>
+        <w:ind w:left="3240" w:hanging="360"/>
+      </w:pPr>
+      <w:rPr>
+        <w:rFonts w:ascii="Symbol" w:hAnsi="Symbol" w:hint="default"/>
+      </w:rPr>
+    </w:lvl>
+    <w:lvl w:ilvl="4" w:tplc="08070003" w:tentative="1">
+      <w:start w:val="1"/>
+      <w:numFmt w:val="bullet"/>
+      <w:lvlText w:val="o"/>
+      <w:lvlJc w:val="left"/>
+      <w:pPr>
+        <w:ind w:left="3960" w:hanging="360"/>
+      </w:pPr>
+      <w:rPr>
+        <w:rFonts w:ascii="Courier New" w:hAnsi="Courier New" w:cs="Courier New" w:hint="default"/>
+      </w:rPr>
+    </w:lvl>
+    <w:lvl w:ilvl="5" w:tplc="08070005" w:tentative="1">
+      <w:start w:val="1"/>
+      <w:numFmt w:val="bullet"/>
+      <w:lvlText w:val=""/>
+      <w:lvlJc w:val="left"/>
+      <w:pPr>
+        <w:ind w:left="4680" w:hanging="360"/>
+      </w:pPr>
+      <w:rPr>
+        <w:rFonts w:ascii="Wingdings" w:hAnsi="Wingdings" w:hint="default"/>
+      </w:rPr>
+    </w:lvl>
+    <w:lvl w:ilvl="6" w:tplc="08070001" w:tentative="1">
+      <w:start w:val="1"/>
+      <w:numFmt w:val="bullet"/>
+      <w:lvlText w:val=""/>
+      <w:lvlJc w:val="left"/>
+      <w:pPr>
+        <w:ind w:left="5400" w:hanging="360"/>
+      </w:pPr>
+      <w:rPr>
+        <w:rFonts w:ascii="Symbol" w:hAnsi="Symbol" w:hint="default"/>
+      </w:rPr>
+    </w:lvl>
+    <w:lvl w:ilvl="7" w:tplc="08070003" w:tentative="1">
+      <w:start w:val="1"/>
+      <w:numFmt w:val="bullet"/>
+      <w:lvlText w:val="o"/>
+      <w:lvlJc w:val="left"/>
+      <w:pPr>
+        <w:ind w:left="6120" w:hanging="360"/>
+      </w:pPr>
+      <w:rPr>
+        <w:rFonts w:ascii="Courier New" w:hAnsi="Courier New" w:cs="Courier New" w:hint="default"/>
+      </w:rPr>
+    </w:lvl>
+    <w:lvl w:ilvl="8" w:tplc="08070005" w:tentative="1">
+      <w:start w:val="1"/>
+      <w:numFmt w:val="bullet"/>
+      <w:lvlText w:val=""/>
+      <w:lvlJc w:val="left"/>
+      <w:pPr>
+        <w:ind w:left="6840" w:hanging="360"/>
+      </w:pPr>
+      <w:rPr>
+        <w:rFonts w:ascii="Wingdings" w:hAnsi="Wingdings" w:hint="default"/>
+      </w:rPr>
+    </w:lvl>
+  </w:abstractNum>
+  <w:abstractNum w:abstractNumId="1" w15:restartNumberingAfterBreak="0">
+    <w:nsid w:val="286148BD"/>
+    <w:multiLevelType w:val="hybridMultilevel"/>
+    <w:tmpl w:val="A18CE9EC"/>
+    <w:lvl w:ilvl="0" w:tplc="08070001">
+      <w:start w:val="1"/>
+      <w:numFmt w:val="bullet"/>
+      <w:lvlText w:val=""/>
+      <w:lvlJc w:val="left"/>
+      <w:pPr>
+        <w:ind w:left="1080" w:hanging="360"/>
+      </w:pPr>
+      <w:rPr>
+        <w:rFonts w:ascii="Symbol" w:hAnsi="Symbol" w:hint="default"/>
+      </w:rPr>
+    </w:lvl>
+    <w:lvl w:ilvl="1" w:tplc="08070003" w:tentative="1">
+      <w:start w:val="1"/>
+      <w:numFmt w:val="bullet"/>
+      <w:lvlText w:val="o"/>
+      <w:lvlJc w:val="left"/>
+      <w:pPr>
+        <w:ind w:left="1800" w:hanging="360"/>
+      </w:pPr>
+      <w:rPr>
+        <w:rFonts w:ascii="Courier New" w:hAnsi="Courier New" w:cs="Courier New" w:hint="default"/>
+      </w:rPr>
+    </w:lvl>
+    <w:lvl w:ilvl="2" w:tplc="08070005" w:tentative="1">
+      <w:start w:val="1"/>
+      <w:numFmt w:val="bullet"/>
+      <w:lvlText w:val=""/>
+      <w:lvlJc w:val="left"/>
+      <w:pPr>
+        <w:ind w:left="2520" w:hanging="360"/>
+      </w:pPr>
+      <w:rPr>
+        <w:rFonts w:ascii="Wingdings" w:hAnsi="Wingdings" w:hint="default"/>
+      </w:rPr>
+    </w:lvl>
+    <w:lvl w:ilvl="3" w:tplc="08070001" w:tentative="1">
+      <w:start w:val="1"/>
+      <w:numFmt w:val="bullet"/>
+      <w:lvlText w:val=""/>
+      <w:lvlJc w:val="left"/>
+      <w:pPr>
+        <w:ind w:left="3240" w:hanging="360"/>
+      </w:pPr>
+      <w:rPr>
+        <w:rFonts w:ascii="Symbol" w:hAnsi="Symbol" w:hint="default"/>
+      </w:rPr>
+    </w:lvl>
+    <w:lvl w:ilvl="4" w:tplc="08070003" w:tentative="1">
+      <w:start w:val="1"/>
+      <w:numFmt w:val="bullet"/>
+      <w:lvlText w:val="o"/>
+      <w:lvlJc w:val="left"/>
+      <w:pPr>
+        <w:ind w:left="3960" w:hanging="360"/>
+      </w:pPr>
+      <w:rPr>
+        <w:rFonts w:ascii="Courier New" w:hAnsi="Courier New" w:cs="Courier New" w:hint="default"/>
+      </w:rPr>
+    </w:lvl>
+    <w:lvl w:ilvl="5" w:tplc="08070005" w:tentative="1">
+      <w:start w:val="1"/>
+      <w:numFmt w:val="bullet"/>
+      <w:lvlText w:val=""/>
+      <w:lvlJc w:val="left"/>
+      <w:pPr>
+        <w:ind w:left="4680" w:hanging="360"/>
+      </w:pPr>
+      <w:rPr>
+        <w:rFonts w:ascii="Wingdings" w:hAnsi="Wingdings" w:hint="default"/>
+      </w:rPr>
+    </w:lvl>
+    <w:lvl w:ilvl="6" w:tplc="08070001" w:tentative="1">
+      <w:start w:val="1"/>
+      <w:numFmt w:val="bullet"/>
+      <w:lvlText w:val=""/>
+      <w:lvlJc w:val="left"/>
+      <w:pPr>
+        <w:ind w:left="5400" w:hanging="360"/>
+      </w:pPr>
+      <w:rPr>
+        <w:rFonts w:ascii="Symbol" w:hAnsi="Symbol" w:hint="default"/>
+      </w:rPr>
+    </w:lvl>
+    <w:lvl w:ilvl="7" w:tplc="08070003" w:tentative="1">
+      <w:start w:val="1"/>
+      <w:numFmt w:val="bullet"/>
+      <w:lvlText w:val="o"/>
+      <w:lvlJc w:val="left"/>
+      <w:pPr>
+        <w:ind w:left="6120" w:hanging="360"/>
+      </w:pPr>
+      <w:rPr>
+        <w:rFonts w:ascii="Courier New" w:hAnsi="Courier New" w:cs="Courier New" w:hint="default"/>
+      </w:rPr>
+    </w:lvl>
+    <w:lvl w:ilvl="8" w:tplc="08070005" w:tentative="1">
+      <w:start w:val="1"/>
+      <w:numFmt w:val="bullet"/>
+      <w:lvlText w:val=""/>
+      <w:lvlJc w:val="left"/>
+      <w:pPr>
+        <w:ind w:left="6840" w:hanging="360"/>
+      </w:pPr>
+      <w:rPr>
+        <w:rFonts w:ascii="Wingdings" w:hAnsi="Wingdings" w:hint="default"/>
+      </w:rPr>
+    </w:lvl>
+  </w:abstractNum>
+  <w:abstractNum w:abstractNumId="2" w15:restartNumberingAfterBreak="0">
+    <w:nsid w:val="300C7341"/>
+    <w:multiLevelType w:val="hybridMultilevel"/>
+    <w:tmpl w:val="BB380A6C"/>
+    <w:lvl w:ilvl="0" w:tplc="08070001">
+      <w:start w:val="1"/>
+      <w:numFmt w:val="bullet"/>
+      <w:lvlText w:val=""/>
+      <w:lvlJc w:val="left"/>
+      <w:pPr>
+        <w:ind w:left="1080" w:hanging="360"/>
+      </w:pPr>
+      <w:rPr>
+        <w:rFonts w:ascii="Symbol" w:hAnsi="Symbol" w:hint="default"/>
+      </w:rPr>
+    </w:lvl>
+    <w:lvl w:ilvl="1" w:tplc="08070003" w:tentative="1">
+      <w:start w:val="1"/>
+      <w:numFmt w:val="bullet"/>
+      <w:lvlText w:val="o"/>
+      <w:lvlJc w:val="left"/>
+      <w:pPr>
+        <w:ind w:left="1800" w:hanging="360"/>
+      </w:pPr>
+      <w:rPr>
+        <w:rFonts w:ascii="Courier New" w:hAnsi="Courier New" w:cs="Courier New" w:hint="default"/>
+      </w:rPr>
+    </w:lvl>
+    <w:lvl w:ilvl="2" w:tplc="08070005" w:tentative="1">
+      <w:start w:val="1"/>
+      <w:numFmt w:val="bullet"/>
+      <w:lvlText w:val=""/>
+      <w:lvlJc w:val="left"/>
+      <w:pPr>
+        <w:ind w:left="2520" w:hanging="360"/>
+      </w:pPr>
+      <w:rPr>
+        <w:rFonts w:ascii="Wingdings" w:hAnsi="Wingdings" w:hint="default"/>
+      </w:rPr>
+    </w:lvl>
+    <w:lvl w:ilvl="3" w:tplc="08070001" w:tentative="1">
+      <w:start w:val="1"/>
+      <w:numFmt w:val="bullet"/>
+      <w:lvlText w:val=""/>
+      <w:lvlJc w:val="left"/>
+      <w:pPr>
+        <w:ind w:left="3240" w:hanging="360"/>
+      </w:pPr>
+      <w:rPr>
+        <w:rFonts w:ascii="Symbol" w:hAnsi="Symbol" w:hint="default"/>
+      </w:rPr>
+    </w:lvl>
+    <w:lvl w:ilvl="4" w:tplc="08070003" w:tentative="1">
+      <w:start w:val="1"/>
+      <w:numFmt w:val="bullet"/>
+      <w:lvlText w:val="o"/>
+      <w:lvlJc w:val="left"/>
+      <w:pPr>
+        <w:ind w:left="3960" w:hanging="360"/>
+      </w:pPr>
+      <w:rPr>
+        <w:rFonts w:ascii="Courier New" w:hAnsi="Courier New" w:cs="Courier New" w:hint="default"/>
+      </w:rPr>
+    </w:lvl>
+    <w:lvl w:ilvl="5" w:tplc="08070005" w:tentative="1">
+      <w:start w:val="1"/>
+      <w:numFmt w:val="bullet"/>
+      <w:lvlText w:val=""/>
+      <w:lvlJc w:val="left"/>
+      <w:pPr>
+        <w:ind w:left="4680" w:hanging="360"/>
+      </w:pPr>
+      <w:rPr>
+        <w:rFonts w:ascii="Wingdings" w:hAnsi="Wingdings" w:hint="default"/>
+      </w:rPr>
+    </w:lvl>
+    <w:lvl w:ilvl="6" w:tplc="08070001" w:tentative="1">
+      <w:start w:val="1"/>
+      <w:numFmt w:val="bullet"/>
+      <w:lvlText w:val=""/>
+      <w:lvlJc w:val="left"/>
+      <w:pPr>
+        <w:ind w:left="5400" w:hanging="360"/>
+      </w:pPr>
+      <w:rPr>
+        <w:rFonts w:ascii="Symbol" w:hAnsi="Symbol" w:hint="default"/>
+      </w:rPr>
+    </w:lvl>
+    <w:lvl w:ilvl="7" w:tplc="08070003" w:tentative="1">
+      <w:start w:val="1"/>
+      <w:numFmt w:val="bullet"/>
+      <w:lvlText w:val="o"/>
+      <w:lvlJc w:val="left"/>
+      <w:pPr>
+        <w:ind w:left="6120" w:hanging="360"/>
+      </w:pPr>
+      <w:rPr>
+        <w:rFonts w:ascii="Courier New" w:hAnsi="Courier New" w:cs="Courier New" w:hint="default"/>
+      </w:rPr>
+    </w:lvl>
+    <w:lvl w:ilvl="8" w:tplc="08070005" w:tentative="1">
+      <w:start w:val="1"/>
+      <w:numFmt w:val="bullet"/>
+      <w:lvlText w:val=""/>
+      <w:lvlJc w:val="left"/>
+      <w:pPr>
+        <w:ind w:left="6840" w:hanging="360"/>
+      </w:pPr>
+      <w:rPr>
+        <w:rFonts w:ascii="Wingdings" w:hAnsi="Wingdings" w:hint="default"/>
+      </w:rPr>
+    </w:lvl>
+  </w:abstractNum>
+  <w:abstractNum w:abstractNumId="3" w15:restartNumberingAfterBreak="0">
+    <w:nsid w:val="4BA82D3F"/>
+    <w:multiLevelType w:val="hybridMultilevel"/>
+    <w:tmpl w:val="045A6F88"/>
+    <w:lvl w:ilvl="0" w:tplc="08070001">
+      <w:start w:val="1"/>
+      <w:numFmt w:val="bullet"/>
+      <w:lvlText w:val=""/>
+      <w:lvlJc w:val="left"/>
+      <w:pPr>
+        <w:ind w:left="1080" w:hanging="360"/>
+      </w:pPr>
+      <w:rPr>
+        <w:rFonts w:ascii="Symbol" w:hAnsi="Symbol" w:hint="default"/>
+      </w:rPr>
+    </w:lvl>
+    <w:lvl w:ilvl="1" w:tplc="08070003" w:tentative="1">
+      <w:start w:val="1"/>
+      <w:numFmt w:val="bullet"/>
+      <w:lvlText w:val="o"/>
+      <w:lvlJc w:val="left"/>
+      <w:pPr>
+        <w:ind w:left="1800" w:hanging="360"/>
+      </w:pPr>
+      <w:rPr>
+        <w:rFonts w:ascii="Courier New" w:hAnsi="Courier New" w:cs="Courier New" w:hint="default"/>
+      </w:rPr>
+    </w:lvl>
+    <w:lvl w:ilvl="2" w:tplc="08070005" w:tentative="1">
+      <w:start w:val="1"/>
+      <w:numFmt w:val="bullet"/>
+      <w:lvlText w:val=""/>
+      <w:lvlJc w:val="left"/>
+      <w:pPr>
+        <w:ind w:left="2520" w:hanging="360"/>
+      </w:pPr>
+      <w:rPr>
+        <w:rFonts w:ascii="Wingdings" w:hAnsi="Wingdings" w:hint="default"/>
+      </w:rPr>
+    </w:lvl>
+    <w:lvl w:ilvl="3" w:tplc="08070001" w:tentative="1">
+      <w:start w:val="1"/>
+      <w:numFmt w:val="bullet"/>
+      <w:lvlText w:val=""/>
+      <w:lvlJc w:val="left"/>
+      <w:pPr>
+        <w:ind w:left="3240" w:hanging="360"/>
+      </w:pPr>
+      <w:rPr>
+        <w:rFonts w:ascii="Symbol" w:hAnsi="Symbol" w:hint="default"/>
+      </w:rPr>
+    </w:lvl>
+    <w:lvl w:ilvl="4" w:tplc="08070003" w:tentative="1">
+      <w:start w:val="1"/>
+      <w:numFmt w:val="bullet"/>
+      <w:lvlText w:val="o"/>
+      <w:lvlJc w:val="left"/>
+      <w:pPr>
+        <w:ind w:left="3960" w:hanging="360"/>
+      </w:pPr>
+      <w:rPr>
+        <w:rFonts w:ascii="Courier New" w:hAnsi="Courier New" w:cs="Courier New" w:hint="default"/>
+      </w:rPr>
+    </w:lvl>
+    <w:lvl w:ilvl="5" w:tplc="08070005" w:tentative="1">
+      <w:start w:val="1"/>
+      <w:numFmt w:val="bullet"/>
+      <w:lvlText w:val=""/>
+      <w:lvlJc w:val="left"/>
+      <w:pPr>
+        <w:ind w:left="4680" w:hanging="360"/>
+      </w:pPr>
+      <w:rPr>
+        <w:rFonts w:ascii="Wingdings" w:hAnsi="Wingdings" w:hint="default"/>
+      </w:rPr>
+    </w:lvl>
+    <w:lvl w:ilvl="6" w:tplc="08070001" w:tentative="1">
+      <w:start w:val="1"/>
+      <w:numFmt w:val="bullet"/>
+      <w:lvlText w:val=""/>
+      <w:lvlJc w:val="left"/>
+      <w:pPr>
+        <w:ind w:left="5400" w:hanging="360"/>
+      </w:pPr>
+      <w:rPr>
+        <w:rFonts w:ascii="Symbol" w:hAnsi="Symbol" w:hint="default"/>
+      </w:rPr>
+    </w:lvl>
+    <w:lvl w:ilvl="7" w:tplc="08070003" w:tentative="1">
+      <w:start w:val="1"/>
+      <w:numFmt w:val="bullet"/>
+      <w:lvlText w:val="o"/>
+      <w:lvlJc w:val="left"/>
+      <w:pPr>
+        <w:ind w:left="6120" w:hanging="360"/>
+      </w:pPr>
+      <w:rPr>
+        <w:rFonts w:ascii="Courier New" w:hAnsi="Courier New" w:cs="Courier New" w:hint="default"/>
+      </w:rPr>
+    </w:lvl>
+    <w:lvl w:ilvl="8" w:tplc="08070005" w:tentative="1">
+      <w:start w:val="1"/>
+      <w:numFmt w:val="bullet"/>
+      <w:lvlText w:val=""/>
+      <w:lvlJc w:val="left"/>
+      <w:pPr>
+        <w:ind w:left="6840" w:hanging="360"/>
+      </w:pPr>
+      <w:rPr>
+        <w:rFonts w:ascii="Wingdings" w:hAnsi="Wingdings" w:hint="default"/>
+      </w:rPr>
+    </w:lvl>
+  </w:abstractNum>
+  <w:abstractNum w:abstractNumId="4" w15:restartNumberingAfterBreak="0">
+    <w:nsid w:val="52F37D9E"/>
+    <w:multiLevelType w:val="hybridMultilevel"/>
+    <w:tmpl w:val="E982B94E"/>
+    <w:lvl w:ilvl="0" w:tplc="08070001">
+      <w:start w:val="1"/>
+      <w:numFmt w:val="bullet"/>
+      <w:lvlText w:val=""/>
+      <w:lvlJc w:val="left"/>
+      <w:pPr>
+        <w:ind w:left="1080" w:hanging="360"/>
+      </w:pPr>
+      <w:rPr>
+        <w:rFonts w:ascii="Symbol" w:hAnsi="Symbol" w:hint="default"/>
+      </w:rPr>
+    </w:lvl>
+    <w:lvl w:ilvl="1" w:tplc="08070003" w:tentative="1">
+      <w:start w:val="1"/>
+      <w:numFmt w:val="bullet"/>
+      <w:lvlText w:val="o"/>
+      <w:lvlJc w:val="left"/>
+      <w:pPr>
+        <w:ind w:left="1800" w:hanging="360"/>
+      </w:pPr>
+      <w:rPr>
+        <w:rFonts w:ascii="Courier New" w:hAnsi="Courier New" w:cs="Courier New" w:hint="default"/>
+      </w:rPr>
+    </w:lvl>
+    <w:lvl w:ilvl="2" w:tplc="08070005" w:tentative="1">
+      <w:start w:val="1"/>
+      <w:numFmt w:val="bullet"/>
+      <w:lvlText w:val=""/>
+      <w:lvlJc w:val="left"/>
+      <w:pPr>
+        <w:ind w:left="2520" w:hanging="360"/>
+      </w:pPr>
+      <w:rPr>
+        <w:rFonts w:ascii="Wingdings" w:hAnsi="Wingdings" w:hint="default"/>
+      </w:rPr>
+    </w:lvl>
+    <w:lvl w:ilvl="3" w:tplc="08070001" w:tentative="1">
+      <w:start w:val="1"/>
+      <w:numFmt w:val="bullet"/>
+      <w:lvlText w:val=""/>
+      <w:lvlJc w:val="left"/>
+      <w:pPr>
+        <w:ind w:left="3240" w:hanging="360"/>
+      </w:pPr>
+      <w:rPr>
+        <w:rFonts w:ascii="Symbol" w:hAnsi="Symbol" w:hint="default"/>
+      </w:rPr>
+    </w:lvl>
+    <w:lvl w:ilvl="4" w:tplc="08070003" w:tentative="1">
+      <w:start w:val="1"/>
+      <w:numFmt w:val="bullet"/>
+      <w:lvlText w:val="o"/>
+      <w:lvlJc w:val="left"/>
+      <w:pPr>
+        <w:ind w:left="3960" w:hanging="360"/>
+      </w:pPr>
+      <w:rPr>
+        <w:rFonts w:ascii="Courier New" w:hAnsi="Courier New" w:cs="Courier New" w:hint="default"/>
+      </w:rPr>
+    </w:lvl>
+    <w:lvl w:ilvl="5" w:tplc="08070005" w:tentative="1">
+      <w:start w:val="1"/>
+      <w:numFmt w:val="bullet"/>
+      <w:lvlText w:val=""/>
+      <w:lvlJc w:val="left"/>
+      <w:pPr>
+        <w:ind w:left="4680" w:hanging="360"/>
+      </w:pPr>
+      <w:rPr>
+        <w:rFonts w:ascii="Wingdings" w:hAnsi="Wingdings" w:hint="default"/>
+      </w:rPr>
+    </w:lvl>
+    <w:lvl w:ilvl="6" w:tplc="08070001" w:tentative="1">
+      <w:start w:val="1"/>
+      <w:numFmt w:val="bullet"/>
+      <w:lvlText w:val=""/>
+      <w:lvlJc w:val="left"/>
+      <w:pPr>
+        <w:ind w:left="5400" w:hanging="360"/>
+      </w:pPr>
+      <w:rPr>
+        <w:rFonts w:ascii="Symbol" w:hAnsi="Symbol" w:hint="default"/>
+      </w:rPr>
+    </w:lvl>
+    <w:lvl w:ilvl="7" w:tplc="08070003" w:tentative="1">
+      <w:start w:val="1"/>
+      <w:numFmt w:val="bullet"/>
+      <w:lvlText w:val="o"/>
+      <w:lvlJc w:val="left"/>
+      <w:pPr>
+        <w:ind w:left="6120" w:hanging="360"/>
+      </w:pPr>
+      <w:rPr>
+        <w:rFonts w:ascii="Courier New" w:hAnsi="Courier New" w:cs="Courier New" w:hint="default"/>
+      </w:rPr>
+    </w:lvl>
+    <w:lvl w:ilvl="8" w:tplc="08070005" w:tentative="1">
+      <w:start w:val="1"/>
+      <w:numFmt w:val="bullet"/>
+      <w:lvlText w:val=""/>
+      <w:lvlJc w:val="left"/>
+      <w:pPr>
+        <w:ind w:left="6840" w:hanging="360"/>
+      </w:pPr>
+      <w:rPr>
+        <w:rFonts w:ascii="Wingdings" w:hAnsi="Wingdings" w:hint="default"/>
+      </w:rPr>
+    </w:lvl>
+  </w:abstractNum>
+  <w:abstractNum w:abstractNumId="5" w15:restartNumberingAfterBreak="0">
+    <w:nsid w:val="5359571F"/>
+    <w:multiLevelType w:val="hybridMultilevel"/>
+    <w:tmpl w:val="6236281E"/>
+    <w:lvl w:ilvl="0" w:tplc="08070001">
+      <w:start w:val="1"/>
+      <w:numFmt w:val="bullet"/>
+      <w:lvlText w:val=""/>
+      <w:lvlJc w:val="left"/>
+      <w:pPr>
+        <w:ind w:left="1080" w:hanging="360"/>
+      </w:pPr>
+      <w:rPr>
+        <w:rFonts w:ascii="Symbol" w:hAnsi="Symbol" w:hint="default"/>
+      </w:rPr>
+    </w:lvl>
+    <w:lvl w:ilvl="1" w:tplc="08070003" w:tentative="1">
+      <w:start w:val="1"/>
+      <w:numFmt w:val="bullet"/>
+      <w:lvlText w:val="o"/>
+      <w:lvlJc w:val="left"/>
+      <w:pPr>
+        <w:ind w:left="1800" w:hanging="360"/>
+      </w:pPr>
+      <w:rPr>
+        <w:rFonts w:ascii="Courier New" w:hAnsi="Courier New" w:cs="Courier New" w:hint="default"/>
+      </w:rPr>
+    </w:lvl>
+    <w:lvl w:ilvl="2" w:tplc="08070005" w:tentative="1">
+      <w:start w:val="1"/>
+      <w:numFmt w:val="bullet"/>
+      <w:lvlText w:val=""/>
+      <w:lvlJc w:val="left"/>
+      <w:pPr>
+        <w:ind w:left="2520" w:hanging="360"/>
+      </w:pPr>
+      <w:rPr>
+        <w:rFonts w:ascii="Wingdings" w:hAnsi="Wingdings" w:hint="default"/>
+      </w:rPr>
+    </w:lvl>
+    <w:lvl w:ilvl="3" w:tplc="08070001" w:tentative="1">
+      <w:start w:val="1"/>
+      <w:numFmt w:val="bullet"/>
+      <w:lvlText w:val=""/>
+      <w:lvlJc w:val="left"/>
+      <w:pPr>
+        <w:ind w:left="3240" w:hanging="360"/>
+      </w:pPr>
+      <w:rPr>
+        <w:rFonts w:ascii="Symbol" w:hAnsi="Symbol" w:hint="default"/>
+      </w:rPr>
+    </w:lvl>
+    <w:lvl w:ilvl="4" w:tplc="08070003" w:tentative="1">
+      <w:start w:val="1"/>
+      <w:numFmt w:val="bullet"/>
+      <w:lvlText w:val="o"/>
+      <w:lvlJc w:val="left"/>
+      <w:pPr>
+        <w:ind w:left="3960" w:hanging="360"/>
+      </w:pPr>
+      <w:rPr>
+        <w:rFonts w:ascii="Courier New" w:hAnsi="Courier New" w:cs="Courier New" w:hint="default"/>
+      </w:rPr>
+    </w:lvl>
+    <w:lvl w:ilvl="5" w:tplc="08070005" w:tentative="1">
+      <w:start w:val="1"/>
+      <w:numFmt w:val="bullet"/>
+      <w:lvlText w:val=""/>
+      <w:lvlJc w:val="left"/>
+      <w:pPr>
+        <w:ind w:left="4680" w:hanging="360"/>
+      </w:pPr>
+      <w:rPr>
+        <w:rFonts w:ascii="Wingdings" w:hAnsi="Wingdings" w:hint="default"/>
+      </w:rPr>
+    </w:lvl>
+    <w:lvl w:ilvl="6" w:tplc="08070001" w:tentative="1">
+      <w:start w:val="1"/>
+      <w:numFmt w:val="bullet"/>
+      <w:lvlText w:val=""/>
+      <w:lvlJc w:val="left"/>
+      <w:pPr>
+        <w:ind w:left="5400" w:hanging="360"/>
+      </w:pPr>
+      <w:rPr>
+        <w:rFonts w:ascii="Symbol" w:hAnsi="Symbol" w:hint="default"/>
+      </w:rPr>
+    </w:lvl>
+    <w:lvl w:ilvl="7" w:tplc="08070003" w:tentative="1">
+      <w:start w:val="1"/>
+      <w:numFmt w:val="bullet"/>
+      <w:lvlText w:val="o"/>
+      <w:lvlJc w:val="left"/>
+      <w:pPr>
+        <w:ind w:left="6120" w:hanging="360"/>
+      </w:pPr>
+      <w:rPr>
+        <w:rFonts w:ascii="Courier New" w:hAnsi="Courier New" w:cs="Courier New" w:hint="default"/>
+      </w:rPr>
+    </w:lvl>
+    <w:lvl w:ilvl="8" w:tplc="08070005" w:tentative="1">
+      <w:start w:val="1"/>
+      <w:numFmt w:val="bullet"/>
+      <w:lvlText w:val=""/>
+      <w:lvlJc w:val="left"/>
+      <w:pPr>
+        <w:ind w:left="6840" w:hanging="360"/>
+      </w:pPr>
+      <w:rPr>
+        <w:rFonts w:ascii="Wingdings" w:hAnsi="Wingdings" w:hint="default"/>
+      </w:rPr>
+    </w:lvl>
+  </w:abstractNum>
+  <w:abstractNum w:abstractNumId="6" w15:restartNumberingAfterBreak="0">
+    <w:nsid w:val="55211DBE"/>
+    <w:multiLevelType w:val="hybridMultilevel"/>
+    <w:tmpl w:val="9844CFF6"/>
+    <w:lvl w:ilvl="0" w:tplc="08070001">
+      <w:start w:val="1"/>
+      <w:numFmt w:val="bullet"/>
+      <w:lvlText w:val=""/>
+      <w:lvlJc w:val="left"/>
+      <w:pPr>
+        <w:ind w:left="1080" w:hanging="360"/>
+      </w:pPr>
+      <w:rPr>
+        <w:rFonts w:ascii="Symbol" w:hAnsi="Symbol" w:hint="default"/>
+      </w:rPr>
+    </w:lvl>
+    <w:lvl w:ilvl="1" w:tplc="08070003" w:tentative="1">
+      <w:start w:val="1"/>
+      <w:numFmt w:val="bullet"/>
+      <w:lvlText w:val="o"/>
+      <w:lvlJc w:val="left"/>
+      <w:pPr>
+        <w:ind w:left="1800" w:hanging="360"/>
+      </w:pPr>
+      <w:rPr>
+        <w:rFonts w:ascii="Courier New" w:hAnsi="Courier New" w:cs="Courier New" w:hint="default"/>
+      </w:rPr>
+    </w:lvl>
+    <w:lvl w:ilvl="2" w:tplc="08070005" w:tentative="1">
+      <w:start w:val="1"/>
+      <w:numFmt w:val="bullet"/>
+      <w:lvlText w:val=""/>
+      <w:lvlJc w:val="left"/>
+      <w:pPr>
+        <w:ind w:left="2520" w:hanging="360"/>
+      </w:pPr>
+      <w:rPr>
+        <w:rFonts w:ascii="Wingdings" w:hAnsi="Wingdings" w:hint="default"/>
+      </w:rPr>
+    </w:lvl>
+    <w:lvl w:ilvl="3" w:tplc="08070001" w:tentative="1">
+      <w:start w:val="1"/>
+      <w:numFmt w:val="bullet"/>
+      <w:lvlText w:val=""/>
+      <w:lvlJc w:val="left"/>
+      <w:pPr>
+        <w:ind w:left="3240" w:hanging="360"/>
+      </w:pPr>
+      <w:rPr>
+        <w:rFonts w:ascii="Symbol" w:hAnsi="Symbol" w:hint="default"/>
+      </w:rPr>
+    </w:lvl>
+    <w:lvl w:ilvl="4" w:tplc="08070003" w:tentative="1">
+      <w:start w:val="1"/>
+      <w:numFmt w:val="bullet"/>
+      <w:lvlText w:val="o"/>
+      <w:lvlJc w:val="left"/>
+      <w:pPr>
+        <w:ind w:left="3960" w:hanging="360"/>
+      </w:pPr>
+      <w:rPr>
+        <w:rFonts w:ascii="Courier New" w:hAnsi="Courier New" w:cs="Courier New" w:hint="default"/>
+      </w:rPr>
+    </w:lvl>
+    <w:lvl w:ilvl="5" w:tplc="08070005" w:tentative="1">
+      <w:start w:val="1"/>
+      <w:numFmt w:val="bullet"/>
+      <w:lvlText w:val=""/>
+      <w:lvlJc w:val="left"/>
+      <w:pPr>
+        <w:ind w:left="4680" w:hanging="360"/>
+      </w:pPr>
+      <w:rPr>
+        <w:rFonts w:ascii="Wingdings" w:hAnsi="Wingdings" w:hint="default"/>
+      </w:rPr>
+    </w:lvl>
+    <w:lvl w:ilvl="6" w:tplc="08070001" w:tentative="1">
+      <w:start w:val="1"/>
+      <w:numFmt w:val="bullet"/>
+      <w:lvlText w:val=""/>
+      <w:lvlJc w:val="left"/>
+      <w:pPr>
+        <w:ind w:left="5400" w:hanging="360"/>
+      </w:pPr>
+      <w:rPr>
+        <w:rFonts w:ascii="Symbol" w:hAnsi="Symbol" w:hint="default"/>
+      </w:rPr>
+    </w:lvl>
+    <w:lvl w:ilvl="7" w:tplc="08070003" w:tentative="1">
+      <w:start w:val="1"/>
+      <w:numFmt w:val="bullet"/>
+      <w:lvlText w:val="o"/>
+      <w:lvlJc w:val="left"/>
+      <w:pPr>
+        <w:ind w:left="6120" w:hanging="360"/>
+      </w:pPr>
+      <w:rPr>
+        <w:rFonts w:ascii="Courier New" w:hAnsi="Courier New" w:cs="Courier New" w:hint="default"/>
+      </w:rPr>
+    </w:lvl>
+    <w:lvl w:ilvl="8" w:tplc="08070005" w:tentative="1">
+      <w:start w:val="1"/>
+      <w:numFmt w:val="bullet"/>
+      <w:lvlText w:val=""/>
+      <w:lvlJc w:val="left"/>
+      <w:pPr>
+        <w:ind w:left="6840" w:hanging="360"/>
+      </w:pPr>
+      <w:rPr>
+        <w:rFonts w:ascii="Wingdings" w:hAnsi="Wingdings" w:hint="default"/>
+      </w:rPr>
+    </w:lvl>
+  </w:abstractNum>
+  <w:abstractNum w:abstractNumId="7" w15:restartNumberingAfterBreak="0">
+    <w:nsid w:val="70FE0A51"/>
+    <w:multiLevelType w:val="multilevel"/>
+    <w:tmpl w:val="D43444C0"/>
+    <w:lvl w:ilvl="0">
+      <w:start w:val="1"/>
+      <w:numFmt w:val="decimal"/>
+      <w:lvlText w:val="%1"/>
+      <w:lvlJc w:val="left"/>
+      <w:pPr>
+        <w:ind w:left="593" w:hanging="593"/>
+      </w:pPr>
+      <w:rPr>
+        <w:rFonts w:hint="default"/>
+      </w:rPr>
+    </w:lvl>
+    <w:lvl w:ilvl="1">
+      <w:start w:val="1"/>
+      <w:numFmt w:val="decimal"/>
+      <w:lvlText w:val="%1.%2"/>
+      <w:lvlJc w:val="left"/>
+      <w:pPr>
+        <w:ind w:left="593" w:hanging="593"/>
+      </w:pPr>
+      <w:rPr>
+        <w:rFonts w:hint="default"/>
+      </w:rPr>
+    </w:lvl>
+    <w:lvl w:ilvl="2">
+      <w:start w:val="1"/>
+      <w:numFmt w:val="decimal"/>
+      <w:lvlText w:val="%1.%2.%3"/>
+      <w:lvlJc w:val="left"/>
+      <w:pPr>
+        <w:ind w:left="720" w:hanging="720"/>
+      </w:pPr>
+      <w:rPr>
+        <w:rFonts w:hint="default"/>
+      </w:rPr>
+    </w:lvl>
+    <w:lvl w:ilvl="3">
+      <w:start w:val="1"/>
+      <w:numFmt w:val="decimal"/>
+      <w:lvlText w:val="%1.%2.%3.%4"/>
+      <w:lvlJc w:val="left"/>
+      <w:pPr>
+        <w:ind w:left="1080" w:hanging="1080"/>
+      </w:pPr>
+      <w:rPr>
+        <w:rFonts w:hint="default"/>
+      </w:rPr>
+    </w:lvl>
+    <w:lvl w:ilvl="4">
+      <w:start w:val="1"/>
+      <w:numFmt w:val="decimal"/>
+      <w:lvlText w:val="%1.%2.%3.%4.%5"/>
+      <w:lvlJc w:val="left"/>
+      <w:pPr>
+        <w:ind w:left="1080" w:hanging="1080"/>
+      </w:pPr>
+      <w:rPr>
+        <w:rFonts w:hint="default"/>
+      </w:rPr>
+    </w:lvl>
+    <w:lvl w:ilvl="5">
+      <w:start w:val="1"/>
+      <w:numFmt w:val="decimal"/>
+      <w:lvlText w:val="%1.%2.%3.%4.%5.%6"/>
+      <w:lvlJc w:val="left"/>
+      <w:pPr>
+        <w:ind w:left="1440" w:hanging="1440"/>
+      </w:pPr>
+      <w:rPr>
+        <w:rFonts w:hint="default"/>
+      </w:rPr>
+    </w:lvl>
+    <w:lvl w:ilvl="6">
+      <w:start w:val="1"/>
+      <w:numFmt w:val="decimal"/>
+      <w:lvlText w:val="%1.%2.%3.%4.%5.%6.%7"/>
+      <w:lvlJc w:val="left"/>
+      <w:pPr>
+        <w:ind w:left="1440" w:hanging="1440"/>
+      </w:pPr>
+      <w:rPr>
+        <w:rFonts w:hint="default"/>
+      </w:rPr>
+    </w:lvl>
+    <w:lvl w:ilvl="7">
+      <w:start w:val="1"/>
+      <w:numFmt w:val="decimal"/>
+      <w:lvlText w:val="%1.%2.%3.%4.%5.%6.%7.%8"/>
+      <w:lvlJc w:val="left"/>
+      <w:pPr>
+        <w:ind w:left="1800" w:hanging="1800"/>
+      </w:pPr>
+      <w:rPr>
+        <w:rFonts w:hint="default"/>
+      </w:rPr>
+    </w:lvl>
+    <w:lvl w:ilvl="8">
+      <w:start w:val="1"/>
+      <w:numFmt w:val="decimal"/>
+      <w:lvlText w:val="%1.%2.%3.%4.%5.%6.%7.%8.%9"/>
+      <w:lvlJc w:val="left"/>
+      <w:pPr>
+        <w:ind w:left="1800" w:hanging="1800"/>
+      </w:pPr>
+      <w:rPr>
+        <w:rFonts w:hint="default"/>
+      </w:rPr>
+    </w:lvl>
+  </w:abstractNum>
+  <w:num w:numId="1" w16cid:durableId="2006740709">
+    <w:abstractNumId w:val="7"/>
+  </w:num>
+  <w:num w:numId="2" w16cid:durableId="891312428">
+    <w:abstractNumId w:val="2"/>
+  </w:num>
+  <w:num w:numId="3" w16cid:durableId="1615138493">
+    <w:abstractNumId w:val="1"/>
+  </w:num>
+  <w:num w:numId="4" w16cid:durableId="1828783132">
+    <w:abstractNumId w:val="3"/>
+  </w:num>
+  <w:num w:numId="5" w16cid:durableId="127362286">
+    <w:abstractNumId w:val="5"/>
+  </w:num>
+  <w:num w:numId="6" w16cid:durableId="545946974">
+    <w:abstractNumId w:val="6"/>
+  </w:num>
+  <w:num w:numId="7" w16cid:durableId="220021880">
+    <w:abstractNumId w:val="0"/>
+  </w:num>
+  <w:num w:numId="8" w16cid:durableId="130752365">
+    <w:abstractNumId w:val="4"/>
+  </w:num>
+</w:numbering>
 </file>
 
 <file path=word/styles.xml><?xml version="1.0" encoding="utf-8"?>
@@ -1888,7 +5342,6 @@
   <w:style w:type="character" w:default="1" w:styleId="Absatz-Standardschriftart">
     <w:name w:val="Default Paragraph Font"/>
     <w:uiPriority w:val="1"/>
-    <w:semiHidden/>
     <w:unhideWhenUsed/>
   </w:style>
   <w:style w:type="table" w:default="1" w:styleId="NormaleTabelle">
@@ -2355,6 +5808,25 @@
       <w:ind w:left="480"/>
     </w:pPr>
   </w:style>
+  <w:style w:type="table" w:styleId="Tabellenraster">
+    <w:name w:val="Table Grid"/>
+    <w:basedOn w:val="NormaleTabelle"/>
+    <w:uiPriority w:val="39"/>
+    <w:rsid w:val="002F3B94"/>
+    <w:pPr>
+      <w:spacing w:after="0" w:line="240" w:lineRule="auto"/>
+    </w:pPr>
+    <w:tblPr>
+      <w:tblBorders>
+        <w:top w:val="single" w:sz="4" w:space="0" w:color="auto"/>
+        <w:left w:val="single" w:sz="4" w:space="0" w:color="auto"/>
+        <w:bottom w:val="single" w:sz="4" w:space="0" w:color="auto"/>
+        <w:right w:val="single" w:sz="4" w:space="0" w:color="auto"/>
+        <w:insideH w:val="single" w:sz="4" w:space="0" w:color="auto"/>
+        <w:insideV w:val="single" w:sz="4" w:space="0" w:color="auto"/>
+      </w:tblBorders>
+    </w:tblPr>
+  </w:style>
 </w:styles>
 </file>
 
@@ -2471,11 +5943,12 @@
 
 <file path=word/glossary/fontTable.xml><?xml version="1.0" encoding="utf-8"?>
 <w:fonts xmlns:mc="http://schemas.openxmlformats.org/markup-compatibility/2006" xmlns:r="http://schemas.openxmlformats.org/officeDocument/2006/relationships" xmlns:w="http://schemas.openxmlformats.org/wordprocessingml/2006/main" xmlns:w14="http://schemas.microsoft.com/office/word/2010/wordml" xmlns:w15="http://schemas.microsoft.com/office/word/2012/wordml" xmlns:w16cex="http://schemas.microsoft.com/office/word/2018/wordml/cex" xmlns:w16cid="http://schemas.microsoft.com/office/word/2016/wordml/cid" xmlns:w16="http://schemas.microsoft.com/office/word/2018/wordml" xmlns:w16du="http://schemas.microsoft.com/office/word/2023/wordml/word16du" xmlns:w16sdtdh="http://schemas.microsoft.com/office/word/2020/wordml/sdtdatahash" xmlns:w16sdtfl="http://schemas.microsoft.com/office/word/2024/wordml/sdtformatlock" xmlns:w16se="http://schemas.microsoft.com/office/word/2015/wordml/symex" mc:Ignorable="w14 w15 w16se w16cid w16 w16cex w16sdtdh w16sdtfl w16du">
-  <w:font w:name="Aptos">
-    <w:charset w:val="00"/>
-    <w:family w:val="swiss"/>
+  <w:font w:name="Symbol">
+    <w:panose1 w:val="05050102010706020507"/>
+    <w:charset w:val="02"/>
+    <w:family w:val="roman"/>
     <w:pitch w:val="variable"/>
-    <w:sig w:usb0="20000287" w:usb1="00000003" w:usb2="00000000" w:usb3="00000000" w:csb0="0000019F" w:csb1="00000000"/>
+    <w:sig w:usb0="00000000" w:usb1="10000000" w:usb2="00000000" w:usb3="00000000" w:csb0="80000000" w:csb1="00000000"/>
   </w:font>
   <w:font w:name="Times New Roman">
     <w:panose1 w:val="02020603050405020304"/>
@@ -2483,6 +5956,26 @@
     <w:family w:val="roman"/>
     <w:pitch w:val="variable"/>
     <w:sig w:usb0="E0002EFF" w:usb1="C000785B" w:usb2="00000009" w:usb3="00000000" w:csb0="000001FF" w:csb1="00000000"/>
+  </w:font>
+  <w:font w:name="Courier New">
+    <w:panose1 w:val="02070309020205020404"/>
+    <w:charset w:val="00"/>
+    <w:family w:val="modern"/>
+    <w:pitch w:val="fixed"/>
+    <w:sig w:usb0="E0002EFF" w:usb1="C0007843" w:usb2="00000009" w:usb3="00000000" w:csb0="000001FF" w:csb1="00000000"/>
+  </w:font>
+  <w:font w:name="Wingdings">
+    <w:panose1 w:val="05000000000000000000"/>
+    <w:charset w:val="02"/>
+    <w:family w:val="auto"/>
+    <w:pitch w:val="variable"/>
+    <w:sig w:usb0="00000000" w:usb1="10000000" w:usb2="00000000" w:usb3="00000000" w:csb0="80000000" w:csb1="00000000"/>
+  </w:font>
+  <w:font w:name="Aptos">
+    <w:charset w:val="00"/>
+    <w:family w:val="swiss"/>
+    <w:pitch w:val="variable"/>
+    <w:sig w:usb0="20000287" w:usb1="00000003" w:usb2="00000000" w:usb3="00000000" w:csb0="0000019F" w:csb1="00000000"/>
   </w:font>
   <w:font w:name="Aptos Display">
     <w:charset w:val="00"/>
@@ -2510,9 +6003,13 @@
   </w:compat>
   <w:rsids>
     <w:rsidRoot w:val="00304B56"/>
+    <w:rsid w:val="00206681"/>
     <w:rsid w:val="00304B56"/>
+    <w:rsid w:val="0066449D"/>
     <w:rsid w:val="006B0100"/>
-    <w:rsid w:val="00FC16E6"/>
+    <w:rsid w:val="00A83E23"/>
+    <w:rsid w:val="00B968CC"/>
+    <w:rsid w:val="00DC14A0"/>
   </w:rsids>
   <m:mathPr>
     <m:mathFont m:val="Cambria Math"/>
@@ -2973,18 +6470,6 @@
       <w:color w:val="666666"/>
     </w:rPr>
   </w:style>
-  <w:style w:type="paragraph" w:customStyle="1" w:styleId="0A3C9C22C36D4718948034F01AE3F026">
-    <w:name w:val="0A3C9C22C36D4718948034F01AE3F026"/>
-    <w:rsid w:val="00304B56"/>
-  </w:style>
-  <w:style w:type="paragraph" w:customStyle="1" w:styleId="0DCC1DFB3F9948F79D699B2AA2A304FF">
-    <w:name w:val="0DCC1DFB3F9948F79D699B2AA2A304FF"/>
-    <w:rsid w:val="00304B56"/>
-  </w:style>
-  <w:style w:type="paragraph" w:customStyle="1" w:styleId="DB2A83EC6F5A49E893D622951593A595">
-    <w:name w:val="DB2A83EC6F5A49E893D622951593A595"/>
-    <w:rsid w:val="00304B56"/>
-  </w:style>
 </w:styles>
 </file>
 

--- a/Dokumente/Dokumentation_F1-app_durani.docx
+++ b/Dokumente/Dokumentation_F1-app_durani.docx
@@ -640,7 +640,7 @@
           <w:r>
             <w:fldChar w:fldCharType="separate"/>
           </w:r>
-          <w:hyperlink w:anchor="_Toc231907574" w:history="1">
+          <w:hyperlink w:anchor="_Toc233128706" w:history="1">
             <w:r>
               <w:rPr>
                 <w:rStyle w:val="Hyperlink"/>
@@ -682,7 +682,7 @@
                 <w:noProof/>
                 <w:webHidden/>
               </w:rPr>
-              <w:instrText xml:space="preserve"> PAGEREF _Toc231907574 \h </w:instrText>
+              <w:instrText xml:space="preserve"> PAGEREF _Toc233128706 \h </w:instrText>
             </w:r>
             <w:r>
               <w:rPr>
@@ -702,7 +702,7 @@
                 <w:noProof/>
                 <w:webHidden/>
               </w:rPr>
-              <w:t>3</w:t>
+              <w:t>4</w:t>
             </w:r>
             <w:r>
               <w:rPr>
@@ -725,7 +725,7 @@
               <w:lang w:eastAsia="de-CH"/>
             </w:rPr>
           </w:pPr>
-          <w:hyperlink w:anchor="_Toc231907575" w:history="1">
+          <w:hyperlink w:anchor="_Toc233128707" w:history="1">
             <w:r>
               <w:rPr>
                 <w:rStyle w:val="Hyperlink"/>
@@ -752,7 +752,7 @@
                 <w:noProof/>
                 <w:webHidden/>
               </w:rPr>
-              <w:instrText xml:space="preserve"> PAGEREF _Toc231907575 \h </w:instrText>
+              <w:instrText xml:space="preserve"> PAGEREF _Toc233128707 \h </w:instrText>
             </w:r>
             <w:r>
               <w:rPr>
@@ -772,7 +772,7 @@
                 <w:noProof/>
                 <w:webHidden/>
               </w:rPr>
-              <w:t>3</w:t>
+              <w:t>4</w:t>
             </w:r>
             <w:r>
               <w:rPr>
@@ -795,7 +795,7 @@
               <w:lang w:eastAsia="de-CH"/>
             </w:rPr>
           </w:pPr>
-          <w:hyperlink w:anchor="_Toc231907576" w:history="1">
+          <w:hyperlink w:anchor="_Toc233128708" w:history="1">
             <w:r>
               <w:rPr>
                 <w:rStyle w:val="Hyperlink"/>
@@ -822,7 +822,7 @@
                 <w:noProof/>
                 <w:webHidden/>
               </w:rPr>
-              <w:instrText xml:space="preserve"> PAGEREF _Toc231907576 \h </w:instrText>
+              <w:instrText xml:space="preserve"> PAGEREF _Toc233128708 \h </w:instrText>
             </w:r>
             <w:r>
               <w:rPr>
@@ -842,7 +842,7 @@
                 <w:noProof/>
                 <w:webHidden/>
               </w:rPr>
-              <w:t>3</w:t>
+              <w:t>4</w:t>
             </w:r>
             <w:r>
               <w:rPr>
@@ -865,7 +865,7 @@
               <w:lang w:eastAsia="de-CH"/>
             </w:rPr>
           </w:pPr>
-          <w:hyperlink w:anchor="_Toc231907577" w:history="1">
+          <w:hyperlink w:anchor="_Toc233128709" w:history="1">
             <w:r>
               <w:rPr>
                 <w:rStyle w:val="Hyperlink"/>
@@ -892,7 +892,7 @@
                 <w:noProof/>
                 <w:webHidden/>
               </w:rPr>
-              <w:instrText xml:space="preserve"> PAGEREF _Toc231907577 \h </w:instrText>
+              <w:instrText xml:space="preserve"> PAGEREF _Toc233128709 \h </w:instrText>
             </w:r>
             <w:r>
               <w:rPr>
@@ -912,7 +912,7 @@
                 <w:noProof/>
                 <w:webHidden/>
               </w:rPr>
-              <w:t>3</w:t>
+              <w:t>4</w:t>
             </w:r>
             <w:r>
               <w:rPr>
@@ -935,7 +935,7 @@
               <w:lang w:eastAsia="de-CH"/>
             </w:rPr>
           </w:pPr>
-          <w:hyperlink w:anchor="_Toc231907578" w:history="1">
+          <w:hyperlink w:anchor="_Toc233128710" w:history="1">
             <w:r>
               <w:rPr>
                 <w:rStyle w:val="Hyperlink"/>
@@ -963,7 +963,7 @@
                 <w:noProof/>
                 <w:webHidden/>
               </w:rPr>
-              <w:instrText xml:space="preserve"> PAGEREF _Toc231907578 \h </w:instrText>
+              <w:instrText xml:space="preserve"> PAGEREF _Toc233128710 \h </w:instrText>
             </w:r>
             <w:r>
               <w:rPr>
@@ -983,7 +983,7 @@
                 <w:noProof/>
                 <w:webHidden/>
               </w:rPr>
-              <w:t>3</w:t>
+              <w:t>4</w:t>
             </w:r>
             <w:r>
               <w:rPr>
@@ -1006,7 +1006,7 @@
               <w:lang w:eastAsia="de-CH"/>
             </w:rPr>
           </w:pPr>
-          <w:hyperlink w:anchor="_Toc231907579" w:history="1">
+          <w:hyperlink w:anchor="_Toc233128711" w:history="1">
             <w:r>
               <w:rPr>
                 <w:rStyle w:val="Hyperlink"/>
@@ -1033,7 +1033,7 @@
                 <w:noProof/>
                 <w:webHidden/>
               </w:rPr>
-              <w:instrText xml:space="preserve"> PAGEREF _Toc231907579 \h </w:instrText>
+              <w:instrText xml:space="preserve"> PAGEREF _Toc233128711 \h </w:instrText>
             </w:r>
             <w:r>
               <w:rPr>
@@ -1053,7 +1053,7 @@
                 <w:noProof/>
                 <w:webHidden/>
               </w:rPr>
-              <w:t>4</w:t>
+              <w:t>5</w:t>
             </w:r>
             <w:r>
               <w:rPr>
@@ -1076,7 +1076,7 @@
               <w:lang w:eastAsia="de-CH"/>
             </w:rPr>
           </w:pPr>
-          <w:hyperlink w:anchor="_Toc231907580" w:history="1">
+          <w:hyperlink w:anchor="_Toc233128712" w:history="1">
             <w:r>
               <w:rPr>
                 <w:rStyle w:val="Hyperlink"/>
@@ -1103,7 +1103,7 @@
                 <w:noProof/>
                 <w:webHidden/>
               </w:rPr>
-              <w:instrText xml:space="preserve"> PAGEREF _Toc231907580 \h </w:instrText>
+              <w:instrText xml:space="preserve"> PAGEREF _Toc233128712 \h </w:instrText>
             </w:r>
             <w:r>
               <w:rPr>
@@ -1123,7 +1123,7 @@
                 <w:noProof/>
                 <w:webHidden/>
               </w:rPr>
-              <w:t>4</w:t>
+              <w:t>5</w:t>
             </w:r>
             <w:r>
               <w:rPr>
@@ -1146,7 +1146,7 @@
               <w:lang w:eastAsia="de-CH"/>
             </w:rPr>
           </w:pPr>
-          <w:hyperlink w:anchor="_Toc231907581" w:history="1">
+          <w:hyperlink w:anchor="_Toc233128713" w:history="1">
             <w:r>
               <w:rPr>
                 <w:rStyle w:val="Hyperlink"/>
@@ -1173,7 +1173,7 @@
                 <w:noProof/>
                 <w:webHidden/>
               </w:rPr>
-              <w:instrText xml:space="preserve"> PAGEREF _Toc231907581 \h </w:instrText>
+              <w:instrText xml:space="preserve"> PAGEREF _Toc233128713 \h </w:instrText>
             </w:r>
             <w:r>
               <w:rPr>
@@ -1193,7 +1193,7 @@
                 <w:noProof/>
                 <w:webHidden/>
               </w:rPr>
-              <w:t>4</w:t>
+              <w:t>5</w:t>
             </w:r>
             <w:r>
               <w:rPr>
@@ -1216,7 +1216,7 @@
               <w:lang w:eastAsia="de-CH"/>
             </w:rPr>
           </w:pPr>
-          <w:hyperlink w:anchor="_Toc231907582" w:history="1">
+          <w:hyperlink w:anchor="_Toc233128714" w:history="1">
             <w:r>
               <w:rPr>
                 <w:rStyle w:val="Hyperlink"/>
@@ -1243,7 +1243,7 @@
                 <w:noProof/>
                 <w:webHidden/>
               </w:rPr>
-              <w:instrText xml:space="preserve"> PAGEREF _Toc231907582 \h </w:instrText>
+              <w:instrText xml:space="preserve"> PAGEREF _Toc233128714 \h </w:instrText>
             </w:r>
             <w:r>
               <w:rPr>
@@ -1263,7 +1263,7 @@
                 <w:noProof/>
                 <w:webHidden/>
               </w:rPr>
-              <w:t>4</w:t>
+              <w:t>5</w:t>
             </w:r>
             <w:r>
               <w:rPr>
@@ -1286,7 +1286,7 @@
               <w:lang w:eastAsia="de-CH"/>
             </w:rPr>
           </w:pPr>
-          <w:hyperlink w:anchor="_Toc231907583" w:history="1">
+          <w:hyperlink w:anchor="_Toc233128715" w:history="1">
             <w:r>
               <w:rPr>
                 <w:rStyle w:val="Hyperlink"/>
@@ -1313,7 +1313,7 @@
                 <w:noProof/>
                 <w:webHidden/>
               </w:rPr>
-              <w:instrText xml:space="preserve"> PAGEREF _Toc231907583 \h </w:instrText>
+              <w:instrText xml:space="preserve"> PAGEREF _Toc233128715 \h </w:instrText>
             </w:r>
             <w:r>
               <w:rPr>
@@ -1333,7 +1333,7 @@
                 <w:noProof/>
                 <w:webHidden/>
               </w:rPr>
-              <w:t>4</w:t>
+              <w:t>5</w:t>
             </w:r>
             <w:r>
               <w:rPr>
@@ -1356,7 +1356,7 @@
               <w:lang w:eastAsia="de-CH"/>
             </w:rPr>
           </w:pPr>
-          <w:hyperlink w:anchor="_Toc231907584" w:history="1">
+          <w:hyperlink w:anchor="_Toc233128716" w:history="1">
             <w:r>
               <w:rPr>
                 <w:rStyle w:val="Hyperlink"/>
@@ -1383,7 +1383,7 @@
                 <w:noProof/>
                 <w:webHidden/>
               </w:rPr>
-              <w:instrText xml:space="preserve"> PAGEREF _Toc231907584 \h </w:instrText>
+              <w:instrText xml:space="preserve"> PAGEREF _Toc233128716 \h </w:instrText>
             </w:r>
             <w:r>
               <w:rPr>
@@ -1403,7 +1403,7 @@
                 <w:noProof/>
                 <w:webHidden/>
               </w:rPr>
-              <w:t>4</w:t>
+              <w:t>5</w:t>
             </w:r>
             <w:r>
               <w:rPr>
@@ -1426,7 +1426,7 @@
               <w:lang w:eastAsia="de-CH"/>
             </w:rPr>
           </w:pPr>
-          <w:hyperlink w:anchor="_Toc231907585" w:history="1">
+          <w:hyperlink w:anchor="_Toc233128717" w:history="1">
             <w:r>
               <w:rPr>
                 <w:rStyle w:val="Hyperlink"/>
@@ -1453,7 +1453,7 @@
                 <w:noProof/>
                 <w:webHidden/>
               </w:rPr>
-              <w:instrText xml:space="preserve"> PAGEREF _Toc231907585 \h </w:instrText>
+              <w:instrText xml:space="preserve"> PAGEREF _Toc233128717 \h </w:instrText>
             </w:r>
             <w:r>
               <w:rPr>
@@ -1473,7 +1473,7 @@
                 <w:noProof/>
                 <w:webHidden/>
               </w:rPr>
-              <w:t>5</w:t>
+              <w:t>6</w:t>
             </w:r>
             <w:r>
               <w:rPr>
@@ -1496,7 +1496,7 @@
               <w:lang w:eastAsia="de-CH"/>
             </w:rPr>
           </w:pPr>
-          <w:hyperlink w:anchor="_Toc231907586" w:history="1">
+          <w:hyperlink w:anchor="_Toc233128718" w:history="1">
             <w:r>
               <w:rPr>
                 <w:rStyle w:val="Hyperlink"/>
@@ -1523,7 +1523,7 @@
                 <w:noProof/>
                 <w:webHidden/>
               </w:rPr>
-              <w:instrText xml:space="preserve"> PAGEREF _Toc231907586 \h </w:instrText>
+              <w:instrText xml:space="preserve"> PAGEREF _Toc233128718 \h </w:instrText>
             </w:r>
             <w:r>
               <w:rPr>
@@ -1543,7 +1543,7 @@
                 <w:noProof/>
                 <w:webHidden/>
               </w:rPr>
-              <w:t>5</w:t>
+              <w:t>6</w:t>
             </w:r>
             <w:r>
               <w:rPr>
@@ -1566,7 +1566,7 @@
               <w:lang w:eastAsia="de-CH"/>
             </w:rPr>
           </w:pPr>
-          <w:hyperlink w:anchor="_Toc231907587" w:history="1">
+          <w:hyperlink w:anchor="_Toc233128719" w:history="1">
             <w:r>
               <w:rPr>
                 <w:rStyle w:val="Hyperlink"/>
@@ -1593,7 +1593,7 @@
                 <w:noProof/>
                 <w:webHidden/>
               </w:rPr>
-              <w:instrText xml:space="preserve"> PAGEREF _Toc231907587 \h </w:instrText>
+              <w:instrText xml:space="preserve"> PAGEREF _Toc233128719 \h </w:instrText>
             </w:r>
             <w:r>
               <w:rPr>
@@ -1613,7 +1613,7 @@
                 <w:noProof/>
                 <w:webHidden/>
               </w:rPr>
-              <w:t>5</w:t>
+              <w:t>6</w:t>
             </w:r>
             <w:r>
               <w:rPr>
@@ -1636,7 +1636,7 @@
               <w:lang w:eastAsia="de-CH"/>
             </w:rPr>
           </w:pPr>
-          <w:hyperlink w:anchor="_Toc231907588" w:history="1">
+          <w:hyperlink w:anchor="_Toc233128720" w:history="1">
             <w:r>
               <w:rPr>
                 <w:rStyle w:val="Hyperlink"/>
@@ -1663,7 +1663,7 @@
                 <w:noProof/>
                 <w:webHidden/>
               </w:rPr>
-              <w:instrText xml:space="preserve"> PAGEREF _Toc231907588 \h </w:instrText>
+              <w:instrText xml:space="preserve"> PAGEREF _Toc233128720 \h </w:instrText>
             </w:r>
             <w:r>
               <w:rPr>
@@ -1683,7 +1683,7 @@
                 <w:noProof/>
                 <w:webHidden/>
               </w:rPr>
-              <w:t>5</w:t>
+              <w:t>6</w:t>
             </w:r>
             <w:r>
               <w:rPr>
@@ -1706,7 +1706,7 @@
               <w:lang w:eastAsia="de-CH"/>
             </w:rPr>
           </w:pPr>
-          <w:hyperlink w:anchor="_Toc231907589" w:history="1">
+          <w:hyperlink w:anchor="_Toc233128721" w:history="1">
             <w:r>
               <w:rPr>
                 <w:rStyle w:val="Hyperlink"/>
@@ -1733,7 +1733,7 @@
                 <w:noProof/>
                 <w:webHidden/>
               </w:rPr>
-              <w:instrText xml:space="preserve"> PAGEREF _Toc231907589 \h </w:instrText>
+              <w:instrText xml:space="preserve"> PAGEREF _Toc233128721 \h </w:instrText>
             </w:r>
             <w:r>
               <w:rPr>
@@ -1753,7 +1753,7 @@
                 <w:noProof/>
                 <w:webHidden/>
               </w:rPr>
-              <w:t>5</w:t>
+              <w:t>6</w:t>
             </w:r>
             <w:r>
               <w:rPr>
@@ -1776,7 +1776,7 @@
               <w:lang w:eastAsia="de-CH"/>
             </w:rPr>
           </w:pPr>
-          <w:hyperlink w:anchor="_Toc231907590" w:history="1">
+          <w:hyperlink w:anchor="_Toc233128722" w:history="1">
             <w:r>
               <w:rPr>
                 <w:rStyle w:val="Hyperlink"/>
@@ -1803,7 +1803,7 @@
                 <w:noProof/>
                 <w:webHidden/>
               </w:rPr>
-              <w:instrText xml:space="preserve"> PAGEREF _Toc231907590 \h </w:instrText>
+              <w:instrText xml:space="preserve"> PAGEREF _Toc233128722 \h </w:instrText>
             </w:r>
             <w:r>
               <w:rPr>
@@ -1823,7 +1823,7 @@
                 <w:noProof/>
                 <w:webHidden/>
               </w:rPr>
-              <w:t>6</w:t>
+              <w:t>7</w:t>
             </w:r>
             <w:r>
               <w:rPr>
@@ -1846,7 +1846,7 @@
               <w:lang w:eastAsia="de-CH"/>
             </w:rPr>
           </w:pPr>
-          <w:hyperlink w:anchor="_Toc231907591" w:history="1">
+          <w:hyperlink w:anchor="_Toc233128723" w:history="1">
             <w:r>
               <w:rPr>
                 <w:rStyle w:val="Hyperlink"/>
@@ -1873,7 +1873,7 @@
                 <w:noProof/>
                 <w:webHidden/>
               </w:rPr>
-              <w:instrText xml:space="preserve"> PAGEREF _Toc231907591 \h </w:instrText>
+              <w:instrText xml:space="preserve"> PAGEREF _Toc233128723 \h </w:instrText>
             </w:r>
             <w:r>
               <w:rPr>
@@ -1893,7 +1893,7 @@
                 <w:noProof/>
                 <w:webHidden/>
               </w:rPr>
-              <w:t>6</w:t>
+              <w:t>7</w:t>
             </w:r>
             <w:r>
               <w:rPr>
@@ -1916,7 +1916,7 @@
               <w:lang w:eastAsia="de-CH"/>
             </w:rPr>
           </w:pPr>
-          <w:hyperlink w:anchor="_Toc231907592" w:history="1">
+          <w:hyperlink w:anchor="_Toc233128724" w:history="1">
             <w:r>
               <w:rPr>
                 <w:rStyle w:val="Hyperlink"/>
@@ -1943,7 +1943,7 @@
                 <w:noProof/>
                 <w:webHidden/>
               </w:rPr>
-              <w:instrText xml:space="preserve"> PAGEREF _Toc231907592 \h </w:instrText>
+              <w:instrText xml:space="preserve"> PAGEREF _Toc233128724 \h </w:instrText>
             </w:r>
             <w:r>
               <w:rPr>
@@ -1963,7 +1963,7 @@
                 <w:noProof/>
                 <w:webHidden/>
               </w:rPr>
-              <w:t>6</w:t>
+              <w:t>7</w:t>
             </w:r>
             <w:r>
               <w:rPr>
@@ -1986,7 +1986,7 @@
               <w:lang w:eastAsia="de-CH"/>
             </w:rPr>
           </w:pPr>
-          <w:hyperlink w:anchor="_Toc231907593" w:history="1">
+          <w:hyperlink w:anchor="_Toc233128725" w:history="1">
             <w:r>
               <w:rPr>
                 <w:rStyle w:val="Hyperlink"/>
@@ -2013,7 +2013,7 @@
                 <w:noProof/>
                 <w:webHidden/>
               </w:rPr>
-              <w:instrText xml:space="preserve"> PAGEREF _Toc231907593 \h </w:instrText>
+              <w:instrText xml:space="preserve"> PAGEREF _Toc233128725 \h </w:instrText>
             </w:r>
             <w:r>
               <w:rPr>
@@ -2033,7 +2033,7 @@
                 <w:noProof/>
                 <w:webHidden/>
               </w:rPr>
-              <w:t>6</w:t>
+              <w:t>7</w:t>
             </w:r>
             <w:r>
               <w:rPr>
@@ -2056,7 +2056,7 @@
               <w:lang w:eastAsia="de-CH"/>
             </w:rPr>
           </w:pPr>
-          <w:hyperlink w:anchor="_Toc231907594" w:history="1">
+          <w:hyperlink w:anchor="_Toc233128726" w:history="1">
             <w:r>
               <w:rPr>
                 <w:rStyle w:val="Hyperlink"/>
@@ -2083,7 +2083,7 @@
                 <w:noProof/>
                 <w:webHidden/>
               </w:rPr>
-              <w:instrText xml:space="preserve"> PAGEREF _Toc231907594 \h </w:instrText>
+              <w:instrText xml:space="preserve"> PAGEREF _Toc233128726 \h </w:instrText>
             </w:r>
             <w:r>
               <w:rPr>
@@ -2103,7 +2103,7 @@
                 <w:noProof/>
                 <w:webHidden/>
               </w:rPr>
-              <w:t>6</w:t>
+              <w:t>7</w:t>
             </w:r>
             <w:r>
               <w:rPr>
@@ -2126,7 +2126,7 @@
               <w:lang w:eastAsia="de-CH"/>
             </w:rPr>
           </w:pPr>
-          <w:hyperlink w:anchor="_Toc231907595" w:history="1">
+          <w:hyperlink w:anchor="_Toc233128727" w:history="1">
             <w:r>
               <w:rPr>
                 <w:rStyle w:val="Hyperlink"/>
@@ -2153,7 +2153,7 @@
                 <w:noProof/>
                 <w:webHidden/>
               </w:rPr>
-              <w:instrText xml:space="preserve"> PAGEREF _Toc231907595 \h </w:instrText>
+              <w:instrText xml:space="preserve"> PAGEREF _Toc233128727 \h </w:instrText>
             </w:r>
             <w:r>
               <w:rPr>
@@ -2173,7 +2173,2899 @@
                 <w:noProof/>
                 <w:webHidden/>
               </w:rPr>
-              <w:t>7</w:t>
+              <w:t>8</w:t>
+            </w:r>
+            <w:r>
+              <w:rPr>
+                <w:noProof/>
+                <w:webHidden/>
+              </w:rPr>
+              <w:fldChar w:fldCharType="end"/>
+            </w:r>
+          </w:hyperlink>
+        </w:p>
+        <w:p>
+          <w:pPr>
+            <w:pStyle w:val="Verzeichnis1"/>
+            <w:tabs>
+              <w:tab w:val="right" w:leader="dot" w:pos="9062"/>
+            </w:tabs>
+            <w:rPr>
+              <w:rFonts w:eastAsiaTheme="minorEastAsia"/>
+              <w:noProof/>
+              <w:lang w:eastAsia="de-CH"/>
+            </w:rPr>
+          </w:pPr>
+          <w:hyperlink w:anchor="_Toc233128728" w:history="1">
+            <w:r>
+              <w:rPr>
+                <w:rStyle w:val="Hyperlink"/>
+                <w:noProof/>
+              </w:rPr>
+              <w:t>5 Anfang vom Projekt</w:t>
+            </w:r>
+            <w:r>
+              <w:rPr>
+                <w:noProof/>
+                <w:webHidden/>
+              </w:rPr>
+              <w:tab/>
+            </w:r>
+            <w:r>
+              <w:rPr>
+                <w:noProof/>
+                <w:webHidden/>
+              </w:rPr>
+              <w:fldChar w:fldCharType="begin"/>
+            </w:r>
+            <w:r>
+              <w:rPr>
+                <w:noProof/>
+                <w:webHidden/>
+              </w:rPr>
+              <w:instrText xml:space="preserve"> PAGEREF _Toc233128728 \h </w:instrText>
+            </w:r>
+            <w:r>
+              <w:rPr>
+                <w:noProof/>
+                <w:webHidden/>
+              </w:rPr>
+            </w:r>
+            <w:r>
+              <w:rPr>
+                <w:noProof/>
+                <w:webHidden/>
+              </w:rPr>
+              <w:fldChar w:fldCharType="separate"/>
+            </w:r>
+            <w:r>
+              <w:rPr>
+                <w:noProof/>
+                <w:webHidden/>
+              </w:rPr>
+              <w:t>8</w:t>
+            </w:r>
+            <w:r>
+              <w:rPr>
+                <w:noProof/>
+                <w:webHidden/>
+              </w:rPr>
+              <w:fldChar w:fldCharType="end"/>
+            </w:r>
+          </w:hyperlink>
+        </w:p>
+        <w:p>
+          <w:pPr>
+            <w:pStyle w:val="Verzeichnis2"/>
+            <w:tabs>
+              <w:tab w:val="right" w:leader="dot" w:pos="9062"/>
+            </w:tabs>
+            <w:rPr>
+              <w:rFonts w:eastAsiaTheme="minorEastAsia"/>
+              <w:noProof/>
+              <w:lang w:eastAsia="de-CH"/>
+            </w:rPr>
+          </w:pPr>
+          <w:hyperlink w:anchor="_Toc233128729" w:history="1">
+            <w:r>
+              <w:rPr>
+                <w:rStyle w:val="Hyperlink"/>
+                <w:noProof/>
+              </w:rPr>
+              <w:t>5.1 Planung mit Hindernissen</w:t>
+            </w:r>
+            <w:r>
+              <w:rPr>
+                <w:noProof/>
+                <w:webHidden/>
+              </w:rPr>
+              <w:tab/>
+            </w:r>
+            <w:r>
+              <w:rPr>
+                <w:noProof/>
+                <w:webHidden/>
+              </w:rPr>
+              <w:fldChar w:fldCharType="begin"/>
+            </w:r>
+            <w:r>
+              <w:rPr>
+                <w:noProof/>
+                <w:webHidden/>
+              </w:rPr>
+              <w:instrText xml:space="preserve"> PAGEREF _Toc233128729 \h </w:instrText>
+            </w:r>
+            <w:r>
+              <w:rPr>
+                <w:noProof/>
+                <w:webHidden/>
+              </w:rPr>
+            </w:r>
+            <w:r>
+              <w:rPr>
+                <w:noProof/>
+                <w:webHidden/>
+              </w:rPr>
+              <w:fldChar w:fldCharType="separate"/>
+            </w:r>
+            <w:r>
+              <w:rPr>
+                <w:noProof/>
+                <w:webHidden/>
+              </w:rPr>
+              <w:t>8</w:t>
+            </w:r>
+            <w:r>
+              <w:rPr>
+                <w:noProof/>
+                <w:webHidden/>
+              </w:rPr>
+              <w:fldChar w:fldCharType="end"/>
+            </w:r>
+          </w:hyperlink>
+        </w:p>
+        <w:p>
+          <w:pPr>
+            <w:pStyle w:val="Verzeichnis2"/>
+            <w:tabs>
+              <w:tab w:val="right" w:leader="dot" w:pos="9062"/>
+            </w:tabs>
+            <w:rPr>
+              <w:rFonts w:eastAsiaTheme="minorEastAsia"/>
+              <w:noProof/>
+              <w:lang w:eastAsia="de-CH"/>
+            </w:rPr>
+          </w:pPr>
+          <w:hyperlink w:anchor="_Toc233128730" w:history="1">
+            <w:r>
+              <w:rPr>
+                <w:rStyle w:val="Hyperlink"/>
+                <w:noProof/>
+              </w:rPr>
+              <w:t>5.2 Herausforderungen meistern</w:t>
+            </w:r>
+            <w:r>
+              <w:rPr>
+                <w:noProof/>
+                <w:webHidden/>
+              </w:rPr>
+              <w:tab/>
+            </w:r>
+            <w:r>
+              <w:rPr>
+                <w:noProof/>
+                <w:webHidden/>
+              </w:rPr>
+              <w:fldChar w:fldCharType="begin"/>
+            </w:r>
+            <w:r>
+              <w:rPr>
+                <w:noProof/>
+                <w:webHidden/>
+              </w:rPr>
+              <w:instrText xml:space="preserve"> PAGEREF _Toc233128730 \h </w:instrText>
+            </w:r>
+            <w:r>
+              <w:rPr>
+                <w:noProof/>
+                <w:webHidden/>
+              </w:rPr>
+            </w:r>
+            <w:r>
+              <w:rPr>
+                <w:noProof/>
+                <w:webHidden/>
+              </w:rPr>
+              <w:fldChar w:fldCharType="separate"/>
+            </w:r>
+            <w:r>
+              <w:rPr>
+                <w:noProof/>
+                <w:webHidden/>
+              </w:rPr>
+              <w:t>8</w:t>
+            </w:r>
+            <w:r>
+              <w:rPr>
+                <w:noProof/>
+                <w:webHidden/>
+              </w:rPr>
+              <w:fldChar w:fldCharType="end"/>
+            </w:r>
+          </w:hyperlink>
+        </w:p>
+        <w:p>
+          <w:pPr>
+            <w:pStyle w:val="Verzeichnis1"/>
+            <w:tabs>
+              <w:tab w:val="right" w:leader="dot" w:pos="9062"/>
+            </w:tabs>
+            <w:rPr>
+              <w:rFonts w:eastAsiaTheme="minorEastAsia"/>
+              <w:noProof/>
+              <w:lang w:eastAsia="de-CH"/>
+            </w:rPr>
+          </w:pPr>
+          <w:hyperlink w:anchor="_Toc233128731" w:history="1">
+            <w:r>
+              <w:rPr>
+                <w:rStyle w:val="Hyperlink"/>
+                <w:noProof/>
+              </w:rPr>
+              <w:t>6 Projekt Anfang mit Vite</w:t>
+            </w:r>
+            <w:r>
+              <w:rPr>
+                <w:noProof/>
+                <w:webHidden/>
+              </w:rPr>
+              <w:tab/>
+            </w:r>
+            <w:r>
+              <w:rPr>
+                <w:noProof/>
+                <w:webHidden/>
+              </w:rPr>
+              <w:fldChar w:fldCharType="begin"/>
+            </w:r>
+            <w:r>
+              <w:rPr>
+                <w:noProof/>
+                <w:webHidden/>
+              </w:rPr>
+              <w:instrText xml:space="preserve"> PAGEREF _Toc233128731 \h </w:instrText>
+            </w:r>
+            <w:r>
+              <w:rPr>
+                <w:noProof/>
+                <w:webHidden/>
+              </w:rPr>
+            </w:r>
+            <w:r>
+              <w:rPr>
+                <w:noProof/>
+                <w:webHidden/>
+              </w:rPr>
+              <w:fldChar w:fldCharType="separate"/>
+            </w:r>
+            <w:r>
+              <w:rPr>
+                <w:noProof/>
+                <w:webHidden/>
+              </w:rPr>
+              <w:t>9</w:t>
+            </w:r>
+            <w:r>
+              <w:rPr>
+                <w:noProof/>
+                <w:webHidden/>
+              </w:rPr>
+              <w:fldChar w:fldCharType="end"/>
+            </w:r>
+          </w:hyperlink>
+        </w:p>
+        <w:p>
+          <w:pPr>
+            <w:pStyle w:val="Verzeichnis2"/>
+            <w:tabs>
+              <w:tab w:val="right" w:leader="dot" w:pos="9062"/>
+            </w:tabs>
+            <w:rPr>
+              <w:rFonts w:eastAsiaTheme="minorEastAsia"/>
+              <w:noProof/>
+              <w:lang w:eastAsia="de-CH"/>
+            </w:rPr>
+          </w:pPr>
+          <w:hyperlink w:anchor="_Toc233128732" w:history="1">
+            <w:r>
+              <w:rPr>
+                <w:rStyle w:val="Hyperlink"/>
+                <w:noProof/>
+              </w:rPr>
+              <w:t>6.1 Erste Bekanntschaft mit Vite</w:t>
+            </w:r>
+            <w:r>
+              <w:rPr>
+                <w:noProof/>
+                <w:webHidden/>
+              </w:rPr>
+              <w:tab/>
+            </w:r>
+            <w:r>
+              <w:rPr>
+                <w:noProof/>
+                <w:webHidden/>
+              </w:rPr>
+              <w:fldChar w:fldCharType="begin"/>
+            </w:r>
+            <w:r>
+              <w:rPr>
+                <w:noProof/>
+                <w:webHidden/>
+              </w:rPr>
+              <w:instrText xml:space="preserve"> PAGEREF _Toc233128732 \h </w:instrText>
+            </w:r>
+            <w:r>
+              <w:rPr>
+                <w:noProof/>
+                <w:webHidden/>
+              </w:rPr>
+            </w:r>
+            <w:r>
+              <w:rPr>
+                <w:noProof/>
+                <w:webHidden/>
+              </w:rPr>
+              <w:fldChar w:fldCharType="separate"/>
+            </w:r>
+            <w:r>
+              <w:rPr>
+                <w:noProof/>
+                <w:webHidden/>
+              </w:rPr>
+              <w:t>9</w:t>
+            </w:r>
+            <w:r>
+              <w:rPr>
+                <w:noProof/>
+                <w:webHidden/>
+              </w:rPr>
+              <w:fldChar w:fldCharType="end"/>
+            </w:r>
+          </w:hyperlink>
+        </w:p>
+        <w:p>
+          <w:pPr>
+            <w:pStyle w:val="Verzeichnis2"/>
+            <w:tabs>
+              <w:tab w:val="right" w:leader="dot" w:pos="9062"/>
+            </w:tabs>
+            <w:rPr>
+              <w:rFonts w:eastAsiaTheme="minorEastAsia"/>
+              <w:noProof/>
+              <w:lang w:eastAsia="de-CH"/>
+            </w:rPr>
+          </w:pPr>
+          <w:hyperlink w:anchor="_Toc233128733" w:history="1">
+            <w:r>
+              <w:rPr>
+                <w:rStyle w:val="Hyperlink"/>
+                <w:noProof/>
+              </w:rPr>
+              <w:t>6.2 Technische Umsetzung von Vite</w:t>
+            </w:r>
+            <w:r>
+              <w:rPr>
+                <w:noProof/>
+                <w:webHidden/>
+              </w:rPr>
+              <w:tab/>
+            </w:r>
+            <w:r>
+              <w:rPr>
+                <w:noProof/>
+                <w:webHidden/>
+              </w:rPr>
+              <w:fldChar w:fldCharType="begin"/>
+            </w:r>
+            <w:r>
+              <w:rPr>
+                <w:noProof/>
+                <w:webHidden/>
+              </w:rPr>
+              <w:instrText xml:space="preserve"> PAGEREF _Toc233128733 \h </w:instrText>
+            </w:r>
+            <w:r>
+              <w:rPr>
+                <w:noProof/>
+                <w:webHidden/>
+              </w:rPr>
+            </w:r>
+            <w:r>
+              <w:rPr>
+                <w:noProof/>
+                <w:webHidden/>
+              </w:rPr>
+              <w:fldChar w:fldCharType="separate"/>
+            </w:r>
+            <w:r>
+              <w:rPr>
+                <w:noProof/>
+                <w:webHidden/>
+              </w:rPr>
+              <w:t>9</w:t>
+            </w:r>
+            <w:r>
+              <w:rPr>
+                <w:noProof/>
+                <w:webHidden/>
+              </w:rPr>
+              <w:fldChar w:fldCharType="end"/>
+            </w:r>
+          </w:hyperlink>
+        </w:p>
+        <w:p>
+          <w:pPr>
+            <w:pStyle w:val="Verzeichnis1"/>
+            <w:tabs>
+              <w:tab w:val="right" w:leader="dot" w:pos="9062"/>
+            </w:tabs>
+            <w:rPr>
+              <w:rFonts w:eastAsiaTheme="minorEastAsia"/>
+              <w:noProof/>
+              <w:lang w:eastAsia="de-CH"/>
+            </w:rPr>
+          </w:pPr>
+          <w:hyperlink w:anchor="_Toc233128734" w:history="1">
+            <w:r>
+              <w:rPr>
+                <w:rStyle w:val="Hyperlink"/>
+                <w:noProof/>
+              </w:rPr>
+              <w:t>7 Grundstruktur der App erstellen</w:t>
+            </w:r>
+            <w:r>
+              <w:rPr>
+                <w:noProof/>
+                <w:webHidden/>
+              </w:rPr>
+              <w:tab/>
+            </w:r>
+            <w:r>
+              <w:rPr>
+                <w:noProof/>
+                <w:webHidden/>
+              </w:rPr>
+              <w:fldChar w:fldCharType="begin"/>
+            </w:r>
+            <w:r>
+              <w:rPr>
+                <w:noProof/>
+                <w:webHidden/>
+              </w:rPr>
+              <w:instrText xml:space="preserve"> PAGEREF _Toc233128734 \h </w:instrText>
+            </w:r>
+            <w:r>
+              <w:rPr>
+                <w:noProof/>
+                <w:webHidden/>
+              </w:rPr>
+            </w:r>
+            <w:r>
+              <w:rPr>
+                <w:noProof/>
+                <w:webHidden/>
+              </w:rPr>
+              <w:fldChar w:fldCharType="separate"/>
+            </w:r>
+            <w:r>
+              <w:rPr>
+                <w:noProof/>
+                <w:webHidden/>
+              </w:rPr>
+              <w:t>9</w:t>
+            </w:r>
+            <w:r>
+              <w:rPr>
+                <w:noProof/>
+                <w:webHidden/>
+              </w:rPr>
+              <w:fldChar w:fldCharType="end"/>
+            </w:r>
+          </w:hyperlink>
+        </w:p>
+        <w:p>
+          <w:pPr>
+            <w:pStyle w:val="Verzeichnis2"/>
+            <w:tabs>
+              <w:tab w:val="right" w:leader="dot" w:pos="9062"/>
+            </w:tabs>
+            <w:rPr>
+              <w:rFonts w:eastAsiaTheme="minorEastAsia"/>
+              <w:noProof/>
+              <w:lang w:eastAsia="de-CH"/>
+            </w:rPr>
+          </w:pPr>
+          <w:hyperlink w:anchor="_Toc233128735" w:history="1">
+            <w:r>
+              <w:rPr>
+                <w:rStyle w:val="Hyperlink"/>
+                <w:noProof/>
+              </w:rPr>
+              <w:t>7.1 Ordnerstruktur erweitern</w:t>
+            </w:r>
+            <w:r>
+              <w:rPr>
+                <w:noProof/>
+                <w:webHidden/>
+              </w:rPr>
+              <w:tab/>
+            </w:r>
+            <w:r>
+              <w:rPr>
+                <w:noProof/>
+                <w:webHidden/>
+              </w:rPr>
+              <w:fldChar w:fldCharType="begin"/>
+            </w:r>
+            <w:r>
+              <w:rPr>
+                <w:noProof/>
+                <w:webHidden/>
+              </w:rPr>
+              <w:instrText xml:space="preserve"> PAGEREF _Toc233128735 \h </w:instrText>
+            </w:r>
+            <w:r>
+              <w:rPr>
+                <w:noProof/>
+                <w:webHidden/>
+              </w:rPr>
+            </w:r>
+            <w:r>
+              <w:rPr>
+                <w:noProof/>
+                <w:webHidden/>
+              </w:rPr>
+              <w:fldChar w:fldCharType="separate"/>
+            </w:r>
+            <w:r>
+              <w:rPr>
+                <w:noProof/>
+                <w:webHidden/>
+              </w:rPr>
+              <w:t>9</w:t>
+            </w:r>
+            <w:r>
+              <w:rPr>
+                <w:noProof/>
+                <w:webHidden/>
+              </w:rPr>
+              <w:fldChar w:fldCharType="end"/>
+            </w:r>
+          </w:hyperlink>
+        </w:p>
+        <w:p>
+          <w:pPr>
+            <w:pStyle w:val="Verzeichnis2"/>
+            <w:tabs>
+              <w:tab w:val="right" w:leader="dot" w:pos="9062"/>
+            </w:tabs>
+            <w:rPr>
+              <w:rFonts w:eastAsiaTheme="minorEastAsia"/>
+              <w:noProof/>
+              <w:lang w:eastAsia="de-CH"/>
+            </w:rPr>
+          </w:pPr>
+          <w:hyperlink w:anchor="_Toc233128736" w:history="1">
+            <w:r>
+              <w:rPr>
+                <w:rStyle w:val="Hyperlink"/>
+                <w:noProof/>
+              </w:rPr>
+              <w:t>7.2 Grundstruktur der Webseite erstellen</w:t>
+            </w:r>
+            <w:r>
+              <w:rPr>
+                <w:noProof/>
+                <w:webHidden/>
+              </w:rPr>
+              <w:tab/>
+            </w:r>
+            <w:r>
+              <w:rPr>
+                <w:noProof/>
+                <w:webHidden/>
+              </w:rPr>
+              <w:fldChar w:fldCharType="begin"/>
+            </w:r>
+            <w:r>
+              <w:rPr>
+                <w:noProof/>
+                <w:webHidden/>
+              </w:rPr>
+              <w:instrText xml:space="preserve"> PAGEREF _Toc233128736 \h </w:instrText>
+            </w:r>
+            <w:r>
+              <w:rPr>
+                <w:noProof/>
+                <w:webHidden/>
+              </w:rPr>
+            </w:r>
+            <w:r>
+              <w:rPr>
+                <w:noProof/>
+                <w:webHidden/>
+              </w:rPr>
+              <w:fldChar w:fldCharType="separate"/>
+            </w:r>
+            <w:r>
+              <w:rPr>
+                <w:noProof/>
+                <w:webHidden/>
+              </w:rPr>
+              <w:t>10</w:t>
+            </w:r>
+            <w:r>
+              <w:rPr>
+                <w:noProof/>
+                <w:webHidden/>
+              </w:rPr>
+              <w:fldChar w:fldCharType="end"/>
+            </w:r>
+          </w:hyperlink>
+        </w:p>
+        <w:p>
+          <w:pPr>
+            <w:pStyle w:val="Verzeichnis1"/>
+            <w:tabs>
+              <w:tab w:val="right" w:leader="dot" w:pos="9062"/>
+            </w:tabs>
+            <w:rPr>
+              <w:rFonts w:eastAsiaTheme="minorEastAsia"/>
+              <w:noProof/>
+              <w:lang w:eastAsia="de-CH"/>
+            </w:rPr>
+          </w:pPr>
+          <w:hyperlink w:anchor="_Toc233128737" w:history="1">
+            <w:r>
+              <w:rPr>
+                <w:rStyle w:val="Hyperlink"/>
+                <w:noProof/>
+              </w:rPr>
+              <w:t>8 Supabase Open-Source-Plattform</w:t>
+            </w:r>
+            <w:r>
+              <w:rPr>
+                <w:noProof/>
+                <w:webHidden/>
+              </w:rPr>
+              <w:tab/>
+            </w:r>
+            <w:r>
+              <w:rPr>
+                <w:noProof/>
+                <w:webHidden/>
+              </w:rPr>
+              <w:fldChar w:fldCharType="begin"/>
+            </w:r>
+            <w:r>
+              <w:rPr>
+                <w:noProof/>
+                <w:webHidden/>
+              </w:rPr>
+              <w:instrText xml:space="preserve"> PAGEREF _Toc233128737 \h </w:instrText>
+            </w:r>
+            <w:r>
+              <w:rPr>
+                <w:noProof/>
+                <w:webHidden/>
+              </w:rPr>
+            </w:r>
+            <w:r>
+              <w:rPr>
+                <w:noProof/>
+                <w:webHidden/>
+              </w:rPr>
+              <w:fldChar w:fldCharType="separate"/>
+            </w:r>
+            <w:r>
+              <w:rPr>
+                <w:noProof/>
+                <w:webHidden/>
+              </w:rPr>
+              <w:t>11</w:t>
+            </w:r>
+            <w:r>
+              <w:rPr>
+                <w:noProof/>
+                <w:webHidden/>
+              </w:rPr>
+              <w:fldChar w:fldCharType="end"/>
+            </w:r>
+          </w:hyperlink>
+        </w:p>
+        <w:p>
+          <w:pPr>
+            <w:pStyle w:val="Verzeichnis2"/>
+            <w:tabs>
+              <w:tab w:val="right" w:leader="dot" w:pos="9062"/>
+            </w:tabs>
+            <w:rPr>
+              <w:rFonts w:eastAsiaTheme="minorEastAsia"/>
+              <w:noProof/>
+              <w:lang w:eastAsia="de-CH"/>
+            </w:rPr>
+          </w:pPr>
+          <w:hyperlink w:anchor="_Toc233128738" w:history="1">
+            <w:r>
+              <w:rPr>
+                <w:rStyle w:val="Hyperlink"/>
+                <w:noProof/>
+              </w:rPr>
+              <w:t>8.1 Einarbeitung in Supabase</w:t>
+            </w:r>
+            <w:r>
+              <w:rPr>
+                <w:noProof/>
+                <w:webHidden/>
+              </w:rPr>
+              <w:tab/>
+            </w:r>
+            <w:r>
+              <w:rPr>
+                <w:noProof/>
+                <w:webHidden/>
+              </w:rPr>
+              <w:fldChar w:fldCharType="begin"/>
+            </w:r>
+            <w:r>
+              <w:rPr>
+                <w:noProof/>
+                <w:webHidden/>
+              </w:rPr>
+              <w:instrText xml:space="preserve"> PAGEREF _Toc233128738 \h </w:instrText>
+            </w:r>
+            <w:r>
+              <w:rPr>
+                <w:noProof/>
+                <w:webHidden/>
+              </w:rPr>
+            </w:r>
+            <w:r>
+              <w:rPr>
+                <w:noProof/>
+                <w:webHidden/>
+              </w:rPr>
+              <w:fldChar w:fldCharType="separate"/>
+            </w:r>
+            <w:r>
+              <w:rPr>
+                <w:noProof/>
+                <w:webHidden/>
+              </w:rPr>
+              <w:t>11</w:t>
+            </w:r>
+            <w:r>
+              <w:rPr>
+                <w:noProof/>
+                <w:webHidden/>
+              </w:rPr>
+              <w:fldChar w:fldCharType="end"/>
+            </w:r>
+          </w:hyperlink>
+        </w:p>
+        <w:p>
+          <w:pPr>
+            <w:pStyle w:val="Verzeichnis2"/>
+            <w:tabs>
+              <w:tab w:val="right" w:leader="dot" w:pos="9062"/>
+            </w:tabs>
+            <w:rPr>
+              <w:rFonts w:eastAsiaTheme="minorEastAsia"/>
+              <w:noProof/>
+              <w:lang w:eastAsia="de-CH"/>
+            </w:rPr>
+          </w:pPr>
+          <w:hyperlink w:anchor="_Toc233128739" w:history="1">
+            <w:r>
+              <w:rPr>
+                <w:rStyle w:val="Hyperlink"/>
+                <w:noProof/>
+              </w:rPr>
+              <w:t>8.2 Projektvorbereitung in Supabase</w:t>
+            </w:r>
+            <w:r>
+              <w:rPr>
+                <w:noProof/>
+                <w:webHidden/>
+              </w:rPr>
+              <w:tab/>
+            </w:r>
+            <w:r>
+              <w:rPr>
+                <w:noProof/>
+                <w:webHidden/>
+              </w:rPr>
+              <w:fldChar w:fldCharType="begin"/>
+            </w:r>
+            <w:r>
+              <w:rPr>
+                <w:noProof/>
+                <w:webHidden/>
+              </w:rPr>
+              <w:instrText xml:space="preserve"> PAGEREF _Toc233128739 \h </w:instrText>
+            </w:r>
+            <w:r>
+              <w:rPr>
+                <w:noProof/>
+                <w:webHidden/>
+              </w:rPr>
+            </w:r>
+            <w:r>
+              <w:rPr>
+                <w:noProof/>
+                <w:webHidden/>
+              </w:rPr>
+              <w:fldChar w:fldCharType="separate"/>
+            </w:r>
+            <w:r>
+              <w:rPr>
+                <w:noProof/>
+                <w:webHidden/>
+              </w:rPr>
+              <w:t>11</w:t>
+            </w:r>
+            <w:r>
+              <w:rPr>
+                <w:noProof/>
+                <w:webHidden/>
+              </w:rPr>
+              <w:fldChar w:fldCharType="end"/>
+            </w:r>
+          </w:hyperlink>
+        </w:p>
+        <w:p>
+          <w:pPr>
+            <w:pStyle w:val="Verzeichnis2"/>
+            <w:tabs>
+              <w:tab w:val="right" w:leader="dot" w:pos="9062"/>
+            </w:tabs>
+            <w:rPr>
+              <w:rFonts w:eastAsiaTheme="minorEastAsia"/>
+              <w:noProof/>
+              <w:lang w:eastAsia="de-CH"/>
+            </w:rPr>
+          </w:pPr>
+          <w:hyperlink w:anchor="_Toc233128740" w:history="1">
+            <w:r>
+              <w:rPr>
+                <w:rStyle w:val="Hyperlink"/>
+                <w:noProof/>
+              </w:rPr>
+              <w:t>8.3 Tabellen erstellen</w:t>
+            </w:r>
+            <w:r>
+              <w:rPr>
+                <w:noProof/>
+                <w:webHidden/>
+              </w:rPr>
+              <w:tab/>
+            </w:r>
+            <w:r>
+              <w:rPr>
+                <w:noProof/>
+                <w:webHidden/>
+              </w:rPr>
+              <w:fldChar w:fldCharType="begin"/>
+            </w:r>
+            <w:r>
+              <w:rPr>
+                <w:noProof/>
+                <w:webHidden/>
+              </w:rPr>
+              <w:instrText xml:space="preserve"> PAGEREF _Toc233128740 \h </w:instrText>
+            </w:r>
+            <w:r>
+              <w:rPr>
+                <w:noProof/>
+                <w:webHidden/>
+              </w:rPr>
+            </w:r>
+            <w:r>
+              <w:rPr>
+                <w:noProof/>
+                <w:webHidden/>
+              </w:rPr>
+              <w:fldChar w:fldCharType="separate"/>
+            </w:r>
+            <w:r>
+              <w:rPr>
+                <w:noProof/>
+                <w:webHidden/>
+              </w:rPr>
+              <w:t>12</w:t>
+            </w:r>
+            <w:r>
+              <w:rPr>
+                <w:noProof/>
+                <w:webHidden/>
+              </w:rPr>
+              <w:fldChar w:fldCharType="end"/>
+            </w:r>
+          </w:hyperlink>
+        </w:p>
+        <w:p>
+          <w:pPr>
+            <w:pStyle w:val="Verzeichnis3"/>
+            <w:tabs>
+              <w:tab w:val="right" w:leader="dot" w:pos="9062"/>
+            </w:tabs>
+            <w:rPr>
+              <w:rFonts w:eastAsiaTheme="minorEastAsia"/>
+              <w:noProof/>
+              <w:lang w:eastAsia="de-CH"/>
+            </w:rPr>
+          </w:pPr>
+          <w:hyperlink w:anchor="_Toc233128741" w:history="1">
+            <w:r>
+              <w:rPr>
+                <w:rStyle w:val="Hyperlink"/>
+                <w:noProof/>
+              </w:rPr>
+              <w:t>8.3.1 Verbindungen zwischen den Tabellen</w:t>
+            </w:r>
+            <w:r>
+              <w:rPr>
+                <w:noProof/>
+                <w:webHidden/>
+              </w:rPr>
+              <w:tab/>
+            </w:r>
+            <w:r>
+              <w:rPr>
+                <w:noProof/>
+                <w:webHidden/>
+              </w:rPr>
+              <w:fldChar w:fldCharType="begin"/>
+            </w:r>
+            <w:r>
+              <w:rPr>
+                <w:noProof/>
+                <w:webHidden/>
+              </w:rPr>
+              <w:instrText xml:space="preserve"> PAGEREF _Toc233128741 \h </w:instrText>
+            </w:r>
+            <w:r>
+              <w:rPr>
+                <w:noProof/>
+                <w:webHidden/>
+              </w:rPr>
+            </w:r>
+            <w:r>
+              <w:rPr>
+                <w:noProof/>
+                <w:webHidden/>
+              </w:rPr>
+              <w:fldChar w:fldCharType="separate"/>
+            </w:r>
+            <w:r>
+              <w:rPr>
+                <w:noProof/>
+                <w:webHidden/>
+              </w:rPr>
+              <w:t>12</w:t>
+            </w:r>
+            <w:r>
+              <w:rPr>
+                <w:noProof/>
+                <w:webHidden/>
+              </w:rPr>
+              <w:fldChar w:fldCharType="end"/>
+            </w:r>
+          </w:hyperlink>
+        </w:p>
+        <w:p>
+          <w:pPr>
+            <w:pStyle w:val="Verzeichnis2"/>
+            <w:tabs>
+              <w:tab w:val="right" w:leader="dot" w:pos="9062"/>
+            </w:tabs>
+            <w:rPr>
+              <w:rFonts w:eastAsiaTheme="minorEastAsia"/>
+              <w:noProof/>
+              <w:lang w:eastAsia="de-CH"/>
+            </w:rPr>
+          </w:pPr>
+          <w:hyperlink w:anchor="_Toc233128742" w:history="1">
+            <w:r>
+              <w:rPr>
+                <w:rStyle w:val="Hyperlink"/>
+                <w:noProof/>
+              </w:rPr>
+              <w:t>8.3.2 Überprüfung der Tabellen</w:t>
+            </w:r>
+            <w:r>
+              <w:rPr>
+                <w:noProof/>
+                <w:webHidden/>
+              </w:rPr>
+              <w:tab/>
+            </w:r>
+            <w:r>
+              <w:rPr>
+                <w:noProof/>
+                <w:webHidden/>
+              </w:rPr>
+              <w:fldChar w:fldCharType="begin"/>
+            </w:r>
+            <w:r>
+              <w:rPr>
+                <w:noProof/>
+                <w:webHidden/>
+              </w:rPr>
+              <w:instrText xml:space="preserve"> PAGEREF _Toc233128742 \h </w:instrText>
+            </w:r>
+            <w:r>
+              <w:rPr>
+                <w:noProof/>
+                <w:webHidden/>
+              </w:rPr>
+            </w:r>
+            <w:r>
+              <w:rPr>
+                <w:noProof/>
+                <w:webHidden/>
+              </w:rPr>
+              <w:fldChar w:fldCharType="separate"/>
+            </w:r>
+            <w:r>
+              <w:rPr>
+                <w:noProof/>
+                <w:webHidden/>
+              </w:rPr>
+              <w:t>12</w:t>
+            </w:r>
+            <w:r>
+              <w:rPr>
+                <w:noProof/>
+                <w:webHidden/>
+              </w:rPr>
+              <w:fldChar w:fldCharType="end"/>
+            </w:r>
+          </w:hyperlink>
+        </w:p>
+        <w:p>
+          <w:pPr>
+            <w:pStyle w:val="Verzeichnis1"/>
+            <w:tabs>
+              <w:tab w:val="right" w:leader="dot" w:pos="9062"/>
+            </w:tabs>
+            <w:rPr>
+              <w:rFonts w:eastAsiaTheme="minorEastAsia"/>
+              <w:noProof/>
+              <w:lang w:eastAsia="de-CH"/>
+            </w:rPr>
+          </w:pPr>
+          <w:hyperlink w:anchor="_Toc233128743" w:history="1">
+            <w:r>
+              <w:rPr>
+                <w:rStyle w:val="Hyperlink"/>
+                <w:noProof/>
+              </w:rPr>
+              <w:t>9 Testdaten und Import der CSV-Dateien</w:t>
+            </w:r>
+            <w:r>
+              <w:rPr>
+                <w:noProof/>
+                <w:webHidden/>
+              </w:rPr>
+              <w:tab/>
+            </w:r>
+            <w:r>
+              <w:rPr>
+                <w:noProof/>
+                <w:webHidden/>
+              </w:rPr>
+              <w:fldChar w:fldCharType="begin"/>
+            </w:r>
+            <w:r>
+              <w:rPr>
+                <w:noProof/>
+                <w:webHidden/>
+              </w:rPr>
+              <w:instrText xml:space="preserve"> PAGEREF _Toc233128743 \h </w:instrText>
+            </w:r>
+            <w:r>
+              <w:rPr>
+                <w:noProof/>
+                <w:webHidden/>
+              </w:rPr>
+            </w:r>
+            <w:r>
+              <w:rPr>
+                <w:noProof/>
+                <w:webHidden/>
+              </w:rPr>
+              <w:fldChar w:fldCharType="separate"/>
+            </w:r>
+            <w:r>
+              <w:rPr>
+                <w:noProof/>
+                <w:webHidden/>
+              </w:rPr>
+              <w:t>13</w:t>
+            </w:r>
+            <w:r>
+              <w:rPr>
+                <w:noProof/>
+                <w:webHidden/>
+              </w:rPr>
+              <w:fldChar w:fldCharType="end"/>
+            </w:r>
+          </w:hyperlink>
+        </w:p>
+        <w:p>
+          <w:pPr>
+            <w:pStyle w:val="Verzeichnis2"/>
+            <w:tabs>
+              <w:tab w:val="right" w:leader="dot" w:pos="9062"/>
+            </w:tabs>
+            <w:rPr>
+              <w:rFonts w:eastAsiaTheme="minorEastAsia"/>
+              <w:noProof/>
+              <w:lang w:eastAsia="de-CH"/>
+            </w:rPr>
+          </w:pPr>
+          <w:hyperlink w:anchor="_Toc233128744" w:history="1">
+            <w:r>
+              <w:rPr>
+                <w:rStyle w:val="Hyperlink"/>
+                <w:noProof/>
+              </w:rPr>
+              <w:t>9.1 Erstellung und Überprüfung der Testdaten</w:t>
+            </w:r>
+            <w:r>
+              <w:rPr>
+                <w:noProof/>
+                <w:webHidden/>
+              </w:rPr>
+              <w:tab/>
+            </w:r>
+            <w:r>
+              <w:rPr>
+                <w:noProof/>
+                <w:webHidden/>
+              </w:rPr>
+              <w:fldChar w:fldCharType="begin"/>
+            </w:r>
+            <w:r>
+              <w:rPr>
+                <w:noProof/>
+                <w:webHidden/>
+              </w:rPr>
+              <w:instrText xml:space="preserve"> PAGEREF _Toc233128744 \h </w:instrText>
+            </w:r>
+            <w:r>
+              <w:rPr>
+                <w:noProof/>
+                <w:webHidden/>
+              </w:rPr>
+            </w:r>
+            <w:r>
+              <w:rPr>
+                <w:noProof/>
+                <w:webHidden/>
+              </w:rPr>
+              <w:fldChar w:fldCharType="separate"/>
+            </w:r>
+            <w:r>
+              <w:rPr>
+                <w:noProof/>
+                <w:webHidden/>
+              </w:rPr>
+              <w:t>13</w:t>
+            </w:r>
+            <w:r>
+              <w:rPr>
+                <w:noProof/>
+                <w:webHidden/>
+              </w:rPr>
+              <w:fldChar w:fldCharType="end"/>
+            </w:r>
+          </w:hyperlink>
+        </w:p>
+        <w:p>
+          <w:pPr>
+            <w:pStyle w:val="Verzeichnis2"/>
+            <w:tabs>
+              <w:tab w:val="right" w:leader="dot" w:pos="9062"/>
+            </w:tabs>
+            <w:rPr>
+              <w:rFonts w:eastAsiaTheme="minorEastAsia"/>
+              <w:noProof/>
+              <w:lang w:eastAsia="de-CH"/>
+            </w:rPr>
+          </w:pPr>
+          <w:hyperlink w:anchor="_Toc233128745" w:history="1">
+            <w:r>
+              <w:rPr>
+                <w:rStyle w:val="Hyperlink"/>
+                <w:noProof/>
+              </w:rPr>
+              <w:t>9.2 Erster Versuch des CSV-Imports</w:t>
+            </w:r>
+            <w:r>
+              <w:rPr>
+                <w:noProof/>
+                <w:webHidden/>
+              </w:rPr>
+              <w:tab/>
+            </w:r>
+            <w:r>
+              <w:rPr>
+                <w:noProof/>
+                <w:webHidden/>
+              </w:rPr>
+              <w:fldChar w:fldCharType="begin"/>
+            </w:r>
+            <w:r>
+              <w:rPr>
+                <w:noProof/>
+                <w:webHidden/>
+              </w:rPr>
+              <w:instrText xml:space="preserve"> PAGEREF _Toc233128745 \h </w:instrText>
+            </w:r>
+            <w:r>
+              <w:rPr>
+                <w:noProof/>
+                <w:webHidden/>
+              </w:rPr>
+            </w:r>
+            <w:r>
+              <w:rPr>
+                <w:noProof/>
+                <w:webHidden/>
+              </w:rPr>
+              <w:fldChar w:fldCharType="separate"/>
+            </w:r>
+            <w:r>
+              <w:rPr>
+                <w:noProof/>
+                <w:webHidden/>
+              </w:rPr>
+              <w:t>13</w:t>
+            </w:r>
+            <w:r>
+              <w:rPr>
+                <w:noProof/>
+                <w:webHidden/>
+              </w:rPr>
+              <w:fldChar w:fldCharType="end"/>
+            </w:r>
+          </w:hyperlink>
+        </w:p>
+        <w:p>
+          <w:pPr>
+            <w:pStyle w:val="Verzeichnis2"/>
+            <w:tabs>
+              <w:tab w:val="right" w:leader="dot" w:pos="9062"/>
+            </w:tabs>
+            <w:rPr>
+              <w:rFonts w:eastAsiaTheme="minorEastAsia"/>
+              <w:noProof/>
+              <w:lang w:eastAsia="de-CH"/>
+            </w:rPr>
+          </w:pPr>
+          <w:hyperlink w:anchor="_Toc233128746" w:history="1">
+            <w:r>
+              <w:rPr>
+                <w:rStyle w:val="Hyperlink"/>
+                <w:noProof/>
+              </w:rPr>
+              <w:t>9.3 Anpassung der CSV-Dateien</w:t>
+            </w:r>
+            <w:r>
+              <w:rPr>
+                <w:noProof/>
+                <w:webHidden/>
+              </w:rPr>
+              <w:tab/>
+            </w:r>
+            <w:r>
+              <w:rPr>
+                <w:noProof/>
+                <w:webHidden/>
+              </w:rPr>
+              <w:fldChar w:fldCharType="begin"/>
+            </w:r>
+            <w:r>
+              <w:rPr>
+                <w:noProof/>
+                <w:webHidden/>
+              </w:rPr>
+              <w:instrText xml:space="preserve"> PAGEREF _Toc233128746 \h </w:instrText>
+            </w:r>
+            <w:r>
+              <w:rPr>
+                <w:noProof/>
+                <w:webHidden/>
+              </w:rPr>
+            </w:r>
+            <w:r>
+              <w:rPr>
+                <w:noProof/>
+                <w:webHidden/>
+              </w:rPr>
+              <w:fldChar w:fldCharType="separate"/>
+            </w:r>
+            <w:r>
+              <w:rPr>
+                <w:noProof/>
+                <w:webHidden/>
+              </w:rPr>
+              <w:t>13</w:t>
+            </w:r>
+            <w:r>
+              <w:rPr>
+                <w:noProof/>
+                <w:webHidden/>
+              </w:rPr>
+              <w:fldChar w:fldCharType="end"/>
+            </w:r>
+          </w:hyperlink>
+        </w:p>
+        <w:p>
+          <w:pPr>
+            <w:pStyle w:val="Verzeichnis2"/>
+            <w:tabs>
+              <w:tab w:val="right" w:leader="dot" w:pos="9062"/>
+            </w:tabs>
+            <w:rPr>
+              <w:rFonts w:eastAsiaTheme="minorEastAsia"/>
+              <w:noProof/>
+              <w:lang w:eastAsia="de-CH"/>
+            </w:rPr>
+          </w:pPr>
+          <w:hyperlink w:anchor="_Toc233128747" w:history="1">
+            <w:r>
+              <w:rPr>
+                <w:rStyle w:val="Hyperlink"/>
+                <w:noProof/>
+              </w:rPr>
+              <w:t>9.4 Neuerstellung der Tabellen</w:t>
+            </w:r>
+            <w:r>
+              <w:rPr>
+                <w:noProof/>
+                <w:webHidden/>
+              </w:rPr>
+              <w:tab/>
+            </w:r>
+            <w:r>
+              <w:rPr>
+                <w:noProof/>
+                <w:webHidden/>
+              </w:rPr>
+              <w:fldChar w:fldCharType="begin"/>
+            </w:r>
+            <w:r>
+              <w:rPr>
+                <w:noProof/>
+                <w:webHidden/>
+              </w:rPr>
+              <w:instrText xml:space="preserve"> PAGEREF _Toc233128747 \h </w:instrText>
+            </w:r>
+            <w:r>
+              <w:rPr>
+                <w:noProof/>
+                <w:webHidden/>
+              </w:rPr>
+            </w:r>
+            <w:r>
+              <w:rPr>
+                <w:noProof/>
+                <w:webHidden/>
+              </w:rPr>
+              <w:fldChar w:fldCharType="separate"/>
+            </w:r>
+            <w:r>
+              <w:rPr>
+                <w:noProof/>
+                <w:webHidden/>
+              </w:rPr>
+              <w:t>14</w:t>
+            </w:r>
+            <w:r>
+              <w:rPr>
+                <w:noProof/>
+                <w:webHidden/>
+              </w:rPr>
+              <w:fldChar w:fldCharType="end"/>
+            </w:r>
+          </w:hyperlink>
+        </w:p>
+        <w:p>
+          <w:pPr>
+            <w:pStyle w:val="Verzeichnis2"/>
+            <w:tabs>
+              <w:tab w:val="right" w:leader="dot" w:pos="9062"/>
+            </w:tabs>
+            <w:rPr>
+              <w:rFonts w:eastAsiaTheme="minorEastAsia"/>
+              <w:noProof/>
+              <w:lang w:eastAsia="de-CH"/>
+            </w:rPr>
+          </w:pPr>
+          <w:hyperlink w:anchor="_Toc233128748" w:history="1">
+            <w:r>
+              <w:rPr>
+                <w:rStyle w:val="Hyperlink"/>
+                <w:noProof/>
+              </w:rPr>
+              <w:t>9.5 Abschliessende Kontrolle</w:t>
+            </w:r>
+            <w:r>
+              <w:rPr>
+                <w:noProof/>
+                <w:webHidden/>
+              </w:rPr>
+              <w:tab/>
+            </w:r>
+            <w:r>
+              <w:rPr>
+                <w:noProof/>
+                <w:webHidden/>
+              </w:rPr>
+              <w:fldChar w:fldCharType="begin"/>
+            </w:r>
+            <w:r>
+              <w:rPr>
+                <w:noProof/>
+                <w:webHidden/>
+              </w:rPr>
+              <w:instrText xml:space="preserve"> PAGEREF _Toc233128748 \h </w:instrText>
+            </w:r>
+            <w:r>
+              <w:rPr>
+                <w:noProof/>
+                <w:webHidden/>
+              </w:rPr>
+            </w:r>
+            <w:r>
+              <w:rPr>
+                <w:noProof/>
+                <w:webHidden/>
+              </w:rPr>
+              <w:fldChar w:fldCharType="separate"/>
+            </w:r>
+            <w:r>
+              <w:rPr>
+                <w:noProof/>
+                <w:webHidden/>
+              </w:rPr>
+              <w:t>14</w:t>
+            </w:r>
+            <w:r>
+              <w:rPr>
+                <w:noProof/>
+                <w:webHidden/>
+              </w:rPr>
+              <w:fldChar w:fldCharType="end"/>
+            </w:r>
+          </w:hyperlink>
+        </w:p>
+        <w:p>
+          <w:pPr>
+            <w:pStyle w:val="Verzeichnis1"/>
+            <w:tabs>
+              <w:tab w:val="right" w:leader="dot" w:pos="9062"/>
+            </w:tabs>
+            <w:rPr>
+              <w:rFonts w:eastAsiaTheme="minorEastAsia"/>
+              <w:noProof/>
+              <w:lang w:eastAsia="de-CH"/>
+            </w:rPr>
+          </w:pPr>
+          <w:hyperlink w:anchor="_Toc233128749" w:history="1">
+            <w:r>
+              <w:rPr>
+                <w:rStyle w:val="Hyperlink"/>
+                <w:noProof/>
+              </w:rPr>
+              <w:t>10 Anbindung der Datenbank und erste Probleme</w:t>
+            </w:r>
+            <w:r>
+              <w:rPr>
+                <w:noProof/>
+                <w:webHidden/>
+              </w:rPr>
+              <w:tab/>
+            </w:r>
+            <w:r>
+              <w:rPr>
+                <w:noProof/>
+                <w:webHidden/>
+              </w:rPr>
+              <w:fldChar w:fldCharType="begin"/>
+            </w:r>
+            <w:r>
+              <w:rPr>
+                <w:noProof/>
+                <w:webHidden/>
+              </w:rPr>
+              <w:instrText xml:space="preserve"> PAGEREF _Toc233128749 \h </w:instrText>
+            </w:r>
+            <w:r>
+              <w:rPr>
+                <w:noProof/>
+                <w:webHidden/>
+              </w:rPr>
+            </w:r>
+            <w:r>
+              <w:rPr>
+                <w:noProof/>
+                <w:webHidden/>
+              </w:rPr>
+              <w:fldChar w:fldCharType="separate"/>
+            </w:r>
+            <w:r>
+              <w:rPr>
+                <w:noProof/>
+                <w:webHidden/>
+              </w:rPr>
+              <w:t>14</w:t>
+            </w:r>
+            <w:r>
+              <w:rPr>
+                <w:noProof/>
+                <w:webHidden/>
+              </w:rPr>
+              <w:fldChar w:fldCharType="end"/>
+            </w:r>
+          </w:hyperlink>
+        </w:p>
+        <w:p>
+          <w:pPr>
+            <w:pStyle w:val="Verzeichnis2"/>
+            <w:tabs>
+              <w:tab w:val="right" w:leader="dot" w:pos="9062"/>
+            </w:tabs>
+            <w:rPr>
+              <w:rFonts w:eastAsiaTheme="minorEastAsia"/>
+              <w:noProof/>
+              <w:lang w:eastAsia="de-CH"/>
+            </w:rPr>
+          </w:pPr>
+          <w:hyperlink w:anchor="_Toc233128750" w:history="1">
+            <w:r>
+              <w:rPr>
+                <w:rStyle w:val="Hyperlink"/>
+                <w:noProof/>
+              </w:rPr>
+              <w:t>10.1 Entwicklung der Webseiten</w:t>
+            </w:r>
+            <w:r>
+              <w:rPr>
+                <w:noProof/>
+                <w:webHidden/>
+              </w:rPr>
+              <w:tab/>
+            </w:r>
+            <w:r>
+              <w:rPr>
+                <w:noProof/>
+                <w:webHidden/>
+              </w:rPr>
+              <w:fldChar w:fldCharType="begin"/>
+            </w:r>
+            <w:r>
+              <w:rPr>
+                <w:noProof/>
+                <w:webHidden/>
+              </w:rPr>
+              <w:instrText xml:space="preserve"> PAGEREF _Toc233128750 \h </w:instrText>
+            </w:r>
+            <w:r>
+              <w:rPr>
+                <w:noProof/>
+                <w:webHidden/>
+              </w:rPr>
+            </w:r>
+            <w:r>
+              <w:rPr>
+                <w:noProof/>
+                <w:webHidden/>
+              </w:rPr>
+              <w:fldChar w:fldCharType="separate"/>
+            </w:r>
+            <w:r>
+              <w:rPr>
+                <w:noProof/>
+                <w:webHidden/>
+              </w:rPr>
+              <w:t>14</w:t>
+            </w:r>
+            <w:r>
+              <w:rPr>
+                <w:noProof/>
+                <w:webHidden/>
+              </w:rPr>
+              <w:fldChar w:fldCharType="end"/>
+            </w:r>
+          </w:hyperlink>
+        </w:p>
+        <w:p>
+          <w:pPr>
+            <w:pStyle w:val="Verzeichnis2"/>
+            <w:tabs>
+              <w:tab w:val="right" w:leader="dot" w:pos="9062"/>
+            </w:tabs>
+            <w:rPr>
+              <w:rFonts w:eastAsiaTheme="minorEastAsia"/>
+              <w:noProof/>
+              <w:lang w:eastAsia="de-CH"/>
+            </w:rPr>
+          </w:pPr>
+          <w:hyperlink w:anchor="_Toc233128751" w:history="1">
+            <w:r>
+              <w:rPr>
+                <w:rStyle w:val="Hyperlink"/>
+                <w:noProof/>
+              </w:rPr>
+              <w:t>10.2 Fehler bei der Datenanzeige</w:t>
+            </w:r>
+            <w:r>
+              <w:rPr>
+                <w:noProof/>
+                <w:webHidden/>
+              </w:rPr>
+              <w:tab/>
+            </w:r>
+            <w:r>
+              <w:rPr>
+                <w:noProof/>
+                <w:webHidden/>
+              </w:rPr>
+              <w:fldChar w:fldCharType="begin"/>
+            </w:r>
+            <w:r>
+              <w:rPr>
+                <w:noProof/>
+                <w:webHidden/>
+              </w:rPr>
+              <w:instrText xml:space="preserve"> PAGEREF _Toc233128751 \h </w:instrText>
+            </w:r>
+            <w:r>
+              <w:rPr>
+                <w:noProof/>
+                <w:webHidden/>
+              </w:rPr>
+            </w:r>
+            <w:r>
+              <w:rPr>
+                <w:noProof/>
+                <w:webHidden/>
+              </w:rPr>
+              <w:fldChar w:fldCharType="separate"/>
+            </w:r>
+            <w:r>
+              <w:rPr>
+                <w:noProof/>
+                <w:webHidden/>
+              </w:rPr>
+              <w:t>14</w:t>
+            </w:r>
+            <w:r>
+              <w:rPr>
+                <w:noProof/>
+                <w:webHidden/>
+              </w:rPr>
+              <w:fldChar w:fldCharType="end"/>
+            </w:r>
+          </w:hyperlink>
+        </w:p>
+        <w:p>
+          <w:pPr>
+            <w:pStyle w:val="Verzeichnis2"/>
+            <w:tabs>
+              <w:tab w:val="right" w:leader="dot" w:pos="9062"/>
+            </w:tabs>
+            <w:rPr>
+              <w:rFonts w:eastAsiaTheme="minorEastAsia"/>
+              <w:noProof/>
+              <w:lang w:eastAsia="de-CH"/>
+            </w:rPr>
+          </w:pPr>
+          <w:hyperlink w:anchor="_Toc233128752" w:history="1">
+            <w:r>
+              <w:rPr>
+                <w:rStyle w:val="Hyperlink"/>
+                <w:noProof/>
+              </w:rPr>
+              <w:t>10.3 Fehlersuche bei der Datenbankverbindung</w:t>
+            </w:r>
+            <w:r>
+              <w:rPr>
+                <w:noProof/>
+                <w:webHidden/>
+              </w:rPr>
+              <w:tab/>
+            </w:r>
+            <w:r>
+              <w:rPr>
+                <w:noProof/>
+                <w:webHidden/>
+              </w:rPr>
+              <w:fldChar w:fldCharType="begin"/>
+            </w:r>
+            <w:r>
+              <w:rPr>
+                <w:noProof/>
+                <w:webHidden/>
+              </w:rPr>
+              <w:instrText xml:space="preserve"> PAGEREF _Toc233128752 \h </w:instrText>
+            </w:r>
+            <w:r>
+              <w:rPr>
+                <w:noProof/>
+                <w:webHidden/>
+              </w:rPr>
+            </w:r>
+            <w:r>
+              <w:rPr>
+                <w:noProof/>
+                <w:webHidden/>
+              </w:rPr>
+              <w:fldChar w:fldCharType="separate"/>
+            </w:r>
+            <w:r>
+              <w:rPr>
+                <w:noProof/>
+                <w:webHidden/>
+              </w:rPr>
+              <w:t>15</w:t>
+            </w:r>
+            <w:r>
+              <w:rPr>
+                <w:noProof/>
+                <w:webHidden/>
+              </w:rPr>
+              <w:fldChar w:fldCharType="end"/>
+            </w:r>
+          </w:hyperlink>
+        </w:p>
+        <w:p>
+          <w:pPr>
+            <w:pStyle w:val="Verzeichnis2"/>
+            <w:tabs>
+              <w:tab w:val="right" w:leader="dot" w:pos="9062"/>
+            </w:tabs>
+            <w:rPr>
+              <w:rFonts w:eastAsiaTheme="minorEastAsia"/>
+              <w:noProof/>
+              <w:lang w:eastAsia="de-CH"/>
+            </w:rPr>
+          </w:pPr>
+          <w:hyperlink w:anchor="_Toc233128753" w:history="1">
+            <w:r>
+              <w:rPr>
+                <w:rStyle w:val="Hyperlink"/>
+                <w:noProof/>
+              </w:rPr>
+              <w:t>10.4 Ursache und Lösung</w:t>
+            </w:r>
+            <w:r>
+              <w:rPr>
+                <w:noProof/>
+                <w:webHidden/>
+              </w:rPr>
+              <w:tab/>
+            </w:r>
+            <w:r>
+              <w:rPr>
+                <w:noProof/>
+                <w:webHidden/>
+              </w:rPr>
+              <w:fldChar w:fldCharType="begin"/>
+            </w:r>
+            <w:r>
+              <w:rPr>
+                <w:noProof/>
+                <w:webHidden/>
+              </w:rPr>
+              <w:instrText xml:space="preserve"> PAGEREF _Toc233128753 \h </w:instrText>
+            </w:r>
+            <w:r>
+              <w:rPr>
+                <w:noProof/>
+                <w:webHidden/>
+              </w:rPr>
+            </w:r>
+            <w:r>
+              <w:rPr>
+                <w:noProof/>
+                <w:webHidden/>
+              </w:rPr>
+              <w:fldChar w:fldCharType="separate"/>
+            </w:r>
+            <w:r>
+              <w:rPr>
+                <w:noProof/>
+                <w:webHidden/>
+              </w:rPr>
+              <w:t>15</w:t>
+            </w:r>
+            <w:r>
+              <w:rPr>
+                <w:noProof/>
+                <w:webHidden/>
+              </w:rPr>
+              <w:fldChar w:fldCharType="end"/>
+            </w:r>
+          </w:hyperlink>
+        </w:p>
+        <w:p>
+          <w:pPr>
+            <w:pStyle w:val="Verzeichnis1"/>
+            <w:tabs>
+              <w:tab w:val="right" w:leader="dot" w:pos="9062"/>
+            </w:tabs>
+            <w:rPr>
+              <w:rFonts w:eastAsiaTheme="minorEastAsia"/>
+              <w:noProof/>
+              <w:lang w:eastAsia="de-CH"/>
+            </w:rPr>
+          </w:pPr>
+          <w:hyperlink w:anchor="_Toc233128754" w:history="1">
+            <w:r>
+              <w:rPr>
+                <w:rStyle w:val="Hyperlink"/>
+                <w:noProof/>
+              </w:rPr>
+              <w:t>11 Implementierung der Such- und Filterfunktionen</w:t>
+            </w:r>
+            <w:r>
+              <w:rPr>
+                <w:noProof/>
+                <w:webHidden/>
+              </w:rPr>
+              <w:tab/>
+            </w:r>
+            <w:r>
+              <w:rPr>
+                <w:noProof/>
+                <w:webHidden/>
+              </w:rPr>
+              <w:fldChar w:fldCharType="begin"/>
+            </w:r>
+            <w:r>
+              <w:rPr>
+                <w:noProof/>
+                <w:webHidden/>
+              </w:rPr>
+              <w:instrText xml:space="preserve"> PAGEREF _Toc233128754 \h </w:instrText>
+            </w:r>
+            <w:r>
+              <w:rPr>
+                <w:noProof/>
+                <w:webHidden/>
+              </w:rPr>
+            </w:r>
+            <w:r>
+              <w:rPr>
+                <w:noProof/>
+                <w:webHidden/>
+              </w:rPr>
+              <w:fldChar w:fldCharType="separate"/>
+            </w:r>
+            <w:r>
+              <w:rPr>
+                <w:noProof/>
+                <w:webHidden/>
+              </w:rPr>
+              <w:t>15</w:t>
+            </w:r>
+            <w:r>
+              <w:rPr>
+                <w:noProof/>
+                <w:webHidden/>
+              </w:rPr>
+              <w:fldChar w:fldCharType="end"/>
+            </w:r>
+          </w:hyperlink>
+        </w:p>
+        <w:p>
+          <w:pPr>
+            <w:pStyle w:val="Verzeichnis2"/>
+            <w:tabs>
+              <w:tab w:val="right" w:leader="dot" w:pos="9062"/>
+            </w:tabs>
+            <w:rPr>
+              <w:rFonts w:eastAsiaTheme="minorEastAsia"/>
+              <w:noProof/>
+              <w:lang w:eastAsia="de-CH"/>
+            </w:rPr>
+          </w:pPr>
+          <w:hyperlink w:anchor="_Toc233128755" w:history="1">
+            <w:r>
+              <w:rPr>
+                <w:rStyle w:val="Hyperlink"/>
+                <w:noProof/>
+              </w:rPr>
+              <w:t>11.1 Entwicklung der Suchfunktion</w:t>
+            </w:r>
+            <w:r>
+              <w:rPr>
+                <w:noProof/>
+                <w:webHidden/>
+              </w:rPr>
+              <w:tab/>
+            </w:r>
+            <w:r>
+              <w:rPr>
+                <w:noProof/>
+                <w:webHidden/>
+              </w:rPr>
+              <w:fldChar w:fldCharType="begin"/>
+            </w:r>
+            <w:r>
+              <w:rPr>
+                <w:noProof/>
+                <w:webHidden/>
+              </w:rPr>
+              <w:instrText xml:space="preserve"> PAGEREF _Toc233128755 \h </w:instrText>
+            </w:r>
+            <w:r>
+              <w:rPr>
+                <w:noProof/>
+                <w:webHidden/>
+              </w:rPr>
+            </w:r>
+            <w:r>
+              <w:rPr>
+                <w:noProof/>
+                <w:webHidden/>
+              </w:rPr>
+              <w:fldChar w:fldCharType="separate"/>
+            </w:r>
+            <w:r>
+              <w:rPr>
+                <w:noProof/>
+                <w:webHidden/>
+              </w:rPr>
+              <w:t>15</w:t>
+            </w:r>
+            <w:r>
+              <w:rPr>
+                <w:noProof/>
+                <w:webHidden/>
+              </w:rPr>
+              <w:fldChar w:fldCharType="end"/>
+            </w:r>
+          </w:hyperlink>
+        </w:p>
+        <w:p>
+          <w:pPr>
+            <w:pStyle w:val="Verzeichnis2"/>
+            <w:tabs>
+              <w:tab w:val="right" w:leader="dot" w:pos="9062"/>
+            </w:tabs>
+            <w:rPr>
+              <w:rFonts w:eastAsiaTheme="minorEastAsia"/>
+              <w:noProof/>
+              <w:lang w:eastAsia="de-CH"/>
+            </w:rPr>
+          </w:pPr>
+          <w:hyperlink w:anchor="_Toc233128756" w:history="1">
+            <w:r>
+              <w:rPr>
+                <w:rStyle w:val="Hyperlink"/>
+                <w:noProof/>
+              </w:rPr>
+              <w:t>11.2 Entwicklung der Filterfunktionen</w:t>
+            </w:r>
+            <w:r>
+              <w:rPr>
+                <w:noProof/>
+                <w:webHidden/>
+              </w:rPr>
+              <w:tab/>
+            </w:r>
+            <w:r>
+              <w:rPr>
+                <w:noProof/>
+                <w:webHidden/>
+              </w:rPr>
+              <w:fldChar w:fldCharType="begin"/>
+            </w:r>
+            <w:r>
+              <w:rPr>
+                <w:noProof/>
+                <w:webHidden/>
+              </w:rPr>
+              <w:instrText xml:space="preserve"> PAGEREF _Toc233128756 \h </w:instrText>
+            </w:r>
+            <w:r>
+              <w:rPr>
+                <w:noProof/>
+                <w:webHidden/>
+              </w:rPr>
+            </w:r>
+            <w:r>
+              <w:rPr>
+                <w:noProof/>
+                <w:webHidden/>
+              </w:rPr>
+              <w:fldChar w:fldCharType="separate"/>
+            </w:r>
+            <w:r>
+              <w:rPr>
+                <w:noProof/>
+                <w:webHidden/>
+              </w:rPr>
+              <w:t>16</w:t>
+            </w:r>
+            <w:r>
+              <w:rPr>
+                <w:noProof/>
+                <w:webHidden/>
+              </w:rPr>
+              <w:fldChar w:fldCharType="end"/>
+            </w:r>
+          </w:hyperlink>
+        </w:p>
+        <w:p>
+          <w:pPr>
+            <w:pStyle w:val="Verzeichnis2"/>
+            <w:tabs>
+              <w:tab w:val="right" w:leader="dot" w:pos="9062"/>
+            </w:tabs>
+            <w:rPr>
+              <w:rFonts w:eastAsiaTheme="minorEastAsia"/>
+              <w:noProof/>
+              <w:lang w:eastAsia="de-CH"/>
+            </w:rPr>
+          </w:pPr>
+          <w:hyperlink w:anchor="_Toc233128757" w:history="1">
+            <w:r>
+              <w:rPr>
+                <w:rStyle w:val="Hyperlink"/>
+                <w:noProof/>
+              </w:rPr>
+              <w:t>11.3 Zeitaufwand und Herausforderungen</w:t>
+            </w:r>
+            <w:r>
+              <w:rPr>
+                <w:noProof/>
+                <w:webHidden/>
+              </w:rPr>
+              <w:tab/>
+            </w:r>
+            <w:r>
+              <w:rPr>
+                <w:noProof/>
+                <w:webHidden/>
+              </w:rPr>
+              <w:fldChar w:fldCharType="begin"/>
+            </w:r>
+            <w:r>
+              <w:rPr>
+                <w:noProof/>
+                <w:webHidden/>
+              </w:rPr>
+              <w:instrText xml:space="preserve"> PAGEREF _Toc233128757 \h </w:instrText>
+            </w:r>
+            <w:r>
+              <w:rPr>
+                <w:noProof/>
+                <w:webHidden/>
+              </w:rPr>
+            </w:r>
+            <w:r>
+              <w:rPr>
+                <w:noProof/>
+                <w:webHidden/>
+              </w:rPr>
+              <w:fldChar w:fldCharType="separate"/>
+            </w:r>
+            <w:r>
+              <w:rPr>
+                <w:noProof/>
+                <w:webHidden/>
+              </w:rPr>
+              <w:t>16</w:t>
+            </w:r>
+            <w:r>
+              <w:rPr>
+                <w:noProof/>
+                <w:webHidden/>
+              </w:rPr>
+              <w:fldChar w:fldCharType="end"/>
+            </w:r>
+          </w:hyperlink>
+        </w:p>
+        <w:p>
+          <w:pPr>
+            <w:pStyle w:val="Verzeichnis1"/>
+            <w:tabs>
+              <w:tab w:val="right" w:leader="dot" w:pos="9062"/>
+            </w:tabs>
+            <w:rPr>
+              <w:rFonts w:eastAsiaTheme="minorEastAsia"/>
+              <w:noProof/>
+              <w:lang w:eastAsia="de-CH"/>
+            </w:rPr>
+          </w:pPr>
+          <w:hyperlink w:anchor="_Toc233128758" w:history="1">
+            <w:r>
+              <w:rPr>
+                <w:rStyle w:val="Hyperlink"/>
+                <w:noProof/>
+              </w:rPr>
+              <w:t>Tagesreflexionen</w:t>
+            </w:r>
+            <w:r>
+              <w:rPr>
+                <w:noProof/>
+                <w:webHidden/>
+              </w:rPr>
+              <w:tab/>
+            </w:r>
+            <w:r>
+              <w:rPr>
+                <w:noProof/>
+                <w:webHidden/>
+              </w:rPr>
+              <w:fldChar w:fldCharType="begin"/>
+            </w:r>
+            <w:r>
+              <w:rPr>
+                <w:noProof/>
+                <w:webHidden/>
+              </w:rPr>
+              <w:instrText xml:space="preserve"> PAGEREF _Toc233128758 \h </w:instrText>
+            </w:r>
+            <w:r>
+              <w:rPr>
+                <w:noProof/>
+                <w:webHidden/>
+              </w:rPr>
+            </w:r>
+            <w:r>
+              <w:rPr>
+                <w:noProof/>
+                <w:webHidden/>
+              </w:rPr>
+              <w:fldChar w:fldCharType="separate"/>
+            </w:r>
+            <w:r>
+              <w:rPr>
+                <w:noProof/>
+                <w:webHidden/>
+              </w:rPr>
+              <w:t>16</w:t>
+            </w:r>
+            <w:r>
+              <w:rPr>
+                <w:noProof/>
+                <w:webHidden/>
+              </w:rPr>
+              <w:fldChar w:fldCharType="end"/>
+            </w:r>
+          </w:hyperlink>
+        </w:p>
+        <w:p>
+          <w:pPr>
+            <w:pStyle w:val="Verzeichnis2"/>
+            <w:tabs>
+              <w:tab w:val="right" w:leader="dot" w:pos="9062"/>
+            </w:tabs>
+            <w:rPr>
+              <w:rFonts w:eastAsiaTheme="minorEastAsia"/>
+              <w:noProof/>
+              <w:lang w:eastAsia="de-CH"/>
+            </w:rPr>
+          </w:pPr>
+          <w:hyperlink w:anchor="_Toc233128759" w:history="1">
+            <w:r>
+              <w:rPr>
+                <w:rStyle w:val="Hyperlink"/>
+                <w:noProof/>
+              </w:rPr>
+              <w:t>Tag 1</w:t>
+            </w:r>
+            <w:r>
+              <w:rPr>
+                <w:noProof/>
+                <w:webHidden/>
+              </w:rPr>
+              <w:tab/>
+            </w:r>
+            <w:r>
+              <w:rPr>
+                <w:noProof/>
+                <w:webHidden/>
+              </w:rPr>
+              <w:fldChar w:fldCharType="begin"/>
+            </w:r>
+            <w:r>
+              <w:rPr>
+                <w:noProof/>
+                <w:webHidden/>
+              </w:rPr>
+              <w:instrText xml:space="preserve"> PAGEREF _Toc233128759 \h </w:instrText>
+            </w:r>
+            <w:r>
+              <w:rPr>
+                <w:noProof/>
+                <w:webHidden/>
+              </w:rPr>
+            </w:r>
+            <w:r>
+              <w:rPr>
+                <w:noProof/>
+                <w:webHidden/>
+              </w:rPr>
+              <w:fldChar w:fldCharType="separate"/>
+            </w:r>
+            <w:r>
+              <w:rPr>
+                <w:noProof/>
+                <w:webHidden/>
+              </w:rPr>
+              <w:t>16</w:t>
+            </w:r>
+            <w:r>
+              <w:rPr>
+                <w:noProof/>
+                <w:webHidden/>
+              </w:rPr>
+              <w:fldChar w:fldCharType="end"/>
+            </w:r>
+          </w:hyperlink>
+        </w:p>
+        <w:p>
+          <w:pPr>
+            <w:pStyle w:val="Verzeichnis2"/>
+            <w:tabs>
+              <w:tab w:val="right" w:leader="dot" w:pos="9062"/>
+            </w:tabs>
+            <w:rPr>
+              <w:rFonts w:eastAsiaTheme="minorEastAsia"/>
+              <w:noProof/>
+              <w:lang w:eastAsia="de-CH"/>
+            </w:rPr>
+          </w:pPr>
+          <w:hyperlink w:anchor="_Toc233128760" w:history="1">
+            <w:r>
+              <w:rPr>
+                <w:rStyle w:val="Hyperlink"/>
+                <w:noProof/>
+              </w:rPr>
+              <w:t>Tag 2</w:t>
+            </w:r>
+            <w:r>
+              <w:rPr>
+                <w:noProof/>
+                <w:webHidden/>
+              </w:rPr>
+              <w:tab/>
+            </w:r>
+            <w:r>
+              <w:rPr>
+                <w:noProof/>
+                <w:webHidden/>
+              </w:rPr>
+              <w:fldChar w:fldCharType="begin"/>
+            </w:r>
+            <w:r>
+              <w:rPr>
+                <w:noProof/>
+                <w:webHidden/>
+              </w:rPr>
+              <w:instrText xml:space="preserve"> PAGEREF _Toc233128760 \h </w:instrText>
+            </w:r>
+            <w:r>
+              <w:rPr>
+                <w:noProof/>
+                <w:webHidden/>
+              </w:rPr>
+            </w:r>
+            <w:r>
+              <w:rPr>
+                <w:noProof/>
+                <w:webHidden/>
+              </w:rPr>
+              <w:fldChar w:fldCharType="separate"/>
+            </w:r>
+            <w:r>
+              <w:rPr>
+                <w:noProof/>
+                <w:webHidden/>
+              </w:rPr>
+              <w:t>17</w:t>
+            </w:r>
+            <w:r>
+              <w:rPr>
+                <w:noProof/>
+                <w:webHidden/>
+              </w:rPr>
+              <w:fldChar w:fldCharType="end"/>
+            </w:r>
+          </w:hyperlink>
+        </w:p>
+        <w:p>
+          <w:pPr>
+            <w:pStyle w:val="Verzeichnis2"/>
+            <w:tabs>
+              <w:tab w:val="right" w:leader="dot" w:pos="9062"/>
+            </w:tabs>
+            <w:rPr>
+              <w:rFonts w:eastAsiaTheme="minorEastAsia"/>
+              <w:noProof/>
+              <w:lang w:eastAsia="de-CH"/>
+            </w:rPr>
+          </w:pPr>
+          <w:hyperlink w:anchor="_Toc233128761" w:history="1">
+            <w:r>
+              <w:rPr>
+                <w:rStyle w:val="Hyperlink"/>
+                <w:noProof/>
+              </w:rPr>
+              <w:t>Tag 3</w:t>
+            </w:r>
+            <w:r>
+              <w:rPr>
+                <w:noProof/>
+                <w:webHidden/>
+              </w:rPr>
+              <w:tab/>
+            </w:r>
+            <w:r>
+              <w:rPr>
+                <w:noProof/>
+                <w:webHidden/>
+              </w:rPr>
+              <w:fldChar w:fldCharType="begin"/>
+            </w:r>
+            <w:r>
+              <w:rPr>
+                <w:noProof/>
+                <w:webHidden/>
+              </w:rPr>
+              <w:instrText xml:space="preserve"> PAGEREF _Toc233128761 \h </w:instrText>
+            </w:r>
+            <w:r>
+              <w:rPr>
+                <w:noProof/>
+                <w:webHidden/>
+              </w:rPr>
+            </w:r>
+            <w:r>
+              <w:rPr>
+                <w:noProof/>
+                <w:webHidden/>
+              </w:rPr>
+              <w:fldChar w:fldCharType="separate"/>
+            </w:r>
+            <w:r>
+              <w:rPr>
+                <w:noProof/>
+                <w:webHidden/>
+              </w:rPr>
+              <w:t>17</w:t>
+            </w:r>
+            <w:r>
+              <w:rPr>
+                <w:noProof/>
+                <w:webHidden/>
+              </w:rPr>
+              <w:fldChar w:fldCharType="end"/>
+            </w:r>
+          </w:hyperlink>
+        </w:p>
+        <w:p>
+          <w:pPr>
+            <w:pStyle w:val="Verzeichnis2"/>
+            <w:tabs>
+              <w:tab w:val="right" w:leader="dot" w:pos="9062"/>
+            </w:tabs>
+            <w:rPr>
+              <w:rFonts w:eastAsiaTheme="minorEastAsia"/>
+              <w:noProof/>
+              <w:lang w:eastAsia="de-CH"/>
+            </w:rPr>
+          </w:pPr>
+          <w:hyperlink w:anchor="_Toc233128762" w:history="1">
+            <w:r>
+              <w:rPr>
+                <w:rStyle w:val="Hyperlink"/>
+                <w:noProof/>
+              </w:rPr>
+              <w:t>Tag 4</w:t>
+            </w:r>
+            <w:r>
+              <w:rPr>
+                <w:noProof/>
+                <w:webHidden/>
+              </w:rPr>
+              <w:tab/>
+            </w:r>
+            <w:r>
+              <w:rPr>
+                <w:noProof/>
+                <w:webHidden/>
+              </w:rPr>
+              <w:fldChar w:fldCharType="begin"/>
+            </w:r>
+            <w:r>
+              <w:rPr>
+                <w:noProof/>
+                <w:webHidden/>
+              </w:rPr>
+              <w:instrText xml:space="preserve"> PAGEREF _Toc233128762 \h </w:instrText>
+            </w:r>
+            <w:r>
+              <w:rPr>
+                <w:noProof/>
+                <w:webHidden/>
+              </w:rPr>
+            </w:r>
+            <w:r>
+              <w:rPr>
+                <w:noProof/>
+                <w:webHidden/>
+              </w:rPr>
+              <w:fldChar w:fldCharType="separate"/>
+            </w:r>
+            <w:r>
+              <w:rPr>
+                <w:noProof/>
+                <w:webHidden/>
+              </w:rPr>
+              <w:t>17</w:t>
+            </w:r>
+            <w:r>
+              <w:rPr>
+                <w:noProof/>
+                <w:webHidden/>
+              </w:rPr>
+              <w:fldChar w:fldCharType="end"/>
+            </w:r>
+          </w:hyperlink>
+        </w:p>
+        <w:p>
+          <w:pPr>
+            <w:pStyle w:val="Verzeichnis2"/>
+            <w:tabs>
+              <w:tab w:val="right" w:leader="dot" w:pos="9062"/>
+            </w:tabs>
+            <w:rPr>
+              <w:rFonts w:eastAsiaTheme="minorEastAsia"/>
+              <w:noProof/>
+              <w:lang w:eastAsia="de-CH"/>
+            </w:rPr>
+          </w:pPr>
+          <w:hyperlink w:anchor="_Toc233128763" w:history="1">
+            <w:r>
+              <w:rPr>
+                <w:rStyle w:val="Hyperlink"/>
+                <w:noProof/>
+              </w:rPr>
+              <w:t>Tag 5</w:t>
+            </w:r>
+            <w:r>
+              <w:rPr>
+                <w:noProof/>
+                <w:webHidden/>
+              </w:rPr>
+              <w:tab/>
+            </w:r>
+            <w:r>
+              <w:rPr>
+                <w:noProof/>
+                <w:webHidden/>
+              </w:rPr>
+              <w:fldChar w:fldCharType="begin"/>
+            </w:r>
+            <w:r>
+              <w:rPr>
+                <w:noProof/>
+                <w:webHidden/>
+              </w:rPr>
+              <w:instrText xml:space="preserve"> PAGEREF _Toc233128763 \h </w:instrText>
+            </w:r>
+            <w:r>
+              <w:rPr>
+                <w:noProof/>
+                <w:webHidden/>
+              </w:rPr>
+            </w:r>
+            <w:r>
+              <w:rPr>
+                <w:noProof/>
+                <w:webHidden/>
+              </w:rPr>
+              <w:fldChar w:fldCharType="separate"/>
+            </w:r>
+            <w:r>
+              <w:rPr>
+                <w:noProof/>
+                <w:webHidden/>
+              </w:rPr>
+              <w:t>17</w:t>
+            </w:r>
+            <w:r>
+              <w:rPr>
+                <w:noProof/>
+                <w:webHidden/>
+              </w:rPr>
+              <w:fldChar w:fldCharType="end"/>
+            </w:r>
+          </w:hyperlink>
+        </w:p>
+        <w:p>
+          <w:pPr>
+            <w:pStyle w:val="Verzeichnis2"/>
+            <w:tabs>
+              <w:tab w:val="right" w:leader="dot" w:pos="9062"/>
+            </w:tabs>
+            <w:rPr>
+              <w:rFonts w:eastAsiaTheme="minorEastAsia"/>
+              <w:noProof/>
+              <w:lang w:eastAsia="de-CH"/>
+            </w:rPr>
+          </w:pPr>
+          <w:hyperlink w:anchor="_Toc233128764" w:history="1">
+            <w:r>
+              <w:rPr>
+                <w:rStyle w:val="Hyperlink"/>
+                <w:noProof/>
+              </w:rPr>
+              <w:t>Tag 6</w:t>
+            </w:r>
+            <w:r>
+              <w:rPr>
+                <w:noProof/>
+                <w:webHidden/>
+              </w:rPr>
+              <w:tab/>
+            </w:r>
+            <w:r>
+              <w:rPr>
+                <w:noProof/>
+                <w:webHidden/>
+              </w:rPr>
+              <w:fldChar w:fldCharType="begin"/>
+            </w:r>
+            <w:r>
+              <w:rPr>
+                <w:noProof/>
+                <w:webHidden/>
+              </w:rPr>
+              <w:instrText xml:space="preserve"> PAGEREF _Toc233128764 \h </w:instrText>
+            </w:r>
+            <w:r>
+              <w:rPr>
+                <w:noProof/>
+                <w:webHidden/>
+              </w:rPr>
+            </w:r>
+            <w:r>
+              <w:rPr>
+                <w:noProof/>
+                <w:webHidden/>
+              </w:rPr>
+              <w:fldChar w:fldCharType="separate"/>
+            </w:r>
+            <w:r>
+              <w:rPr>
+                <w:noProof/>
+                <w:webHidden/>
+              </w:rPr>
+              <w:t>18</w:t>
+            </w:r>
+            <w:r>
+              <w:rPr>
+                <w:noProof/>
+                <w:webHidden/>
+              </w:rPr>
+              <w:fldChar w:fldCharType="end"/>
+            </w:r>
+          </w:hyperlink>
+        </w:p>
+        <w:p>
+          <w:pPr>
+            <w:pStyle w:val="Verzeichnis2"/>
+            <w:tabs>
+              <w:tab w:val="right" w:leader="dot" w:pos="9062"/>
+            </w:tabs>
+            <w:rPr>
+              <w:rFonts w:eastAsiaTheme="minorEastAsia"/>
+              <w:noProof/>
+              <w:lang w:eastAsia="de-CH"/>
+            </w:rPr>
+          </w:pPr>
+          <w:hyperlink w:anchor="_Toc233128765" w:history="1">
+            <w:r>
+              <w:rPr>
+                <w:rStyle w:val="Hyperlink"/>
+                <w:noProof/>
+              </w:rPr>
+              <w:t>Tag 7</w:t>
+            </w:r>
+            <w:r>
+              <w:rPr>
+                <w:noProof/>
+                <w:webHidden/>
+              </w:rPr>
+              <w:tab/>
+            </w:r>
+            <w:r>
+              <w:rPr>
+                <w:noProof/>
+                <w:webHidden/>
+              </w:rPr>
+              <w:fldChar w:fldCharType="begin"/>
+            </w:r>
+            <w:r>
+              <w:rPr>
+                <w:noProof/>
+                <w:webHidden/>
+              </w:rPr>
+              <w:instrText xml:space="preserve"> PAGEREF _Toc233128765 \h </w:instrText>
+            </w:r>
+            <w:r>
+              <w:rPr>
+                <w:noProof/>
+                <w:webHidden/>
+              </w:rPr>
+            </w:r>
+            <w:r>
+              <w:rPr>
+                <w:noProof/>
+                <w:webHidden/>
+              </w:rPr>
+              <w:fldChar w:fldCharType="separate"/>
+            </w:r>
+            <w:r>
+              <w:rPr>
+                <w:noProof/>
+                <w:webHidden/>
+              </w:rPr>
+              <w:t>18</w:t>
+            </w:r>
+            <w:r>
+              <w:rPr>
+                <w:noProof/>
+                <w:webHidden/>
+              </w:rPr>
+              <w:fldChar w:fldCharType="end"/>
+            </w:r>
+          </w:hyperlink>
+        </w:p>
+        <w:p>
+          <w:pPr>
+            <w:pStyle w:val="Verzeichnis2"/>
+            <w:tabs>
+              <w:tab w:val="right" w:leader="dot" w:pos="9062"/>
+            </w:tabs>
+            <w:rPr>
+              <w:rFonts w:eastAsiaTheme="minorEastAsia"/>
+              <w:noProof/>
+              <w:lang w:eastAsia="de-CH"/>
+            </w:rPr>
+          </w:pPr>
+          <w:hyperlink w:anchor="_Toc233128766" w:history="1">
+            <w:r>
+              <w:rPr>
+                <w:rStyle w:val="Hyperlink"/>
+                <w:noProof/>
+              </w:rPr>
+              <w:t xml:space="preserve">Am Mittwoch habe ich an den Problemen gearbeitet, welche ich noch vom Vortag hatte. Auch habe ich noch an den Issues gearbeitet, welche ich nicht am Dienstag fertig hatte. Ich bin sehr weit gekommen, ich hatte nämlich Angst, dass ich das Ganze </w:t>
+            </w:r>
+            <w:r>
+              <w:rPr>
+                <w:rStyle w:val="Hyperlink"/>
+                <w:noProof/>
+              </w:rPr>
+              <w:lastRenderedPageBreak/>
+              <w:t>nicht schaffen werde, da es anfangs gar nicht gut ausgesehen hat, weil ich sehr lange für kleine Probleme gebraucht habe.</w:t>
+            </w:r>
+            <w:r>
+              <w:rPr>
+                <w:noProof/>
+                <w:webHidden/>
+              </w:rPr>
+              <w:tab/>
+            </w:r>
+            <w:r>
+              <w:rPr>
+                <w:noProof/>
+                <w:webHidden/>
+              </w:rPr>
+              <w:fldChar w:fldCharType="begin"/>
+            </w:r>
+            <w:r>
+              <w:rPr>
+                <w:noProof/>
+                <w:webHidden/>
+              </w:rPr>
+              <w:instrText xml:space="preserve"> PAGEREF _Toc233128766 \h </w:instrText>
+            </w:r>
+            <w:r>
+              <w:rPr>
+                <w:noProof/>
+                <w:webHidden/>
+              </w:rPr>
+            </w:r>
+            <w:r>
+              <w:rPr>
+                <w:noProof/>
+                <w:webHidden/>
+              </w:rPr>
+              <w:fldChar w:fldCharType="separate"/>
+            </w:r>
+            <w:r>
+              <w:rPr>
+                <w:noProof/>
+                <w:webHidden/>
+              </w:rPr>
+              <w:t>18</w:t>
+            </w:r>
+            <w:r>
+              <w:rPr>
+                <w:noProof/>
+                <w:webHidden/>
+              </w:rPr>
+              <w:fldChar w:fldCharType="end"/>
+            </w:r>
+          </w:hyperlink>
+        </w:p>
+        <w:p>
+          <w:pPr>
+            <w:pStyle w:val="Verzeichnis2"/>
+            <w:tabs>
+              <w:tab w:val="right" w:leader="dot" w:pos="9062"/>
+            </w:tabs>
+            <w:rPr>
+              <w:rFonts w:eastAsiaTheme="minorEastAsia"/>
+              <w:noProof/>
+              <w:lang w:eastAsia="de-CH"/>
+            </w:rPr>
+          </w:pPr>
+          <w:hyperlink w:anchor="_Toc233128767" w:history="1">
+            <w:r>
+              <w:rPr>
+                <w:rStyle w:val="Hyperlink"/>
+                <w:noProof/>
+              </w:rPr>
+              <w:t>Tag 8</w:t>
+            </w:r>
+            <w:r>
+              <w:rPr>
+                <w:noProof/>
+                <w:webHidden/>
+              </w:rPr>
+              <w:tab/>
+            </w:r>
+            <w:r>
+              <w:rPr>
+                <w:noProof/>
+                <w:webHidden/>
+              </w:rPr>
+              <w:fldChar w:fldCharType="begin"/>
+            </w:r>
+            <w:r>
+              <w:rPr>
+                <w:noProof/>
+                <w:webHidden/>
+              </w:rPr>
+              <w:instrText xml:space="preserve"> PAGEREF _Toc233128767 \h </w:instrText>
+            </w:r>
+            <w:r>
+              <w:rPr>
+                <w:noProof/>
+                <w:webHidden/>
+              </w:rPr>
+            </w:r>
+            <w:r>
+              <w:rPr>
+                <w:noProof/>
+                <w:webHidden/>
+              </w:rPr>
+              <w:fldChar w:fldCharType="separate"/>
+            </w:r>
+            <w:r>
+              <w:rPr>
+                <w:noProof/>
+                <w:webHidden/>
+              </w:rPr>
+              <w:t>18</w:t>
+            </w:r>
+            <w:r>
+              <w:rPr>
+                <w:noProof/>
+                <w:webHidden/>
+              </w:rPr>
+              <w:fldChar w:fldCharType="end"/>
+            </w:r>
+          </w:hyperlink>
+        </w:p>
+        <w:p>
+          <w:pPr>
+            <w:pStyle w:val="Verzeichnis2"/>
+            <w:tabs>
+              <w:tab w:val="right" w:leader="dot" w:pos="9062"/>
+            </w:tabs>
+            <w:rPr>
+              <w:rFonts w:eastAsiaTheme="minorEastAsia"/>
+              <w:noProof/>
+              <w:lang w:eastAsia="de-CH"/>
+            </w:rPr>
+          </w:pPr>
+          <w:hyperlink w:anchor="_Toc233128768" w:history="1">
+            <w:r>
+              <w:rPr>
+                <w:rStyle w:val="Hyperlink"/>
+                <w:noProof/>
+              </w:rPr>
+              <w:t>Tag</w:t>
+            </w:r>
+            <w:r>
+              <w:rPr>
+                <w:rStyle w:val="Hyperlink"/>
+                <w:noProof/>
+              </w:rPr>
+              <w:t xml:space="preserve"> </w:t>
+            </w:r>
+            <w:r>
+              <w:rPr>
+                <w:rStyle w:val="Hyperlink"/>
+                <w:noProof/>
+              </w:rPr>
+              <w:t>9</w:t>
+            </w:r>
+            <w:r>
+              <w:rPr>
+                <w:noProof/>
+                <w:webHidden/>
+              </w:rPr>
+              <w:tab/>
+            </w:r>
+            <w:r>
+              <w:rPr>
+                <w:noProof/>
+                <w:webHidden/>
+              </w:rPr>
+              <w:fldChar w:fldCharType="begin"/>
+            </w:r>
+            <w:r>
+              <w:rPr>
+                <w:noProof/>
+                <w:webHidden/>
+              </w:rPr>
+              <w:instrText xml:space="preserve"> PAGEREF _Toc233128768 \h </w:instrText>
+            </w:r>
+            <w:r>
+              <w:rPr>
+                <w:noProof/>
+                <w:webHidden/>
+              </w:rPr>
+            </w:r>
+            <w:r>
+              <w:rPr>
+                <w:noProof/>
+                <w:webHidden/>
+              </w:rPr>
+              <w:fldChar w:fldCharType="separate"/>
+            </w:r>
+            <w:r>
+              <w:rPr>
+                <w:noProof/>
+                <w:webHidden/>
+              </w:rPr>
+              <w:t>18</w:t>
             </w:r>
             <w:r>
               <w:rPr>
@@ -2332,7 +5224,10 @@
               <w:t>Kapitel 3.1-</w:t>
             </w:r>
             <w:r>
-              <w:t>4.1</w:t>
+              <w:t>5</w:t>
+            </w:r>
+            <w:r>
+              <w:t>.1</w:t>
             </w:r>
           </w:p>
         </w:tc>
@@ -2352,19 +5247,31 @@
           <w:tcPr>
             <w:tcW w:w="3020" w:type="dxa"/>
           </w:tcPr>
-          <w:p/>
+          <w:p>
+            <w:r>
+              <w:t xml:space="preserve">10.06.2026 </w:t>
+            </w:r>
+          </w:p>
         </w:tc>
         <w:tc>
           <w:tcPr>
             <w:tcW w:w="3021" w:type="dxa"/>
           </w:tcPr>
-          <w:p/>
+          <w:p>
+            <w:r>
+              <w:t xml:space="preserve">Tagesreflexion </w:t>
+            </w:r>
+          </w:p>
         </w:tc>
         <w:tc>
           <w:tcPr>
             <w:tcW w:w="3021" w:type="dxa"/>
           </w:tcPr>
-          <w:p/>
+          <w:p>
+            <w:r>
+              <w:t>1.1</w:t>
+            </w:r>
+          </w:p>
         </w:tc>
       </w:tr>
       <w:tr>
@@ -2372,27 +5279,139 @@
           <w:tcPr>
             <w:tcW w:w="3020" w:type="dxa"/>
           </w:tcPr>
-          <w:p/>
+          <w:p>
+            <w:r>
+              <w:t>15.06.2026</w:t>
+            </w:r>
+          </w:p>
         </w:tc>
         <w:tc>
           <w:tcPr>
             <w:tcW w:w="3021" w:type="dxa"/>
           </w:tcPr>
-          <w:p/>
+          <w:p>
+            <w:r>
+              <w:t>Kapitel 6</w:t>
+            </w:r>
+            <w:r>
+              <w:t xml:space="preserve">- </w:t>
+            </w:r>
+            <w:r>
+              <w:t>6.3</w:t>
+            </w:r>
+          </w:p>
         </w:tc>
         <w:tc>
           <w:tcPr>
             <w:tcW w:w="3021" w:type="dxa"/>
           </w:tcPr>
-          <w:p/>
+          <w:p>
+            <w:r>
+              <w:t xml:space="preserve">1.2 </w:t>
+            </w:r>
+          </w:p>
+        </w:tc>
+      </w:tr>
+      <w:tr>
+        <w:tc>
+          <w:tcPr>
+            <w:tcW w:w="3020" w:type="dxa"/>
+          </w:tcPr>
+          <w:p>
+            <w:r>
+              <w:t>16.09.2026</w:t>
+            </w:r>
+          </w:p>
+        </w:tc>
+        <w:tc>
+          <w:tcPr>
+            <w:tcW w:w="3021" w:type="dxa"/>
+          </w:tcPr>
+          <w:p>
+            <w:r>
+              <w:t>Kapitel 7-9</w:t>
+            </w:r>
+          </w:p>
+        </w:tc>
+        <w:tc>
+          <w:tcPr>
+            <w:tcW w:w="3021" w:type="dxa"/>
+          </w:tcPr>
+          <w:p>
+            <w:r>
+              <w:t xml:space="preserve">2.0 </w:t>
+            </w:r>
+          </w:p>
+        </w:tc>
+      </w:tr>
+      <w:tr>
+        <w:tc>
+          <w:tcPr>
+            <w:tcW w:w="3020" w:type="dxa"/>
+          </w:tcPr>
+          <w:p>
+            <w:r>
+              <w:t>17.09</w:t>
+            </w:r>
+          </w:p>
+        </w:tc>
+        <w:tc>
+          <w:tcPr>
+            <w:tcW w:w="3021" w:type="dxa"/>
+          </w:tcPr>
+          <w:p>
+            <w:r>
+              <w:t>Tagesreflexion</w:t>
+            </w:r>
+          </w:p>
+        </w:tc>
+        <w:tc>
+          <w:tcPr>
+            <w:tcW w:w="3021" w:type="dxa"/>
+          </w:tcPr>
+          <w:p>
+            <w:r>
+              <w:t>2.0</w:t>
+            </w:r>
+          </w:p>
+        </w:tc>
+      </w:tr>
+      <w:tr>
+        <w:tc>
+          <w:tcPr>
+            <w:tcW w:w="3020" w:type="dxa"/>
+          </w:tcPr>
+          <w:p>
+            <w:r>
+              <w:t>23.06.2026</w:t>
+            </w:r>
+          </w:p>
+        </w:tc>
+        <w:tc>
+          <w:tcPr>
+            <w:tcW w:w="3021" w:type="dxa"/>
+          </w:tcPr>
+          <w:p>
+            <w:r>
+              <w:t>Kapitel 10-11</w:t>
+            </w:r>
+          </w:p>
+        </w:tc>
+        <w:tc>
+          <w:tcPr>
+            <w:tcW w:w="3021" w:type="dxa"/>
+          </w:tcPr>
+          <w:p>
+            <w:r>
+              <w:t xml:space="preserve">2.5 </w:t>
+            </w:r>
+          </w:p>
         </w:tc>
       </w:tr>
     </w:tbl>
     <w:p/>
-    <w:p/>
-    <w:p>
-      <w:r>
-        <w:lastRenderedPageBreak/>
+    <w:p>
+      <w:r>
         <w:br w:type="page"/>
       </w:r>
     </w:p>
@@ -2404,7 +5423,7 @@
           <w:numId w:val="1"/>
         </w:numPr>
       </w:pPr>
-      <w:bookmarkStart w:id="0" w:name="_Toc231907574"/>
+      <w:bookmarkStart w:id="0" w:name="_Toc233128706"/>
       <w:r>
         <w:lastRenderedPageBreak/>
         <w:t>Projektbeschreibung</w:t>
@@ -2438,7 +5457,7 @@
       <w:pPr>
         <w:pStyle w:val="berschrift2"/>
       </w:pPr>
-      <w:bookmarkStart w:id="1" w:name="_Toc231907575"/>
+      <w:bookmarkStart w:id="1" w:name="_Toc233128707"/>
       <w:r>
         <w:t xml:space="preserve">1.2 </w:t>
       </w:r>
@@ -2540,7 +5559,7 @@
       <w:pPr>
         <w:pStyle w:val="berschrift2"/>
       </w:pPr>
-      <w:bookmarkStart w:id="2" w:name="_Toc231907576"/>
+      <w:bookmarkStart w:id="2" w:name="_Toc233128708"/>
       <w:r>
         <w:t xml:space="preserve">1.3 </w:t>
       </w:r>
@@ -2553,7 +5572,7 @@
       <w:pPr>
         <w:pStyle w:val="berschrift3"/>
       </w:pPr>
-      <w:bookmarkStart w:id="3" w:name="_Toc231907577"/>
+      <w:bookmarkStart w:id="3" w:name="_Toc233128709"/>
       <w:r>
         <w:t>1.3</w:t>
       </w:r>
@@ -2678,7 +5697,7 @@
           <w:lang w:val="en-US"/>
         </w:rPr>
       </w:pPr>
-      <w:bookmarkStart w:id="4" w:name="_Toc231907578"/>
+      <w:bookmarkStart w:id="4" w:name="_Toc233128710"/>
       <w:r>
         <w:rPr>
           <w:lang w:val="en-US"/>
@@ -2743,7 +5762,7 @@
       <w:pPr>
         <w:pStyle w:val="berschrift3"/>
       </w:pPr>
-      <w:bookmarkStart w:id="5" w:name="_Toc231907579"/>
+      <w:bookmarkStart w:id="5" w:name="_Toc233128711"/>
       <w:r>
         <w:lastRenderedPageBreak/>
         <w:t>1.</w:t>
@@ -2783,7 +5802,7 @@
       <w:pPr>
         <w:pStyle w:val="berschrift3"/>
       </w:pPr>
-      <w:bookmarkStart w:id="6" w:name="_Toc231907580"/>
+      <w:bookmarkStart w:id="6" w:name="_Toc233128712"/>
       <w:r>
         <w:t>1.</w:t>
       </w:r>
@@ -2822,7 +5841,7 @@
       <w:pPr>
         <w:pStyle w:val="berschrift3"/>
       </w:pPr>
-      <w:bookmarkStart w:id="7" w:name="_Toc231907581"/>
+      <w:bookmarkStart w:id="7" w:name="_Toc233128713"/>
       <w:r>
         <w:t>1.</w:t>
       </w:r>
@@ -2878,7 +5897,7 @@
       <w:pPr>
         <w:pStyle w:val="berschrift2"/>
       </w:pPr>
-      <w:bookmarkStart w:id="8" w:name="_Toc231907582"/>
+      <w:bookmarkStart w:id="8" w:name="_Toc233128714"/>
       <w:r>
         <w:t xml:space="preserve">1.4 </w:t>
       </w:r>
@@ -2974,7 +5993,7 @@
       <w:pPr>
         <w:pStyle w:val="berschrift2"/>
       </w:pPr>
-      <w:bookmarkStart w:id="9" w:name="_Toc231907583"/>
+      <w:bookmarkStart w:id="9" w:name="_Toc233128715"/>
       <w:r>
         <w:t xml:space="preserve">1.5 </w:t>
       </w:r>
@@ -3045,7 +6064,7 @@
       <w:pPr>
         <w:pStyle w:val="berschrift2"/>
       </w:pPr>
-      <w:bookmarkStart w:id="10" w:name="_Toc231907584"/>
+      <w:bookmarkStart w:id="10" w:name="_Toc233128716"/>
       <w:r>
         <w:t xml:space="preserve">1.6 </w:t>
       </w:r>
@@ -3130,7 +6149,7 @@
       <w:pPr>
         <w:pStyle w:val="berschrift2"/>
       </w:pPr>
-      <w:bookmarkStart w:id="11" w:name="_Toc231907585"/>
+      <w:bookmarkStart w:id="11" w:name="_Toc233128717"/>
       <w:r>
         <w:lastRenderedPageBreak/>
         <w:t xml:space="preserve">1.7 </w:t>
@@ -3149,7 +6168,7 @@
       <w:pPr>
         <w:pStyle w:val="berschrift1"/>
       </w:pPr>
-      <w:bookmarkStart w:id="12" w:name="_Toc231907586"/>
+      <w:bookmarkStart w:id="12" w:name="_Toc233128718"/>
       <w:r>
         <w:t>2</w:t>
       </w:r>
@@ -3168,7 +6187,7 @@
       <w:pPr>
         <w:pStyle w:val="berschrift2"/>
       </w:pPr>
-      <w:bookmarkStart w:id="13" w:name="_Toc231907587"/>
+      <w:bookmarkStart w:id="13" w:name="_Toc233128719"/>
       <w:r>
         <w:t>2.2 Erfahrung in verschiedenen Bereichen</w:t>
       </w:r>
@@ -3186,7 +6205,7 @@
       <w:pPr>
         <w:pStyle w:val="berschrift2"/>
       </w:pPr>
-      <w:bookmarkStart w:id="14" w:name="_Toc231907588"/>
+      <w:bookmarkStart w:id="14" w:name="_Toc233128720"/>
       <w:r>
         <w:t>2.3 Zeitdruck</w:t>
       </w:r>
@@ -3204,7 +6223,7 @@
       <w:pPr>
         <w:pStyle w:val="berschrift2"/>
       </w:pPr>
-      <w:bookmarkStart w:id="15" w:name="_Toc231907589"/>
+      <w:bookmarkStart w:id="15" w:name="_Toc233128721"/>
       <w:r>
         <w:t>2.4 Grosse Datenmengen</w:t>
       </w:r>
@@ -3222,7 +6241,7 @@
       <w:pPr>
         <w:pStyle w:val="berschrift1"/>
       </w:pPr>
-      <w:bookmarkStart w:id="16" w:name="_Toc231907590"/>
+      <w:bookmarkStart w:id="16" w:name="_Toc233128722"/>
       <w:r>
         <w:rPr>
           <w:noProof/>
@@ -3299,7 +6318,7 @@
       <w:pPr>
         <w:pStyle w:val="berschrift1"/>
       </w:pPr>
-      <w:bookmarkStart w:id="17" w:name="_Toc231907591"/>
+      <w:bookmarkStart w:id="17" w:name="_Toc233128723"/>
       <w:r>
         <w:t>4</w:t>
       </w:r>
@@ -3318,7 +6337,7 @@
       <w:pPr>
         <w:pStyle w:val="berschrift2"/>
       </w:pPr>
-      <w:bookmarkStart w:id="18" w:name="_Toc231907592"/>
+      <w:bookmarkStart w:id="18" w:name="_Toc233128724"/>
       <w:r>
         <w:t>4</w:t>
       </w:r>
@@ -3342,7 +6361,7 @@
       <w:pPr>
         <w:pStyle w:val="berschrift2"/>
       </w:pPr>
-      <w:bookmarkStart w:id="19" w:name="_Toc231907593"/>
+      <w:bookmarkStart w:id="19" w:name="_Toc233128725"/>
       <w:r>
         <w:t>4</w:t>
       </w:r>
@@ -3366,7 +6385,7 @@
       <w:pPr>
         <w:pStyle w:val="berschrift2"/>
       </w:pPr>
-      <w:bookmarkStart w:id="20" w:name="_Toc231907594"/>
+      <w:bookmarkStart w:id="20" w:name="_Toc233128726"/>
       <w:r>
         <w:t>4</w:t>
       </w:r>
@@ -3394,7 +6413,7 @@
       <w:pPr>
         <w:pStyle w:val="berschrift2"/>
       </w:pPr>
-      <w:bookmarkStart w:id="21" w:name="_Toc231907595"/>
+      <w:bookmarkStart w:id="21" w:name="_Toc233128727"/>
       <w:r>
         <w:t>4</w:t>
       </w:r>
@@ -3412,14 +6431,1000 @@
     <w:p>
       <w:r>
         <w:t>Die Wahl einer Progressive Web App in Kombination mit GitHub Pages erwies sich als eine passende Lösung für mein Projekt. Dadurch konnte ich die Anwendung kostenlos veröffentlichen und gleichzeitig eine benutzerfreundliche App-ähnliche Erfahrung für die Nutzer schaffen.</w:t>
+      </w:r>
+    </w:p>
+    <w:p>
+      <w:pPr>
+        <w:pStyle w:val="berschrift1"/>
+      </w:pPr>
+      <w:bookmarkStart w:id="22" w:name="_Toc233128728"/>
+      <w:r>
+        <w:t>5 Anfang vom Projekt</w:t>
+      </w:r>
+      <w:bookmarkEnd w:id="22"/>
+    </w:p>
+    <w:p>
+      <w:pPr>
+        <w:pStyle w:val="berschrift2"/>
+      </w:pPr>
+      <w:bookmarkStart w:id="23" w:name="_Toc233128729"/>
+      <w:r>
+        <w:t>5.1 Planung mit Hindernissen</w:t>
+      </w:r>
+      <w:bookmarkEnd w:id="23"/>
+    </w:p>
+    <w:p>
+      <w:r>
+        <w:t xml:space="preserve">Der Start des Projekts verlief nicht optimal, da ich in den ersten Tagen krank war. Dadurch verlor ich bereits zu Beginn zwei Arbeitstage. Anstatt der ursprünglich geplanten zwölf Projekttage standen mir somit nur noch neun Tage für die Umsetzung zur Verfügung. Dies stellte eine besondere Herausforderung dar, da das Enddatum des Projekts festgelegt war und keine Möglichkeit bestand, die verfügbare Zeit zu verlängern. </w:t>
+      </w:r>
+    </w:p>
+    <w:p>
+      <w:r>
+        <w:t>Aus diesem Grund musste ich meine Planung bereits zu Beginn an die veränderten Rahmenbedingungen anpassen. Der reduzierte Zeitrahmen bedeutete, dass ich den Umfang des Projekts realistisch einschätzen und die verfügbaren Ressourcen möglichst e</w:t>
+      </w:r>
+      <w:r>
+        <w:t>ff</w:t>
+      </w:r>
+      <w:r>
+        <w:t xml:space="preserve">izient nutzen musste. Dabei war es wichtig, die einzelnen Arbeitsschritte sorgfältig zu priorisieren und genügend Zeit für unerwartete Probleme oder Verzögerungen einzuplanen. </w:t>
+      </w:r>
+    </w:p>
+    <w:p>
+      <w:r>
+        <w:t>Zusätzlich zur verkürzten Projektzeit hatte ich während der Projektphase bereits verschiedene Termine und Verpflichtungen, die ebenfalls Zeit in Anspruch nahmen. Auch diese Faktoren mussten bei der Planung berücksichtigt werden, da sie die tatsächlich verfügbare Arbeitszeit weiter einschränkten. Dadurch wurde die Zeitplanung deutlich anspruchsvoller als ursprünglich vorgesehen.</w:t>
+      </w:r>
+    </w:p>
+    <w:p>
+      <w:pPr>
+        <w:pStyle w:val="berschrift2"/>
+      </w:pPr>
+      <w:bookmarkStart w:id="24" w:name="_Toc233128730"/>
+      <w:r>
+        <w:t>5.2 Herausforderungen meistern</w:t>
+      </w:r>
+      <w:bookmarkEnd w:id="24"/>
+    </w:p>
+    <w:p>
+      <w:r>
+        <w:t>Diese Umstände stellten bereits zu Beginn des Projekts eine Herausforderung dar und erschwerten den Projektstart. Dennoch versuchte ich, die Situation bestmöglich zu berücksichtigen und meine Planung entsprechend anzupassen. Durch eine strukturierte Vorgehensweise und eine realistische Einschätzung des Aufwands wollte ich sicherstellen, dass die wichtigsten Projektziele trotz der eingeschränkten Zeit erreicht werden können.</w:t>
+      </w:r>
+    </w:p>
+    <w:p>
+      <w:pPr>
+        <w:pStyle w:val="berschrift1"/>
+      </w:pPr>
+      <w:bookmarkStart w:id="25" w:name="_Toc233128731"/>
+      <w:r>
+        <w:lastRenderedPageBreak/>
+        <w:t>6 Projekt Anfang mit Vite</w:t>
+      </w:r>
+      <w:bookmarkEnd w:id="25"/>
+    </w:p>
+    <w:p>
+      <w:pPr>
+        <w:pStyle w:val="berschrift2"/>
+      </w:pPr>
+      <w:bookmarkStart w:id="26" w:name="_Toc233128732"/>
+      <w:r>
+        <w:t>6.1 Erste Bekanntschaft mit Vite</w:t>
+      </w:r>
+      <w:bookmarkEnd w:id="26"/>
+    </w:p>
+    <w:p>
+      <w:r>
+        <w:t>Bevor ich mit Vite arbeiten konnte, musste ich mich zunächst darüber informieren, um zu verstehen, was das Tool genau macht und womit ich mich im Projekt beschäftige. Dabei habe ich erfahren, dass Vite ein Entwicklungswerkzeug ist, das den Einstieg in Webprojekte erleichtert und eine schnelle Projektinitialisierung ermöglicht. Man muss dadurch nicht alles von Grund auf selbst konfigurieren, sondern erhält eine bereits vorbereitete Grundstruktur, die den Start erheblich vereinfacht.</w:t>
+      </w:r>
+    </w:p>
+    <w:p>
+      <w:pPr>
+        <w:pStyle w:val="berschrift2"/>
+      </w:pPr>
+      <w:bookmarkStart w:id="27" w:name="_Toc233128733"/>
+      <w:r>
+        <w:t>6.2 Technische Umsetzung von Vite</w:t>
+      </w:r>
+      <w:bookmarkEnd w:id="27"/>
+    </w:p>
+    <w:p>
+      <w:r>
+        <w:t>Nachdem ich mich etwas eingelesen hatte, begann ich mit der ersten praktischen Umsetzung. Zuerst erstellte ich ein neues React-Projekt mit Vite, um die Grundlage für meine Webseite zu schaƯen. Anschliessend richtete ich die Projektstruktur ein, damit der Code übersichtlich bleibt und auch für Drittpersonen nachvollziehbar ist. Danach installierte ich alle benötigten Pakete, die ich für die aktuelle Entwicklungsphase des Projekts benötigte.</w:t>
+      </w:r>
+    </w:p>
+    <w:p>
+      <w:r>
+        <w:rPr>
+          <w:noProof/>
+          <w:sz w:val="10"/>
+        </w:rPr>
+        <w:drawing>
+          <wp:anchor distT="0" distB="0" distL="0" distR="0" simplePos="0" relativeHeight="251671552" behindDoc="1" locked="0" layoutInCell="1" allowOverlap="1" wp14:anchorId="679DEC4E" wp14:editId="72701F90">
+            <wp:simplePos x="0" y="0"/>
+            <wp:positionH relativeFrom="margin">
+              <wp:align>left</wp:align>
+            </wp:positionH>
+            <wp:positionV relativeFrom="paragraph">
+              <wp:posOffset>1510030</wp:posOffset>
+            </wp:positionV>
+            <wp:extent cx="5766435" cy="1008380"/>
+            <wp:effectExtent l="0" t="0" r="5715" b="1270"/>
+            <wp:wrapTopAndBottom/>
+            <wp:docPr id="20" name="Image 20"/>
+            <wp:cNvGraphicFramePr>
+              <a:graphicFrameLocks xmlns:a="http://schemas.openxmlformats.org/drawingml/2006/main"/>
+            </wp:cNvGraphicFramePr>
+            <a:graphic xmlns:a="http://schemas.openxmlformats.org/drawingml/2006/main">
+              <a:graphicData uri="http://schemas.openxmlformats.org/drawingml/2006/picture">
+                <pic:pic xmlns:pic="http://schemas.openxmlformats.org/drawingml/2006/picture">
+                  <pic:nvPicPr>
+                    <pic:cNvPr id="20" name="Image 20"/>
+                    <pic:cNvPicPr/>
+                  </pic:nvPicPr>
+                  <pic:blipFill>
+                    <a:blip r:embed="rId13" cstate="print"/>
+                    <a:stretch>
+                      <a:fillRect/>
+                    </a:stretch>
+                  </pic:blipFill>
+                  <pic:spPr>
+                    <a:xfrm>
+                      <a:off x="0" y="0"/>
+                      <a:ext cx="5766435" cy="1008380"/>
+                    </a:xfrm>
+                    <a:prstGeom prst="rect">
+                      <a:avLst/>
+                    </a:prstGeom>
+                  </pic:spPr>
+                </pic:pic>
+              </a:graphicData>
+            </a:graphic>
+          </wp:anchor>
+        </w:drawing>
+      </w:r>
+      <w:r>
+        <w:t>Im nächsten Schritt startete ich das Projekt mit dem Befehl npm run dev. Anfangs funktionierte dies jedoch nicht wie erwartet, weshalb ich mit der Fehlersuche begann. Die Fehlermeldung wies darauf hin, dass ein benötigtes Paket nicht installiert sei. Nach kurzer Analyse stellte ich fest, dass ich mich nicht im richtigen Projektordner befand. Nachdem ich in den korrekten Ordner gewechselt hatte, führte ich den Befehl erneut aus, woraufhin das Projekt erfolgreich startete.</w:t>
+      </w:r>
+    </w:p>
+    <w:p/>
+    <w:p>
+      <w:r>
+        <w:t>Anschliessend überprüfte ich, ob alle notwendigen Elemente auf der Webseite korrekt angezeigt werden. Diese Funktionalität war gegeben, sodass keine weiteren Anpassungen in diesem Schritt notwendig waren. Dadurch konnte ich ohne grössere Verzögerungen mit der nächsten Phase des Projekts fortfahren.</w:t>
+      </w:r>
+    </w:p>
+    <w:p>
+      <w:pPr>
+        <w:pStyle w:val="berschrift1"/>
+      </w:pPr>
+      <w:bookmarkStart w:id="28" w:name="_Toc233128734"/>
+      <w:r>
+        <w:t>7 Grundstruktur der App erstellen</w:t>
+      </w:r>
+      <w:bookmarkEnd w:id="28"/>
+    </w:p>
+    <w:p>
+      <w:pPr>
+        <w:pStyle w:val="berschrift2"/>
+      </w:pPr>
+      <w:bookmarkStart w:id="29" w:name="_Toc233128735"/>
+      <w:r>
+        <w:t>7.1 Ordnerstruktur erweitern</w:t>
+      </w:r>
+      <w:bookmarkEnd w:id="29"/>
+    </w:p>
+    <w:p>
+      <w:r>
+        <w:t xml:space="preserve">Da ich die grundlegende Projektstruktur bereits erstellt hatte, konnte ich direkt mit der Einrichtung der Unterordner fortfahren. Die Erstellung der Ordner selbst war zwar </w:t>
+      </w:r>
+      <w:r>
+        <w:lastRenderedPageBreak/>
+        <w:t>unkompliziert, jedoch war ich mir nicht sicher, welche Struktur für mein Projekt am sinnvollsten wäre. Deshalb informierte ich mich im Internet über empfohlene Ordnerstrukturen für React-Projekte. Da mein Projekt jedoch sehr individuell aufgebaut ist und nicht einem Standardbeispiel entspricht, fand ich keine passende Lösung.</w:t>
+      </w:r>
+    </w:p>
+    <w:p>
+      <w:r>
+        <w:t>Aus diesem Grund beschrieb ich meine Projektidee einer KI und erklärte zusätzlich, dass ich eine sinnvolle Grundstruktur für mein Projekt benötige. Insbesondere wollte ich wissen, welche Ordner für die Organisation des Projekts sinnvoll sind und welche eher überflüssig wären. Die KI konnte mir dabei wertvolle Vorschläge liefern, die ich anschliessend an meine eigenen Anforderungen anpasste und umsetzte.</w:t>
+      </w:r>
+    </w:p>
+    <w:p>
+      <w:r>
+        <w:t xml:space="preserve">Basierend auf diesen Empfehlungen erstellte ich die Ordner </w:t>
+      </w:r>
+      <w:r>
+        <w:rPr>
+          <w:b/>
+          <w:bCs/>
+        </w:rPr>
+        <w:t>pages</w:t>
+      </w:r>
+      <w:r>
+        <w:t xml:space="preserve">, </w:t>
+      </w:r>
+      <w:r>
+        <w:rPr>
+          <w:b/>
+          <w:bCs/>
+        </w:rPr>
+        <w:t>components</w:t>
+      </w:r>
+      <w:r>
+        <w:t xml:space="preserve">, </w:t>
+      </w:r>
+      <w:r>
+        <w:rPr>
+          <w:b/>
+          <w:bCs/>
+        </w:rPr>
+        <w:t>services</w:t>
+      </w:r>
+      <w:r>
+        <w:t xml:space="preserve"> und </w:t>
+      </w:r>
+      <w:r>
+        <w:rPr>
+          <w:b/>
+          <w:bCs/>
+        </w:rPr>
+        <w:t>styles</w:t>
+      </w:r>
+      <w:r>
+        <w:t xml:space="preserve">. Jeder dieser Ordner erfüllt einen bestimmten Zweck: Im Ordner </w:t>
+      </w:r>
+      <w:r>
+        <w:rPr>
+          <w:b/>
+          <w:bCs/>
+        </w:rPr>
+        <w:t>pages</w:t>
+      </w:r>
+      <w:r>
+        <w:t xml:space="preserve"> werden die verschiedenen Seiten der Anwendung gespeichert, </w:t>
+      </w:r>
+      <w:r>
+        <w:rPr>
+          <w:b/>
+          <w:bCs/>
+        </w:rPr>
+        <w:t>components</w:t>
+      </w:r>
+      <w:r>
+        <w:t xml:space="preserve"> enthält wiederverwendbare Benutzeroberflächen und Bausteine, </w:t>
+      </w:r>
+      <w:r>
+        <w:rPr>
+          <w:b/>
+          <w:bCs/>
+        </w:rPr>
+        <w:t>services</w:t>
+      </w:r>
+      <w:r>
+        <w:t xml:space="preserve"> dient zur Verwaltung der Datenzugriffe und API-Aufrufe, während im Ordner </w:t>
+      </w:r>
+      <w:r>
+        <w:rPr>
+          <w:b/>
+          <w:bCs/>
+        </w:rPr>
+        <w:t>styles</w:t>
+      </w:r>
+      <w:r>
+        <w:t xml:space="preserve"> die CSS-Dateien und das Design der Anwendung organisiert werden. Diese Struktur erschien mir logisch und übersichtlich und bietet eine gute Grundlage für die weitere Entwicklung.</w:t>
+      </w:r>
+    </w:p>
+    <w:p>
+      <w:pPr>
+        <w:pStyle w:val="berschrift2"/>
+      </w:pPr>
+      <w:bookmarkStart w:id="30" w:name="_Toc233128736"/>
+      <w:r>
+        <w:t>7.2 Grundstruktur der Webseite erstellen</w:t>
+      </w:r>
+      <w:bookmarkEnd w:id="30"/>
+    </w:p>
+    <w:p>
+      <w:r>
+        <w:t xml:space="preserve">Nachdem die Ordnerstruktur eingerichtet war, begann ich mit der Erstellung der ersten Seiten. Da ich bereits wusste, welche Grundfunktionen die Anwendung enthalten soll, wollte ich die wichtigsten Seiten frühzeitig anlegen. Zunächst erstellte ich die </w:t>
+      </w:r>
+      <w:r>
+        <w:rPr>
+          <w:b/>
+          <w:bCs/>
+        </w:rPr>
+        <w:t>Home-Seite</w:t>
+      </w:r>
+      <w:r>
+        <w:t xml:space="preserve">, die später als Startseite der Anwendung dienen wird. Anschliessend legte ich die Seiten </w:t>
+      </w:r>
+      <w:r>
+        <w:rPr>
+          <w:b/>
+          <w:bCs/>
+        </w:rPr>
+        <w:t>Drivers</w:t>
+      </w:r>
+      <w:r>
+        <w:t xml:space="preserve">, </w:t>
+      </w:r>
+      <w:r>
+        <w:rPr>
+          <w:b/>
+          <w:bCs/>
+        </w:rPr>
+        <w:t>Races</w:t>
+      </w:r>
+      <w:r>
+        <w:t xml:space="preserve"> und </w:t>
+      </w:r>
+      <w:r>
+        <w:rPr>
+          <w:b/>
+          <w:bCs/>
+        </w:rPr>
+        <w:t>Teams</w:t>
+      </w:r>
+      <w:r>
+        <w:t xml:space="preserve"> an, da diese die zentralen Kategorien meiner Formel-1-Anwendung darstellen und die entsprechenden Daten übersichtlich präsentieren sollen.</w:t>
+      </w:r>
+    </w:p>
+    <w:p>
+      <w:r>
+        <w:t xml:space="preserve">Zusätzlich implementierte ich eine </w:t>
+      </w:r>
+      <w:r>
+        <w:rPr>
+          <w:b/>
+          <w:bCs/>
+        </w:rPr>
+        <w:t>NotFound-Seite</w:t>
+      </w:r>
+      <w:r>
+        <w:t>. Diese wird automatisch angezeigt, wenn ein Benutzer eine ungültige oder nicht vorhandene URL aufruft. Dadurch erhält der Nutzer eine verständliche Rückmeldung, anstatt auf einer leeren oder fehlerhaften Seite zu landen.</w:t>
+      </w:r>
+    </w:p>
+    <w:p>
+      <w:r>
+        <w:t>Die erstellten Seiten bilden die Grundlage für die weitere Entwicklung des Projekts. Im Verlauf der Umsetzung werden sie schrittweise mit Inhalten, Daten aus der Datenbank sowie verschiedenen Benutzerinteraktionen erweitert. Durch diese vorbereitende Arbeit konnte ich eine saubere Basis schaffen, auf der die weiteren Funktionen effizient aufgebaut werden können.</w:t>
+      </w:r>
+    </w:p>
+    <w:p>
+      <w:pPr>
+        <w:pStyle w:val="berschrift1"/>
+      </w:pPr>
+      <w:bookmarkStart w:id="31" w:name="_Toc233128737"/>
+      <w:r>
+        <w:lastRenderedPageBreak/>
+        <w:t>8 Supabase Open-Source-Plattform</w:t>
+      </w:r>
+      <w:bookmarkEnd w:id="31"/>
+    </w:p>
+    <w:p>
+      <w:pPr>
+        <w:pStyle w:val="berschrift2"/>
+      </w:pPr>
+      <w:bookmarkStart w:id="32" w:name="_Toc233128738"/>
+      <w:r>
+        <w:t>8.1 Einarbeitung in Supabase</w:t>
+      </w:r>
+      <w:bookmarkEnd w:id="32"/>
+    </w:p>
+    <w:p>
+      <w:r>
+        <w:t>Bevor ich mit Supabase gearbeitet habe, informierte ich mich zunächst darüber, was Supabase überhaupt ist und welche Möglichkeiten die Plattform bietet. Es war mir wichtig, die Funktionsweise und die verschiedenen Einsatzmöglichkeiten zu verstehen, damit ich eine fundierte Entscheidung für mein Projekt treffen konnte. Durch diese Recherche erhielt ich einen guten Überblick über die angebotenen Funktionen und konnte besser einschätzen, wie ich Supabase in meiner Anwendung einsetzen kann.</w:t>
+      </w:r>
+    </w:p>
+    <w:p>
+      <w:r>
+        <w:t>Anschliessend erstellte ich einen eigenen Account bei Supabase, um ein neues Projekt anzulegen. Dies war notwendig, damit ich die verschiedenen Funktionen der Plattform, wie beispielsweise die Datenbankverwaltung und die Anbindung an meine Anwendung, nutzen konnte. Nach der erfolgreichen Registrierung richtete ich mein Projekt ein und erhielt damit Zugriff auf die Entwicklungsumgebung.</w:t>
+      </w:r>
+    </w:p>
+    <w:p>
+      <w:r>
+        <w:t>Nachdem das Projekt erstellt war, nahm ich mir zunächst Zeit, die Benutzeroberfläche von Supabase zu erkunden. Da ich bisher noch keine Erfahrung mit diesem Tool hatte, musste ich mich zuerst orientieren und herausfinden, wo sich die einzelnen Funktionen befinden. Ich probierte verschiedene Bereiche aus und verschaffte mir einen Überblick über die verfügbaren Möglichkeiten.</w:t>
+      </w:r>
+    </w:p>
+    <w:p>
+      <w:r>
+        <w:t>Während dieser Erkundungsphase fand ich schliesslich den integrierten SQL-Editor, der für die Erstellung und Verwaltung der Datenbank genutzt wird. Dieser Bereich ist besonders wichtig, da hier Tabellen angelegt, Daten importiert und Abfragen ausgeführt werden können. Nachdem ich den Editor gefunden hatte, konnte ich mit der Planung und dem Aufbau meiner Datenbank beginnen und somit die Grundlage für die spätere Speicherung und Verarbeitung der Formel-1-Daten schaffen.</w:t>
+      </w:r>
+    </w:p>
+    <w:p>
+      <w:pPr>
+        <w:pStyle w:val="berschrift2"/>
+      </w:pPr>
+      <w:bookmarkStart w:id="33" w:name="_Toc233128739"/>
+      <w:r>
+        <w:t>8.2 Projektvorbereitung in Supabase</w:t>
+      </w:r>
+      <w:bookmarkEnd w:id="33"/>
+    </w:p>
+    <w:p>
+      <w:r>
+        <w:t>Nachdem das Projekt erstellt war, nahm ich mir zunächst Zeit, die Benutzeroberfläche von Supabase zu erkunden. Da ich bisher noch keine Erfahrung mit diesem Tool hatte, musste ich mich zuerst orientieren und herausfinden, wo sich die einzelnen Funktionen befinden. Ich probierte verschiedene Bereiche aus und verschaƯte mir einen Überblick über die verfügbaren Möglichkeiten.</w:t>
+      </w:r>
+    </w:p>
+    <w:p>
+      <w:r>
+        <w:t>Während dieser Erkundungsphase fand ich schliesslich den integrierten SQL-Editor, der für die Erstellung und Verwaltung der Datenbank genutzt wird. Dieser Bereich ist besonders wichtig, da hier Tabellen angelegt, Daten importiert und Abfragen ausgeführt werden können. Nachdem ich den Editor gefunden hatte, konnte ich mit der Planung und dem Aufbau meiner Datenbank beginnen und somit die Grundlage für die spätere Speicherung und Verarbeitung der Formel-1-Daten scha</w:t>
+      </w:r>
+      <w:r>
+        <w:t>ff</w:t>
+      </w:r>
+      <w:r>
+        <w:t>en.</w:t>
+      </w:r>
+    </w:p>
+    <w:p>
+      <w:pPr>
+        <w:pStyle w:val="berschrift2"/>
+      </w:pPr>
+      <w:bookmarkStart w:id="34" w:name="_Toc233128740"/>
+      <w:r>
+        <w:lastRenderedPageBreak/>
+        <w:t>8.3 Tabellen erstellen</w:t>
+      </w:r>
+      <w:bookmarkEnd w:id="34"/>
+    </w:p>
+    <w:p>
+      <w:r>
+        <w:t xml:space="preserve">Nachdem ich die Datenbank </w:t>
+      </w:r>
+      <w:r>
+        <w:t>soweit</w:t>
+      </w:r>
+      <w:r>
+        <w:t xml:space="preserve"> vorbereitet hatte, dass nur noch die Tabellen erstellt werden mussten, konnte ich mit diesem Schritt beginnen. Als Erstes entschied ich mich</w:t>
+      </w:r>
+      <w:r>
+        <w:t xml:space="preserve"> </w:t>
+      </w:r>
+      <w:r>
+        <w:t>dafür, die Tabelle Drivers anzulegen, da sie im Vergleich zu den anderen Tabellen einfacher aufgebaut ist und weniger Spalten benötigt. Dadurch eignete sie sich ideal als Einstieg, um den Aufbau einer Tabelle in Supabase auszuprobieren und erste Erfahrungen zu sammeln.</w:t>
+      </w:r>
+    </w:p>
+    <w:p>
+      <w:r>
+        <w:t>Anschliessend erstellte ich nach und nach die weiteren Tabellen für mein Projekt. Für jede Tabelle musste ich die benötigten Spalten sowie die passenden Datentypen definieren. In der Tabelle Drivers legte ich beispielsweise Felder wie den Vornamen, Nachnamen, die Nationalität und weitere fahrerbezogene Informationen an. Durch die sorgfältige Planung der Tabellenstruktur kann sichergestellt werden, dass die Daten später korrekt gespeichert und auf der Webseite übersichtlich dargestellt werden.</w:t>
+      </w:r>
+    </w:p>
+    <w:p>
+      <w:pPr>
+        <w:pStyle w:val="berschrift3"/>
+      </w:pPr>
+      <w:bookmarkStart w:id="35" w:name="_Toc233128741"/>
+      <w:r>
+        <w:t>8.3.1 Verbindungen zwischen den Tabellen</w:t>
+      </w:r>
+      <w:bookmarkEnd w:id="35"/>
+    </w:p>
+    <w:p>
+      <w:r>
+        <w:t>Bei der Erstellung der Tabellen achtete ich ausserdem darauf, dass diese miteinander verbunden werden können. Dafür richtete ich die notwendigen Beziehungen zwischen den einzelnen Tabellen mithilfe von Fremdschlüsseln ein. Auf diese Weise kann beispielsweise ein Rennergebnis eindeutig einem bestimmten Fahrer, einem Team und einem Rennen zugeordnet werden. Diese Verknüpfungen sorgen nicht nur für eine übersichtliche Datenstruktur, sondern verhindern auch Inkonsistenzen und erleichtern spätere Abfragen erheblich.</w:t>
+      </w:r>
+    </w:p>
+    <w:p>
+      <w:r>
+        <w:t>Die Verwendung von Fremdschlüsseln bietet zusätzlich den Vorteil, dass die Datenintegrität verbessert wird. So kann verhindert werden, dass ungültige Verweise entstehen oder Datensätze ohne passende Zuordnung gespeichert werden. Gleichzeitig wird das Risiko von doppelten oder fehlerhaften Einträgen reduziert, was die Qualität der gesamten Datenbank erhöht.</w:t>
+      </w:r>
+    </w:p>
+    <w:p>
+      <w:pPr>
+        <w:pStyle w:val="berschrift2"/>
+      </w:pPr>
+      <w:bookmarkStart w:id="36" w:name="_Toc233128742"/>
+      <w:r>
+        <w:t>8.3.2 Überprüfung der Tabellen</w:t>
+      </w:r>
+      <w:bookmarkEnd w:id="36"/>
+    </w:p>
+    <w:p>
+      <w:r>
+        <w:t>Nachdem alle Tabellen erstellt und miteinander verknüpft waren, überprüfte ich die Struktur nochmals sorgfältig. Dadurch konnte ich sicherstellen, dass alle Spalten korrekt angelegt wurden und die Beziehungen zwischen den Tabellen wie geplant funktionieren. Diese Kontrolle erleichtert die spätere Arbeit erheblich, da beim Import der Daten oder bei der Entwicklung der Webseite weniger Fehler auftreten und die Datenbank bereits auf einer sauberen und gut strukturierten Grundlage aufgebaut ist.</w:t>
+      </w:r>
+    </w:p>
+    <w:p>
+      <w:pPr>
+        <w:pStyle w:val="berschrift1"/>
+      </w:pPr>
+      <w:bookmarkStart w:id="37" w:name="_Toc233128743"/>
+      <w:r>
+        <w:lastRenderedPageBreak/>
+        <w:t>9 Testdaten und Import der CSV-Dateien</w:t>
+      </w:r>
+      <w:bookmarkEnd w:id="37"/>
+    </w:p>
+    <w:p>
+      <w:pPr>
+        <w:pStyle w:val="berschrift2"/>
+      </w:pPr>
+      <w:bookmarkStart w:id="38" w:name="_Toc233128744"/>
+      <w:r>
+        <w:t>9.1 Erstellung und Überprüfung der Testdaten</w:t>
+      </w:r>
+      <w:bookmarkEnd w:id="38"/>
+    </w:p>
+    <w:p>
+      <w:r>
+        <w:t>Nachdem die Datenbank vollständig erstellt war, konnte ich mit dem Einfügen der Daten beginnen. Bevor ich jedoch die eigentlichen Formel-1-Daten importierte, entschied ich mich bewusst dafür, zunächst Testdaten zu verwenden. Dadurch konnte ich überprüfen, ob die Tabellen korrekt aufgebaut sind, die Beziehungen funktionieren und mögliche</w:t>
+      </w:r>
+      <w:r>
+        <w:t xml:space="preserve"> </w:t>
+      </w:r>
+      <w:r>
+        <w:t>Fehler frühzeitig erkannt werden. Ausserdem liess sich so kontrollieren, ob die Daten richtig gespeichert und zwischen den verschiedenen Tabellen korrekt verknüpft werden.</w:t>
+      </w:r>
+    </w:p>
+    <w:p>
+      <w:r>
+        <w:t>Zunächst fügte ich einige einfache Testdatensätze in alle erstellten Tabellen ein. Dabei überprüfte ich, ob das Einfügen ohne Fehlermeldungen funktioniert und ob die Fremdschlüsselbeziehungen wie erwartet arbeiten. Dieser Test verlief erfolgreich und bestätigte, dass die Grundstruktur der Datenbank korrekt eingerichtet war. Dadurch konnte ich mit mehr Sicherheit zum Import der eigentlichen Daten übergehen.</w:t>
+      </w:r>
+    </w:p>
+    <w:p>
+      <w:pPr>
+        <w:pStyle w:val="berschrift2"/>
+      </w:pPr>
+      <w:bookmarkStart w:id="39" w:name="_Toc233128745"/>
+      <w:r>
+        <w:t>9.2 Erster Versuch des CSV-Imports</w:t>
+      </w:r>
+      <w:bookmarkEnd w:id="39"/>
+    </w:p>
+    <w:p>
+      <w:r>
+        <w:t>Für den Import der vollständigen Datensätze verwendete ich CSV-Dateien. Ich wählte die entsprechenden Dateien aus und startete den Importvorgang. Dabei trat jedoch sofort ein Problem auf: Supabase meldete einen Fehler, weil die Zeichenfolge \N in den Dateien nicht verarbeitet werden konnte. Da diese Einträge fehlende Werte darstellten, ersetzte ich sie durch leere Felder und versuchte den Import erneut.</w:t>
+      </w:r>
+    </w:p>
+    <w:p>
+      <w:r>
+        <w:t>Leider war dies nicht die eigentliche Ursache des Problems. Nach weiterer Fehlersuche stellte ich fest, dass die Spaltennamen in meinen Datenbanktabellen nicht mit den Spaltennamen der CSV-Dateien übereinstimmten. Dadurch konnte Supabase die Daten nicht korrekt zuordnen. An diesem Punkt musste ich entscheiden, ob ich sämtliche Tabellen neu erstellen oder die Spaltennamen in den CSV-Dateien anpassen sollte. Um Zeit zu sparen, entschied ich mich dafür, die CSV-Dateien zu bearbeiten und die entsprechenden Spaltennamen anzupassen. Diese Änderung führte ich bei allen Dateien durch, die später importiert werden sollten.</w:t>
+      </w:r>
+    </w:p>
+    <w:p>
+      <w:pPr>
+        <w:pStyle w:val="berschrift2"/>
+      </w:pPr>
+      <w:bookmarkStart w:id="40" w:name="_Toc233128746"/>
+      <w:r>
+        <w:t>9.3 Anpassung der CSV-Dateien</w:t>
+      </w:r>
+      <w:bookmarkEnd w:id="40"/>
+    </w:p>
+    <w:p>
+      <w:r>
+        <w:t>Nachdem ich diese Anpassungen vorgenommen hatte, startete ich den Import erneut. Doch auch diesmal traten weitere Probleme auf. Ich bemerkte, dass einige Spalten aus den CSV-Dateien in meiner Datenbank fehlten beziehungsweise dass ich Tabellen erstellt hatte, die nicht alle benötigten Felder enthielten. Dadurch war ein fehlerfreier Import nicht möglich.</w:t>
+      </w:r>
+    </w:p>
+    <w:p>
+      <w:r>
+        <w:t xml:space="preserve">Schliesslich entschied ich mich dazu, die bereits erstellten Tabellen vollständig zu löschen und sie mit einer überarbeiteten Struktur neu anzulegen. Dazu musste ich den SQL-Code anpassen und den gesamten Erstellungsprozess erneut durchführen. Dieser </w:t>
+      </w:r>
+      <w:r>
+        <w:lastRenderedPageBreak/>
+        <w:t>zusätzliche Aufwand kostete mich zwar viel Zeit, hätte jedoch durch eine genauere Planung der Tabellenstruktur von Anfang an vermieden werden können.</w:t>
+      </w:r>
+    </w:p>
+    <w:p>
+      <w:pPr>
+        <w:pStyle w:val="berschrift2"/>
+      </w:pPr>
+      <w:bookmarkStart w:id="41" w:name="_Toc233128747"/>
+      <w:r>
+        <w:t>9.4 Neuerstellung der Tabellen</w:t>
+      </w:r>
+      <w:bookmarkEnd w:id="41"/>
+    </w:p>
+    <w:p>
+      <w:r>
+        <w:t>Nach der Neuerstellung der Tabellen funktionierte der Import der CSV-Dateien problemlos. Alle Datensätze konnten erfolgreich in die Datenbank übernommen werden und standen für die weitere Entwicklung der Webseite zur Verfügung. Trotzdem zeigte mir dieser Schritt, wie wichtig eine sorgfältige Planung der Datenstruktur ist und dass</w:t>
+      </w:r>
+      <w:r>
+        <w:t xml:space="preserve"> </w:t>
+      </w:r>
+      <w:r>
+        <w:t>bereits kleine Unterschiede bei Spaltennamen oder Datentypen zu erheblichen Problemen führen können.</w:t>
+      </w:r>
+    </w:p>
+    <w:p>
+      <w:pPr>
+        <w:pStyle w:val="berschrift2"/>
+      </w:pPr>
+      <w:bookmarkStart w:id="42" w:name="_Toc233128748"/>
+      <w:r>
+        <w:t>9.5 Abschliessende Kontrolle</w:t>
+      </w:r>
+      <w:bookmarkEnd w:id="42"/>
+    </w:p>
+    <w:p>
+      <w:r>
+        <w:t>Zum Abschluss kontrollierte ich die gesamte Datenbank nochmals gründlich. Ich überprüfte die importierten Daten, die Tabellenstruktur sowie alle Beziehungen zwischen den einzelnen Tabellen. Dabei stellte ich sicher, dass die Fremdschlüssel korrekt gesetzt sind und alle Datensätze richtig miteinander verknüpft wurden. Da keine weiteren Fehler festgestellt wurden, konnte ich die Datenbank als vollständig und funktionsfähig betrachten und mit der Entwicklung der Anwendung fortfahren.</w:t>
+      </w:r>
+    </w:p>
+    <w:p>
+      <w:pPr>
+        <w:pStyle w:val="berschrift1"/>
+      </w:pPr>
+      <w:bookmarkStart w:id="43" w:name="_Toc233128749"/>
+      <w:r>
+        <w:t xml:space="preserve">10 </w:t>
+      </w:r>
+      <w:r>
+        <w:t>Anbindung der Datenbank und erste Probleme</w:t>
+      </w:r>
+      <w:bookmarkEnd w:id="43"/>
+    </w:p>
+    <w:p>
+      <w:pPr>
+        <w:pStyle w:val="berschrift2"/>
+      </w:pPr>
+      <w:bookmarkStart w:id="44" w:name="_Toc233128750"/>
+      <w:r>
+        <w:t>10.</w:t>
+      </w:r>
+      <w:r>
+        <w:t xml:space="preserve">1 </w:t>
+      </w:r>
+      <w:r>
+        <w:t>Entwicklung der Webseiten</w:t>
+      </w:r>
+      <w:bookmarkEnd w:id="44"/>
+    </w:p>
+    <w:p>
+      <w:r>
+        <w:t>Nachdem die Datenbank erfolgreich erstellt und mit Daten gefüllt worden war, konnte ich mit der Entwicklung der verschiedenen Webseiten beginnen. Die grundlegende Programmierung verlief zunächst ohne grössere Schwierigkeiten. Ich erstellte die einzelnen Seiten und arbeitete schrittweise an der Darstellung der Inhalte. Die Umsetzung der Benutzeroberfläche funktionierte dabei weitgehend wie geplant.</w:t>
+      </w:r>
+    </w:p>
+    <w:p>
+      <w:pPr>
+        <w:pStyle w:val="berschrift2"/>
+      </w:pPr>
+      <w:bookmarkStart w:id="45" w:name="_Toc233128751"/>
+      <w:r>
+        <w:t xml:space="preserve">10.2 </w:t>
+      </w:r>
+      <w:r>
+        <w:t>Fehler bei der Datenanzeige</w:t>
+      </w:r>
+      <w:bookmarkEnd w:id="45"/>
+    </w:p>
+    <w:p>
+      <w:r>
+        <w:t>Die ersten grösseren Probleme traten auf, als ich versuchte, die Daten aus der Datenbank auf der Webseite anzuzeigen. Obwohl die Verbindung zur Datenbank eingerichtet war, wurden keine Daten dargestellt. Stattdessen wurde die gesamte Webseite schwarz dargestellt, wodurch zunächst der Eindruck entstand, dass das Problem mit der Datenbank zusammenhing.</w:t>
+      </w:r>
+    </w:p>
+    <w:p>
+      <w:r>
+        <w:t>Nach einer genaueren Untersuchung stellte sich jedoch heraus, dass die Ursache für den schwarze Bildschirm nicht die Datenbank war. Der Fehler lag in der Programmierung der Navigationsleiste (Navbar). Durch einen Fehler im Code konnte die Webseite nicht korrekt gerendert werden. Nachdem ich die Navbar korrigiert hatte, wurde die Webseite wieder ordnungsgemäss angezeigt.</w:t>
+      </w:r>
+    </w:p>
+    <w:p>
+      <w:pPr>
+        <w:pStyle w:val="berschrift2"/>
+      </w:pPr>
+      <w:bookmarkStart w:id="46" w:name="_Toc233128752"/>
+      <w:r>
+        <w:lastRenderedPageBreak/>
+        <w:t xml:space="preserve">10.3 </w:t>
+      </w:r>
+      <w:r>
+        <w:t>Fehlersuche bei der Datenbankverbindung</w:t>
+      </w:r>
+      <w:bookmarkEnd w:id="46"/>
+    </w:p>
+    <w:p>
+      <w:r>
+        <w:t>Obwohl die Webseite nun sichtbar war, wurden die Daten aus der Datenbank weiterhin nicht geladen. Da keine offensichtliche Fehlermeldung angezeigt wurde, war die Ursache zunächst unklar. Ich verbrachte den gesamten Vormittag damit, den Fehler zu analysieren und verschiedene Lösungsansätze auszuprobieren.</w:t>
+      </w:r>
+    </w:p>
+    <w:p>
+      <w:r>
+        <w:t>Dabei überprüfte ich sowohl den React-Code als auch die Verbindung zu Supabase. Ich kontrollierte die Abfragen, die Konfiguration sowie die Datenbankstruktur, konnte jedoch zunächst keinen Fehler finden. Dies machte die Fehlersuche besonders zeitaufwendig.</w:t>
+      </w:r>
+    </w:p>
+    <w:p>
+      <w:pPr>
+        <w:pStyle w:val="berschrift2"/>
+      </w:pPr>
+      <w:bookmarkStart w:id="47" w:name="_Toc233128753"/>
+      <w:r>
+        <w:t xml:space="preserve">10.4 </w:t>
+      </w:r>
+      <w:r>
+        <w:t>Ursache und Lösung</w:t>
+      </w:r>
+      <w:bookmarkEnd w:id="47"/>
+    </w:p>
+    <w:p>
+      <w:r>
+        <w:t>Nach längerer Analyse stellte sich schliesslich heraus, dass das Problem direkt bei der Datenbank lag. Die Datenbank verweigerte den Zugriff auf die Tabellen, wodurch die Anwendung keine Daten abrufen konnte. Die Verbindung selbst funktionierte zwar, jedoch verhinderten die Sicherheitseinstellungen der Datenbank den Zugriff auf die gespeicherten Datensätze.</w:t>
+      </w:r>
+    </w:p>
+    <w:p>
+      <w:r>
+        <w:t>Um das Problem zu beheben, musste ich die entsprechenden Zugriffsrechte und Richtlinien anpassen. Nachdem ich die notwendigen Einstellungen vorgenommen und den Zugriff per Code freigegeben hatte, konnten die Daten erfolgreich geladen und auf der Webseite angezeigt werden.</w:t>
+      </w:r>
+    </w:p>
+    <w:p>
+      <w:r>
+        <w:t>Diese Erfahrung zeigte mir, wie wichtig es ist, nicht nur den eigenen Programmcode zu überprüfen, sondern auch die Konfiguration der verwendeten Dienste und Datenbanken zu berücksichtigen. Obwohl die Fehlersuche viel Zeit in Anspruch nahm, konnte ich dadurch ein besseres Verständnis für die Funktionsweise und die Sicherheitsmechanismen von Supabase gewinnen.</w:t>
+      </w:r>
+    </w:p>
+    <w:p>
+      <w:pPr>
+        <w:pStyle w:val="berschrift1"/>
+      </w:pPr>
+      <w:bookmarkStart w:id="48" w:name="_Toc233128754"/>
+      <w:r>
+        <w:t xml:space="preserve">11 </w:t>
+      </w:r>
+      <w:r>
+        <w:t>Implementierung der Such- und Filterfunktionen</w:t>
+      </w:r>
+      <w:bookmarkEnd w:id="48"/>
+    </w:p>
+    <w:p>
+      <w:pPr>
+        <w:pStyle w:val="berschrift2"/>
+      </w:pPr>
+      <w:bookmarkStart w:id="49" w:name="_Toc233128755"/>
+      <w:r>
+        <w:t xml:space="preserve">11.1 </w:t>
+      </w:r>
+      <w:r>
+        <w:t>Entwicklung der Suchfunktion</w:t>
+      </w:r>
+      <w:bookmarkEnd w:id="49"/>
+    </w:p>
+    <w:p>
+      <w:r>
+        <w:t>Nachdem die Probleme mit der Datenbankverbindung behoben waren und die Daten erfolgreich auf der Webseite angezeigt wurden, konnte ich mich auf die Weiterentwicklung der Anwendung konzentrieren. Als Nächstes widmete ich mich der Suchfunktion, da diese eine wichtige Rolle für die Benutzerfreundlichkeit der Anwendung spielt.</w:t>
+      </w:r>
+    </w:p>
+    <w:p>
+      <w:r>
+        <w:t xml:space="preserve">Ziel der Suchfunktion war es, den Nutzern zu ermöglichen, bestimmte Daten schnell und einfach zu finden. Die Umsetzung verlief erfreulicherweise ohne grössere Schwierigkeiten. Nach der Implementierung konnte ich die Funktion erfolgreich testen und feststellen, dass die gewünschten Ergebnisse korrekt angezeigt wurden. Dadurch </w:t>
+      </w:r>
+      <w:r>
+        <w:lastRenderedPageBreak/>
+        <w:t>wurde die Navigation innerhalb der grossen Datenmenge deutlich einfacher und effizienter.</w:t>
+      </w:r>
+    </w:p>
+    <w:p>
+      <w:pPr>
+        <w:pStyle w:val="berschrift2"/>
+      </w:pPr>
+      <w:bookmarkStart w:id="50" w:name="_Toc233128756"/>
+      <w:r>
+        <w:t xml:space="preserve">11.2 </w:t>
+      </w:r>
+      <w:r>
+        <w:t>Entwicklung der Filterfunktionen</w:t>
+      </w:r>
+      <w:bookmarkEnd w:id="50"/>
+    </w:p>
+    <w:p>
+      <w:r>
+        <w:t>Nachdem die Suchfunktion erfolgreich umgesetzt war, begann ich mit der Entwicklung der Filterfunktionen. Diese sollten es den Nutzern ermöglichen, die angezeigten Daten nach bestimmten Kriterien einzugrenzen und gezielt nach relevanten Informationen zu suchen.</w:t>
+      </w:r>
+    </w:p>
+    <w:p>
+      <w:r>
+        <w:t>Auch die Umsetzung der Filter verlief grösstenteils problemlos. Die verschiedenen Filter konnten erfolgreich integriert und mit den vorhandenen Daten verknüpft werden. Dadurch wurde die Anwendung deutlich flexibler und benutzerfreundlicher, da die Nutzer nun gezielt die Informationen anzeigen lassen können, die sie interessieren.</w:t>
+      </w:r>
+    </w:p>
+    <w:p>
+      <w:pPr>
+        <w:pStyle w:val="berschrift2"/>
+      </w:pPr>
+      <w:bookmarkStart w:id="51" w:name="_Toc233128757"/>
+      <w:r>
+        <w:t xml:space="preserve">11.3 </w:t>
+      </w:r>
+      <w:r>
+        <w:t>Zeitaufwand und Herausforderungen</w:t>
+      </w:r>
+      <w:bookmarkEnd w:id="51"/>
+    </w:p>
+    <w:p>
+      <w:r>
+        <w:t>Obwohl bei der Entwicklung der Such- und Filterfunktionen keine grösseren technischen Probleme auftraten, nahm die Umsetzung deutlich mehr Zeit in Anspruch als ursprünglich erwartet. Die einzelnen Funktionen mussten sorgfältig geplant, programmiert und getestet werden, damit sie zuverlässig arbeiten und korrekt mit den Daten aus der Datenbank interagieren.</w:t>
+      </w:r>
+    </w:p>
+    <w:p>
+      <w:r>
+        <w:t>Aus diesem Grund verbrachte ich praktisch den gesamten Arbeitstag mit der Entwicklung dieser Funktionen. Dadurch blieb nur wenig Zeit für andere Aufgaben oder weitere Erweiterungen der Anwendung. Trotzdem war dieser Zeitaufwand sinnvoll, da die Such- und Filterfunktionen zu den wichtigsten Bestandteilen der Webseite gehören und einen grossen Einfluss auf die Benutzerfreundlichkeit haben.</w:t>
+      </w:r>
+    </w:p>
+    <w:p>
+      <w:r>
+        <w:t>Rückblickend verlief dieser Arbeitsschritt sehr erfolgreich, da die Funktionen ohne grössere Schwierigkeiten umgesetzt werden konnten und die Anwendung dadurch einen wichtigen Fortschritt in ihrer Entwicklung machte.</w:t>
+      </w:r>
+    </w:p>
+    <w:p>
+      <w:pPr>
+        <w:pStyle w:val="berschrift1"/>
+      </w:pPr>
+      <w:bookmarkStart w:id="52" w:name="_Toc233128758"/>
+      <w:r>
+        <w:t>Tagesreflexionen</w:t>
+      </w:r>
+      <w:bookmarkEnd w:id="52"/>
+    </w:p>
+    <w:p>
+      <w:pPr>
+        <w:pStyle w:val="berschrift2"/>
+      </w:pPr>
+      <w:bookmarkStart w:id="53" w:name="_Toc233128759"/>
+      <w:r>
+        <w:t>Tag 1</w:t>
+      </w:r>
+      <w:bookmarkEnd w:id="53"/>
+    </w:p>
+    <w:p>
+      <w:r>
+        <w:t>Am Mittwoch musste ich mir ein Projekt überlegen, welches ich zum Abschluss von ZLI machen möchte. Ich habe mir sehr schwergetan mit der Entscheidung für das richtige Projekt. Da ich nicht wusste, in welche Richtung ich gehen möchte und wie ich das Ganze umsetzen möchte. Ich habe aber dann eine Richtung gefunden, welche ich gehen wollte. So konnte ich das perfekte Projekt finden mithilfe von Reto. Ich war dann auch sehr zufrieden. Ich konnte dann ans Planen gehen und mein ganzes Projekt anfangen zu planen.</w:t>
+      </w:r>
+    </w:p>
+    <w:p>
+      <w:pPr>
+        <w:pStyle w:val="berschrift2"/>
+      </w:pPr>
+      <w:bookmarkStart w:id="54" w:name="_Toc233128760"/>
+      <w:r>
+        <w:lastRenderedPageBreak/>
+        <w:t>Tag 2</w:t>
+      </w:r>
+      <w:bookmarkEnd w:id="54"/>
+    </w:p>
+    <w:p>
+      <w:r>
+        <w:t>Am Montag habe ich noch immer Zeit mit der Planung aufgewendet, da ich am ersten Tag leider nicht fertig geworden bin. Ich bin aber sehr schnell vorangekommen und ich konnte den Rest, welchen ich am ersten Tag nicht erledigen konnte, noch erledigen. Danach habe ich mich an die ersten Issues gemacht. Dafür hatte ich nur etwa 3 Stunden Zeit. Danach habe ich angefangen mit der Dokumentation, da ich dort noch gar nicht weit war. Also habe ich die letzten 2 Stunden für die Dokumentation genutzt. Das Ganze war auch sehr schlau, da ich sehr weit gekommen bin, nicht fertig, aber ich hatte einen grossen Fortschritt hingelegt.</w:t>
+      </w:r>
+    </w:p>
+    <w:p>
+      <w:pPr>
+        <w:pStyle w:val="berschrift2"/>
+      </w:pPr>
+      <w:bookmarkStart w:id="55" w:name="_Toc233128761"/>
+      <w:r>
+        <w:t>Tag 3</w:t>
+      </w:r>
+      <w:bookmarkEnd w:id="55"/>
+    </w:p>
+    <w:p>
+      <w:r>
+        <w:t>Am Dienstag habe ich noch Zeit gebraucht, das Problem zu lösen, welches am Vortag entstanden ist. Dafür habe ich sehr viel Zeit gebraucht, was ich nicht erwartet hatte. Nachdem habe ich mich an die Dokumentation rangewagt. Dort habe ich dann ein wenig daran gearbeitet. Ich habe aber nicht so lang dran gearbeitet, da ich noch Issues machen musste. Also habe ich die Dokumentation beiseitegeschoben und an den Issues gearbeitet. Die Issues gingen ziemlich gut, ich konnte einfach an den Issues arbeiten. Nachdem ich dann mit den Issues fertig war, habe ich wieder an der Dokumentation gearbeitet. Der Plan, dass ich die Dokumentation am Schluss mache,</w:t>
+      </w:r>
+      <w:r>
+        <w:t xml:space="preserve"> </w:t>
+      </w:r>
+      <w:r>
+        <w:t>hat mir sehr geholfen, da ich keinen Stress hatte. Das hat mir gezeigt, dass dieser Plan sehr schlau und ideal für mich ist. Also möchte ich das Ganze auch weiter so machen bis zum Ende des Projekts.</w:t>
+      </w:r>
+    </w:p>
+    <w:p>
+      <w:pPr>
+        <w:pStyle w:val="berschrift2"/>
+      </w:pPr>
+      <w:bookmarkStart w:id="56" w:name="_Toc233128762"/>
+      <w:r>
+        <w:t>Tag 4</w:t>
+      </w:r>
+      <w:bookmarkEnd w:id="56"/>
+    </w:p>
+    <w:p>
+      <w:r>
+        <w:t>Am Mittwoch habe ich ein Problem, für welches ich sehr lange gebraucht habe, um es zu lösen. Ich habe sehr viele Sachen ausprobiert, welche alle nichts gebracht haben, also habe ich es mit KI versucht. Diese konnte mir aber auch nicht helfen, denn alles, was sie gesagt hat, habe ich schon ausprobiert. Also habe ich weitergesucht, bis ich dann auf einen Befehl gestossen bin, welcher mir dann auch geholfen hat, das Ganze zu lösen. Das Ganze hat mich aber trotzdem, dass es kein grosser Fehler war, sehr viel Zeit gebraucht, welche ich dann aufwenden musste. Nachdem habe ich mich schon an die anderen Issues gemacht, welche ich auch noch machen musste für den Tag. Da ich sehr lange für das Problem gebraucht habe, hatte ich nicht mehr so viel Zeit für die anderen. Beim Lösen des Problems habe ich ein Issue schon erledigt, was ziemlich vorteilhaft war. Nun konnte ich mich nur noch auf die zwei fokussieren und diese lösen. Das ging ziemlich gut. Am Ende des Tages habe ich wie immer an der Dokumentation gearbeitet und diese abgegeben, da man das an seinem 4. Tag machen muss.</w:t>
+      </w:r>
+    </w:p>
+    <w:p>
+      <w:pPr>
+        <w:pStyle w:val="berschrift2"/>
+      </w:pPr>
+      <w:bookmarkStart w:id="57" w:name="_Toc233128763"/>
+      <w:r>
+        <w:t>Tag 5</w:t>
+      </w:r>
+      <w:bookmarkEnd w:id="57"/>
+    </w:p>
+    <w:p>
+      <w:r>
+        <w:t xml:space="preserve">Am Montag habe ich mich mit den Issues beschäftigt, welche für diesen Tag angesagt waren. Ich hatte am Morgen einen Termin, daher hatte ich 1 Stunde und 30 Min. weniger </w:t>
+      </w:r>
+      <w:r>
+        <w:lastRenderedPageBreak/>
+        <w:t>Zeit, um an meinen Issues zu arbeiten. Ich habe mit dem ersten Issue angefangen, welches ich schon erledigt hatte, weil ich das Ganze schon letzte Woche gemacht habe und ich das Ganze gar nicht bemerkt habe. Nachdem habe ich am nächsten Issue gearbeitet, bei welchem ich eine Suchfunktion erstellen musste. Ich wusste nicht, wie ich das machen muss, also habe ich mich im Internet schlau gemacht, wie man das Ganze am besten machen kann. Ich bin ziemlich schnell auf eine Lösung gestossen, welche mir gezeigt hat, dass das Ganze gar nicht so schwierig ist. Also habe ich das dann auch angewendet. Es hat auch super funktioniert So hatte ich dann den nächsten Issue fertig. Für das letzte Issue musste ich eine Filterfunktion einbauen. Das Ganze hat mich mehr Zeit gekostet als die Suchfunktion, jedoch ging das Ganze auch ziemlich gut voran.</w:t>
+      </w:r>
+    </w:p>
+    <w:p>
+      <w:pPr>
+        <w:pStyle w:val="berschrift2"/>
+      </w:pPr>
+      <w:bookmarkStart w:id="58" w:name="_Toc233128764"/>
+      <w:r>
+        <w:t>Tag 6</w:t>
+      </w:r>
+      <w:bookmarkEnd w:id="58"/>
+      <w:r>
+        <w:t xml:space="preserve"> </w:t>
+      </w:r>
+    </w:p>
+    <w:p>
+      <w:r>
+        <w:t>A</w:t>
+      </w:r>
+      <w:r>
+        <w:t>m</w:t>
+      </w:r>
+      <w:r>
+        <w:t xml:space="preserve"> 6. Tag habe ich mich darauf fokussiert, etwas weiter an der Dokumentation zu kommen, jedoch habe ich auch an den Issues gearbeitet, damit ich dort nicht zu sehr hintendran bin. Ich konnte so auch 2 Issues erledigen. Den Rest der Zeit habe ich genutzt, um mich auf meine Dokumentation zu konzentrieren, was auch sehr gut geklappt hat. Ich konnte sehr viel Neues hinzufügen und damit auch sehr weit kommen. Es gab Phasen, in denen ich mich nicht besonders gut konzentrieren konnte, jedoch</w:t>
+      </w:r>
+      <w:r>
+        <w:t xml:space="preserve"> </w:t>
+      </w:r>
+      <w:r>
+        <w:t>habe ich die ganze Zeit mein Bestes gegeben. Ansonsten hatte ich nur kleine Probleme bei den Issues, aber diese konnte ich alle ohne weitere Probleme lösen.</w:t>
+      </w:r>
+    </w:p>
+    <w:p>
+      <w:pPr>
+        <w:pStyle w:val="berschrift2"/>
+      </w:pPr>
+      <w:bookmarkStart w:id="59" w:name="_Toc233128765"/>
+      <w:r>
+        <w:t>Tag 7</w:t>
+      </w:r>
+      <w:bookmarkEnd w:id="59"/>
+      <w:r>
+        <w:t xml:space="preserve"> </w:t>
+      </w:r>
+    </w:p>
+    <w:p>
+      <w:bookmarkStart w:id="60" w:name="_Toc233128766"/>
+      <w:r>
+        <w:t>Am Mittwoch habe ich an den Problemen gearbeitet, welche ich noch vom Vortag hatte. Auch habe ich noch an den Issues gearbeitet, welche ich nicht am Dienstag fertig hatte. Ich bin sehr weit gekommen, ich hatte nämlich Angst, dass ich das Ganze nicht schaffen werde, da es anfangs gar nicht gut ausgesehen hat, weil ich sehr lange für kleine Probleme gebraucht habe.</w:t>
+      </w:r>
+      <w:bookmarkEnd w:id="60"/>
+    </w:p>
+    <w:p>
+      <w:pPr>
+        <w:pStyle w:val="berschrift2"/>
+      </w:pPr>
+      <w:bookmarkStart w:id="61" w:name="_Toc233128767"/>
+      <w:r>
+        <w:t>Tag 8</w:t>
+      </w:r>
+      <w:bookmarkEnd w:id="61"/>
+      <w:r>
+        <w:t xml:space="preserve"> </w:t>
+      </w:r>
+    </w:p>
+    <w:p>
+      <w:r>
+        <w:t xml:space="preserve">Am </w:t>
+      </w:r>
+      <w:r>
+        <w:t>8</w:t>
+      </w:r>
+      <w:r>
+        <w:t>. Tag habe ich ein wenig an der Dokumentation gearbeitet. Den Rest der Zeit habe ich genutzt, um am eigentlichen Projekt zu arbeiten. Da ich dort nicht wirklich weit war, weil ich am Tag zuvor krank war und ich so neben den anderen zwei Tagen, an denen ich krank war, noch einen hatte, an dem ich krank war. Was mir nicht so von Vorteil war. Das Ganze hat mich sehr gestresst. Ich konnte jedoch das Projekt ziemlich weit bringen, auch wenn ich ein paar Sachen auslassen musste. Ich konnte auch die Präsentation schon einigermaßen fertigstellen.</w:t>
+      </w:r>
+    </w:p>
+    <w:p>
+      <w:pPr>
+        <w:pStyle w:val="berschrift2"/>
+      </w:pPr>
+      <w:bookmarkStart w:id="62" w:name="_Toc233128768"/>
+      <w:r>
+        <w:t>Tag 9</w:t>
+      </w:r>
+      <w:bookmarkEnd w:id="62"/>
+      <w:r>
+        <w:t xml:space="preserve"> </w:t>
       </w:r>
     </w:p>
     <w:p/>
     <w:sectPr>
-      <w:headerReference w:type="default" r:id="rId13"/>
-      <w:footerReference w:type="default" r:id="rId14"/>
-      <w:headerReference w:type="first" r:id="rId15"/>
-      <w:footerReference w:type="first" r:id="rId16"/>
+      <w:headerReference w:type="default" r:id="rId14"/>
+      <w:footerReference w:type="default" r:id="rId15"/>
+      <w:headerReference w:type="first" r:id="rId16"/>
+      <w:footerReference w:type="first" r:id="rId17"/>
       <w:pgSz w:w="11906" w:h="16838"/>
       <w:pgMar w:top="1417" w:right="1417" w:bottom="1134" w:left="1417" w:header="708" w:footer="708" w:gutter="0"/>
       <w:pgNumType w:start="0"/>
@@ -3575,7 +7580,7 @@
         <w:noProof/>
         <w:color w:val="7E0000"/>
       </w:rPr>
-      <w:t>08.06.2026</w:t>
+      <w:t>23.06.2026</w:t>
     </w:r>
     <w:r>
       <w:rPr>
@@ -3610,7 +7615,7 @@
         <w:noProof/>
         <w:lang w:val="de-DE"/>
       </w:rPr>
-      <w:t>08.06.2026</w:t>
+      <w:t>23.06.2026</w:t>
     </w:r>
     <w:r>
       <w:fldChar w:fldCharType="end"/>
@@ -4829,7 +8834,7 @@
     <w:lsdException w:name="Closing" w:semiHidden="1" w:unhideWhenUsed="1"/>
     <w:lsdException w:name="Signature" w:semiHidden="1" w:unhideWhenUsed="1"/>
     <w:lsdException w:name="Default Paragraph Font" w:semiHidden="1" w:uiPriority="1" w:unhideWhenUsed="1"/>
-    <w:lsdException w:name="Body Text" w:semiHidden="1" w:unhideWhenUsed="1"/>
+    <w:lsdException w:name="Body Text" w:semiHidden="1" w:uiPriority="1" w:unhideWhenUsed="1" w:qFormat="1"/>
     <w:lsdException w:name="Body Text Indent" w:semiHidden="1" w:unhideWhenUsed="1"/>
     <w:lsdException w:name="List Continue" w:semiHidden="1" w:unhideWhenUsed="1"/>
     <w:lsdException w:name="List Continue 2" w:semiHidden="1" w:unhideWhenUsed="1"/>
@@ -5827,6 +9832,40 @@
       </w:tblBorders>
     </w:tblPr>
   </w:style>
+  <w:style w:type="paragraph" w:styleId="Textkrper">
+    <w:name w:val="Body Text"/>
+    <w:basedOn w:val="Standard"/>
+    <w:link w:val="TextkrperZchn"/>
+    <w:uiPriority w:val="1"/>
+    <w:qFormat/>
+    <w:rsid w:val="00297507"/>
+    <w:pPr>
+      <w:widowControl w:val="0"/>
+      <w:autoSpaceDE w:val="0"/>
+      <w:autoSpaceDN w:val="0"/>
+      <w:spacing w:before="144" w:after="0" w:line="240" w:lineRule="auto"/>
+      <w:ind w:left="1416"/>
+    </w:pPr>
+    <w:rPr>
+      <w:rFonts w:ascii="Calibri" w:eastAsia="Calibri" w:hAnsi="Calibri" w:cs="Calibri"/>
+      <w:kern w:val="0"/>
+      <w:lang w:val="de-DE"/>
+      <w14:ligatures w14:val="none"/>
+    </w:rPr>
+  </w:style>
+  <w:style w:type="character" w:customStyle="1" w:styleId="TextkrperZchn">
+    <w:name w:val="Textkörper Zchn"/>
+    <w:basedOn w:val="Absatz-Standardschriftart"/>
+    <w:link w:val="Textkrper"/>
+    <w:uiPriority w:val="1"/>
+    <w:rsid w:val="00297507"/>
+    <w:rPr>
+      <w:rFonts w:ascii="Calibri" w:eastAsia="Calibri" w:hAnsi="Calibri" w:cs="Calibri"/>
+      <w:kern w:val="0"/>
+      <w:lang w:val="de-DE"/>
+      <w14:ligatures w14:val="none"/>
+    </w:rPr>
+  </w:style>
 </w:styles>
 </file>
 
@@ -5983,6 +10022,13 @@
     <w:pitch w:val="variable"/>
     <w:sig w:usb0="20000287" w:usb1="00000003" w:usb2="00000000" w:usb3="00000000" w:csb0="0000019F" w:csb1="00000000"/>
   </w:font>
+  <w:font w:name="Calibri">
+    <w:panose1 w:val="020F0502020204030204"/>
+    <w:charset w:val="00"/>
+    <w:family w:val="swiss"/>
+    <w:pitch w:val="variable"/>
+    <w:sig w:usb0="E4002EFF" w:usb1="C200ACFF" w:usb2="00000009" w:usb3="00000000" w:csb0="000001FF" w:csb1="00000000"/>
+  </w:font>
 </w:fonts>
 </file>
 
@@ -6003,12 +10049,14 @@
   </w:compat>
   <w:rsids>
     <w:rsidRoot w:val="00304B56"/>
+    <w:rsid w:val="000A6649"/>
     <w:rsid w:val="00206681"/>
     <w:rsid w:val="00304B56"/>
     <w:rsid w:val="0066449D"/>
     <w:rsid w:val="006B0100"/>
     <w:rsid w:val="00A83E23"/>
     <w:rsid w:val="00B968CC"/>
+    <w:rsid w:val="00DA76C7"/>
     <w:rsid w:val="00DC14A0"/>
   </w:rsids>
   <m:mathPr>

--- a/Dokumente/Dokumentation_F1-app_durani.docx
+++ b/Dokumente/Dokumentation_F1-app_durani.docx
@@ -640,7 +640,7 @@
           <w:r>
             <w:fldChar w:fldCharType="separate"/>
           </w:r>
-          <w:hyperlink w:anchor="_Toc233128706" w:history="1">
+          <w:hyperlink w:anchor="_Toc233208611" w:history="1">
             <w:r>
               <w:rPr>
                 <w:rStyle w:val="Hyperlink"/>
@@ -682,7 +682,7 @@
                 <w:noProof/>
                 <w:webHidden/>
               </w:rPr>
-              <w:instrText xml:space="preserve"> PAGEREF _Toc233128706 \h </w:instrText>
+              <w:instrText xml:space="preserve"> PAGEREF _Toc233208611 \h </w:instrText>
             </w:r>
             <w:r>
               <w:rPr>
@@ -702,7 +702,7 @@
                 <w:noProof/>
                 <w:webHidden/>
               </w:rPr>
-              <w:t>4</w:t>
+              <w:t>5</w:t>
             </w:r>
             <w:r>
               <w:rPr>
@@ -725,7 +725,7 @@
               <w:lang w:eastAsia="de-CH"/>
             </w:rPr>
           </w:pPr>
-          <w:hyperlink w:anchor="_Toc233128707" w:history="1">
+          <w:hyperlink w:anchor="_Toc233208612" w:history="1">
             <w:r>
               <w:rPr>
                 <w:rStyle w:val="Hyperlink"/>
@@ -752,7 +752,7 @@
                 <w:noProof/>
                 <w:webHidden/>
               </w:rPr>
-              <w:instrText xml:space="preserve"> PAGEREF _Toc233128707 \h </w:instrText>
+              <w:instrText xml:space="preserve"> PAGEREF _Toc233208612 \h </w:instrText>
             </w:r>
             <w:r>
               <w:rPr>
@@ -772,7 +772,7 @@
                 <w:noProof/>
                 <w:webHidden/>
               </w:rPr>
-              <w:t>4</w:t>
+              <w:t>5</w:t>
             </w:r>
             <w:r>
               <w:rPr>
@@ -795,7 +795,7 @@
               <w:lang w:eastAsia="de-CH"/>
             </w:rPr>
           </w:pPr>
-          <w:hyperlink w:anchor="_Toc233128708" w:history="1">
+          <w:hyperlink w:anchor="_Toc233208613" w:history="1">
             <w:r>
               <w:rPr>
                 <w:rStyle w:val="Hyperlink"/>
@@ -822,7 +822,7 @@
                 <w:noProof/>
                 <w:webHidden/>
               </w:rPr>
-              <w:instrText xml:space="preserve"> PAGEREF _Toc233128708 \h </w:instrText>
+              <w:instrText xml:space="preserve"> PAGEREF _Toc233208613 \h </w:instrText>
             </w:r>
             <w:r>
               <w:rPr>
@@ -842,7 +842,7 @@
                 <w:noProof/>
                 <w:webHidden/>
               </w:rPr>
-              <w:t>4</w:t>
+              <w:t>5</w:t>
             </w:r>
             <w:r>
               <w:rPr>
@@ -865,7 +865,7 @@
               <w:lang w:eastAsia="de-CH"/>
             </w:rPr>
           </w:pPr>
-          <w:hyperlink w:anchor="_Toc233128709" w:history="1">
+          <w:hyperlink w:anchor="_Toc233208614" w:history="1">
             <w:r>
               <w:rPr>
                 <w:rStyle w:val="Hyperlink"/>
@@ -892,7 +892,7 @@
                 <w:noProof/>
                 <w:webHidden/>
               </w:rPr>
-              <w:instrText xml:space="preserve"> PAGEREF _Toc233128709 \h </w:instrText>
+              <w:instrText xml:space="preserve"> PAGEREF _Toc233208614 \h </w:instrText>
             </w:r>
             <w:r>
               <w:rPr>
@@ -912,7 +912,7 @@
                 <w:noProof/>
                 <w:webHidden/>
               </w:rPr>
-              <w:t>4</w:t>
+              <w:t>5</w:t>
             </w:r>
             <w:r>
               <w:rPr>
@@ -935,7 +935,7 @@
               <w:lang w:eastAsia="de-CH"/>
             </w:rPr>
           </w:pPr>
-          <w:hyperlink w:anchor="_Toc233128710" w:history="1">
+          <w:hyperlink w:anchor="_Toc233208615" w:history="1">
             <w:r>
               <w:rPr>
                 <w:rStyle w:val="Hyperlink"/>
@@ -963,7 +963,7 @@
                 <w:noProof/>
                 <w:webHidden/>
               </w:rPr>
-              <w:instrText xml:space="preserve"> PAGEREF _Toc233128710 \h </w:instrText>
+              <w:instrText xml:space="preserve"> PAGEREF _Toc233208615 \h </w:instrText>
             </w:r>
             <w:r>
               <w:rPr>
@@ -983,7 +983,7 @@
                 <w:noProof/>
                 <w:webHidden/>
               </w:rPr>
-              <w:t>4</w:t>
+              <w:t>5</w:t>
             </w:r>
             <w:r>
               <w:rPr>
@@ -1006,7 +1006,7 @@
               <w:lang w:eastAsia="de-CH"/>
             </w:rPr>
           </w:pPr>
-          <w:hyperlink w:anchor="_Toc233128711" w:history="1">
+          <w:hyperlink w:anchor="_Toc233208616" w:history="1">
             <w:r>
               <w:rPr>
                 <w:rStyle w:val="Hyperlink"/>
@@ -1033,7 +1033,7 @@
                 <w:noProof/>
                 <w:webHidden/>
               </w:rPr>
-              <w:instrText xml:space="preserve"> PAGEREF _Toc233128711 \h </w:instrText>
+              <w:instrText xml:space="preserve"> PAGEREF _Toc233208616 \h </w:instrText>
             </w:r>
             <w:r>
               <w:rPr>
@@ -1053,7 +1053,7 @@
                 <w:noProof/>
                 <w:webHidden/>
               </w:rPr>
-              <w:t>5</w:t>
+              <w:t>6</w:t>
             </w:r>
             <w:r>
               <w:rPr>
@@ -1076,7 +1076,7 @@
               <w:lang w:eastAsia="de-CH"/>
             </w:rPr>
           </w:pPr>
-          <w:hyperlink w:anchor="_Toc233128712" w:history="1">
+          <w:hyperlink w:anchor="_Toc233208617" w:history="1">
             <w:r>
               <w:rPr>
                 <w:rStyle w:val="Hyperlink"/>
@@ -1103,7 +1103,7 @@
                 <w:noProof/>
                 <w:webHidden/>
               </w:rPr>
-              <w:instrText xml:space="preserve"> PAGEREF _Toc233128712 \h </w:instrText>
+              <w:instrText xml:space="preserve"> PAGEREF _Toc233208617 \h </w:instrText>
             </w:r>
             <w:r>
               <w:rPr>
@@ -1123,7 +1123,7 @@
                 <w:noProof/>
                 <w:webHidden/>
               </w:rPr>
-              <w:t>5</w:t>
+              <w:t>6</w:t>
             </w:r>
             <w:r>
               <w:rPr>
@@ -1146,7 +1146,7 @@
               <w:lang w:eastAsia="de-CH"/>
             </w:rPr>
           </w:pPr>
-          <w:hyperlink w:anchor="_Toc233128713" w:history="1">
+          <w:hyperlink w:anchor="_Toc233208618" w:history="1">
             <w:r>
               <w:rPr>
                 <w:rStyle w:val="Hyperlink"/>
@@ -1173,7 +1173,7 @@
                 <w:noProof/>
                 <w:webHidden/>
               </w:rPr>
-              <w:instrText xml:space="preserve"> PAGEREF _Toc233128713 \h </w:instrText>
+              <w:instrText xml:space="preserve"> PAGEREF _Toc233208618 \h </w:instrText>
             </w:r>
             <w:r>
               <w:rPr>
@@ -1193,7 +1193,7 @@
                 <w:noProof/>
                 <w:webHidden/>
               </w:rPr>
-              <w:t>5</w:t>
+              <w:t>6</w:t>
             </w:r>
             <w:r>
               <w:rPr>
@@ -1216,7 +1216,7 @@
               <w:lang w:eastAsia="de-CH"/>
             </w:rPr>
           </w:pPr>
-          <w:hyperlink w:anchor="_Toc233128714" w:history="1">
+          <w:hyperlink w:anchor="_Toc233208619" w:history="1">
             <w:r>
               <w:rPr>
                 <w:rStyle w:val="Hyperlink"/>
@@ -1243,7 +1243,7 @@
                 <w:noProof/>
                 <w:webHidden/>
               </w:rPr>
-              <w:instrText xml:space="preserve"> PAGEREF _Toc233128714 \h </w:instrText>
+              <w:instrText xml:space="preserve"> PAGEREF _Toc233208619 \h </w:instrText>
             </w:r>
             <w:r>
               <w:rPr>
@@ -1263,7 +1263,7 @@
                 <w:noProof/>
                 <w:webHidden/>
               </w:rPr>
-              <w:t>5</w:t>
+              <w:t>6</w:t>
             </w:r>
             <w:r>
               <w:rPr>
@@ -1286,7 +1286,7 @@
               <w:lang w:eastAsia="de-CH"/>
             </w:rPr>
           </w:pPr>
-          <w:hyperlink w:anchor="_Toc233128715" w:history="1">
+          <w:hyperlink w:anchor="_Toc233208620" w:history="1">
             <w:r>
               <w:rPr>
                 <w:rStyle w:val="Hyperlink"/>
@@ -1313,7 +1313,7 @@
                 <w:noProof/>
                 <w:webHidden/>
               </w:rPr>
-              <w:instrText xml:space="preserve"> PAGEREF _Toc233128715 \h </w:instrText>
+              <w:instrText xml:space="preserve"> PAGEREF _Toc233208620 \h </w:instrText>
             </w:r>
             <w:r>
               <w:rPr>
@@ -1333,7 +1333,7 @@
                 <w:noProof/>
                 <w:webHidden/>
               </w:rPr>
-              <w:t>5</w:t>
+              <w:t>6</w:t>
             </w:r>
             <w:r>
               <w:rPr>
@@ -1356,7 +1356,7 @@
               <w:lang w:eastAsia="de-CH"/>
             </w:rPr>
           </w:pPr>
-          <w:hyperlink w:anchor="_Toc233128716" w:history="1">
+          <w:hyperlink w:anchor="_Toc233208621" w:history="1">
             <w:r>
               <w:rPr>
                 <w:rStyle w:val="Hyperlink"/>
@@ -1383,7 +1383,7 @@
                 <w:noProof/>
                 <w:webHidden/>
               </w:rPr>
-              <w:instrText xml:space="preserve"> PAGEREF _Toc233128716 \h </w:instrText>
+              <w:instrText xml:space="preserve"> PAGEREF _Toc233208621 \h </w:instrText>
             </w:r>
             <w:r>
               <w:rPr>
@@ -1403,7 +1403,7 @@
                 <w:noProof/>
                 <w:webHidden/>
               </w:rPr>
-              <w:t>5</w:t>
+              <w:t>6</w:t>
             </w:r>
             <w:r>
               <w:rPr>
@@ -1426,7 +1426,7 @@
               <w:lang w:eastAsia="de-CH"/>
             </w:rPr>
           </w:pPr>
-          <w:hyperlink w:anchor="_Toc233128717" w:history="1">
+          <w:hyperlink w:anchor="_Toc233208622" w:history="1">
             <w:r>
               <w:rPr>
                 <w:rStyle w:val="Hyperlink"/>
@@ -1453,7 +1453,7 @@
                 <w:noProof/>
                 <w:webHidden/>
               </w:rPr>
-              <w:instrText xml:space="preserve"> PAGEREF _Toc233128717 \h </w:instrText>
+              <w:instrText xml:space="preserve"> PAGEREF _Toc233208622 \h </w:instrText>
             </w:r>
             <w:r>
               <w:rPr>
@@ -1473,7 +1473,7 @@
                 <w:noProof/>
                 <w:webHidden/>
               </w:rPr>
-              <w:t>6</w:t>
+              <w:t>7</w:t>
             </w:r>
             <w:r>
               <w:rPr>
@@ -1496,7 +1496,7 @@
               <w:lang w:eastAsia="de-CH"/>
             </w:rPr>
           </w:pPr>
-          <w:hyperlink w:anchor="_Toc233128718" w:history="1">
+          <w:hyperlink w:anchor="_Toc233208623" w:history="1">
             <w:r>
               <w:rPr>
                 <w:rStyle w:val="Hyperlink"/>
@@ -1523,7 +1523,7 @@
                 <w:noProof/>
                 <w:webHidden/>
               </w:rPr>
-              <w:instrText xml:space="preserve"> PAGEREF _Toc233128718 \h </w:instrText>
+              <w:instrText xml:space="preserve"> PAGEREF _Toc233208623 \h </w:instrText>
             </w:r>
             <w:r>
               <w:rPr>
@@ -1543,7 +1543,7 @@
                 <w:noProof/>
                 <w:webHidden/>
               </w:rPr>
-              <w:t>6</w:t>
+              <w:t>7</w:t>
             </w:r>
             <w:r>
               <w:rPr>
@@ -1566,7 +1566,7 @@
               <w:lang w:eastAsia="de-CH"/>
             </w:rPr>
           </w:pPr>
-          <w:hyperlink w:anchor="_Toc233128719" w:history="1">
+          <w:hyperlink w:anchor="_Toc233208624" w:history="1">
             <w:r>
               <w:rPr>
                 <w:rStyle w:val="Hyperlink"/>
@@ -1593,7 +1593,7 @@
                 <w:noProof/>
                 <w:webHidden/>
               </w:rPr>
-              <w:instrText xml:space="preserve"> PAGEREF _Toc233128719 \h </w:instrText>
+              <w:instrText xml:space="preserve"> PAGEREF _Toc233208624 \h </w:instrText>
             </w:r>
             <w:r>
               <w:rPr>
@@ -1613,7 +1613,7 @@
                 <w:noProof/>
                 <w:webHidden/>
               </w:rPr>
-              <w:t>6</w:t>
+              <w:t>7</w:t>
             </w:r>
             <w:r>
               <w:rPr>
@@ -1636,7 +1636,7 @@
               <w:lang w:eastAsia="de-CH"/>
             </w:rPr>
           </w:pPr>
-          <w:hyperlink w:anchor="_Toc233128720" w:history="1">
+          <w:hyperlink w:anchor="_Toc233208625" w:history="1">
             <w:r>
               <w:rPr>
                 <w:rStyle w:val="Hyperlink"/>
@@ -1663,7 +1663,7 @@
                 <w:noProof/>
                 <w:webHidden/>
               </w:rPr>
-              <w:instrText xml:space="preserve"> PAGEREF _Toc233128720 \h </w:instrText>
+              <w:instrText xml:space="preserve"> PAGEREF _Toc233208625 \h </w:instrText>
             </w:r>
             <w:r>
               <w:rPr>
@@ -1683,7 +1683,7 @@
                 <w:noProof/>
                 <w:webHidden/>
               </w:rPr>
-              <w:t>6</w:t>
+              <w:t>7</w:t>
             </w:r>
             <w:r>
               <w:rPr>
@@ -1706,7 +1706,7 @@
               <w:lang w:eastAsia="de-CH"/>
             </w:rPr>
           </w:pPr>
-          <w:hyperlink w:anchor="_Toc233128721" w:history="1">
+          <w:hyperlink w:anchor="_Toc233208626" w:history="1">
             <w:r>
               <w:rPr>
                 <w:rStyle w:val="Hyperlink"/>
@@ -1733,7 +1733,7 @@
                 <w:noProof/>
                 <w:webHidden/>
               </w:rPr>
-              <w:instrText xml:space="preserve"> PAGEREF _Toc233128721 \h </w:instrText>
+              <w:instrText xml:space="preserve"> PAGEREF _Toc233208626 \h </w:instrText>
             </w:r>
             <w:r>
               <w:rPr>
@@ -1753,7 +1753,7 @@
                 <w:noProof/>
                 <w:webHidden/>
               </w:rPr>
-              <w:t>6</w:t>
+              <w:t>7</w:t>
             </w:r>
             <w:r>
               <w:rPr>
@@ -1776,7 +1776,7 @@
               <w:lang w:eastAsia="de-CH"/>
             </w:rPr>
           </w:pPr>
-          <w:hyperlink w:anchor="_Toc233128722" w:history="1">
+          <w:hyperlink w:anchor="_Toc233208627" w:history="1">
             <w:r>
               <w:rPr>
                 <w:rStyle w:val="Hyperlink"/>
@@ -1803,7 +1803,7 @@
                 <w:noProof/>
                 <w:webHidden/>
               </w:rPr>
-              <w:instrText xml:space="preserve"> PAGEREF _Toc233128722 \h </w:instrText>
+              <w:instrText xml:space="preserve"> PAGEREF _Toc233208627 \h </w:instrText>
             </w:r>
             <w:r>
               <w:rPr>
@@ -1823,7 +1823,7 @@
                 <w:noProof/>
                 <w:webHidden/>
               </w:rPr>
-              <w:t>7</w:t>
+              <w:t>8</w:t>
             </w:r>
             <w:r>
               <w:rPr>
@@ -1846,7 +1846,7 @@
               <w:lang w:eastAsia="de-CH"/>
             </w:rPr>
           </w:pPr>
-          <w:hyperlink w:anchor="_Toc233128723" w:history="1">
+          <w:hyperlink w:anchor="_Toc233208628" w:history="1">
             <w:r>
               <w:rPr>
                 <w:rStyle w:val="Hyperlink"/>
@@ -1873,7 +1873,7 @@
                 <w:noProof/>
                 <w:webHidden/>
               </w:rPr>
-              <w:instrText xml:space="preserve"> PAGEREF _Toc233128723 \h </w:instrText>
+              <w:instrText xml:space="preserve"> PAGEREF _Toc233208628 \h </w:instrText>
             </w:r>
             <w:r>
               <w:rPr>
@@ -1893,7 +1893,7 @@
                 <w:noProof/>
                 <w:webHidden/>
               </w:rPr>
-              <w:t>7</w:t>
+              <w:t>8</w:t>
             </w:r>
             <w:r>
               <w:rPr>
@@ -1916,7 +1916,7 @@
               <w:lang w:eastAsia="de-CH"/>
             </w:rPr>
           </w:pPr>
-          <w:hyperlink w:anchor="_Toc233128724" w:history="1">
+          <w:hyperlink w:anchor="_Toc233208629" w:history="1">
             <w:r>
               <w:rPr>
                 <w:rStyle w:val="Hyperlink"/>
@@ -1943,7 +1943,7 @@
                 <w:noProof/>
                 <w:webHidden/>
               </w:rPr>
-              <w:instrText xml:space="preserve"> PAGEREF _Toc233128724 \h </w:instrText>
+              <w:instrText xml:space="preserve"> PAGEREF _Toc233208629 \h </w:instrText>
             </w:r>
             <w:r>
               <w:rPr>
@@ -1963,7 +1963,7 @@
                 <w:noProof/>
                 <w:webHidden/>
               </w:rPr>
-              <w:t>7</w:t>
+              <w:t>8</w:t>
             </w:r>
             <w:r>
               <w:rPr>
@@ -1986,7 +1986,7 @@
               <w:lang w:eastAsia="de-CH"/>
             </w:rPr>
           </w:pPr>
-          <w:hyperlink w:anchor="_Toc233128725" w:history="1">
+          <w:hyperlink w:anchor="_Toc233208630" w:history="1">
             <w:r>
               <w:rPr>
                 <w:rStyle w:val="Hyperlink"/>
@@ -2013,7 +2013,7 @@
                 <w:noProof/>
                 <w:webHidden/>
               </w:rPr>
-              <w:instrText xml:space="preserve"> PAGEREF _Toc233128725 \h </w:instrText>
+              <w:instrText xml:space="preserve"> PAGEREF _Toc233208630 \h </w:instrText>
             </w:r>
             <w:r>
               <w:rPr>
@@ -2033,7 +2033,7 @@
                 <w:noProof/>
                 <w:webHidden/>
               </w:rPr>
-              <w:t>7</w:t>
+              <w:t>8</w:t>
             </w:r>
             <w:r>
               <w:rPr>
@@ -2056,7 +2056,7 @@
               <w:lang w:eastAsia="de-CH"/>
             </w:rPr>
           </w:pPr>
-          <w:hyperlink w:anchor="_Toc233128726" w:history="1">
+          <w:hyperlink w:anchor="_Toc233208631" w:history="1">
             <w:r>
               <w:rPr>
                 <w:rStyle w:val="Hyperlink"/>
@@ -2083,7 +2083,7 @@
                 <w:noProof/>
                 <w:webHidden/>
               </w:rPr>
-              <w:instrText xml:space="preserve"> PAGEREF _Toc233128726 \h </w:instrText>
+              <w:instrText xml:space="preserve"> PAGEREF _Toc233208631 \h </w:instrText>
             </w:r>
             <w:r>
               <w:rPr>
@@ -2103,7 +2103,7 @@
                 <w:noProof/>
                 <w:webHidden/>
               </w:rPr>
-              <w:t>7</w:t>
+              <w:t>8</w:t>
             </w:r>
             <w:r>
               <w:rPr>
@@ -2126,7 +2126,7 @@
               <w:lang w:eastAsia="de-CH"/>
             </w:rPr>
           </w:pPr>
-          <w:hyperlink w:anchor="_Toc233128727" w:history="1">
+          <w:hyperlink w:anchor="_Toc233208632" w:history="1">
             <w:r>
               <w:rPr>
                 <w:rStyle w:val="Hyperlink"/>
@@ -2153,7 +2153,7 @@
                 <w:noProof/>
                 <w:webHidden/>
               </w:rPr>
-              <w:instrText xml:space="preserve"> PAGEREF _Toc233128727 \h </w:instrText>
+              <w:instrText xml:space="preserve"> PAGEREF _Toc233208632 \h </w:instrText>
             </w:r>
             <w:r>
               <w:rPr>
@@ -2173,7 +2173,7 @@
                 <w:noProof/>
                 <w:webHidden/>
               </w:rPr>
-              <w:t>8</w:t>
+              <w:t>9</w:t>
             </w:r>
             <w:r>
               <w:rPr>
@@ -2196,7 +2196,7 @@
               <w:lang w:eastAsia="de-CH"/>
             </w:rPr>
           </w:pPr>
-          <w:hyperlink w:anchor="_Toc233128728" w:history="1">
+          <w:hyperlink w:anchor="_Toc233208633" w:history="1">
             <w:r>
               <w:rPr>
                 <w:rStyle w:val="Hyperlink"/>
@@ -2223,7 +2223,7 @@
                 <w:noProof/>
                 <w:webHidden/>
               </w:rPr>
-              <w:instrText xml:space="preserve"> PAGEREF _Toc233128728 \h </w:instrText>
+              <w:instrText xml:space="preserve"> PAGEREF _Toc233208633 \h </w:instrText>
             </w:r>
             <w:r>
               <w:rPr>
@@ -2243,7 +2243,7 @@
                 <w:noProof/>
                 <w:webHidden/>
               </w:rPr>
-              <w:t>8</w:t>
+              <w:t>9</w:t>
             </w:r>
             <w:r>
               <w:rPr>
@@ -2266,7 +2266,7 @@
               <w:lang w:eastAsia="de-CH"/>
             </w:rPr>
           </w:pPr>
-          <w:hyperlink w:anchor="_Toc233128729" w:history="1">
+          <w:hyperlink w:anchor="_Toc233208634" w:history="1">
             <w:r>
               <w:rPr>
                 <w:rStyle w:val="Hyperlink"/>
@@ -2293,7 +2293,7 @@
                 <w:noProof/>
                 <w:webHidden/>
               </w:rPr>
-              <w:instrText xml:space="preserve"> PAGEREF _Toc233128729 \h </w:instrText>
+              <w:instrText xml:space="preserve"> PAGEREF _Toc233208634 \h </w:instrText>
             </w:r>
             <w:r>
               <w:rPr>
@@ -2313,7 +2313,7 @@
                 <w:noProof/>
                 <w:webHidden/>
               </w:rPr>
-              <w:t>8</w:t>
+              <w:t>9</w:t>
             </w:r>
             <w:r>
               <w:rPr>
@@ -2336,7 +2336,7 @@
               <w:lang w:eastAsia="de-CH"/>
             </w:rPr>
           </w:pPr>
-          <w:hyperlink w:anchor="_Toc233128730" w:history="1">
+          <w:hyperlink w:anchor="_Toc233208635" w:history="1">
             <w:r>
               <w:rPr>
                 <w:rStyle w:val="Hyperlink"/>
@@ -2363,7 +2363,7 @@
                 <w:noProof/>
                 <w:webHidden/>
               </w:rPr>
-              <w:instrText xml:space="preserve"> PAGEREF _Toc233128730 \h </w:instrText>
+              <w:instrText xml:space="preserve"> PAGEREF _Toc233208635 \h </w:instrText>
             </w:r>
             <w:r>
               <w:rPr>
@@ -2383,7 +2383,7 @@
                 <w:noProof/>
                 <w:webHidden/>
               </w:rPr>
-              <w:t>8</w:t>
+              <w:t>9</w:t>
             </w:r>
             <w:r>
               <w:rPr>
@@ -2406,7 +2406,7 @@
               <w:lang w:eastAsia="de-CH"/>
             </w:rPr>
           </w:pPr>
-          <w:hyperlink w:anchor="_Toc233128731" w:history="1">
+          <w:hyperlink w:anchor="_Toc233208636" w:history="1">
             <w:r>
               <w:rPr>
                 <w:rStyle w:val="Hyperlink"/>
@@ -2433,7 +2433,7 @@
                 <w:noProof/>
                 <w:webHidden/>
               </w:rPr>
-              <w:instrText xml:space="preserve"> PAGEREF _Toc233128731 \h </w:instrText>
+              <w:instrText xml:space="preserve"> PAGEREF _Toc233208636 \h </w:instrText>
             </w:r>
             <w:r>
               <w:rPr>
@@ -2453,7 +2453,7 @@
                 <w:noProof/>
                 <w:webHidden/>
               </w:rPr>
-              <w:t>9</w:t>
+              <w:t>10</w:t>
             </w:r>
             <w:r>
               <w:rPr>
@@ -2476,7 +2476,7 @@
               <w:lang w:eastAsia="de-CH"/>
             </w:rPr>
           </w:pPr>
-          <w:hyperlink w:anchor="_Toc233128732" w:history="1">
+          <w:hyperlink w:anchor="_Toc233208637" w:history="1">
             <w:r>
               <w:rPr>
                 <w:rStyle w:val="Hyperlink"/>
@@ -2503,7 +2503,7 @@
                 <w:noProof/>
                 <w:webHidden/>
               </w:rPr>
-              <w:instrText xml:space="preserve"> PAGEREF _Toc233128732 \h </w:instrText>
+              <w:instrText xml:space="preserve"> PAGEREF _Toc233208637 \h </w:instrText>
             </w:r>
             <w:r>
               <w:rPr>
@@ -2523,7 +2523,7 @@
                 <w:noProof/>
                 <w:webHidden/>
               </w:rPr>
-              <w:t>9</w:t>
+              <w:t>10</w:t>
             </w:r>
             <w:r>
               <w:rPr>
@@ -2546,7 +2546,7 @@
               <w:lang w:eastAsia="de-CH"/>
             </w:rPr>
           </w:pPr>
-          <w:hyperlink w:anchor="_Toc233128733" w:history="1">
+          <w:hyperlink w:anchor="_Toc233208638" w:history="1">
             <w:r>
               <w:rPr>
                 <w:rStyle w:val="Hyperlink"/>
@@ -2573,7 +2573,7 @@
                 <w:noProof/>
                 <w:webHidden/>
               </w:rPr>
-              <w:instrText xml:space="preserve"> PAGEREF _Toc233128733 \h </w:instrText>
+              <w:instrText xml:space="preserve"> PAGEREF _Toc233208638 \h </w:instrText>
             </w:r>
             <w:r>
               <w:rPr>
@@ -2593,7 +2593,7 @@
                 <w:noProof/>
                 <w:webHidden/>
               </w:rPr>
-              <w:t>9</w:t>
+              <w:t>10</w:t>
             </w:r>
             <w:r>
               <w:rPr>
@@ -2616,7 +2616,7 @@
               <w:lang w:eastAsia="de-CH"/>
             </w:rPr>
           </w:pPr>
-          <w:hyperlink w:anchor="_Toc233128734" w:history="1">
+          <w:hyperlink w:anchor="_Toc233208639" w:history="1">
             <w:r>
               <w:rPr>
                 <w:rStyle w:val="Hyperlink"/>
@@ -2643,7 +2643,7 @@
                 <w:noProof/>
                 <w:webHidden/>
               </w:rPr>
-              <w:instrText xml:space="preserve"> PAGEREF _Toc233128734 \h </w:instrText>
+              <w:instrText xml:space="preserve"> PAGEREF _Toc233208639 \h </w:instrText>
             </w:r>
             <w:r>
               <w:rPr>
@@ -2663,7 +2663,7 @@
                 <w:noProof/>
                 <w:webHidden/>
               </w:rPr>
-              <w:t>9</w:t>
+              <w:t>10</w:t>
             </w:r>
             <w:r>
               <w:rPr>
@@ -2686,7 +2686,7 @@
               <w:lang w:eastAsia="de-CH"/>
             </w:rPr>
           </w:pPr>
-          <w:hyperlink w:anchor="_Toc233128735" w:history="1">
+          <w:hyperlink w:anchor="_Toc233208640" w:history="1">
             <w:r>
               <w:rPr>
                 <w:rStyle w:val="Hyperlink"/>
@@ -2713,7 +2713,7 @@
                 <w:noProof/>
                 <w:webHidden/>
               </w:rPr>
-              <w:instrText xml:space="preserve"> PAGEREF _Toc233128735 \h </w:instrText>
+              <w:instrText xml:space="preserve"> PAGEREF _Toc233208640 \h </w:instrText>
             </w:r>
             <w:r>
               <w:rPr>
@@ -2733,7 +2733,7 @@
                 <w:noProof/>
                 <w:webHidden/>
               </w:rPr>
-              <w:t>9</w:t>
+              <w:t>10</w:t>
             </w:r>
             <w:r>
               <w:rPr>
@@ -2756,7 +2756,7 @@
               <w:lang w:eastAsia="de-CH"/>
             </w:rPr>
           </w:pPr>
-          <w:hyperlink w:anchor="_Toc233128736" w:history="1">
+          <w:hyperlink w:anchor="_Toc233208641" w:history="1">
             <w:r>
               <w:rPr>
                 <w:rStyle w:val="Hyperlink"/>
@@ -2783,7 +2783,7 @@
                 <w:noProof/>
                 <w:webHidden/>
               </w:rPr>
-              <w:instrText xml:space="preserve"> PAGEREF _Toc233128736 \h </w:instrText>
+              <w:instrText xml:space="preserve"> PAGEREF _Toc233208641 \h </w:instrText>
             </w:r>
             <w:r>
               <w:rPr>
@@ -2803,7 +2803,7 @@
                 <w:noProof/>
                 <w:webHidden/>
               </w:rPr>
-              <w:t>10</w:t>
+              <w:t>11</w:t>
             </w:r>
             <w:r>
               <w:rPr>
@@ -2826,7 +2826,7 @@
               <w:lang w:eastAsia="de-CH"/>
             </w:rPr>
           </w:pPr>
-          <w:hyperlink w:anchor="_Toc233128737" w:history="1">
+          <w:hyperlink w:anchor="_Toc233208642" w:history="1">
             <w:r>
               <w:rPr>
                 <w:rStyle w:val="Hyperlink"/>
@@ -2853,7 +2853,7 @@
                 <w:noProof/>
                 <w:webHidden/>
               </w:rPr>
-              <w:instrText xml:space="preserve"> PAGEREF _Toc233128737 \h </w:instrText>
+              <w:instrText xml:space="preserve"> PAGEREF _Toc233208642 \h </w:instrText>
             </w:r>
             <w:r>
               <w:rPr>
@@ -2873,7 +2873,7 @@
                 <w:noProof/>
                 <w:webHidden/>
               </w:rPr>
-              <w:t>11</w:t>
+              <w:t>12</w:t>
             </w:r>
             <w:r>
               <w:rPr>
@@ -2896,7 +2896,7 @@
               <w:lang w:eastAsia="de-CH"/>
             </w:rPr>
           </w:pPr>
-          <w:hyperlink w:anchor="_Toc233128738" w:history="1">
+          <w:hyperlink w:anchor="_Toc233208643" w:history="1">
             <w:r>
               <w:rPr>
                 <w:rStyle w:val="Hyperlink"/>
@@ -2923,7 +2923,7 @@
                 <w:noProof/>
                 <w:webHidden/>
               </w:rPr>
-              <w:instrText xml:space="preserve"> PAGEREF _Toc233128738 \h </w:instrText>
+              <w:instrText xml:space="preserve"> PAGEREF _Toc233208643 \h </w:instrText>
             </w:r>
             <w:r>
               <w:rPr>
@@ -2943,7 +2943,7 @@
                 <w:noProof/>
                 <w:webHidden/>
               </w:rPr>
-              <w:t>11</w:t>
+              <w:t>12</w:t>
             </w:r>
             <w:r>
               <w:rPr>
@@ -2966,7 +2966,7 @@
               <w:lang w:eastAsia="de-CH"/>
             </w:rPr>
           </w:pPr>
-          <w:hyperlink w:anchor="_Toc233128739" w:history="1">
+          <w:hyperlink w:anchor="_Toc233208644" w:history="1">
             <w:r>
               <w:rPr>
                 <w:rStyle w:val="Hyperlink"/>
@@ -2993,7 +2993,7 @@
                 <w:noProof/>
                 <w:webHidden/>
               </w:rPr>
-              <w:instrText xml:space="preserve"> PAGEREF _Toc233128739 \h </w:instrText>
+              <w:instrText xml:space="preserve"> PAGEREF _Toc233208644 \h </w:instrText>
             </w:r>
             <w:r>
               <w:rPr>
@@ -3013,7 +3013,7 @@
                 <w:noProof/>
                 <w:webHidden/>
               </w:rPr>
-              <w:t>11</w:t>
+              <w:t>12</w:t>
             </w:r>
             <w:r>
               <w:rPr>
@@ -3036,7 +3036,7 @@
               <w:lang w:eastAsia="de-CH"/>
             </w:rPr>
           </w:pPr>
-          <w:hyperlink w:anchor="_Toc233128740" w:history="1">
+          <w:hyperlink w:anchor="_Toc233208645" w:history="1">
             <w:r>
               <w:rPr>
                 <w:rStyle w:val="Hyperlink"/>
@@ -3063,7 +3063,7 @@
                 <w:noProof/>
                 <w:webHidden/>
               </w:rPr>
-              <w:instrText xml:space="preserve"> PAGEREF _Toc233128740 \h </w:instrText>
+              <w:instrText xml:space="preserve"> PAGEREF _Toc233208645 \h </w:instrText>
             </w:r>
             <w:r>
               <w:rPr>
@@ -3083,7 +3083,7 @@
                 <w:noProof/>
                 <w:webHidden/>
               </w:rPr>
-              <w:t>12</w:t>
+              <w:t>13</w:t>
             </w:r>
             <w:r>
               <w:rPr>
@@ -3106,7 +3106,7 @@
               <w:lang w:eastAsia="de-CH"/>
             </w:rPr>
           </w:pPr>
-          <w:hyperlink w:anchor="_Toc233128741" w:history="1">
+          <w:hyperlink w:anchor="_Toc233208646" w:history="1">
             <w:r>
               <w:rPr>
                 <w:rStyle w:val="Hyperlink"/>
@@ -3133,7 +3133,7 @@
                 <w:noProof/>
                 <w:webHidden/>
               </w:rPr>
-              <w:instrText xml:space="preserve"> PAGEREF _Toc233128741 \h </w:instrText>
+              <w:instrText xml:space="preserve"> PAGEREF _Toc233208646 \h </w:instrText>
             </w:r>
             <w:r>
               <w:rPr>
@@ -3153,7 +3153,7 @@
                 <w:noProof/>
                 <w:webHidden/>
               </w:rPr>
-              <w:t>12</w:t>
+              <w:t>13</w:t>
             </w:r>
             <w:r>
               <w:rPr>
@@ -3176,7 +3176,7 @@
               <w:lang w:eastAsia="de-CH"/>
             </w:rPr>
           </w:pPr>
-          <w:hyperlink w:anchor="_Toc233128742" w:history="1">
+          <w:hyperlink w:anchor="_Toc233208647" w:history="1">
             <w:r>
               <w:rPr>
                 <w:rStyle w:val="Hyperlink"/>
@@ -3203,7 +3203,7 @@
                 <w:noProof/>
                 <w:webHidden/>
               </w:rPr>
-              <w:instrText xml:space="preserve"> PAGEREF _Toc233128742 \h </w:instrText>
+              <w:instrText xml:space="preserve"> PAGEREF _Toc233208647 \h </w:instrText>
             </w:r>
             <w:r>
               <w:rPr>
@@ -3223,7 +3223,7 @@
                 <w:noProof/>
                 <w:webHidden/>
               </w:rPr>
-              <w:t>12</w:t>
+              <w:t>13</w:t>
             </w:r>
             <w:r>
               <w:rPr>
@@ -3246,7 +3246,7 @@
               <w:lang w:eastAsia="de-CH"/>
             </w:rPr>
           </w:pPr>
-          <w:hyperlink w:anchor="_Toc233128743" w:history="1">
+          <w:hyperlink w:anchor="_Toc233208648" w:history="1">
             <w:r>
               <w:rPr>
                 <w:rStyle w:val="Hyperlink"/>
@@ -3273,7 +3273,7 @@
                 <w:noProof/>
                 <w:webHidden/>
               </w:rPr>
-              <w:instrText xml:space="preserve"> PAGEREF _Toc233128743 \h </w:instrText>
+              <w:instrText xml:space="preserve"> PAGEREF _Toc233208648 \h </w:instrText>
             </w:r>
             <w:r>
               <w:rPr>
@@ -3293,7 +3293,7 @@
                 <w:noProof/>
                 <w:webHidden/>
               </w:rPr>
-              <w:t>13</w:t>
+              <w:t>14</w:t>
             </w:r>
             <w:r>
               <w:rPr>
@@ -3316,7 +3316,7 @@
               <w:lang w:eastAsia="de-CH"/>
             </w:rPr>
           </w:pPr>
-          <w:hyperlink w:anchor="_Toc233128744" w:history="1">
+          <w:hyperlink w:anchor="_Toc233208649" w:history="1">
             <w:r>
               <w:rPr>
                 <w:rStyle w:val="Hyperlink"/>
@@ -3343,7 +3343,7 @@
                 <w:noProof/>
                 <w:webHidden/>
               </w:rPr>
-              <w:instrText xml:space="preserve"> PAGEREF _Toc233128744 \h </w:instrText>
+              <w:instrText xml:space="preserve"> PAGEREF _Toc233208649 \h </w:instrText>
             </w:r>
             <w:r>
               <w:rPr>
@@ -3363,7 +3363,7 @@
                 <w:noProof/>
                 <w:webHidden/>
               </w:rPr>
-              <w:t>13</w:t>
+              <w:t>14</w:t>
             </w:r>
             <w:r>
               <w:rPr>
@@ -3386,7 +3386,7 @@
               <w:lang w:eastAsia="de-CH"/>
             </w:rPr>
           </w:pPr>
-          <w:hyperlink w:anchor="_Toc233128745" w:history="1">
+          <w:hyperlink w:anchor="_Toc233208650" w:history="1">
             <w:r>
               <w:rPr>
                 <w:rStyle w:val="Hyperlink"/>
@@ -3413,7 +3413,7 @@
                 <w:noProof/>
                 <w:webHidden/>
               </w:rPr>
-              <w:instrText xml:space="preserve"> PAGEREF _Toc233128745 \h </w:instrText>
+              <w:instrText xml:space="preserve"> PAGEREF _Toc233208650 \h </w:instrText>
             </w:r>
             <w:r>
               <w:rPr>
@@ -3433,7 +3433,7 @@
                 <w:noProof/>
                 <w:webHidden/>
               </w:rPr>
-              <w:t>13</w:t>
+              <w:t>14</w:t>
             </w:r>
             <w:r>
               <w:rPr>
@@ -3456,7 +3456,7 @@
               <w:lang w:eastAsia="de-CH"/>
             </w:rPr>
           </w:pPr>
-          <w:hyperlink w:anchor="_Toc233128746" w:history="1">
+          <w:hyperlink w:anchor="_Toc233208651" w:history="1">
             <w:r>
               <w:rPr>
                 <w:rStyle w:val="Hyperlink"/>
@@ -3483,7 +3483,7 @@
                 <w:noProof/>
                 <w:webHidden/>
               </w:rPr>
-              <w:instrText xml:space="preserve"> PAGEREF _Toc233128746 \h </w:instrText>
+              <w:instrText xml:space="preserve"> PAGEREF _Toc233208651 \h </w:instrText>
             </w:r>
             <w:r>
               <w:rPr>
@@ -3503,7 +3503,7 @@
                 <w:noProof/>
                 <w:webHidden/>
               </w:rPr>
-              <w:t>13</w:t>
+              <w:t>14</w:t>
             </w:r>
             <w:r>
               <w:rPr>
@@ -3526,7 +3526,7 @@
               <w:lang w:eastAsia="de-CH"/>
             </w:rPr>
           </w:pPr>
-          <w:hyperlink w:anchor="_Toc233128747" w:history="1">
+          <w:hyperlink w:anchor="_Toc233208652" w:history="1">
             <w:r>
               <w:rPr>
                 <w:rStyle w:val="Hyperlink"/>
@@ -3553,7 +3553,7 @@
                 <w:noProof/>
                 <w:webHidden/>
               </w:rPr>
-              <w:instrText xml:space="preserve"> PAGEREF _Toc233128747 \h </w:instrText>
+              <w:instrText xml:space="preserve"> PAGEREF _Toc233208652 \h </w:instrText>
             </w:r>
             <w:r>
               <w:rPr>
@@ -3573,7 +3573,7 @@
                 <w:noProof/>
                 <w:webHidden/>
               </w:rPr>
-              <w:t>14</w:t>
+              <w:t>15</w:t>
             </w:r>
             <w:r>
               <w:rPr>
@@ -3596,7 +3596,7 @@
               <w:lang w:eastAsia="de-CH"/>
             </w:rPr>
           </w:pPr>
-          <w:hyperlink w:anchor="_Toc233128748" w:history="1">
+          <w:hyperlink w:anchor="_Toc233208653" w:history="1">
             <w:r>
               <w:rPr>
                 <w:rStyle w:val="Hyperlink"/>
@@ -3623,7 +3623,7 @@
                 <w:noProof/>
                 <w:webHidden/>
               </w:rPr>
-              <w:instrText xml:space="preserve"> PAGEREF _Toc233128748 \h </w:instrText>
+              <w:instrText xml:space="preserve"> PAGEREF _Toc233208653 \h </w:instrText>
             </w:r>
             <w:r>
               <w:rPr>
@@ -3643,7 +3643,7 @@
                 <w:noProof/>
                 <w:webHidden/>
               </w:rPr>
-              <w:t>14</w:t>
+              <w:t>15</w:t>
             </w:r>
             <w:r>
               <w:rPr>
@@ -3666,7 +3666,7 @@
               <w:lang w:eastAsia="de-CH"/>
             </w:rPr>
           </w:pPr>
-          <w:hyperlink w:anchor="_Toc233128749" w:history="1">
+          <w:hyperlink w:anchor="_Toc233208654" w:history="1">
             <w:r>
               <w:rPr>
                 <w:rStyle w:val="Hyperlink"/>
@@ -3693,7 +3693,7 @@
                 <w:noProof/>
                 <w:webHidden/>
               </w:rPr>
-              <w:instrText xml:space="preserve"> PAGEREF _Toc233128749 \h </w:instrText>
+              <w:instrText xml:space="preserve"> PAGEREF _Toc233208654 \h </w:instrText>
             </w:r>
             <w:r>
               <w:rPr>
@@ -3713,7 +3713,7 @@
                 <w:noProof/>
                 <w:webHidden/>
               </w:rPr>
-              <w:t>14</w:t>
+              <w:t>15</w:t>
             </w:r>
             <w:r>
               <w:rPr>
@@ -3736,7 +3736,7 @@
               <w:lang w:eastAsia="de-CH"/>
             </w:rPr>
           </w:pPr>
-          <w:hyperlink w:anchor="_Toc233128750" w:history="1">
+          <w:hyperlink w:anchor="_Toc233208655" w:history="1">
             <w:r>
               <w:rPr>
                 <w:rStyle w:val="Hyperlink"/>
@@ -3763,7 +3763,7 @@
                 <w:noProof/>
                 <w:webHidden/>
               </w:rPr>
-              <w:instrText xml:space="preserve"> PAGEREF _Toc233128750 \h </w:instrText>
+              <w:instrText xml:space="preserve"> PAGEREF _Toc233208655 \h </w:instrText>
             </w:r>
             <w:r>
               <w:rPr>
@@ -3783,7 +3783,7 @@
                 <w:noProof/>
                 <w:webHidden/>
               </w:rPr>
-              <w:t>14</w:t>
+              <w:t>15</w:t>
             </w:r>
             <w:r>
               <w:rPr>
@@ -3806,7 +3806,7 @@
               <w:lang w:eastAsia="de-CH"/>
             </w:rPr>
           </w:pPr>
-          <w:hyperlink w:anchor="_Toc233128751" w:history="1">
+          <w:hyperlink w:anchor="_Toc233208656" w:history="1">
             <w:r>
               <w:rPr>
                 <w:rStyle w:val="Hyperlink"/>
@@ -3833,7 +3833,7 @@
                 <w:noProof/>
                 <w:webHidden/>
               </w:rPr>
-              <w:instrText xml:space="preserve"> PAGEREF _Toc233128751 \h </w:instrText>
+              <w:instrText xml:space="preserve"> PAGEREF _Toc233208656 \h </w:instrText>
             </w:r>
             <w:r>
               <w:rPr>
@@ -3853,7 +3853,7 @@
                 <w:noProof/>
                 <w:webHidden/>
               </w:rPr>
-              <w:t>14</w:t>
+              <w:t>15</w:t>
             </w:r>
             <w:r>
               <w:rPr>
@@ -3876,7 +3876,7 @@
               <w:lang w:eastAsia="de-CH"/>
             </w:rPr>
           </w:pPr>
-          <w:hyperlink w:anchor="_Toc233128752" w:history="1">
+          <w:hyperlink w:anchor="_Toc233208657" w:history="1">
             <w:r>
               <w:rPr>
                 <w:rStyle w:val="Hyperlink"/>
@@ -3903,7 +3903,7 @@
                 <w:noProof/>
                 <w:webHidden/>
               </w:rPr>
-              <w:instrText xml:space="preserve"> PAGEREF _Toc233128752 \h </w:instrText>
+              <w:instrText xml:space="preserve"> PAGEREF _Toc233208657 \h </w:instrText>
             </w:r>
             <w:r>
               <w:rPr>
@@ -3923,7 +3923,7 @@
                 <w:noProof/>
                 <w:webHidden/>
               </w:rPr>
-              <w:t>15</w:t>
+              <w:t>16</w:t>
             </w:r>
             <w:r>
               <w:rPr>
@@ -3946,7 +3946,7 @@
               <w:lang w:eastAsia="de-CH"/>
             </w:rPr>
           </w:pPr>
-          <w:hyperlink w:anchor="_Toc233128753" w:history="1">
+          <w:hyperlink w:anchor="_Toc233208658" w:history="1">
             <w:r>
               <w:rPr>
                 <w:rStyle w:val="Hyperlink"/>
@@ -3973,7 +3973,7 @@
                 <w:noProof/>
                 <w:webHidden/>
               </w:rPr>
-              <w:instrText xml:space="preserve"> PAGEREF _Toc233128753 \h </w:instrText>
+              <w:instrText xml:space="preserve"> PAGEREF _Toc233208658 \h </w:instrText>
             </w:r>
             <w:r>
               <w:rPr>
@@ -3993,7 +3993,7 @@
                 <w:noProof/>
                 <w:webHidden/>
               </w:rPr>
-              <w:t>15</w:t>
+              <w:t>16</w:t>
             </w:r>
             <w:r>
               <w:rPr>
@@ -4016,7 +4016,7 @@
               <w:lang w:eastAsia="de-CH"/>
             </w:rPr>
           </w:pPr>
-          <w:hyperlink w:anchor="_Toc233128754" w:history="1">
+          <w:hyperlink w:anchor="_Toc233208659" w:history="1">
             <w:r>
               <w:rPr>
                 <w:rStyle w:val="Hyperlink"/>
@@ -4043,7 +4043,7 @@
                 <w:noProof/>
                 <w:webHidden/>
               </w:rPr>
-              <w:instrText xml:space="preserve"> PAGEREF _Toc233128754 \h </w:instrText>
+              <w:instrText xml:space="preserve"> PAGEREF _Toc233208659 \h </w:instrText>
             </w:r>
             <w:r>
               <w:rPr>
@@ -4063,7 +4063,7 @@
                 <w:noProof/>
                 <w:webHidden/>
               </w:rPr>
-              <w:t>15</w:t>
+              <w:t>16</w:t>
             </w:r>
             <w:r>
               <w:rPr>
@@ -4086,7 +4086,7 @@
               <w:lang w:eastAsia="de-CH"/>
             </w:rPr>
           </w:pPr>
-          <w:hyperlink w:anchor="_Toc233128755" w:history="1">
+          <w:hyperlink w:anchor="_Toc233208660" w:history="1">
             <w:r>
               <w:rPr>
                 <w:rStyle w:val="Hyperlink"/>
@@ -4113,7 +4113,7 @@
                 <w:noProof/>
                 <w:webHidden/>
               </w:rPr>
-              <w:instrText xml:space="preserve"> PAGEREF _Toc233128755 \h </w:instrText>
+              <w:instrText xml:space="preserve"> PAGEREF _Toc233208660 \h </w:instrText>
             </w:r>
             <w:r>
               <w:rPr>
@@ -4133,7 +4133,7 @@
                 <w:noProof/>
                 <w:webHidden/>
               </w:rPr>
-              <w:t>15</w:t>
+              <w:t>16</w:t>
             </w:r>
             <w:r>
               <w:rPr>
@@ -4156,7 +4156,7 @@
               <w:lang w:eastAsia="de-CH"/>
             </w:rPr>
           </w:pPr>
-          <w:hyperlink w:anchor="_Toc233128756" w:history="1">
+          <w:hyperlink w:anchor="_Toc233208661" w:history="1">
             <w:r>
               <w:rPr>
                 <w:rStyle w:val="Hyperlink"/>
@@ -4183,7 +4183,7 @@
                 <w:noProof/>
                 <w:webHidden/>
               </w:rPr>
-              <w:instrText xml:space="preserve"> PAGEREF _Toc233128756 \h </w:instrText>
+              <w:instrText xml:space="preserve"> PAGEREF _Toc233208661 \h </w:instrText>
             </w:r>
             <w:r>
               <w:rPr>
@@ -4203,7 +4203,7 @@
                 <w:noProof/>
                 <w:webHidden/>
               </w:rPr>
-              <w:t>16</w:t>
+              <w:t>17</w:t>
             </w:r>
             <w:r>
               <w:rPr>
@@ -4226,7 +4226,7 @@
               <w:lang w:eastAsia="de-CH"/>
             </w:rPr>
           </w:pPr>
-          <w:hyperlink w:anchor="_Toc233128757" w:history="1">
+          <w:hyperlink w:anchor="_Toc233208662" w:history="1">
             <w:r>
               <w:rPr>
                 <w:rStyle w:val="Hyperlink"/>
@@ -4253,7 +4253,7 @@
                 <w:noProof/>
                 <w:webHidden/>
               </w:rPr>
-              <w:instrText xml:space="preserve"> PAGEREF _Toc233128757 \h </w:instrText>
+              <w:instrText xml:space="preserve"> PAGEREF _Toc233208662 \h </w:instrText>
             </w:r>
             <w:r>
               <w:rPr>
@@ -4273,7 +4273,7 @@
                 <w:noProof/>
                 <w:webHidden/>
               </w:rPr>
-              <w:t>16</w:t>
+              <w:t>17</w:t>
             </w:r>
             <w:r>
               <w:rPr>
@@ -4296,13 +4296,13 @@
               <w:lang w:eastAsia="de-CH"/>
             </w:rPr>
           </w:pPr>
-          <w:hyperlink w:anchor="_Toc233128758" w:history="1">
+          <w:hyperlink w:anchor="_Toc233208663" w:history="1">
             <w:r>
               <w:rPr>
                 <w:rStyle w:val="Hyperlink"/>
                 <w:noProof/>
               </w:rPr>
-              <w:t>Tagesreflexionen</w:t>
+              <w:t>12 Gestaltung der Benutzeroberfläche</w:t>
             </w:r>
             <w:r>
               <w:rPr>
@@ -4323,7 +4323,7 @@
                 <w:noProof/>
                 <w:webHidden/>
               </w:rPr>
-              <w:instrText xml:space="preserve"> PAGEREF _Toc233128758 \h </w:instrText>
+              <w:instrText xml:space="preserve"> PAGEREF _Toc233208663 \h </w:instrText>
             </w:r>
             <w:r>
               <w:rPr>
@@ -4343,7 +4343,7 @@
                 <w:noProof/>
                 <w:webHidden/>
               </w:rPr>
-              <w:t>16</w:t>
+              <w:t>17</w:t>
             </w:r>
             <w:r>
               <w:rPr>
@@ -4366,13 +4366,13 @@
               <w:lang w:eastAsia="de-CH"/>
             </w:rPr>
           </w:pPr>
-          <w:hyperlink w:anchor="_Toc233128759" w:history="1">
+          <w:hyperlink w:anchor="_Toc233208664" w:history="1">
             <w:r>
               <w:rPr>
                 <w:rStyle w:val="Hyperlink"/>
                 <w:noProof/>
               </w:rPr>
-              <w:t>Tag 1</w:t>
+              <w:t>12.1 Ausgangssituation</w:t>
             </w:r>
             <w:r>
               <w:rPr>
@@ -4393,7 +4393,7 @@
                 <w:noProof/>
                 <w:webHidden/>
               </w:rPr>
-              <w:instrText xml:space="preserve"> PAGEREF _Toc233128759 \h </w:instrText>
+              <w:instrText xml:space="preserve"> PAGEREF _Toc233208664 \h </w:instrText>
             </w:r>
             <w:r>
               <w:rPr>
@@ -4413,7 +4413,7 @@
                 <w:noProof/>
                 <w:webHidden/>
               </w:rPr>
-              <w:t>16</w:t>
+              <w:t>17</w:t>
             </w:r>
             <w:r>
               <w:rPr>
@@ -4436,13 +4436,13 @@
               <w:lang w:eastAsia="de-CH"/>
             </w:rPr>
           </w:pPr>
-          <w:hyperlink w:anchor="_Toc233128760" w:history="1">
+          <w:hyperlink w:anchor="_Toc233208665" w:history="1">
             <w:r>
               <w:rPr>
                 <w:rStyle w:val="Hyperlink"/>
                 <w:noProof/>
               </w:rPr>
-              <w:t>Tag 2</w:t>
+              <w:t>12.2 Erstellung der CSS-Dateien</w:t>
             </w:r>
             <w:r>
               <w:rPr>
@@ -4463,7 +4463,7 @@
                 <w:noProof/>
                 <w:webHidden/>
               </w:rPr>
-              <w:instrText xml:space="preserve"> PAGEREF _Toc233128760 \h </w:instrText>
+              <w:instrText xml:space="preserve"> PAGEREF _Toc233208665 \h </w:instrText>
             </w:r>
             <w:r>
               <w:rPr>
@@ -4483,7 +4483,7 @@
                 <w:noProof/>
                 <w:webHidden/>
               </w:rPr>
-              <w:t>17</w:t>
+              <w:t>18</w:t>
             </w:r>
             <w:r>
               <w:rPr>
@@ -4506,13 +4506,13 @@
               <w:lang w:eastAsia="de-CH"/>
             </w:rPr>
           </w:pPr>
-          <w:hyperlink w:anchor="_Toc233128761" w:history="1">
+          <w:hyperlink w:anchor="_Toc233208666" w:history="1">
             <w:r>
               <w:rPr>
                 <w:rStyle w:val="Hyperlink"/>
                 <w:noProof/>
               </w:rPr>
-              <w:t>Tag 3</w:t>
+              <w:t>12.3 Hoher Zeitaufwand</w:t>
             </w:r>
             <w:r>
               <w:rPr>
@@ -4533,7 +4533,7 @@
                 <w:noProof/>
                 <w:webHidden/>
               </w:rPr>
-              <w:instrText xml:space="preserve"> PAGEREF _Toc233128761 \h </w:instrText>
+              <w:instrText xml:space="preserve"> PAGEREF _Toc233208666 \h </w:instrText>
             </w:r>
             <w:r>
               <w:rPr>
@@ -4553,7 +4553,7 @@
                 <w:noProof/>
                 <w:webHidden/>
               </w:rPr>
-              <w:t>17</w:t>
+              <w:t>18</w:t>
             </w:r>
             <w:r>
               <w:rPr>
@@ -4576,13 +4576,13 @@
               <w:lang w:eastAsia="de-CH"/>
             </w:rPr>
           </w:pPr>
-          <w:hyperlink w:anchor="_Toc233128762" w:history="1">
+          <w:hyperlink w:anchor="_Toc233208667" w:history="1">
             <w:r>
               <w:rPr>
                 <w:rStyle w:val="Hyperlink"/>
                 <w:noProof/>
               </w:rPr>
-              <w:t>Tag 4</w:t>
+              <w:t>12.4 Ergebnis</w:t>
             </w:r>
             <w:r>
               <w:rPr>
@@ -4603,7 +4603,7 @@
                 <w:noProof/>
                 <w:webHidden/>
               </w:rPr>
-              <w:instrText xml:space="preserve"> PAGEREF _Toc233128762 \h </w:instrText>
+              <w:instrText xml:space="preserve"> PAGEREF _Toc233208667 \h </w:instrText>
             </w:r>
             <w:r>
               <w:rPr>
@@ -4623,7 +4623,77 @@
                 <w:noProof/>
                 <w:webHidden/>
               </w:rPr>
-              <w:t>17</w:t>
+              <w:t>18</w:t>
+            </w:r>
+            <w:r>
+              <w:rPr>
+                <w:noProof/>
+                <w:webHidden/>
+              </w:rPr>
+              <w:fldChar w:fldCharType="end"/>
+            </w:r>
+          </w:hyperlink>
+        </w:p>
+        <w:p>
+          <w:pPr>
+            <w:pStyle w:val="Verzeichnis1"/>
+            <w:tabs>
+              <w:tab w:val="right" w:leader="dot" w:pos="9062"/>
+            </w:tabs>
+            <w:rPr>
+              <w:rFonts w:eastAsiaTheme="minorEastAsia"/>
+              <w:noProof/>
+              <w:lang w:eastAsia="de-CH"/>
+            </w:rPr>
+          </w:pPr>
+          <w:hyperlink w:anchor="_Toc233208668" w:history="1">
+            <w:r>
+              <w:rPr>
+                <w:rStyle w:val="Hyperlink"/>
+                <w:noProof/>
+              </w:rPr>
+              <w:t>13 Veröffentlichung der Webseite mit GitHub Pages</w:t>
+            </w:r>
+            <w:r>
+              <w:rPr>
+                <w:noProof/>
+                <w:webHidden/>
+              </w:rPr>
+              <w:tab/>
+            </w:r>
+            <w:r>
+              <w:rPr>
+                <w:noProof/>
+                <w:webHidden/>
+              </w:rPr>
+              <w:fldChar w:fldCharType="begin"/>
+            </w:r>
+            <w:r>
+              <w:rPr>
+                <w:noProof/>
+                <w:webHidden/>
+              </w:rPr>
+              <w:instrText xml:space="preserve"> PAGEREF _Toc233208668 \h </w:instrText>
+            </w:r>
+            <w:r>
+              <w:rPr>
+                <w:noProof/>
+                <w:webHidden/>
+              </w:rPr>
+            </w:r>
+            <w:r>
+              <w:rPr>
+                <w:noProof/>
+                <w:webHidden/>
+              </w:rPr>
+              <w:fldChar w:fldCharType="separate"/>
+            </w:r>
+            <w:r>
+              <w:rPr>
+                <w:noProof/>
+                <w:webHidden/>
+              </w:rPr>
+              <w:t>19</w:t>
             </w:r>
             <w:r>
               <w:rPr>
@@ -4646,13 +4716,13 @@
               <w:lang w:eastAsia="de-CH"/>
             </w:rPr>
           </w:pPr>
-          <w:hyperlink w:anchor="_Toc233128763" w:history="1">
+          <w:hyperlink w:anchor="_Toc233208669" w:history="1">
             <w:r>
               <w:rPr>
                 <w:rStyle w:val="Hyperlink"/>
                 <w:noProof/>
               </w:rPr>
-              <w:t>Tag 5</w:t>
+              <w:t>13.1 Vorbereitung der Veröffentlichung</w:t>
             </w:r>
             <w:r>
               <w:rPr>
@@ -4673,7 +4743,7 @@
                 <w:noProof/>
                 <w:webHidden/>
               </w:rPr>
-              <w:instrText xml:space="preserve"> PAGEREF _Toc233128763 \h </w:instrText>
+              <w:instrText xml:space="preserve"> PAGEREF _Toc233208669 \h </w:instrText>
             </w:r>
             <w:r>
               <w:rPr>
@@ -4693,7 +4763,7 @@
                 <w:noProof/>
                 <w:webHidden/>
               </w:rPr>
-              <w:t>17</w:t>
+              <w:t>19</w:t>
             </w:r>
             <w:r>
               <w:rPr>
@@ -4716,13 +4786,13 @@
               <w:lang w:eastAsia="de-CH"/>
             </w:rPr>
           </w:pPr>
-          <w:hyperlink w:anchor="_Toc233128764" w:history="1">
+          <w:hyperlink w:anchor="_Toc233208670" w:history="1">
             <w:r>
               <w:rPr>
                 <w:rStyle w:val="Hyperlink"/>
                 <w:noProof/>
               </w:rPr>
-              <w:t>Tag 6</w:t>
+              <w:t>13.2 Erstellung der GitHub-Actions-Konfiguration</w:t>
             </w:r>
             <w:r>
               <w:rPr>
@@ -4743,7 +4813,7 @@
                 <w:noProof/>
                 <w:webHidden/>
               </w:rPr>
-              <w:instrText xml:space="preserve"> PAGEREF _Toc233128764 \h </w:instrText>
+              <w:instrText xml:space="preserve"> PAGEREF _Toc233208670 \h </w:instrText>
             </w:r>
             <w:r>
               <w:rPr>
@@ -4763,7 +4833,7 @@
                 <w:noProof/>
                 <w:webHidden/>
               </w:rPr>
-              <w:t>18</w:t>
+              <w:t>19</w:t>
             </w:r>
             <w:r>
               <w:rPr>
@@ -4786,13 +4856,13 @@
               <w:lang w:eastAsia="de-CH"/>
             </w:rPr>
           </w:pPr>
-          <w:hyperlink w:anchor="_Toc233128765" w:history="1">
+          <w:hyperlink w:anchor="_Toc233208671" w:history="1">
             <w:r>
               <w:rPr>
                 <w:rStyle w:val="Hyperlink"/>
                 <w:noProof/>
               </w:rPr>
-              <w:t>Tag 7</w:t>
+              <w:t>13.3 Fehlersuche bei der veröffentlichten Webseite</w:t>
             </w:r>
             <w:r>
               <w:rPr>
@@ -4813,7 +4883,7 @@
                 <w:noProof/>
                 <w:webHidden/>
               </w:rPr>
-              <w:instrText xml:space="preserve"> PAGEREF _Toc233128765 \h </w:instrText>
+              <w:instrText xml:space="preserve"> PAGEREF _Toc233208671 \h </w:instrText>
             </w:r>
             <w:r>
               <w:rPr>
@@ -4833,7 +4903,7 @@
                 <w:noProof/>
                 <w:webHidden/>
               </w:rPr>
-              <w:t>18</w:t>
+              <w:t>19</w:t>
             </w:r>
             <w:r>
               <w:rPr>
@@ -4856,21 +4926,83 @@
               <w:lang w:eastAsia="de-CH"/>
             </w:rPr>
           </w:pPr>
-          <w:hyperlink w:anchor="_Toc233128766" w:history="1">
+          <w:hyperlink w:anchor="_Toc233208672" w:history="1">
             <w:r>
               <w:rPr>
                 <w:rStyle w:val="Hyperlink"/>
                 <w:noProof/>
               </w:rPr>
-              <w:t xml:space="preserve">Am Mittwoch habe ich an den Problemen gearbeitet, welche ich noch vom Vortag hatte. Auch habe ich noch an den Issues gearbeitet, welche ich nicht am Dienstag fertig hatte. Ich bin sehr weit gekommen, ich hatte nämlich Angst, dass ich das Ganze </w:t>
-            </w:r>
+              <w:t>13.4 Abschluss der Veröffentlichung</w:t>
+            </w:r>
+            <w:r>
+              <w:rPr>
+                <w:noProof/>
+                <w:webHidden/>
+              </w:rPr>
+              <w:tab/>
+            </w:r>
+            <w:r>
+              <w:rPr>
+                <w:noProof/>
+                <w:webHidden/>
+              </w:rPr>
+              <w:fldChar w:fldCharType="begin"/>
+            </w:r>
+            <w:r>
+              <w:rPr>
+                <w:noProof/>
+                <w:webHidden/>
+              </w:rPr>
+              <w:instrText xml:space="preserve"> PAGEREF _Toc233208672 \h </w:instrText>
+            </w:r>
+            <w:r>
+              <w:rPr>
+                <w:noProof/>
+                <w:webHidden/>
+              </w:rPr>
+            </w:r>
+            <w:r>
+              <w:rPr>
+                <w:noProof/>
+                <w:webHidden/>
+              </w:rPr>
+              <w:fldChar w:fldCharType="separate"/>
+            </w:r>
+            <w:r>
+              <w:rPr>
+                <w:noProof/>
+                <w:webHidden/>
+              </w:rPr>
+              <w:t>20</w:t>
+            </w:r>
+            <w:r>
+              <w:rPr>
+                <w:noProof/>
+                <w:webHidden/>
+              </w:rPr>
+              <w:fldChar w:fldCharType="end"/>
+            </w:r>
+          </w:hyperlink>
+        </w:p>
+        <w:p>
+          <w:pPr>
+            <w:pStyle w:val="Verzeichnis1"/>
+            <w:tabs>
+              <w:tab w:val="right" w:leader="dot" w:pos="9062"/>
+            </w:tabs>
+            <w:rPr>
+              <w:rFonts w:eastAsiaTheme="minorEastAsia"/>
+              <w:noProof/>
+              <w:lang w:eastAsia="de-CH"/>
+            </w:rPr>
+          </w:pPr>
+          <w:hyperlink w:anchor="_Toc233208673" w:history="1">
             <w:r>
               <w:rPr>
                 <w:rStyle w:val="Hyperlink"/>
                 <w:noProof/>
               </w:rPr>
-              <w:lastRenderedPageBreak/>
-              <w:t>nicht schaffen werde, da es anfangs gar nicht gut ausgesehen hat, weil ich sehr lange für kleine Probleme gebraucht habe.</w:t>
+              <w:t>14 Integration der Progressive Web App (PWA)</w:t>
             </w:r>
             <w:r>
               <w:rPr>
@@ -4891,7 +5023,7 @@
                 <w:noProof/>
                 <w:webHidden/>
               </w:rPr>
-              <w:instrText xml:space="preserve"> PAGEREF _Toc233128766 \h </w:instrText>
+              <w:instrText xml:space="preserve"> PAGEREF _Toc233208673 \h </w:instrText>
             </w:r>
             <w:r>
               <w:rPr>
@@ -4911,7 +5043,7 @@
                 <w:noProof/>
                 <w:webHidden/>
               </w:rPr>
-              <w:t>18</w:t>
+              <w:t>20</w:t>
             </w:r>
             <w:r>
               <w:rPr>
@@ -4934,13 +5066,13 @@
               <w:lang w:eastAsia="de-CH"/>
             </w:rPr>
           </w:pPr>
-          <w:hyperlink w:anchor="_Toc233128767" w:history="1">
+          <w:hyperlink w:anchor="_Toc233208674" w:history="1">
             <w:r>
               <w:rPr>
                 <w:rStyle w:val="Hyperlink"/>
                 <w:noProof/>
               </w:rPr>
-              <w:t>Tag 8</w:t>
+              <w:t>14.1 Entscheidung für eine PWA</w:t>
             </w:r>
             <w:r>
               <w:rPr>
@@ -4961,7 +5093,7 @@
                 <w:noProof/>
                 <w:webHidden/>
               </w:rPr>
-              <w:instrText xml:space="preserve"> PAGEREF _Toc233128767 \h </w:instrText>
+              <w:instrText xml:space="preserve"> PAGEREF _Toc233208674 \h </w:instrText>
             </w:r>
             <w:r>
               <w:rPr>
@@ -4981,7 +5113,7 @@
                 <w:noProof/>
                 <w:webHidden/>
               </w:rPr>
-              <w:t>18</w:t>
+              <w:t>20</w:t>
             </w:r>
             <w:r>
               <w:rPr>
@@ -5004,27 +5136,153 @@
               <w:lang w:eastAsia="de-CH"/>
             </w:rPr>
           </w:pPr>
-          <w:hyperlink w:anchor="_Toc233128768" w:history="1">
+          <w:hyperlink w:anchor="_Toc233208675" w:history="1">
             <w:r>
               <w:rPr>
                 <w:rStyle w:val="Hyperlink"/>
                 <w:noProof/>
               </w:rPr>
-              <w:t>Tag</w:t>
-            </w:r>
+              <w:t>14.2 Einrichtung der PWA</w:t>
+            </w:r>
+            <w:r>
+              <w:rPr>
+                <w:noProof/>
+                <w:webHidden/>
+              </w:rPr>
+              <w:tab/>
+            </w:r>
+            <w:r>
+              <w:rPr>
+                <w:noProof/>
+                <w:webHidden/>
+              </w:rPr>
+              <w:fldChar w:fldCharType="begin"/>
+            </w:r>
+            <w:r>
+              <w:rPr>
+                <w:noProof/>
+                <w:webHidden/>
+              </w:rPr>
+              <w:instrText xml:space="preserve"> PAGEREF _Toc233208675 \h </w:instrText>
+            </w:r>
+            <w:r>
+              <w:rPr>
+                <w:noProof/>
+                <w:webHidden/>
+              </w:rPr>
+            </w:r>
+            <w:r>
+              <w:rPr>
+                <w:noProof/>
+                <w:webHidden/>
+              </w:rPr>
+              <w:fldChar w:fldCharType="separate"/>
+            </w:r>
+            <w:r>
+              <w:rPr>
+                <w:noProof/>
+                <w:webHidden/>
+              </w:rPr>
+              <w:t>20</w:t>
+            </w:r>
+            <w:r>
+              <w:rPr>
+                <w:noProof/>
+                <w:webHidden/>
+              </w:rPr>
+              <w:fldChar w:fldCharType="end"/>
+            </w:r>
+          </w:hyperlink>
+        </w:p>
+        <w:p>
+          <w:pPr>
+            <w:pStyle w:val="Verzeichnis2"/>
+            <w:tabs>
+              <w:tab w:val="right" w:leader="dot" w:pos="9062"/>
+            </w:tabs>
+            <w:rPr>
+              <w:rFonts w:eastAsiaTheme="minorEastAsia"/>
+              <w:noProof/>
+              <w:lang w:eastAsia="de-CH"/>
+            </w:rPr>
+          </w:pPr>
+          <w:hyperlink w:anchor="_Toc233208676" w:history="1">
             <w:r>
               <w:rPr>
                 <w:rStyle w:val="Hyperlink"/>
                 <w:noProof/>
               </w:rPr>
-              <w:t xml:space="preserve"> </w:t>
-            </w:r>
+              <w:t>14.3 Schwierigkeiten bei der Umsetzung</w:t>
+            </w:r>
+            <w:r>
+              <w:rPr>
+                <w:noProof/>
+                <w:webHidden/>
+              </w:rPr>
+              <w:tab/>
+            </w:r>
+            <w:r>
+              <w:rPr>
+                <w:noProof/>
+                <w:webHidden/>
+              </w:rPr>
+              <w:fldChar w:fldCharType="begin"/>
+            </w:r>
+            <w:r>
+              <w:rPr>
+                <w:noProof/>
+                <w:webHidden/>
+              </w:rPr>
+              <w:instrText xml:space="preserve"> PAGEREF _Toc233208676 \h </w:instrText>
+            </w:r>
+            <w:r>
+              <w:rPr>
+                <w:noProof/>
+                <w:webHidden/>
+              </w:rPr>
+            </w:r>
+            <w:r>
+              <w:rPr>
+                <w:noProof/>
+                <w:webHidden/>
+              </w:rPr>
+              <w:fldChar w:fldCharType="separate"/>
+            </w:r>
+            <w:r>
+              <w:rPr>
+                <w:noProof/>
+                <w:webHidden/>
+              </w:rPr>
+              <w:t>21</w:t>
+            </w:r>
+            <w:r>
+              <w:rPr>
+                <w:noProof/>
+                <w:webHidden/>
+              </w:rPr>
+              <w:fldChar w:fldCharType="end"/>
+            </w:r>
+          </w:hyperlink>
+        </w:p>
+        <w:p>
+          <w:pPr>
+            <w:pStyle w:val="Verzeichnis2"/>
+            <w:tabs>
+              <w:tab w:val="right" w:leader="dot" w:pos="9062"/>
+            </w:tabs>
+            <w:rPr>
+              <w:rFonts w:eastAsiaTheme="minorEastAsia"/>
+              <w:noProof/>
+              <w:lang w:eastAsia="de-CH"/>
+            </w:rPr>
+          </w:pPr>
+          <w:hyperlink w:anchor="_Toc233208677" w:history="1">
             <w:r>
               <w:rPr>
                 <w:rStyle w:val="Hyperlink"/>
                 <w:noProof/>
               </w:rPr>
-              <w:t>9</w:t>
+              <w:t>14.4 Erfolgreicher Abschluss</w:t>
             </w:r>
             <w:r>
               <w:rPr>
@@ -5045,7 +5303,7 @@
                 <w:noProof/>
                 <w:webHidden/>
               </w:rPr>
-              <w:instrText xml:space="preserve"> PAGEREF _Toc233128768 \h </w:instrText>
+              <w:instrText xml:space="preserve"> PAGEREF _Toc233208677 \h </w:instrText>
             </w:r>
             <w:r>
               <w:rPr>
@@ -5065,7 +5323,1688 @@
                 <w:noProof/>
                 <w:webHidden/>
               </w:rPr>
-              <w:t>18</w:t>
+              <w:t>21</w:t>
+            </w:r>
+            <w:r>
+              <w:rPr>
+                <w:noProof/>
+                <w:webHidden/>
+              </w:rPr>
+              <w:fldChar w:fldCharType="end"/>
+            </w:r>
+          </w:hyperlink>
+        </w:p>
+        <w:p>
+          <w:pPr>
+            <w:pStyle w:val="Verzeichnis1"/>
+            <w:tabs>
+              <w:tab w:val="right" w:leader="dot" w:pos="9062"/>
+            </w:tabs>
+            <w:rPr>
+              <w:rFonts w:eastAsiaTheme="minorEastAsia"/>
+              <w:noProof/>
+              <w:lang w:eastAsia="de-CH"/>
+            </w:rPr>
+          </w:pPr>
+          <w:hyperlink w:anchor="_Toc233208678" w:history="1">
+            <w:r>
+              <w:rPr>
+                <w:rStyle w:val="Hyperlink"/>
+                <w:noProof/>
+              </w:rPr>
+              <w:t>15 Ergebnis der Arbeit</w:t>
+            </w:r>
+            <w:r>
+              <w:rPr>
+                <w:noProof/>
+                <w:webHidden/>
+              </w:rPr>
+              <w:tab/>
+            </w:r>
+            <w:r>
+              <w:rPr>
+                <w:noProof/>
+                <w:webHidden/>
+              </w:rPr>
+              <w:fldChar w:fldCharType="begin"/>
+            </w:r>
+            <w:r>
+              <w:rPr>
+                <w:noProof/>
+                <w:webHidden/>
+              </w:rPr>
+              <w:instrText xml:space="preserve"> PAGEREF _Toc233208678 \h </w:instrText>
+            </w:r>
+            <w:r>
+              <w:rPr>
+                <w:noProof/>
+                <w:webHidden/>
+              </w:rPr>
+            </w:r>
+            <w:r>
+              <w:rPr>
+                <w:noProof/>
+                <w:webHidden/>
+              </w:rPr>
+              <w:fldChar w:fldCharType="separate"/>
+            </w:r>
+            <w:r>
+              <w:rPr>
+                <w:noProof/>
+                <w:webHidden/>
+              </w:rPr>
+              <w:t>22</w:t>
+            </w:r>
+            <w:r>
+              <w:rPr>
+                <w:noProof/>
+                <w:webHidden/>
+              </w:rPr>
+              <w:fldChar w:fldCharType="end"/>
+            </w:r>
+          </w:hyperlink>
+        </w:p>
+        <w:p>
+          <w:pPr>
+            <w:pStyle w:val="Verzeichnis1"/>
+            <w:tabs>
+              <w:tab w:val="right" w:leader="dot" w:pos="9062"/>
+            </w:tabs>
+            <w:rPr>
+              <w:rFonts w:eastAsiaTheme="minorEastAsia"/>
+              <w:noProof/>
+              <w:lang w:eastAsia="de-CH"/>
+            </w:rPr>
+          </w:pPr>
+          <w:hyperlink w:anchor="_Toc233208679" w:history="1">
+            <w:r>
+              <w:rPr>
+                <w:rStyle w:val="Hyperlink"/>
+                <w:noProof/>
+              </w:rPr>
+              <w:t>16 Testen während der Entwicklung</w:t>
+            </w:r>
+            <w:r>
+              <w:rPr>
+                <w:noProof/>
+                <w:webHidden/>
+              </w:rPr>
+              <w:tab/>
+            </w:r>
+            <w:r>
+              <w:rPr>
+                <w:noProof/>
+                <w:webHidden/>
+              </w:rPr>
+              <w:fldChar w:fldCharType="begin"/>
+            </w:r>
+            <w:r>
+              <w:rPr>
+                <w:noProof/>
+                <w:webHidden/>
+              </w:rPr>
+              <w:instrText xml:space="preserve"> PAGEREF _Toc233208679 \h </w:instrText>
+            </w:r>
+            <w:r>
+              <w:rPr>
+                <w:noProof/>
+                <w:webHidden/>
+              </w:rPr>
+            </w:r>
+            <w:r>
+              <w:rPr>
+                <w:noProof/>
+                <w:webHidden/>
+              </w:rPr>
+              <w:fldChar w:fldCharType="separate"/>
+            </w:r>
+            <w:r>
+              <w:rPr>
+                <w:noProof/>
+                <w:webHidden/>
+              </w:rPr>
+              <w:t>22</w:t>
+            </w:r>
+            <w:r>
+              <w:rPr>
+                <w:noProof/>
+                <w:webHidden/>
+              </w:rPr>
+              <w:fldChar w:fldCharType="end"/>
+            </w:r>
+          </w:hyperlink>
+        </w:p>
+        <w:p>
+          <w:pPr>
+            <w:pStyle w:val="Verzeichnis2"/>
+            <w:tabs>
+              <w:tab w:val="right" w:leader="dot" w:pos="9062"/>
+            </w:tabs>
+            <w:rPr>
+              <w:rFonts w:eastAsiaTheme="minorEastAsia"/>
+              <w:noProof/>
+              <w:lang w:eastAsia="de-CH"/>
+            </w:rPr>
+          </w:pPr>
+          <w:hyperlink w:anchor="_Toc233208680" w:history="1">
+            <w:r>
+              <w:rPr>
+                <w:rStyle w:val="Hyperlink"/>
+                <w:noProof/>
+              </w:rPr>
+              <w:t>16.1 Vorgehensweise beim Testen</w:t>
+            </w:r>
+            <w:r>
+              <w:rPr>
+                <w:noProof/>
+                <w:webHidden/>
+              </w:rPr>
+              <w:tab/>
+            </w:r>
+            <w:r>
+              <w:rPr>
+                <w:noProof/>
+                <w:webHidden/>
+              </w:rPr>
+              <w:fldChar w:fldCharType="begin"/>
+            </w:r>
+            <w:r>
+              <w:rPr>
+                <w:noProof/>
+                <w:webHidden/>
+              </w:rPr>
+              <w:instrText xml:space="preserve"> PAGEREF _Toc233208680 \h </w:instrText>
+            </w:r>
+            <w:r>
+              <w:rPr>
+                <w:noProof/>
+                <w:webHidden/>
+              </w:rPr>
+            </w:r>
+            <w:r>
+              <w:rPr>
+                <w:noProof/>
+                <w:webHidden/>
+              </w:rPr>
+              <w:fldChar w:fldCharType="separate"/>
+            </w:r>
+            <w:r>
+              <w:rPr>
+                <w:noProof/>
+                <w:webHidden/>
+              </w:rPr>
+              <w:t>22</w:t>
+            </w:r>
+            <w:r>
+              <w:rPr>
+                <w:noProof/>
+                <w:webHidden/>
+              </w:rPr>
+              <w:fldChar w:fldCharType="end"/>
+            </w:r>
+          </w:hyperlink>
+        </w:p>
+        <w:p>
+          <w:pPr>
+            <w:pStyle w:val="Verzeichnis2"/>
+            <w:tabs>
+              <w:tab w:val="right" w:leader="dot" w:pos="9062"/>
+            </w:tabs>
+            <w:rPr>
+              <w:rFonts w:eastAsiaTheme="minorEastAsia"/>
+              <w:noProof/>
+              <w:lang w:eastAsia="de-CH"/>
+            </w:rPr>
+          </w:pPr>
+          <w:hyperlink w:anchor="_Toc233208681" w:history="1">
+            <w:r>
+              <w:rPr>
+                <w:rStyle w:val="Hyperlink"/>
+                <w:noProof/>
+              </w:rPr>
+              <w:t>16.2 Fehlerbehebung</w:t>
+            </w:r>
+            <w:r>
+              <w:rPr>
+                <w:noProof/>
+                <w:webHidden/>
+              </w:rPr>
+              <w:tab/>
+            </w:r>
+            <w:r>
+              <w:rPr>
+                <w:noProof/>
+                <w:webHidden/>
+              </w:rPr>
+              <w:fldChar w:fldCharType="begin"/>
+            </w:r>
+            <w:r>
+              <w:rPr>
+                <w:noProof/>
+                <w:webHidden/>
+              </w:rPr>
+              <w:instrText xml:space="preserve"> PAGEREF _Toc233208681 \h </w:instrText>
+            </w:r>
+            <w:r>
+              <w:rPr>
+                <w:noProof/>
+                <w:webHidden/>
+              </w:rPr>
+            </w:r>
+            <w:r>
+              <w:rPr>
+                <w:noProof/>
+                <w:webHidden/>
+              </w:rPr>
+              <w:fldChar w:fldCharType="separate"/>
+            </w:r>
+            <w:r>
+              <w:rPr>
+                <w:noProof/>
+                <w:webHidden/>
+              </w:rPr>
+              <w:t>22</w:t>
+            </w:r>
+            <w:r>
+              <w:rPr>
+                <w:noProof/>
+                <w:webHidden/>
+              </w:rPr>
+              <w:fldChar w:fldCharType="end"/>
+            </w:r>
+          </w:hyperlink>
+        </w:p>
+        <w:p>
+          <w:pPr>
+            <w:pStyle w:val="Verzeichnis2"/>
+            <w:tabs>
+              <w:tab w:val="right" w:leader="dot" w:pos="9062"/>
+            </w:tabs>
+            <w:rPr>
+              <w:rFonts w:eastAsiaTheme="minorEastAsia"/>
+              <w:noProof/>
+              <w:lang w:eastAsia="de-CH"/>
+            </w:rPr>
+          </w:pPr>
+          <w:hyperlink w:anchor="_Toc233208682" w:history="1">
+            <w:r>
+              <w:rPr>
+                <w:rStyle w:val="Hyperlink"/>
+                <w:noProof/>
+              </w:rPr>
+              <w:t>16.3 Vorteile der kontinuierlichen Tests</w:t>
+            </w:r>
+            <w:r>
+              <w:rPr>
+                <w:noProof/>
+                <w:webHidden/>
+              </w:rPr>
+              <w:tab/>
+            </w:r>
+            <w:r>
+              <w:rPr>
+                <w:noProof/>
+                <w:webHidden/>
+              </w:rPr>
+              <w:fldChar w:fldCharType="begin"/>
+            </w:r>
+            <w:r>
+              <w:rPr>
+                <w:noProof/>
+                <w:webHidden/>
+              </w:rPr>
+              <w:instrText xml:space="preserve"> PAGEREF _Toc233208682 \h </w:instrText>
+            </w:r>
+            <w:r>
+              <w:rPr>
+                <w:noProof/>
+                <w:webHidden/>
+              </w:rPr>
+            </w:r>
+            <w:r>
+              <w:rPr>
+                <w:noProof/>
+                <w:webHidden/>
+              </w:rPr>
+              <w:fldChar w:fldCharType="separate"/>
+            </w:r>
+            <w:r>
+              <w:rPr>
+                <w:noProof/>
+                <w:webHidden/>
+              </w:rPr>
+              <w:t>23</w:t>
+            </w:r>
+            <w:r>
+              <w:rPr>
+                <w:noProof/>
+                <w:webHidden/>
+              </w:rPr>
+              <w:fldChar w:fldCharType="end"/>
+            </w:r>
+          </w:hyperlink>
+        </w:p>
+        <w:p>
+          <w:pPr>
+            <w:pStyle w:val="Verzeichnis1"/>
+            <w:tabs>
+              <w:tab w:val="right" w:leader="dot" w:pos="9062"/>
+            </w:tabs>
+            <w:rPr>
+              <w:rFonts w:eastAsiaTheme="minorEastAsia"/>
+              <w:noProof/>
+              <w:lang w:eastAsia="de-CH"/>
+            </w:rPr>
+          </w:pPr>
+          <w:hyperlink w:anchor="_Toc233208683" w:history="1">
+            <w:r>
+              <w:rPr>
+                <w:rStyle w:val="Hyperlink"/>
+                <w:noProof/>
+              </w:rPr>
+              <w:t>17 Fazit</w:t>
+            </w:r>
+            <w:r>
+              <w:rPr>
+                <w:noProof/>
+                <w:webHidden/>
+              </w:rPr>
+              <w:tab/>
+            </w:r>
+            <w:r>
+              <w:rPr>
+                <w:noProof/>
+                <w:webHidden/>
+              </w:rPr>
+              <w:fldChar w:fldCharType="begin"/>
+            </w:r>
+            <w:r>
+              <w:rPr>
+                <w:noProof/>
+                <w:webHidden/>
+              </w:rPr>
+              <w:instrText xml:space="preserve"> PAGEREF _Toc233208683 \h </w:instrText>
+            </w:r>
+            <w:r>
+              <w:rPr>
+                <w:noProof/>
+                <w:webHidden/>
+              </w:rPr>
+            </w:r>
+            <w:r>
+              <w:rPr>
+                <w:noProof/>
+                <w:webHidden/>
+              </w:rPr>
+              <w:fldChar w:fldCharType="separate"/>
+            </w:r>
+            <w:r>
+              <w:rPr>
+                <w:noProof/>
+                <w:webHidden/>
+              </w:rPr>
+              <w:t>23</w:t>
+            </w:r>
+            <w:r>
+              <w:rPr>
+                <w:noProof/>
+                <w:webHidden/>
+              </w:rPr>
+              <w:fldChar w:fldCharType="end"/>
+            </w:r>
+          </w:hyperlink>
+        </w:p>
+        <w:p>
+          <w:pPr>
+            <w:pStyle w:val="Verzeichnis2"/>
+            <w:tabs>
+              <w:tab w:val="right" w:leader="dot" w:pos="9062"/>
+            </w:tabs>
+            <w:rPr>
+              <w:rFonts w:eastAsiaTheme="minorEastAsia"/>
+              <w:noProof/>
+              <w:lang w:eastAsia="de-CH"/>
+            </w:rPr>
+          </w:pPr>
+          <w:hyperlink w:anchor="_Toc233208684" w:history="1">
+            <w:r>
+              <w:rPr>
+                <w:rStyle w:val="Hyperlink"/>
+                <w:noProof/>
+              </w:rPr>
+              <w:t>17.1 Persönliche Erfahrungen während des Projekts</w:t>
+            </w:r>
+            <w:r>
+              <w:rPr>
+                <w:noProof/>
+                <w:webHidden/>
+              </w:rPr>
+              <w:tab/>
+            </w:r>
+            <w:r>
+              <w:rPr>
+                <w:noProof/>
+                <w:webHidden/>
+              </w:rPr>
+              <w:fldChar w:fldCharType="begin"/>
+            </w:r>
+            <w:r>
+              <w:rPr>
+                <w:noProof/>
+                <w:webHidden/>
+              </w:rPr>
+              <w:instrText xml:space="preserve"> PAGEREF _Toc233208684 \h </w:instrText>
+            </w:r>
+            <w:r>
+              <w:rPr>
+                <w:noProof/>
+                <w:webHidden/>
+              </w:rPr>
+            </w:r>
+            <w:r>
+              <w:rPr>
+                <w:noProof/>
+                <w:webHidden/>
+              </w:rPr>
+              <w:fldChar w:fldCharType="separate"/>
+            </w:r>
+            <w:r>
+              <w:rPr>
+                <w:noProof/>
+                <w:webHidden/>
+              </w:rPr>
+              <w:t>23</w:t>
+            </w:r>
+            <w:r>
+              <w:rPr>
+                <w:noProof/>
+                <w:webHidden/>
+              </w:rPr>
+              <w:fldChar w:fldCharType="end"/>
+            </w:r>
+          </w:hyperlink>
+        </w:p>
+        <w:p>
+          <w:pPr>
+            <w:pStyle w:val="Verzeichnis2"/>
+            <w:tabs>
+              <w:tab w:val="right" w:leader="dot" w:pos="9062"/>
+            </w:tabs>
+            <w:rPr>
+              <w:rFonts w:eastAsiaTheme="minorEastAsia"/>
+              <w:noProof/>
+              <w:lang w:eastAsia="de-CH"/>
+            </w:rPr>
+          </w:pPr>
+          <w:hyperlink w:anchor="_Toc233208685" w:history="1">
+            <w:r>
+              <w:rPr>
+                <w:rStyle w:val="Hyperlink"/>
+                <w:noProof/>
+              </w:rPr>
+              <w:t>17.2 Umgang mit Problemen und Zeitmanagement</w:t>
+            </w:r>
+            <w:r>
+              <w:rPr>
+                <w:noProof/>
+                <w:webHidden/>
+              </w:rPr>
+              <w:tab/>
+            </w:r>
+            <w:r>
+              <w:rPr>
+                <w:noProof/>
+                <w:webHidden/>
+              </w:rPr>
+              <w:fldChar w:fldCharType="begin"/>
+            </w:r>
+            <w:r>
+              <w:rPr>
+                <w:noProof/>
+                <w:webHidden/>
+              </w:rPr>
+              <w:instrText xml:space="preserve"> PAGEREF _Toc233208685 \h </w:instrText>
+            </w:r>
+            <w:r>
+              <w:rPr>
+                <w:noProof/>
+                <w:webHidden/>
+              </w:rPr>
+            </w:r>
+            <w:r>
+              <w:rPr>
+                <w:noProof/>
+                <w:webHidden/>
+              </w:rPr>
+              <w:fldChar w:fldCharType="separate"/>
+            </w:r>
+            <w:r>
+              <w:rPr>
+                <w:noProof/>
+                <w:webHidden/>
+              </w:rPr>
+              <w:t>23</w:t>
+            </w:r>
+            <w:r>
+              <w:rPr>
+                <w:noProof/>
+                <w:webHidden/>
+              </w:rPr>
+              <w:fldChar w:fldCharType="end"/>
+            </w:r>
+          </w:hyperlink>
+        </w:p>
+        <w:p>
+          <w:pPr>
+            <w:pStyle w:val="Verzeichnis2"/>
+            <w:tabs>
+              <w:tab w:val="right" w:leader="dot" w:pos="9062"/>
+            </w:tabs>
+            <w:rPr>
+              <w:rFonts w:eastAsiaTheme="minorEastAsia"/>
+              <w:noProof/>
+              <w:lang w:eastAsia="de-CH"/>
+            </w:rPr>
+          </w:pPr>
+          <w:hyperlink w:anchor="_Toc233208686" w:history="1">
+            <w:r>
+              <w:rPr>
+                <w:rStyle w:val="Hyperlink"/>
+                <w:noProof/>
+              </w:rPr>
+              <w:t>17.3 Erkenntnisse zum Thema Stress</w:t>
+            </w:r>
+            <w:r>
+              <w:rPr>
+                <w:noProof/>
+                <w:webHidden/>
+              </w:rPr>
+              <w:tab/>
+            </w:r>
+            <w:r>
+              <w:rPr>
+                <w:noProof/>
+                <w:webHidden/>
+              </w:rPr>
+              <w:fldChar w:fldCharType="begin"/>
+            </w:r>
+            <w:r>
+              <w:rPr>
+                <w:noProof/>
+                <w:webHidden/>
+              </w:rPr>
+              <w:instrText xml:space="preserve"> PAGEREF _Toc233208686 \h </w:instrText>
+            </w:r>
+            <w:r>
+              <w:rPr>
+                <w:noProof/>
+                <w:webHidden/>
+              </w:rPr>
+            </w:r>
+            <w:r>
+              <w:rPr>
+                <w:noProof/>
+                <w:webHidden/>
+              </w:rPr>
+              <w:fldChar w:fldCharType="separate"/>
+            </w:r>
+            <w:r>
+              <w:rPr>
+                <w:noProof/>
+                <w:webHidden/>
+              </w:rPr>
+              <w:t>24</w:t>
+            </w:r>
+            <w:r>
+              <w:rPr>
+                <w:noProof/>
+                <w:webHidden/>
+              </w:rPr>
+              <w:fldChar w:fldCharType="end"/>
+            </w:r>
+          </w:hyperlink>
+        </w:p>
+        <w:p>
+          <w:pPr>
+            <w:pStyle w:val="Verzeichnis2"/>
+            <w:tabs>
+              <w:tab w:val="right" w:leader="dot" w:pos="9062"/>
+            </w:tabs>
+            <w:rPr>
+              <w:rFonts w:eastAsiaTheme="minorEastAsia"/>
+              <w:noProof/>
+              <w:lang w:eastAsia="de-CH"/>
+            </w:rPr>
+          </w:pPr>
+          <w:hyperlink w:anchor="_Toc233208687" w:history="1">
+            <w:r>
+              <w:rPr>
+                <w:rStyle w:val="Hyperlink"/>
+                <w:noProof/>
+              </w:rPr>
+              <w:t>17.4 Verlust der Dokumentation</w:t>
+            </w:r>
+            <w:r>
+              <w:rPr>
+                <w:noProof/>
+                <w:webHidden/>
+              </w:rPr>
+              <w:tab/>
+            </w:r>
+            <w:r>
+              <w:rPr>
+                <w:noProof/>
+                <w:webHidden/>
+              </w:rPr>
+              <w:fldChar w:fldCharType="begin"/>
+            </w:r>
+            <w:r>
+              <w:rPr>
+                <w:noProof/>
+                <w:webHidden/>
+              </w:rPr>
+              <w:instrText xml:space="preserve"> PAGEREF _Toc233208687 \h </w:instrText>
+            </w:r>
+            <w:r>
+              <w:rPr>
+                <w:noProof/>
+                <w:webHidden/>
+              </w:rPr>
+            </w:r>
+            <w:r>
+              <w:rPr>
+                <w:noProof/>
+                <w:webHidden/>
+              </w:rPr>
+              <w:fldChar w:fldCharType="separate"/>
+            </w:r>
+            <w:r>
+              <w:rPr>
+                <w:noProof/>
+                <w:webHidden/>
+              </w:rPr>
+              <w:t>24</w:t>
+            </w:r>
+            <w:r>
+              <w:rPr>
+                <w:noProof/>
+                <w:webHidden/>
+              </w:rPr>
+              <w:fldChar w:fldCharType="end"/>
+            </w:r>
+          </w:hyperlink>
+        </w:p>
+        <w:p>
+          <w:pPr>
+            <w:pStyle w:val="Verzeichnis2"/>
+            <w:tabs>
+              <w:tab w:val="right" w:leader="dot" w:pos="9062"/>
+            </w:tabs>
+            <w:rPr>
+              <w:rFonts w:eastAsiaTheme="minorEastAsia"/>
+              <w:noProof/>
+              <w:lang w:eastAsia="de-CH"/>
+            </w:rPr>
+          </w:pPr>
+          <w:hyperlink w:anchor="_Toc233208688" w:history="1">
+            <w:r>
+              <w:rPr>
+                <w:rStyle w:val="Hyperlink"/>
+                <w:noProof/>
+              </w:rPr>
+              <w:t>17.5 Schlussfolgerung</w:t>
+            </w:r>
+            <w:r>
+              <w:rPr>
+                <w:noProof/>
+                <w:webHidden/>
+              </w:rPr>
+              <w:tab/>
+            </w:r>
+            <w:r>
+              <w:rPr>
+                <w:noProof/>
+                <w:webHidden/>
+              </w:rPr>
+              <w:fldChar w:fldCharType="begin"/>
+            </w:r>
+            <w:r>
+              <w:rPr>
+                <w:noProof/>
+                <w:webHidden/>
+              </w:rPr>
+              <w:instrText xml:space="preserve"> PAGEREF _Toc233208688 \h </w:instrText>
+            </w:r>
+            <w:r>
+              <w:rPr>
+                <w:noProof/>
+                <w:webHidden/>
+              </w:rPr>
+            </w:r>
+            <w:r>
+              <w:rPr>
+                <w:noProof/>
+                <w:webHidden/>
+              </w:rPr>
+              <w:fldChar w:fldCharType="separate"/>
+            </w:r>
+            <w:r>
+              <w:rPr>
+                <w:noProof/>
+                <w:webHidden/>
+              </w:rPr>
+              <w:t>25</w:t>
+            </w:r>
+            <w:r>
+              <w:rPr>
+                <w:noProof/>
+                <w:webHidden/>
+              </w:rPr>
+              <w:fldChar w:fldCharType="end"/>
+            </w:r>
+          </w:hyperlink>
+        </w:p>
+        <w:p>
+          <w:pPr>
+            <w:pStyle w:val="Verzeichnis2"/>
+            <w:tabs>
+              <w:tab w:val="right" w:leader="dot" w:pos="9062"/>
+            </w:tabs>
+            <w:rPr>
+              <w:rFonts w:eastAsiaTheme="minorEastAsia"/>
+              <w:noProof/>
+              <w:lang w:eastAsia="de-CH"/>
+            </w:rPr>
+          </w:pPr>
+          <w:hyperlink w:anchor="_Toc233208689" w:history="1">
+            <w:r>
+              <w:rPr>
+                <w:rStyle w:val="Hyperlink"/>
+                <w:noProof/>
+              </w:rPr>
+              <w:t>17.6 Umgang mit fehlender Erfahrung</w:t>
+            </w:r>
+            <w:r>
+              <w:rPr>
+                <w:noProof/>
+                <w:webHidden/>
+              </w:rPr>
+              <w:tab/>
+            </w:r>
+            <w:r>
+              <w:rPr>
+                <w:noProof/>
+                <w:webHidden/>
+              </w:rPr>
+              <w:fldChar w:fldCharType="begin"/>
+            </w:r>
+            <w:r>
+              <w:rPr>
+                <w:noProof/>
+                <w:webHidden/>
+              </w:rPr>
+              <w:instrText xml:space="preserve"> PAGEREF _Toc233208689 \h </w:instrText>
+            </w:r>
+            <w:r>
+              <w:rPr>
+                <w:noProof/>
+                <w:webHidden/>
+              </w:rPr>
+            </w:r>
+            <w:r>
+              <w:rPr>
+                <w:noProof/>
+                <w:webHidden/>
+              </w:rPr>
+              <w:fldChar w:fldCharType="separate"/>
+            </w:r>
+            <w:r>
+              <w:rPr>
+                <w:noProof/>
+                <w:webHidden/>
+              </w:rPr>
+              <w:t>25</w:t>
+            </w:r>
+            <w:r>
+              <w:rPr>
+                <w:noProof/>
+                <w:webHidden/>
+              </w:rPr>
+              <w:fldChar w:fldCharType="end"/>
+            </w:r>
+          </w:hyperlink>
+        </w:p>
+        <w:p>
+          <w:pPr>
+            <w:pStyle w:val="Verzeichnis1"/>
+            <w:tabs>
+              <w:tab w:val="right" w:leader="dot" w:pos="9062"/>
+            </w:tabs>
+            <w:rPr>
+              <w:rFonts w:eastAsiaTheme="minorEastAsia"/>
+              <w:noProof/>
+              <w:lang w:eastAsia="de-CH"/>
+            </w:rPr>
+          </w:pPr>
+          <w:hyperlink w:anchor="_Toc233208690" w:history="1">
+            <w:r>
+              <w:rPr>
+                <w:rStyle w:val="Hyperlink"/>
+                <w:noProof/>
+              </w:rPr>
+              <w:t>18 Tagesreflexionen</w:t>
+            </w:r>
+            <w:r>
+              <w:rPr>
+                <w:noProof/>
+                <w:webHidden/>
+              </w:rPr>
+              <w:tab/>
+            </w:r>
+            <w:r>
+              <w:rPr>
+                <w:noProof/>
+                <w:webHidden/>
+              </w:rPr>
+              <w:fldChar w:fldCharType="begin"/>
+            </w:r>
+            <w:r>
+              <w:rPr>
+                <w:noProof/>
+                <w:webHidden/>
+              </w:rPr>
+              <w:instrText xml:space="preserve"> PAGEREF _Toc233208690 \h </w:instrText>
+            </w:r>
+            <w:r>
+              <w:rPr>
+                <w:noProof/>
+                <w:webHidden/>
+              </w:rPr>
+            </w:r>
+            <w:r>
+              <w:rPr>
+                <w:noProof/>
+                <w:webHidden/>
+              </w:rPr>
+              <w:fldChar w:fldCharType="separate"/>
+            </w:r>
+            <w:r>
+              <w:rPr>
+                <w:noProof/>
+                <w:webHidden/>
+              </w:rPr>
+              <w:t>25</w:t>
+            </w:r>
+            <w:r>
+              <w:rPr>
+                <w:noProof/>
+                <w:webHidden/>
+              </w:rPr>
+              <w:fldChar w:fldCharType="end"/>
+            </w:r>
+          </w:hyperlink>
+        </w:p>
+        <w:p>
+          <w:pPr>
+            <w:pStyle w:val="Verzeichnis2"/>
+            <w:tabs>
+              <w:tab w:val="right" w:leader="dot" w:pos="9062"/>
+            </w:tabs>
+            <w:rPr>
+              <w:rFonts w:eastAsiaTheme="minorEastAsia"/>
+              <w:noProof/>
+              <w:lang w:eastAsia="de-CH"/>
+            </w:rPr>
+          </w:pPr>
+          <w:hyperlink w:anchor="_Toc233208691" w:history="1">
+            <w:r>
+              <w:rPr>
+                <w:rStyle w:val="Hyperlink"/>
+                <w:noProof/>
+              </w:rPr>
+              <w:t>18.1 Tag 1</w:t>
+            </w:r>
+            <w:r>
+              <w:rPr>
+                <w:noProof/>
+                <w:webHidden/>
+              </w:rPr>
+              <w:tab/>
+            </w:r>
+            <w:r>
+              <w:rPr>
+                <w:noProof/>
+                <w:webHidden/>
+              </w:rPr>
+              <w:fldChar w:fldCharType="begin"/>
+            </w:r>
+            <w:r>
+              <w:rPr>
+                <w:noProof/>
+                <w:webHidden/>
+              </w:rPr>
+              <w:instrText xml:space="preserve"> PAGEREF _Toc233208691 \h </w:instrText>
+            </w:r>
+            <w:r>
+              <w:rPr>
+                <w:noProof/>
+                <w:webHidden/>
+              </w:rPr>
+            </w:r>
+            <w:r>
+              <w:rPr>
+                <w:noProof/>
+                <w:webHidden/>
+              </w:rPr>
+              <w:fldChar w:fldCharType="separate"/>
+            </w:r>
+            <w:r>
+              <w:rPr>
+                <w:noProof/>
+                <w:webHidden/>
+              </w:rPr>
+              <w:t>25</w:t>
+            </w:r>
+            <w:r>
+              <w:rPr>
+                <w:noProof/>
+                <w:webHidden/>
+              </w:rPr>
+              <w:fldChar w:fldCharType="end"/>
+            </w:r>
+          </w:hyperlink>
+        </w:p>
+        <w:p>
+          <w:pPr>
+            <w:pStyle w:val="Verzeichnis2"/>
+            <w:tabs>
+              <w:tab w:val="right" w:leader="dot" w:pos="9062"/>
+            </w:tabs>
+            <w:rPr>
+              <w:rFonts w:eastAsiaTheme="minorEastAsia"/>
+              <w:noProof/>
+              <w:lang w:eastAsia="de-CH"/>
+            </w:rPr>
+          </w:pPr>
+          <w:hyperlink w:anchor="_Toc233208692" w:history="1">
+            <w:r>
+              <w:rPr>
+                <w:rStyle w:val="Hyperlink"/>
+                <w:noProof/>
+              </w:rPr>
+              <w:t>18.2 Tag 2</w:t>
+            </w:r>
+            <w:r>
+              <w:rPr>
+                <w:noProof/>
+                <w:webHidden/>
+              </w:rPr>
+              <w:tab/>
+            </w:r>
+            <w:r>
+              <w:rPr>
+                <w:noProof/>
+                <w:webHidden/>
+              </w:rPr>
+              <w:fldChar w:fldCharType="begin"/>
+            </w:r>
+            <w:r>
+              <w:rPr>
+                <w:noProof/>
+                <w:webHidden/>
+              </w:rPr>
+              <w:instrText xml:space="preserve"> PAGEREF _Toc233208692 \h </w:instrText>
+            </w:r>
+            <w:r>
+              <w:rPr>
+                <w:noProof/>
+                <w:webHidden/>
+              </w:rPr>
+            </w:r>
+            <w:r>
+              <w:rPr>
+                <w:noProof/>
+                <w:webHidden/>
+              </w:rPr>
+              <w:fldChar w:fldCharType="separate"/>
+            </w:r>
+            <w:r>
+              <w:rPr>
+                <w:noProof/>
+                <w:webHidden/>
+              </w:rPr>
+              <w:t>26</w:t>
+            </w:r>
+            <w:r>
+              <w:rPr>
+                <w:noProof/>
+                <w:webHidden/>
+              </w:rPr>
+              <w:fldChar w:fldCharType="end"/>
+            </w:r>
+          </w:hyperlink>
+        </w:p>
+        <w:p>
+          <w:pPr>
+            <w:pStyle w:val="Verzeichnis2"/>
+            <w:tabs>
+              <w:tab w:val="right" w:leader="dot" w:pos="9062"/>
+            </w:tabs>
+            <w:rPr>
+              <w:rFonts w:eastAsiaTheme="minorEastAsia"/>
+              <w:noProof/>
+              <w:lang w:eastAsia="de-CH"/>
+            </w:rPr>
+          </w:pPr>
+          <w:hyperlink w:anchor="_Toc233208693" w:history="1">
+            <w:r>
+              <w:rPr>
+                <w:rStyle w:val="Hyperlink"/>
+                <w:noProof/>
+              </w:rPr>
+              <w:t>18.3 Tag 3</w:t>
+            </w:r>
+            <w:r>
+              <w:rPr>
+                <w:noProof/>
+                <w:webHidden/>
+              </w:rPr>
+              <w:tab/>
+            </w:r>
+            <w:r>
+              <w:rPr>
+                <w:noProof/>
+                <w:webHidden/>
+              </w:rPr>
+              <w:fldChar w:fldCharType="begin"/>
+            </w:r>
+            <w:r>
+              <w:rPr>
+                <w:noProof/>
+                <w:webHidden/>
+              </w:rPr>
+              <w:instrText xml:space="preserve"> PAGEREF _Toc233208693 \h </w:instrText>
+            </w:r>
+            <w:r>
+              <w:rPr>
+                <w:noProof/>
+                <w:webHidden/>
+              </w:rPr>
+            </w:r>
+            <w:r>
+              <w:rPr>
+                <w:noProof/>
+                <w:webHidden/>
+              </w:rPr>
+              <w:fldChar w:fldCharType="separate"/>
+            </w:r>
+            <w:r>
+              <w:rPr>
+                <w:noProof/>
+                <w:webHidden/>
+              </w:rPr>
+              <w:t>26</w:t>
+            </w:r>
+            <w:r>
+              <w:rPr>
+                <w:noProof/>
+                <w:webHidden/>
+              </w:rPr>
+              <w:fldChar w:fldCharType="end"/>
+            </w:r>
+          </w:hyperlink>
+        </w:p>
+        <w:p>
+          <w:pPr>
+            <w:pStyle w:val="Verzeichnis2"/>
+            <w:tabs>
+              <w:tab w:val="right" w:leader="dot" w:pos="9062"/>
+            </w:tabs>
+            <w:rPr>
+              <w:rFonts w:eastAsiaTheme="minorEastAsia"/>
+              <w:noProof/>
+              <w:lang w:eastAsia="de-CH"/>
+            </w:rPr>
+          </w:pPr>
+          <w:hyperlink w:anchor="_Toc233208694" w:history="1">
+            <w:r>
+              <w:rPr>
+                <w:rStyle w:val="Hyperlink"/>
+                <w:noProof/>
+              </w:rPr>
+              <w:t>18.4 Tag 4</w:t>
+            </w:r>
+            <w:r>
+              <w:rPr>
+                <w:noProof/>
+                <w:webHidden/>
+              </w:rPr>
+              <w:tab/>
+            </w:r>
+            <w:r>
+              <w:rPr>
+                <w:noProof/>
+                <w:webHidden/>
+              </w:rPr>
+              <w:fldChar w:fldCharType="begin"/>
+            </w:r>
+            <w:r>
+              <w:rPr>
+                <w:noProof/>
+                <w:webHidden/>
+              </w:rPr>
+              <w:instrText xml:space="preserve"> PAGEREF _Toc233208694 \h </w:instrText>
+            </w:r>
+            <w:r>
+              <w:rPr>
+                <w:noProof/>
+                <w:webHidden/>
+              </w:rPr>
+            </w:r>
+            <w:r>
+              <w:rPr>
+                <w:noProof/>
+                <w:webHidden/>
+              </w:rPr>
+              <w:fldChar w:fldCharType="separate"/>
+            </w:r>
+            <w:r>
+              <w:rPr>
+                <w:noProof/>
+                <w:webHidden/>
+              </w:rPr>
+              <w:t>26</w:t>
+            </w:r>
+            <w:r>
+              <w:rPr>
+                <w:noProof/>
+                <w:webHidden/>
+              </w:rPr>
+              <w:fldChar w:fldCharType="end"/>
+            </w:r>
+          </w:hyperlink>
+        </w:p>
+        <w:p>
+          <w:pPr>
+            <w:pStyle w:val="Verzeichnis2"/>
+            <w:tabs>
+              <w:tab w:val="right" w:leader="dot" w:pos="9062"/>
+            </w:tabs>
+            <w:rPr>
+              <w:rFonts w:eastAsiaTheme="minorEastAsia"/>
+              <w:noProof/>
+              <w:lang w:eastAsia="de-CH"/>
+            </w:rPr>
+          </w:pPr>
+          <w:hyperlink w:anchor="_Toc233208695" w:history="1">
+            <w:r>
+              <w:rPr>
+                <w:rStyle w:val="Hyperlink"/>
+                <w:noProof/>
+              </w:rPr>
+              <w:t>18.5 Tag 5</w:t>
+            </w:r>
+            <w:r>
+              <w:rPr>
+                <w:noProof/>
+                <w:webHidden/>
+              </w:rPr>
+              <w:tab/>
+            </w:r>
+            <w:r>
+              <w:rPr>
+                <w:noProof/>
+                <w:webHidden/>
+              </w:rPr>
+              <w:fldChar w:fldCharType="begin"/>
+            </w:r>
+            <w:r>
+              <w:rPr>
+                <w:noProof/>
+                <w:webHidden/>
+              </w:rPr>
+              <w:instrText xml:space="preserve"> PAGEREF _Toc233208695 \h </w:instrText>
+            </w:r>
+            <w:r>
+              <w:rPr>
+                <w:noProof/>
+                <w:webHidden/>
+              </w:rPr>
+            </w:r>
+            <w:r>
+              <w:rPr>
+                <w:noProof/>
+                <w:webHidden/>
+              </w:rPr>
+              <w:fldChar w:fldCharType="separate"/>
+            </w:r>
+            <w:r>
+              <w:rPr>
+                <w:noProof/>
+                <w:webHidden/>
+              </w:rPr>
+              <w:t>26</w:t>
+            </w:r>
+            <w:r>
+              <w:rPr>
+                <w:noProof/>
+                <w:webHidden/>
+              </w:rPr>
+              <w:fldChar w:fldCharType="end"/>
+            </w:r>
+          </w:hyperlink>
+        </w:p>
+        <w:p>
+          <w:pPr>
+            <w:pStyle w:val="Verzeichnis2"/>
+            <w:tabs>
+              <w:tab w:val="right" w:leader="dot" w:pos="9062"/>
+            </w:tabs>
+            <w:rPr>
+              <w:rFonts w:eastAsiaTheme="minorEastAsia"/>
+              <w:noProof/>
+              <w:lang w:eastAsia="de-CH"/>
+            </w:rPr>
+          </w:pPr>
+          <w:hyperlink w:anchor="_Toc233208696" w:history="1">
+            <w:r>
+              <w:rPr>
+                <w:rStyle w:val="Hyperlink"/>
+                <w:noProof/>
+              </w:rPr>
+              <w:t>18.6 Tag 6</w:t>
+            </w:r>
+            <w:r>
+              <w:rPr>
+                <w:noProof/>
+                <w:webHidden/>
+              </w:rPr>
+              <w:tab/>
+            </w:r>
+            <w:r>
+              <w:rPr>
+                <w:noProof/>
+                <w:webHidden/>
+              </w:rPr>
+              <w:fldChar w:fldCharType="begin"/>
+            </w:r>
+            <w:r>
+              <w:rPr>
+                <w:noProof/>
+                <w:webHidden/>
+              </w:rPr>
+              <w:instrText xml:space="preserve"> PAGEREF _Toc233208696 \h </w:instrText>
+            </w:r>
+            <w:r>
+              <w:rPr>
+                <w:noProof/>
+                <w:webHidden/>
+              </w:rPr>
+            </w:r>
+            <w:r>
+              <w:rPr>
+                <w:noProof/>
+                <w:webHidden/>
+              </w:rPr>
+              <w:fldChar w:fldCharType="separate"/>
+            </w:r>
+            <w:r>
+              <w:rPr>
+                <w:noProof/>
+                <w:webHidden/>
+              </w:rPr>
+              <w:t>27</w:t>
+            </w:r>
+            <w:r>
+              <w:rPr>
+                <w:noProof/>
+                <w:webHidden/>
+              </w:rPr>
+              <w:fldChar w:fldCharType="end"/>
+            </w:r>
+          </w:hyperlink>
+        </w:p>
+        <w:p>
+          <w:pPr>
+            <w:pStyle w:val="Verzeichnis2"/>
+            <w:tabs>
+              <w:tab w:val="right" w:leader="dot" w:pos="9062"/>
+            </w:tabs>
+            <w:rPr>
+              <w:rFonts w:eastAsiaTheme="minorEastAsia"/>
+              <w:noProof/>
+              <w:lang w:eastAsia="de-CH"/>
+            </w:rPr>
+          </w:pPr>
+          <w:hyperlink w:anchor="_Toc233208697" w:history="1">
+            <w:r>
+              <w:rPr>
+                <w:rStyle w:val="Hyperlink"/>
+                <w:noProof/>
+              </w:rPr>
+              <w:t>18.7 Tag 7</w:t>
+            </w:r>
+            <w:r>
+              <w:rPr>
+                <w:noProof/>
+                <w:webHidden/>
+              </w:rPr>
+              <w:tab/>
+            </w:r>
+            <w:r>
+              <w:rPr>
+                <w:noProof/>
+                <w:webHidden/>
+              </w:rPr>
+              <w:fldChar w:fldCharType="begin"/>
+            </w:r>
+            <w:r>
+              <w:rPr>
+                <w:noProof/>
+                <w:webHidden/>
+              </w:rPr>
+              <w:instrText xml:space="preserve"> PAGEREF _Toc233208697 \h </w:instrText>
+            </w:r>
+            <w:r>
+              <w:rPr>
+                <w:noProof/>
+                <w:webHidden/>
+              </w:rPr>
+            </w:r>
+            <w:r>
+              <w:rPr>
+                <w:noProof/>
+                <w:webHidden/>
+              </w:rPr>
+              <w:fldChar w:fldCharType="separate"/>
+            </w:r>
+            <w:r>
+              <w:rPr>
+                <w:noProof/>
+                <w:webHidden/>
+              </w:rPr>
+              <w:t>27</w:t>
+            </w:r>
+            <w:r>
+              <w:rPr>
+                <w:noProof/>
+                <w:webHidden/>
+              </w:rPr>
+              <w:fldChar w:fldCharType="end"/>
+            </w:r>
+          </w:hyperlink>
+        </w:p>
+        <w:p>
+          <w:pPr>
+            <w:pStyle w:val="Verzeichnis2"/>
+            <w:tabs>
+              <w:tab w:val="right" w:leader="dot" w:pos="9062"/>
+            </w:tabs>
+            <w:rPr>
+              <w:rFonts w:eastAsiaTheme="minorEastAsia"/>
+              <w:noProof/>
+              <w:lang w:eastAsia="de-CH"/>
+            </w:rPr>
+          </w:pPr>
+          <w:hyperlink w:anchor="_Toc233208698" w:history="1">
+            <w:r>
+              <w:rPr>
+                <w:rStyle w:val="Hyperlink"/>
+                <w:noProof/>
+              </w:rPr>
+              <w:t>18.8 Tag 8</w:t>
+            </w:r>
+            <w:r>
+              <w:rPr>
+                <w:noProof/>
+                <w:webHidden/>
+              </w:rPr>
+              <w:tab/>
+            </w:r>
+            <w:r>
+              <w:rPr>
+                <w:noProof/>
+                <w:webHidden/>
+              </w:rPr>
+              <w:fldChar w:fldCharType="begin"/>
+            </w:r>
+            <w:r>
+              <w:rPr>
+                <w:noProof/>
+                <w:webHidden/>
+              </w:rPr>
+              <w:instrText xml:space="preserve"> PAGEREF _Toc233208698 \h </w:instrText>
+            </w:r>
+            <w:r>
+              <w:rPr>
+                <w:noProof/>
+                <w:webHidden/>
+              </w:rPr>
+            </w:r>
+            <w:r>
+              <w:rPr>
+                <w:noProof/>
+                <w:webHidden/>
+              </w:rPr>
+              <w:fldChar w:fldCharType="separate"/>
+            </w:r>
+            <w:r>
+              <w:rPr>
+                <w:noProof/>
+                <w:webHidden/>
+              </w:rPr>
+              <w:t>27</w:t>
+            </w:r>
+            <w:r>
+              <w:rPr>
+                <w:noProof/>
+                <w:webHidden/>
+              </w:rPr>
+              <w:fldChar w:fldCharType="end"/>
+            </w:r>
+          </w:hyperlink>
+        </w:p>
+        <w:p>
+          <w:pPr>
+            <w:pStyle w:val="Verzeichnis2"/>
+            <w:tabs>
+              <w:tab w:val="right" w:leader="dot" w:pos="9062"/>
+            </w:tabs>
+            <w:rPr>
+              <w:rFonts w:eastAsiaTheme="minorEastAsia"/>
+              <w:noProof/>
+              <w:lang w:eastAsia="de-CH"/>
+            </w:rPr>
+          </w:pPr>
+          <w:hyperlink w:anchor="_Toc233208699" w:history="1">
+            <w:r>
+              <w:rPr>
+                <w:rStyle w:val="Hyperlink"/>
+                <w:noProof/>
+              </w:rPr>
+              <w:t>18.9 Tag 9</w:t>
+            </w:r>
+            <w:r>
+              <w:rPr>
+                <w:noProof/>
+                <w:webHidden/>
+              </w:rPr>
+              <w:tab/>
+            </w:r>
+            <w:r>
+              <w:rPr>
+                <w:noProof/>
+                <w:webHidden/>
+              </w:rPr>
+              <w:fldChar w:fldCharType="begin"/>
+            </w:r>
+            <w:r>
+              <w:rPr>
+                <w:noProof/>
+                <w:webHidden/>
+              </w:rPr>
+              <w:instrText xml:space="preserve"> PAGEREF _Toc233208699 \h </w:instrText>
+            </w:r>
+            <w:r>
+              <w:rPr>
+                <w:noProof/>
+                <w:webHidden/>
+              </w:rPr>
+            </w:r>
+            <w:r>
+              <w:rPr>
+                <w:noProof/>
+                <w:webHidden/>
+              </w:rPr>
+              <w:fldChar w:fldCharType="separate"/>
+            </w:r>
+            <w:r>
+              <w:rPr>
+                <w:noProof/>
+                <w:webHidden/>
+              </w:rPr>
+              <w:t>27</w:t>
+            </w:r>
+            <w:r>
+              <w:rPr>
+                <w:noProof/>
+                <w:webHidden/>
+              </w:rPr>
+              <w:fldChar w:fldCharType="end"/>
+            </w:r>
+          </w:hyperlink>
+        </w:p>
+        <w:p>
+          <w:pPr>
+            <w:pStyle w:val="Verzeichnis1"/>
+            <w:tabs>
+              <w:tab w:val="right" w:leader="dot" w:pos="9062"/>
+            </w:tabs>
+            <w:rPr>
+              <w:rFonts w:eastAsiaTheme="minorEastAsia"/>
+              <w:noProof/>
+              <w:lang w:eastAsia="de-CH"/>
+            </w:rPr>
+          </w:pPr>
+          <w:hyperlink w:anchor="_Toc233208700" w:history="1">
+            <w:r>
+              <w:rPr>
+                <w:rStyle w:val="Hyperlink"/>
+                <w:noProof/>
+              </w:rPr>
+              <w:t>19 Quellenverzeichnis</w:t>
+            </w:r>
+            <w:r>
+              <w:rPr>
+                <w:noProof/>
+                <w:webHidden/>
+              </w:rPr>
+              <w:tab/>
+            </w:r>
+            <w:r>
+              <w:rPr>
+                <w:noProof/>
+                <w:webHidden/>
+              </w:rPr>
+              <w:fldChar w:fldCharType="begin"/>
+            </w:r>
+            <w:r>
+              <w:rPr>
+                <w:noProof/>
+                <w:webHidden/>
+              </w:rPr>
+              <w:instrText xml:space="preserve"> PAGEREF _Toc233208700 \h </w:instrText>
+            </w:r>
+            <w:r>
+              <w:rPr>
+                <w:noProof/>
+                <w:webHidden/>
+              </w:rPr>
+            </w:r>
+            <w:r>
+              <w:rPr>
+                <w:noProof/>
+                <w:webHidden/>
+              </w:rPr>
+              <w:fldChar w:fldCharType="separate"/>
+            </w:r>
+            <w:r>
+              <w:rPr>
+                <w:noProof/>
+                <w:webHidden/>
+              </w:rPr>
+              <w:t>29</w:t>
+            </w:r>
+            <w:r>
+              <w:rPr>
+                <w:noProof/>
+                <w:webHidden/>
+              </w:rPr>
+              <w:fldChar w:fldCharType="end"/>
+            </w:r>
+          </w:hyperlink>
+        </w:p>
+        <w:p>
+          <w:pPr>
+            <w:pStyle w:val="Verzeichnis1"/>
+            <w:tabs>
+              <w:tab w:val="right" w:leader="dot" w:pos="9062"/>
+            </w:tabs>
+            <w:rPr>
+              <w:rFonts w:eastAsiaTheme="minorEastAsia"/>
+              <w:noProof/>
+              <w:lang w:eastAsia="de-CH"/>
+            </w:rPr>
+          </w:pPr>
+          <w:hyperlink w:anchor="_Toc233208701" w:history="1">
+            <w:r>
+              <w:rPr>
+                <w:rStyle w:val="Hyperlink"/>
+                <w:noProof/>
+                <w:lang w:val="fr-CH"/>
+              </w:rPr>
+              <w:t>20 Information</w:t>
+            </w:r>
+            <w:r>
+              <w:rPr>
+                <w:noProof/>
+                <w:webHidden/>
+              </w:rPr>
+              <w:tab/>
+            </w:r>
+            <w:r>
+              <w:rPr>
+                <w:noProof/>
+                <w:webHidden/>
+              </w:rPr>
+              <w:fldChar w:fldCharType="begin"/>
+            </w:r>
+            <w:r>
+              <w:rPr>
+                <w:noProof/>
+                <w:webHidden/>
+              </w:rPr>
+              <w:instrText xml:space="preserve"> PAGEREF _Toc233208701 \h </w:instrText>
+            </w:r>
+            <w:r>
+              <w:rPr>
+                <w:noProof/>
+                <w:webHidden/>
+              </w:rPr>
+            </w:r>
+            <w:r>
+              <w:rPr>
+                <w:noProof/>
+                <w:webHidden/>
+              </w:rPr>
+              <w:fldChar w:fldCharType="separate"/>
+            </w:r>
+            <w:r>
+              <w:rPr>
+                <w:noProof/>
+                <w:webHidden/>
+              </w:rPr>
+              <w:t>29</w:t>
             </w:r>
             <w:r>
               <w:rPr>
@@ -5170,6 +7109,7 @@
           </w:tcPr>
           <w:p>
             <w:r>
+              <w:lastRenderedPageBreak/>
               <w:t>08.06.2026</w:t>
             </w:r>
           </w:p>
@@ -5408,6 +7348,41 @@
           </w:p>
         </w:tc>
       </w:tr>
+      <w:tr>
+        <w:tc>
+          <w:tcPr>
+            <w:tcW w:w="3020" w:type="dxa"/>
+          </w:tcPr>
+          <w:p>
+            <w:r>
+              <w:t>24.06.2026</w:t>
+            </w:r>
+          </w:p>
+        </w:tc>
+        <w:tc>
+          <w:tcPr>
+            <w:tcW w:w="3021" w:type="dxa"/>
+          </w:tcPr>
+          <w:p>
+            <w:r>
+              <w:t xml:space="preserve">Kapitel 12- </w:t>
+            </w:r>
+            <w:r>
+              <w:t>20</w:t>
+            </w:r>
+          </w:p>
+        </w:tc>
+        <w:tc>
+          <w:tcPr>
+            <w:tcW w:w="3021" w:type="dxa"/>
+          </w:tcPr>
+          <w:p>
+            <w:r>
+              <w:t xml:space="preserve">4.0 </w:t>
+            </w:r>
+          </w:p>
+        </w:tc>
+      </w:tr>
     </w:tbl>
     <w:p/>
     <w:p>
@@ -5423,7 +7398,7 @@
           <w:numId w:val="1"/>
         </w:numPr>
       </w:pPr>
-      <w:bookmarkStart w:id="0" w:name="_Toc233128706"/>
+      <w:bookmarkStart w:id="0" w:name="_Toc233208611"/>
       <w:r>
         <w:lastRenderedPageBreak/>
         <w:t>Projektbeschreibung</w:t>
@@ -5457,7 +7432,7 @@
       <w:pPr>
         <w:pStyle w:val="berschrift2"/>
       </w:pPr>
-      <w:bookmarkStart w:id="1" w:name="_Toc233128707"/>
+      <w:bookmarkStart w:id="1" w:name="_Toc233208612"/>
       <w:r>
         <w:t xml:space="preserve">1.2 </w:t>
       </w:r>
@@ -5559,7 +7534,7 @@
       <w:pPr>
         <w:pStyle w:val="berschrift2"/>
       </w:pPr>
-      <w:bookmarkStart w:id="2" w:name="_Toc233128708"/>
+      <w:bookmarkStart w:id="2" w:name="_Toc233208613"/>
       <w:r>
         <w:t xml:space="preserve">1.3 </w:t>
       </w:r>
@@ -5572,7 +7547,7 @@
       <w:pPr>
         <w:pStyle w:val="berschrift3"/>
       </w:pPr>
-      <w:bookmarkStart w:id="3" w:name="_Toc233128709"/>
+      <w:bookmarkStart w:id="3" w:name="_Toc233208614"/>
       <w:r>
         <w:t>1.3</w:t>
       </w:r>
@@ -5683,8 +7658,17 @@
           <w:b/>
           <w:bCs/>
         </w:rPr>
-        <w:t>Chart.js / Recharts</w:t>
-      </w:r>
+        <w:t xml:space="preserve">Chart.js / </w:t>
+      </w:r>
+      <w:proofErr w:type="spellStart"/>
+      <w:r>
+        <w:rPr>
+          <w:b/>
+          <w:bCs/>
+        </w:rPr>
+        <w:t>Recharts</w:t>
+      </w:r>
+      <w:proofErr w:type="spellEnd"/>
       <w:r>
         <w:br/>
         <w:t xml:space="preserve">→ Für Diagramme und Statistiken </w:t>
@@ -5697,7 +7681,7 @@
           <w:lang w:val="en-US"/>
         </w:rPr>
       </w:pPr>
-      <w:bookmarkStart w:id="4" w:name="_Toc233128710"/>
+      <w:bookmarkStart w:id="4" w:name="_Toc233208615"/>
       <w:r>
         <w:rPr>
           <w:lang w:val="en-US"/>
@@ -5726,6 +7710,7 @@
           <w:numId w:val="4"/>
         </w:numPr>
       </w:pPr>
+      <w:proofErr w:type="spellStart"/>
       <w:r>
         <w:rPr>
           <w:b/>
@@ -5733,6 +7718,7 @@
         </w:rPr>
         <w:t>Supabase</w:t>
       </w:r>
+      <w:proofErr w:type="spellEnd"/>
       <w:r>
         <w:br/>
         <w:t xml:space="preserve">→ Datenbank + API + Authentifizierung </w:t>
@@ -5751,7 +7737,23 @@
           <w:b/>
           <w:bCs/>
         </w:rPr>
-        <w:t>PostgreSQL (Supabase Database)</w:t>
+        <w:t>PostgreSQL (</w:t>
+      </w:r>
+      <w:proofErr w:type="spellStart"/>
+      <w:r>
+        <w:rPr>
+          <w:b/>
+          <w:bCs/>
+        </w:rPr>
+        <w:t>Supabase</w:t>
+      </w:r>
+      <w:proofErr w:type="spellEnd"/>
+      <w:r>
+        <w:rPr>
+          <w:b/>
+          <w:bCs/>
+        </w:rPr>
+        <w:t xml:space="preserve"> Database)</w:t>
       </w:r>
       <w:r>
         <w:br/>
@@ -5762,7 +7764,7 @@
       <w:pPr>
         <w:pStyle w:val="berschrift3"/>
       </w:pPr>
-      <w:bookmarkStart w:id="5" w:name="_Toc233128711"/>
+      <w:bookmarkStart w:id="5" w:name="_Toc233208616"/>
       <w:r>
         <w:lastRenderedPageBreak/>
         <w:t>1.</w:t>
@@ -5786,12 +7788,21 @@
           <w:numId w:val="5"/>
         </w:numPr>
       </w:pPr>
+      <w:proofErr w:type="spellStart"/>
       <w:r>
         <w:rPr>
           <w:b/>
           <w:bCs/>
         </w:rPr>
-        <w:t>Ergast F1 Dataset</w:t>
+        <w:t>Ergast</w:t>
+      </w:r>
+      <w:proofErr w:type="spellEnd"/>
+      <w:r>
+        <w:rPr>
+          <w:b/>
+          <w:bCs/>
+        </w:rPr>
+        <w:t xml:space="preserve"> F1 Dataset</w:t>
       </w:r>
       <w:r>
         <w:br/>
@@ -5802,7 +7813,7 @@
       <w:pPr>
         <w:pStyle w:val="berschrift3"/>
       </w:pPr>
-      <w:bookmarkStart w:id="6" w:name="_Toc233128712"/>
+      <w:bookmarkStart w:id="6" w:name="_Toc233208617"/>
       <w:r>
         <w:t>1.</w:t>
       </w:r>
@@ -5825,12 +7836,21 @@
           <w:numId w:val="5"/>
         </w:numPr>
       </w:pPr>
+      <w:proofErr w:type="spellStart"/>
       <w:r>
         <w:rPr>
           <w:b/>
           <w:bCs/>
         </w:rPr>
-        <w:t>Supabase Auth</w:t>
+        <w:t>Supabase</w:t>
+      </w:r>
+      <w:proofErr w:type="spellEnd"/>
+      <w:r>
+        <w:rPr>
+          <w:b/>
+          <w:bCs/>
+        </w:rPr>
+        <w:t xml:space="preserve"> Auth</w:t>
       </w:r>
       <w:r>
         <w:br/>
@@ -5841,7 +7861,7 @@
       <w:pPr>
         <w:pStyle w:val="berschrift3"/>
       </w:pPr>
-      <w:bookmarkStart w:id="7" w:name="_Toc233128713"/>
+      <w:bookmarkStart w:id="7" w:name="_Toc233208618"/>
       <w:r>
         <w:t>1.</w:t>
       </w:r>
@@ -5897,7 +7917,7 @@
       <w:pPr>
         <w:pStyle w:val="berschrift2"/>
       </w:pPr>
-      <w:bookmarkStart w:id="8" w:name="_Toc233128714"/>
+      <w:bookmarkStart w:id="8" w:name="_Toc233208619"/>
       <w:r>
         <w:t xml:space="preserve">1.4 </w:t>
       </w:r>
@@ -5944,12 +7964,21 @@
       <w:r>
         <w:t xml:space="preserve">Die </w:t>
       </w:r>
+      <w:proofErr w:type="spellStart"/>
       <w:r>
         <w:rPr>
           <w:b/>
           <w:bCs/>
         </w:rPr>
-        <w:t>Supabase API</w:t>
+        <w:t>Supabase</w:t>
+      </w:r>
+      <w:proofErr w:type="spellEnd"/>
+      <w:r>
+        <w:rPr>
+          <w:b/>
+          <w:bCs/>
+        </w:rPr>
+        <w:t xml:space="preserve"> API</w:t>
       </w:r>
       <w:r>
         <w:t xml:space="preserve"> liefert die Daten </w:t>
@@ -5986,14 +8015,22 @@
         </w:numPr>
       </w:pPr>
       <w:r>
-        <w:t xml:space="preserve">Das Frontend kommuniziert direkt mit Supabase </w:t>
+        <w:t xml:space="preserve">Das Frontend kommuniziert direkt mit </w:t>
+      </w:r>
+      <w:proofErr w:type="spellStart"/>
+      <w:r>
+        <w:t>Supabase</w:t>
+      </w:r>
+      <w:proofErr w:type="spellEnd"/>
+      <w:r>
+        <w:t xml:space="preserve"> </w:t>
       </w:r>
     </w:p>
     <w:p>
       <w:pPr>
         <w:pStyle w:val="berschrift2"/>
       </w:pPr>
-      <w:bookmarkStart w:id="9" w:name="_Toc233128715"/>
+      <w:bookmarkStart w:id="9" w:name="_Toc233208620"/>
       <w:r>
         <w:t xml:space="preserve">1.5 </w:t>
       </w:r>
@@ -6027,8 +8064,13 @@
           <w:numId w:val="7"/>
         </w:numPr>
       </w:pPr>
-      <w:r>
-        <w:t xml:space="preserve">Constructors (Teams) </w:t>
+      <w:proofErr w:type="spellStart"/>
+      <w:r>
+        <w:t>Constructors</w:t>
+      </w:r>
+      <w:proofErr w:type="spellEnd"/>
+      <w:r>
+        <w:t xml:space="preserve"> (Teams) </w:t>
       </w:r>
     </w:p>
     <w:p>
@@ -6039,8 +8081,13 @@
           <w:numId w:val="7"/>
         </w:numPr>
       </w:pPr>
-      <w:r>
-        <w:t xml:space="preserve">Races (Rennen) </w:t>
+      <w:proofErr w:type="spellStart"/>
+      <w:r>
+        <w:t>Races</w:t>
+      </w:r>
+      <w:proofErr w:type="spellEnd"/>
+      <w:r>
+        <w:t xml:space="preserve"> (Rennen) </w:t>
       </w:r>
     </w:p>
     <w:p>
@@ -6051,8 +8098,13 @@
           <w:numId w:val="7"/>
         </w:numPr>
       </w:pPr>
-      <w:r>
-        <w:t xml:space="preserve">Results (Ergebnisse) </w:t>
+      <w:proofErr w:type="spellStart"/>
+      <w:r>
+        <w:t>Results</w:t>
+      </w:r>
+      <w:proofErr w:type="spellEnd"/>
+      <w:r>
+        <w:t xml:space="preserve"> (Ergebnisse) </w:t>
       </w:r>
     </w:p>
     <w:p>
@@ -6064,7 +8116,7 @@
       <w:pPr>
         <w:pStyle w:val="berschrift2"/>
       </w:pPr>
-      <w:bookmarkStart w:id="10" w:name="_Toc233128716"/>
+      <w:bookmarkStart w:id="10" w:name="_Toc233208621"/>
       <w:r>
         <w:t xml:space="preserve">1.6 </w:t>
       </w:r>
@@ -6142,14 +8194,22 @@
         </w:numPr>
       </w:pPr>
       <w:r>
-        <w:t xml:space="preserve">Cloud-basierte Datenbank (Supabase) </w:t>
+        <w:t>Cloud-basierte Datenbank (</w:t>
+      </w:r>
+      <w:proofErr w:type="spellStart"/>
+      <w:r>
+        <w:t>Supabase</w:t>
+      </w:r>
+      <w:proofErr w:type="spellEnd"/>
+      <w:r>
+        <w:t xml:space="preserve">) </w:t>
       </w:r>
     </w:p>
     <w:p>
       <w:pPr>
         <w:pStyle w:val="berschrift2"/>
       </w:pPr>
-      <w:bookmarkStart w:id="11" w:name="_Toc233128717"/>
+      <w:bookmarkStart w:id="11" w:name="_Toc233208622"/>
       <w:r>
         <w:lastRenderedPageBreak/>
         <w:t xml:space="preserve">1.7 </w:t>
@@ -6168,7 +8228,7 @@
       <w:pPr>
         <w:pStyle w:val="berschrift1"/>
       </w:pPr>
-      <w:bookmarkStart w:id="12" w:name="_Toc233128718"/>
+      <w:bookmarkStart w:id="12" w:name="_Toc233208623"/>
       <w:r>
         <w:t>2</w:t>
       </w:r>
@@ -6187,7 +8247,7 @@
       <w:pPr>
         <w:pStyle w:val="berschrift2"/>
       </w:pPr>
-      <w:bookmarkStart w:id="13" w:name="_Toc233128719"/>
+      <w:bookmarkStart w:id="13" w:name="_Toc233208624"/>
       <w:r>
         <w:t>2.2 Erfahrung in verschiedenen Bereichen</w:t>
       </w:r>
@@ -6205,7 +8265,7 @@
       <w:pPr>
         <w:pStyle w:val="berschrift2"/>
       </w:pPr>
-      <w:bookmarkStart w:id="14" w:name="_Toc233128720"/>
+      <w:bookmarkStart w:id="14" w:name="_Toc233208625"/>
       <w:r>
         <w:t>2.3 Zeitdruck</w:t>
       </w:r>
@@ -6223,7 +8283,7 @@
       <w:pPr>
         <w:pStyle w:val="berschrift2"/>
       </w:pPr>
-      <w:bookmarkStart w:id="15" w:name="_Toc233128721"/>
+      <w:bookmarkStart w:id="15" w:name="_Toc233208626"/>
       <w:r>
         <w:t>2.4 Grosse Datenmengen</w:t>
       </w:r>
@@ -6241,7 +8301,7 @@
       <w:pPr>
         <w:pStyle w:val="berschrift1"/>
       </w:pPr>
-      <w:bookmarkStart w:id="16" w:name="_Toc233128722"/>
+      <w:bookmarkStart w:id="16" w:name="_Toc233208627"/>
       <w:r>
         <w:rPr>
           <w:noProof/>
@@ -6318,7 +8378,7 @@
       <w:pPr>
         <w:pStyle w:val="berschrift1"/>
       </w:pPr>
-      <w:bookmarkStart w:id="17" w:name="_Toc233128723"/>
+      <w:bookmarkStart w:id="17" w:name="_Toc233208628"/>
       <w:r>
         <w:t>4</w:t>
       </w:r>
@@ -6337,7 +8397,7 @@
       <w:pPr>
         <w:pStyle w:val="berschrift2"/>
       </w:pPr>
-      <w:bookmarkStart w:id="18" w:name="_Toc233128724"/>
+      <w:bookmarkStart w:id="18" w:name="_Toc233208629"/>
       <w:r>
         <w:t>4</w:t>
       </w:r>
@@ -6361,7 +8421,7 @@
       <w:pPr>
         <w:pStyle w:val="berschrift2"/>
       </w:pPr>
-      <w:bookmarkStart w:id="19" w:name="_Toc233128725"/>
+      <w:bookmarkStart w:id="19" w:name="_Toc233208630"/>
       <w:r>
         <w:t>4</w:t>
       </w:r>
@@ -6385,7 +8445,7 @@
       <w:pPr>
         <w:pStyle w:val="berschrift2"/>
       </w:pPr>
-      <w:bookmarkStart w:id="20" w:name="_Toc233128726"/>
+      <w:bookmarkStart w:id="20" w:name="_Toc233208631"/>
       <w:r>
         <w:t>4</w:t>
       </w:r>
@@ -6413,7 +8473,7 @@
       <w:pPr>
         <w:pStyle w:val="berschrift2"/>
       </w:pPr>
-      <w:bookmarkStart w:id="21" w:name="_Toc233128727"/>
+      <w:bookmarkStart w:id="21" w:name="_Toc233208632"/>
       <w:r>
         <w:t>4</w:t>
       </w:r>
@@ -6437,7 +8497,7 @@
       <w:pPr>
         <w:pStyle w:val="berschrift1"/>
       </w:pPr>
-      <w:bookmarkStart w:id="22" w:name="_Toc233128728"/>
+      <w:bookmarkStart w:id="22" w:name="_Toc233208633"/>
       <w:r>
         <w:t>5 Anfang vom Projekt</w:t>
       </w:r>
@@ -6447,7 +8507,7 @@
       <w:pPr>
         <w:pStyle w:val="berschrift2"/>
       </w:pPr>
-      <w:bookmarkStart w:id="23" w:name="_Toc233128729"/>
+      <w:bookmarkStart w:id="23" w:name="_Toc233208634"/>
       <w:r>
         <w:t>5.1 Planung mit Hindernissen</w:t>
       </w:r>
@@ -6478,7 +8538,7 @@
       <w:pPr>
         <w:pStyle w:val="berschrift2"/>
       </w:pPr>
-      <w:bookmarkStart w:id="24" w:name="_Toc233128730"/>
+      <w:bookmarkStart w:id="24" w:name="_Toc233208635"/>
       <w:r>
         <w:t>5.2 Herausforderungen meistern</w:t>
       </w:r>
@@ -6493,7 +8553,7 @@
       <w:pPr>
         <w:pStyle w:val="berschrift1"/>
       </w:pPr>
-      <w:bookmarkStart w:id="25" w:name="_Toc233128731"/>
+      <w:bookmarkStart w:id="25" w:name="_Toc233208636"/>
       <w:r>
         <w:lastRenderedPageBreak/>
         <w:t>6 Projekt Anfang mit Vite</w:t>
@@ -6504,7 +8564,7 @@
       <w:pPr>
         <w:pStyle w:val="berschrift2"/>
       </w:pPr>
-      <w:bookmarkStart w:id="26" w:name="_Toc233128732"/>
+      <w:bookmarkStart w:id="26" w:name="_Toc233208637"/>
       <w:r>
         <w:t>6.1 Erste Bekanntschaft mit Vite</w:t>
       </w:r>
@@ -6519,7 +8579,7 @@
       <w:pPr>
         <w:pStyle w:val="berschrift2"/>
       </w:pPr>
-      <w:bookmarkStart w:id="27" w:name="_Toc233128733"/>
+      <w:bookmarkStart w:id="27" w:name="_Toc233208638"/>
       <w:r>
         <w:t>6.2 Technische Umsetzung von Vite</w:t>
       </w:r>
@@ -6527,7 +8587,15 @@
     </w:p>
     <w:p>
       <w:r>
-        <w:t>Nachdem ich mich etwas eingelesen hatte, begann ich mit der ersten praktischen Umsetzung. Zuerst erstellte ich ein neues React-Projekt mit Vite, um die Grundlage für meine Webseite zu schaƯen. Anschliessend richtete ich die Projektstruktur ein, damit der Code übersichtlich bleibt und auch für Drittpersonen nachvollziehbar ist. Danach installierte ich alle benötigten Pakete, die ich für die aktuelle Entwicklungsphase des Projekts benötigte.</w:t>
+        <w:t xml:space="preserve">Nachdem ich mich etwas eingelesen hatte, begann ich mit der ersten praktischen Umsetzung. Zuerst erstellte ich ein neues React-Projekt mit Vite, um die Grundlage für meine Webseite zu </w:t>
+      </w:r>
+      <w:proofErr w:type="spellStart"/>
+      <w:r>
+        <w:t>schaƯen</w:t>
+      </w:r>
+      <w:proofErr w:type="spellEnd"/>
+      <w:r>
+        <w:t>. Anschliessend richtete ich die Projektstruktur ein, damit der Code übersichtlich bleibt und auch für Drittpersonen nachvollziehbar ist. Danach installierte ich alle benötigten Pakete, die ich für die aktuelle Entwicklungsphase des Projekts benötigte.</w:t>
       </w:r>
     </w:p>
     <w:p>
@@ -6581,7 +8649,31 @@
         </w:drawing>
       </w:r>
       <w:r>
-        <w:t>Im nächsten Schritt startete ich das Projekt mit dem Befehl npm run dev. Anfangs funktionierte dies jedoch nicht wie erwartet, weshalb ich mit der Fehlersuche begann. Die Fehlermeldung wies darauf hin, dass ein benötigtes Paket nicht installiert sei. Nach kurzer Analyse stellte ich fest, dass ich mich nicht im richtigen Projektordner befand. Nachdem ich in den korrekten Ordner gewechselt hatte, führte ich den Befehl erneut aus, woraufhin das Projekt erfolgreich startete.</w:t>
+        <w:t xml:space="preserve">Im nächsten Schritt startete ich das Projekt mit dem Befehl </w:t>
+      </w:r>
+      <w:proofErr w:type="spellStart"/>
+      <w:r>
+        <w:t>npm</w:t>
+      </w:r>
+      <w:proofErr w:type="spellEnd"/>
+      <w:r>
+        <w:t xml:space="preserve"> </w:t>
+      </w:r>
+      <w:proofErr w:type="spellStart"/>
+      <w:r>
+        <w:t>run</w:t>
+      </w:r>
+      <w:proofErr w:type="spellEnd"/>
+      <w:r>
+        <w:t xml:space="preserve"> </w:t>
+      </w:r>
+      <w:proofErr w:type="spellStart"/>
+      <w:r>
+        <w:t>dev</w:t>
+      </w:r>
+      <w:proofErr w:type="spellEnd"/>
+      <w:r>
+        <w:t>. Anfangs funktionierte dies jedoch nicht wie erwartet, weshalb ich mit der Fehlersuche begann. Die Fehlermeldung wies darauf hin, dass ein benötigtes Paket nicht installiert sei. Nach kurzer Analyse stellte ich fest, dass ich mich nicht im richtigen Projektordner befand. Nachdem ich in den korrekten Ordner gewechselt hatte, führte ich den Befehl erneut aus, woraufhin das Projekt erfolgreich startete.</w:t>
       </w:r>
     </w:p>
     <w:p/>
@@ -6594,7 +8686,7 @@
       <w:pPr>
         <w:pStyle w:val="berschrift1"/>
       </w:pPr>
-      <w:bookmarkStart w:id="28" w:name="_Toc233128734"/>
+      <w:bookmarkStart w:id="28" w:name="_Toc233208639"/>
       <w:r>
         <w:t>7 Grundstruktur der App erstellen</w:t>
       </w:r>
@@ -6604,7 +8696,7 @@
       <w:pPr>
         <w:pStyle w:val="berschrift2"/>
       </w:pPr>
-      <w:bookmarkStart w:id="29" w:name="_Toc233128735"/>
+      <w:bookmarkStart w:id="29" w:name="_Toc233208640"/>
       <w:r>
         <w:t>7.1 Ordnerstruktur erweitern</w:t>
       </w:r>
@@ -6628,6 +8720,7 @@
       <w:r>
         <w:t xml:space="preserve">Basierend auf diesen Empfehlungen erstellte ich die Ordner </w:t>
       </w:r>
+      <w:proofErr w:type="spellStart"/>
       <w:r>
         <w:rPr>
           <w:b/>
@@ -6635,9 +8728,11 @@
         </w:rPr>
         <w:t>pages</w:t>
       </w:r>
+      <w:proofErr w:type="spellEnd"/>
       <w:r>
         <w:t xml:space="preserve">, </w:t>
       </w:r>
+      <w:proofErr w:type="spellStart"/>
       <w:r>
         <w:rPr>
           <w:b/>
@@ -6645,9 +8740,11 @@
         </w:rPr>
         <w:t>components</w:t>
       </w:r>
+      <w:proofErr w:type="spellEnd"/>
       <w:r>
         <w:t xml:space="preserve">, </w:t>
       </w:r>
+      <w:proofErr w:type="spellStart"/>
       <w:r>
         <w:rPr>
           <w:b/>
@@ -6655,9 +8752,11 @@
         </w:rPr>
         <w:t>services</w:t>
       </w:r>
+      <w:proofErr w:type="spellEnd"/>
       <w:r>
         <w:t xml:space="preserve"> und </w:t>
       </w:r>
+      <w:proofErr w:type="spellStart"/>
       <w:r>
         <w:rPr>
           <w:b/>
@@ -6665,9 +8764,11 @@
         </w:rPr>
         <w:t>styles</w:t>
       </w:r>
+      <w:proofErr w:type="spellEnd"/>
       <w:r>
         <w:t xml:space="preserve">. Jeder dieser Ordner erfüllt einen bestimmten Zweck: Im Ordner </w:t>
       </w:r>
+      <w:proofErr w:type="spellStart"/>
       <w:r>
         <w:rPr>
           <w:b/>
@@ -6675,9 +8776,11 @@
         </w:rPr>
         <w:t>pages</w:t>
       </w:r>
+      <w:proofErr w:type="spellEnd"/>
       <w:r>
         <w:t xml:space="preserve"> werden die verschiedenen Seiten der Anwendung gespeichert, </w:t>
       </w:r>
+      <w:proofErr w:type="spellStart"/>
       <w:r>
         <w:rPr>
           <w:b/>
@@ -6685,9 +8788,11 @@
         </w:rPr>
         <w:t>components</w:t>
       </w:r>
+      <w:proofErr w:type="spellEnd"/>
       <w:r>
         <w:t xml:space="preserve"> enthält wiederverwendbare Benutzeroberflächen und Bausteine, </w:t>
       </w:r>
+      <w:proofErr w:type="spellStart"/>
       <w:r>
         <w:rPr>
           <w:b/>
@@ -6695,9 +8800,11 @@
         </w:rPr>
         <w:t>services</w:t>
       </w:r>
+      <w:proofErr w:type="spellEnd"/>
       <w:r>
         <w:t xml:space="preserve"> dient zur Verwaltung der Datenzugriffe und API-Aufrufe, während im Ordner </w:t>
       </w:r>
+      <w:proofErr w:type="spellStart"/>
       <w:r>
         <w:rPr>
           <w:b/>
@@ -6705,6 +8812,7 @@
         </w:rPr>
         <w:t>styles</w:t>
       </w:r>
+      <w:proofErr w:type="spellEnd"/>
       <w:r>
         <w:t xml:space="preserve"> die CSS-Dateien und das Design der Anwendung organisiert werden. Diese Struktur erschien mir logisch und übersichtlich und bietet eine gute Grundlage für die weitere Entwicklung.</w:t>
       </w:r>
@@ -6713,7 +8821,7 @@
       <w:pPr>
         <w:pStyle w:val="berschrift2"/>
       </w:pPr>
-      <w:bookmarkStart w:id="30" w:name="_Toc233128736"/>
+      <w:bookmarkStart w:id="30" w:name="_Toc233208641"/>
       <w:r>
         <w:t>7.2 Grundstruktur der Webseite erstellen</w:t>
       </w:r>
@@ -6743,6 +8851,7 @@
       <w:r>
         <w:t xml:space="preserve">, </w:t>
       </w:r>
+      <w:proofErr w:type="spellStart"/>
       <w:r>
         <w:rPr>
           <w:b/>
@@ -6750,6 +8859,7 @@
         </w:rPr>
         <w:t>Races</w:t>
       </w:r>
+      <w:proofErr w:type="spellEnd"/>
       <w:r>
         <w:t xml:space="preserve"> und </w:t>
       </w:r>
@@ -6768,12 +8878,21 @@
       <w:r>
         <w:t xml:space="preserve">Zusätzlich implementierte ich eine </w:t>
       </w:r>
+      <w:proofErr w:type="spellStart"/>
       <w:r>
         <w:rPr>
           <w:b/>
           <w:bCs/>
         </w:rPr>
-        <w:t>NotFound-Seite</w:t>
+        <w:t>NotFound</w:t>
+      </w:r>
+      <w:proofErr w:type="spellEnd"/>
+      <w:r>
+        <w:rPr>
+          <w:b/>
+          <w:bCs/>
+        </w:rPr>
+        <w:t>-Seite</w:t>
       </w:r>
       <w:r>
         <w:t>. Diese wird automatisch angezeigt, wenn ein Benutzer eine ungültige oder nicht vorhandene URL aufruft. Dadurch erhält der Nutzer eine verständliche Rückmeldung, anstatt auf einer leeren oder fehlerhaften Seite zu landen.</w:t>
@@ -6788,10 +8907,18 @@
       <w:pPr>
         <w:pStyle w:val="berschrift1"/>
       </w:pPr>
-      <w:bookmarkStart w:id="31" w:name="_Toc233128737"/>
+      <w:bookmarkStart w:id="31" w:name="_Toc233208642"/>
       <w:r>
         <w:lastRenderedPageBreak/>
-        <w:t>8 Supabase Open-Source-Plattform</w:t>
+        <w:t xml:space="preserve">8 </w:t>
+      </w:r>
+      <w:proofErr w:type="spellStart"/>
+      <w:r>
+        <w:t>Supabase</w:t>
+      </w:r>
+      <w:proofErr w:type="spellEnd"/>
+      <w:r>
+        <w:t xml:space="preserve"> Open-Source-Plattform</w:t>
       </w:r>
       <w:bookmarkEnd w:id="31"/>
     </w:p>
@@ -6799,25 +8926,70 @@
       <w:pPr>
         <w:pStyle w:val="berschrift2"/>
       </w:pPr>
-      <w:bookmarkStart w:id="32" w:name="_Toc233128738"/>
-      <w:r>
-        <w:t>8.1 Einarbeitung in Supabase</w:t>
+      <w:bookmarkStart w:id="32" w:name="_Toc233208643"/>
+      <w:r>
+        <w:t xml:space="preserve">8.1 Einarbeitung in </w:t>
+      </w:r>
+      <w:proofErr w:type="spellStart"/>
+      <w:r>
+        <w:t>Supabase</w:t>
       </w:r>
       <w:bookmarkEnd w:id="32"/>
-    </w:p>
-    <w:p>
-      <w:r>
-        <w:t>Bevor ich mit Supabase gearbeitet habe, informierte ich mich zunächst darüber, was Supabase überhaupt ist und welche Möglichkeiten die Plattform bietet. Es war mir wichtig, die Funktionsweise und die verschiedenen Einsatzmöglichkeiten zu verstehen, damit ich eine fundierte Entscheidung für mein Projekt treffen konnte. Durch diese Recherche erhielt ich einen guten Überblick über die angebotenen Funktionen und konnte besser einschätzen, wie ich Supabase in meiner Anwendung einsetzen kann.</w:t>
-      </w:r>
-    </w:p>
-    <w:p>
-      <w:r>
-        <w:t>Anschliessend erstellte ich einen eigenen Account bei Supabase, um ein neues Projekt anzulegen. Dies war notwendig, damit ich die verschiedenen Funktionen der Plattform, wie beispielsweise die Datenbankverwaltung und die Anbindung an meine Anwendung, nutzen konnte. Nach der erfolgreichen Registrierung richtete ich mein Projekt ein und erhielt damit Zugriff auf die Entwicklungsumgebung.</w:t>
-      </w:r>
-    </w:p>
-    <w:p>
-      <w:r>
-        <w:t>Nachdem das Projekt erstellt war, nahm ich mir zunächst Zeit, die Benutzeroberfläche von Supabase zu erkunden. Da ich bisher noch keine Erfahrung mit diesem Tool hatte, musste ich mich zuerst orientieren und herausfinden, wo sich die einzelnen Funktionen befinden. Ich probierte verschiedene Bereiche aus und verschaffte mir einen Überblick über die verfügbaren Möglichkeiten.</w:t>
+      <w:proofErr w:type="spellEnd"/>
+    </w:p>
+    <w:p>
+      <w:r>
+        <w:t xml:space="preserve">Bevor ich mit </w:t>
+      </w:r>
+      <w:proofErr w:type="spellStart"/>
+      <w:r>
+        <w:t>Supabase</w:t>
+      </w:r>
+      <w:proofErr w:type="spellEnd"/>
+      <w:r>
+        <w:t xml:space="preserve"> gearbeitet habe, informierte ich mich zunächst darüber, was </w:t>
+      </w:r>
+      <w:proofErr w:type="spellStart"/>
+      <w:r>
+        <w:t>Supabase</w:t>
+      </w:r>
+      <w:proofErr w:type="spellEnd"/>
+      <w:r>
+        <w:t xml:space="preserve"> überhaupt ist und welche Möglichkeiten die Plattform bietet. Es war mir wichtig, die Funktionsweise und die verschiedenen Einsatzmöglichkeiten zu verstehen, damit ich eine fundierte Entscheidung für mein Projekt treffen konnte. Durch diese Recherche erhielt ich einen guten Überblick über die angebotenen Funktionen und konnte besser einschätzen, wie ich </w:t>
+      </w:r>
+      <w:proofErr w:type="spellStart"/>
+      <w:r>
+        <w:t>Supabase</w:t>
+      </w:r>
+      <w:proofErr w:type="spellEnd"/>
+      <w:r>
+        <w:t xml:space="preserve"> in meiner Anwendung einsetzen kann.</w:t>
+      </w:r>
+    </w:p>
+    <w:p>
+      <w:r>
+        <w:t xml:space="preserve">Anschliessend erstellte ich einen eigenen Account bei </w:t>
+      </w:r>
+      <w:proofErr w:type="spellStart"/>
+      <w:r>
+        <w:t>Supabase</w:t>
+      </w:r>
+      <w:proofErr w:type="spellEnd"/>
+      <w:r>
+        <w:t>, um ein neues Projekt anzulegen. Dies war notwendig, damit ich die verschiedenen Funktionen der Plattform, wie beispielsweise die Datenbankverwaltung und die Anbindung an meine Anwendung, nutzen konnte. Nach der erfolgreichen Registrierung richtete ich mein Projekt ein und erhielt damit Zugriff auf die Entwicklungsumgebung.</w:t>
+      </w:r>
+    </w:p>
+    <w:p>
+      <w:r>
+        <w:t xml:space="preserve">Nachdem das Projekt erstellt war, nahm ich mir zunächst Zeit, die Benutzeroberfläche von </w:t>
+      </w:r>
+      <w:proofErr w:type="spellStart"/>
+      <w:r>
+        <w:t>Supabase</w:t>
+      </w:r>
+      <w:proofErr w:type="spellEnd"/>
+      <w:r>
+        <w:t xml:space="preserve"> zu erkunden. Da ich bisher noch keine Erfahrung mit diesem Tool hatte, musste ich mich zuerst orientieren und herausfinden, wo sich die einzelnen Funktionen befinden. Ich probierte verschiedene Bereiche aus und verschaffte mir einen Überblick über die verfügbaren Möglichkeiten.</w:t>
       </w:r>
     </w:p>
     <w:p>
@@ -6829,15 +9001,36 @@
       <w:pPr>
         <w:pStyle w:val="berschrift2"/>
       </w:pPr>
-      <w:bookmarkStart w:id="33" w:name="_Toc233128739"/>
-      <w:r>
-        <w:t>8.2 Projektvorbereitung in Supabase</w:t>
+      <w:bookmarkStart w:id="33" w:name="_Toc233208644"/>
+      <w:r>
+        <w:t xml:space="preserve">8.2 Projektvorbereitung in </w:t>
+      </w:r>
+      <w:proofErr w:type="spellStart"/>
+      <w:r>
+        <w:t>Supabase</w:t>
       </w:r>
       <w:bookmarkEnd w:id="33"/>
-    </w:p>
-    <w:p>
-      <w:r>
-        <w:t>Nachdem das Projekt erstellt war, nahm ich mir zunächst Zeit, die Benutzeroberfläche von Supabase zu erkunden. Da ich bisher noch keine Erfahrung mit diesem Tool hatte, musste ich mich zuerst orientieren und herausfinden, wo sich die einzelnen Funktionen befinden. Ich probierte verschiedene Bereiche aus und verschaƯte mir einen Überblick über die verfügbaren Möglichkeiten.</w:t>
+      <w:proofErr w:type="spellEnd"/>
+    </w:p>
+    <w:p>
+      <w:r>
+        <w:t xml:space="preserve">Nachdem das Projekt erstellt war, nahm ich mir zunächst Zeit, die Benutzeroberfläche von </w:t>
+      </w:r>
+      <w:proofErr w:type="spellStart"/>
+      <w:r>
+        <w:t>Supabase</w:t>
+      </w:r>
+      <w:proofErr w:type="spellEnd"/>
+      <w:r>
+        <w:t xml:space="preserve"> zu erkunden. Da ich bisher noch keine Erfahrung mit diesem Tool hatte, musste ich mich zuerst orientieren und herausfinden, wo sich die einzelnen Funktionen befinden. Ich probierte verschiedene Bereiche aus und </w:t>
+      </w:r>
+      <w:proofErr w:type="spellStart"/>
+      <w:r>
+        <w:t>verschaƯte</w:t>
+      </w:r>
+      <w:proofErr w:type="spellEnd"/>
+      <w:r>
+        <w:t xml:space="preserve"> mir einen Überblick über die verfügbaren Möglichkeiten.</w:t>
       </w:r>
     </w:p>
     <w:p>
@@ -6855,7 +9048,7 @@
       <w:pPr>
         <w:pStyle w:val="berschrift2"/>
       </w:pPr>
-      <w:bookmarkStart w:id="34" w:name="_Toc233128740"/>
+      <w:bookmarkStart w:id="34" w:name="_Toc233208645"/>
       <w:r>
         <w:lastRenderedPageBreak/>
         <w:t>8.3 Tabellen erstellen</w:t>
@@ -6876,7 +9069,15 @@
         <w:t xml:space="preserve"> </w:t>
       </w:r>
       <w:r>
-        <w:t>dafür, die Tabelle Drivers anzulegen, da sie im Vergleich zu den anderen Tabellen einfacher aufgebaut ist und weniger Spalten benötigt. Dadurch eignete sie sich ideal als Einstieg, um den Aufbau einer Tabelle in Supabase auszuprobieren und erste Erfahrungen zu sammeln.</w:t>
+        <w:t xml:space="preserve">dafür, die Tabelle Drivers anzulegen, da sie im Vergleich zu den anderen Tabellen einfacher aufgebaut ist und weniger Spalten benötigt. Dadurch eignete sie sich ideal als Einstieg, um den Aufbau einer Tabelle in </w:t>
+      </w:r>
+      <w:proofErr w:type="spellStart"/>
+      <w:r>
+        <w:t>Supabase</w:t>
+      </w:r>
+      <w:proofErr w:type="spellEnd"/>
+      <w:r>
+        <w:t xml:space="preserve"> auszuprobieren und erste Erfahrungen zu sammeln.</w:t>
       </w:r>
     </w:p>
     <w:p>
@@ -6888,7 +9089,7 @@
       <w:pPr>
         <w:pStyle w:val="berschrift3"/>
       </w:pPr>
-      <w:bookmarkStart w:id="35" w:name="_Toc233128741"/>
+      <w:bookmarkStart w:id="35" w:name="_Toc233208646"/>
       <w:r>
         <w:t>8.3.1 Verbindungen zwischen den Tabellen</w:t>
       </w:r>
@@ -6908,7 +9109,7 @@
       <w:pPr>
         <w:pStyle w:val="berschrift2"/>
       </w:pPr>
-      <w:bookmarkStart w:id="36" w:name="_Toc233128742"/>
+      <w:bookmarkStart w:id="36" w:name="_Toc233208647"/>
       <w:r>
         <w:t>8.3.2 Überprüfung der Tabellen</w:t>
       </w:r>
@@ -6923,7 +9124,7 @@
       <w:pPr>
         <w:pStyle w:val="berschrift1"/>
       </w:pPr>
-      <w:bookmarkStart w:id="37" w:name="_Toc233128743"/>
+      <w:bookmarkStart w:id="37" w:name="_Toc233208648"/>
       <w:r>
         <w:lastRenderedPageBreak/>
         <w:t>9 Testdaten und Import der CSV-Dateien</w:t>
@@ -6934,7 +9135,7 @@
       <w:pPr>
         <w:pStyle w:val="berschrift2"/>
       </w:pPr>
-      <w:bookmarkStart w:id="38" w:name="_Toc233128744"/>
+      <w:bookmarkStart w:id="38" w:name="_Toc233208649"/>
       <w:r>
         <w:t>9.1 Erstellung und Überprüfung der Testdaten</w:t>
       </w:r>
@@ -6960,7 +9161,7 @@
       <w:pPr>
         <w:pStyle w:val="berschrift2"/>
       </w:pPr>
-      <w:bookmarkStart w:id="39" w:name="_Toc233128745"/>
+      <w:bookmarkStart w:id="39" w:name="_Toc233208650"/>
       <w:r>
         <w:t>9.2 Erster Versuch des CSV-Imports</w:t>
       </w:r>
@@ -6968,19 +9169,35 @@
     </w:p>
     <w:p>
       <w:r>
-        <w:t>Für den Import der vollständigen Datensätze verwendete ich CSV-Dateien. Ich wählte die entsprechenden Dateien aus und startete den Importvorgang. Dabei trat jedoch sofort ein Problem auf: Supabase meldete einen Fehler, weil die Zeichenfolge \N in den Dateien nicht verarbeitet werden konnte. Da diese Einträge fehlende Werte darstellten, ersetzte ich sie durch leere Felder und versuchte den Import erneut.</w:t>
-      </w:r>
-    </w:p>
-    <w:p>
-      <w:r>
-        <w:t>Leider war dies nicht die eigentliche Ursache des Problems. Nach weiterer Fehlersuche stellte ich fest, dass die Spaltennamen in meinen Datenbanktabellen nicht mit den Spaltennamen der CSV-Dateien übereinstimmten. Dadurch konnte Supabase die Daten nicht korrekt zuordnen. An diesem Punkt musste ich entscheiden, ob ich sämtliche Tabellen neu erstellen oder die Spaltennamen in den CSV-Dateien anpassen sollte. Um Zeit zu sparen, entschied ich mich dafür, die CSV-Dateien zu bearbeiten und die entsprechenden Spaltennamen anzupassen. Diese Änderung führte ich bei allen Dateien durch, die später importiert werden sollten.</w:t>
+        <w:t xml:space="preserve">Für den Import der vollständigen Datensätze verwendete ich CSV-Dateien. Ich wählte die entsprechenden Dateien aus und startete den Importvorgang. Dabei trat jedoch sofort ein Problem auf: </w:t>
+      </w:r>
+      <w:proofErr w:type="spellStart"/>
+      <w:r>
+        <w:t>Supabase</w:t>
+      </w:r>
+      <w:proofErr w:type="spellEnd"/>
+      <w:r>
+        <w:t xml:space="preserve"> meldete einen Fehler, weil die Zeichenfolge \N in den Dateien nicht verarbeitet werden konnte. Da diese Einträge fehlende Werte darstellten, ersetzte ich sie durch leere Felder und versuchte den Import erneut.</w:t>
+      </w:r>
+    </w:p>
+    <w:p>
+      <w:r>
+        <w:t xml:space="preserve">Leider war dies nicht die eigentliche Ursache des Problems. Nach weiterer Fehlersuche stellte ich fest, dass die Spaltennamen in meinen Datenbanktabellen nicht mit den Spaltennamen der CSV-Dateien übereinstimmten. Dadurch konnte </w:t>
+      </w:r>
+      <w:proofErr w:type="spellStart"/>
+      <w:r>
+        <w:t>Supabase</w:t>
+      </w:r>
+      <w:proofErr w:type="spellEnd"/>
+      <w:r>
+        <w:t xml:space="preserve"> die Daten nicht korrekt zuordnen. An diesem Punkt musste ich entscheiden, ob ich sämtliche Tabellen neu erstellen oder die Spaltennamen in den CSV-Dateien anpassen sollte. Um Zeit zu sparen, entschied ich mich dafür, die CSV-Dateien zu bearbeiten und die entsprechenden Spaltennamen anzupassen. Diese Änderung führte ich bei allen Dateien durch, die später importiert werden sollten.</w:t>
       </w:r>
     </w:p>
     <w:p>
       <w:pPr>
         <w:pStyle w:val="berschrift2"/>
       </w:pPr>
-      <w:bookmarkStart w:id="40" w:name="_Toc233128746"/>
+      <w:bookmarkStart w:id="40" w:name="_Toc233208651"/>
       <w:r>
         <w:t>9.3 Anpassung der CSV-Dateien</w:t>
       </w:r>
@@ -7004,7 +9221,7 @@
       <w:pPr>
         <w:pStyle w:val="berschrift2"/>
       </w:pPr>
-      <w:bookmarkStart w:id="41" w:name="_Toc233128747"/>
+      <w:bookmarkStart w:id="41" w:name="_Toc233208652"/>
       <w:r>
         <w:t>9.4 Neuerstellung der Tabellen</w:t>
       </w:r>
@@ -7025,7 +9242,7 @@
       <w:pPr>
         <w:pStyle w:val="berschrift2"/>
       </w:pPr>
-      <w:bookmarkStart w:id="42" w:name="_Toc233128748"/>
+      <w:bookmarkStart w:id="42" w:name="_Toc233208653"/>
       <w:r>
         <w:t>9.5 Abschliessende Kontrolle</w:t>
       </w:r>
@@ -7040,7 +9257,7 @@
       <w:pPr>
         <w:pStyle w:val="berschrift1"/>
       </w:pPr>
-      <w:bookmarkStart w:id="43" w:name="_Toc233128749"/>
+      <w:bookmarkStart w:id="43" w:name="_Toc233208654"/>
       <w:r>
         <w:t xml:space="preserve">10 </w:t>
       </w:r>
@@ -7053,7 +9270,7 @@
       <w:pPr>
         <w:pStyle w:val="berschrift2"/>
       </w:pPr>
-      <w:bookmarkStart w:id="44" w:name="_Toc233128750"/>
+      <w:bookmarkStart w:id="44" w:name="_Toc233208655"/>
       <w:r>
         <w:t>10.</w:t>
       </w:r>
@@ -7074,7 +9291,7 @@
       <w:pPr>
         <w:pStyle w:val="berschrift2"/>
       </w:pPr>
-      <w:bookmarkStart w:id="45" w:name="_Toc233128751"/>
+      <w:bookmarkStart w:id="45" w:name="_Toc233208656"/>
       <w:r>
         <w:t xml:space="preserve">10.2 </w:t>
       </w:r>
@@ -7090,14 +9307,30 @@
     </w:p>
     <w:p>
       <w:r>
-        <w:t>Nach einer genaueren Untersuchung stellte sich jedoch heraus, dass die Ursache für den schwarze Bildschirm nicht die Datenbank war. Der Fehler lag in der Programmierung der Navigationsleiste (Navbar). Durch einen Fehler im Code konnte die Webseite nicht korrekt gerendert werden. Nachdem ich die Navbar korrigiert hatte, wurde die Webseite wieder ordnungsgemäss angezeigt.</w:t>
+        <w:t>Nach einer genaueren Untersuchung stellte sich jedoch heraus, dass die Ursache für den schwarze Bildschirm nicht die Datenbank war. Der Fehler lag in der Programmierung der Navigationsleiste (</w:t>
+      </w:r>
+      <w:proofErr w:type="spellStart"/>
+      <w:r>
+        <w:t>Navbar</w:t>
+      </w:r>
+      <w:proofErr w:type="spellEnd"/>
+      <w:r>
+        <w:t xml:space="preserve">). Durch einen Fehler im Code konnte die Webseite nicht korrekt gerendert werden. Nachdem ich die </w:t>
+      </w:r>
+      <w:proofErr w:type="spellStart"/>
+      <w:r>
+        <w:t>Navbar</w:t>
+      </w:r>
+      <w:proofErr w:type="spellEnd"/>
+      <w:r>
+        <w:t xml:space="preserve"> korrigiert hatte, wurde die Webseite wieder ordnungsgemäss angezeigt.</w:t>
       </w:r>
     </w:p>
     <w:p>
       <w:pPr>
         <w:pStyle w:val="berschrift2"/>
       </w:pPr>
-      <w:bookmarkStart w:id="46" w:name="_Toc233128752"/>
+      <w:bookmarkStart w:id="46" w:name="_Toc233208657"/>
       <w:r>
         <w:lastRenderedPageBreak/>
         <w:t xml:space="preserve">10.3 </w:t>
@@ -7114,14 +9347,22 @@
     </w:p>
     <w:p>
       <w:r>
-        <w:t>Dabei überprüfte ich sowohl den React-Code als auch die Verbindung zu Supabase. Ich kontrollierte die Abfragen, die Konfiguration sowie die Datenbankstruktur, konnte jedoch zunächst keinen Fehler finden. Dies machte die Fehlersuche besonders zeitaufwendig.</w:t>
+        <w:t xml:space="preserve">Dabei überprüfte ich sowohl den React-Code als auch die Verbindung zu </w:t>
+      </w:r>
+      <w:proofErr w:type="spellStart"/>
+      <w:r>
+        <w:t>Supabase</w:t>
+      </w:r>
+      <w:proofErr w:type="spellEnd"/>
+      <w:r>
+        <w:t>. Ich kontrollierte die Abfragen, die Konfiguration sowie die Datenbankstruktur, konnte jedoch zunächst keinen Fehler finden. Dies machte die Fehlersuche besonders zeitaufwendig.</w:t>
       </w:r>
     </w:p>
     <w:p>
       <w:pPr>
         <w:pStyle w:val="berschrift2"/>
       </w:pPr>
-      <w:bookmarkStart w:id="47" w:name="_Toc233128753"/>
+      <w:bookmarkStart w:id="47" w:name="_Toc233208658"/>
       <w:r>
         <w:t xml:space="preserve">10.4 </w:t>
       </w:r>
@@ -7142,14 +9383,22 @@
     </w:p>
     <w:p>
       <w:r>
-        <w:t>Diese Erfahrung zeigte mir, wie wichtig es ist, nicht nur den eigenen Programmcode zu überprüfen, sondern auch die Konfiguration der verwendeten Dienste und Datenbanken zu berücksichtigen. Obwohl die Fehlersuche viel Zeit in Anspruch nahm, konnte ich dadurch ein besseres Verständnis für die Funktionsweise und die Sicherheitsmechanismen von Supabase gewinnen.</w:t>
+        <w:t xml:space="preserve">Diese Erfahrung zeigte mir, wie wichtig es ist, nicht nur den eigenen Programmcode zu überprüfen, sondern auch die Konfiguration der verwendeten Dienste und Datenbanken zu berücksichtigen. Obwohl die Fehlersuche viel Zeit in Anspruch nahm, konnte ich dadurch ein besseres Verständnis für die Funktionsweise und die Sicherheitsmechanismen von </w:t>
+      </w:r>
+      <w:proofErr w:type="spellStart"/>
+      <w:r>
+        <w:t>Supabase</w:t>
+      </w:r>
+      <w:proofErr w:type="spellEnd"/>
+      <w:r>
+        <w:t xml:space="preserve"> gewinnen.</w:t>
       </w:r>
     </w:p>
     <w:p>
       <w:pPr>
         <w:pStyle w:val="berschrift1"/>
       </w:pPr>
-      <w:bookmarkStart w:id="48" w:name="_Toc233128754"/>
+      <w:bookmarkStart w:id="48" w:name="_Toc233208659"/>
       <w:r>
         <w:t xml:space="preserve">11 </w:t>
       </w:r>
@@ -7162,7 +9411,7 @@
       <w:pPr>
         <w:pStyle w:val="berschrift2"/>
       </w:pPr>
-      <w:bookmarkStart w:id="49" w:name="_Toc233128755"/>
+      <w:bookmarkStart w:id="49" w:name="_Toc233208660"/>
       <w:r>
         <w:t xml:space="preserve">11.1 </w:t>
       </w:r>
@@ -7189,7 +9438,7 @@
       <w:pPr>
         <w:pStyle w:val="berschrift2"/>
       </w:pPr>
-      <w:bookmarkStart w:id="50" w:name="_Toc233128756"/>
+      <w:bookmarkStart w:id="50" w:name="_Toc233208661"/>
       <w:r>
         <w:t xml:space="preserve">11.2 </w:t>
       </w:r>
@@ -7212,7 +9461,7 @@
       <w:pPr>
         <w:pStyle w:val="berschrift2"/>
       </w:pPr>
-      <w:bookmarkStart w:id="51" w:name="_Toc233128757"/>
+      <w:bookmarkStart w:id="51" w:name="_Toc233208662"/>
       <w:r>
         <w:t xml:space="preserve">11.3 </w:t>
       </w:r>
@@ -7240,21 +9489,958 @@
       <w:pPr>
         <w:pStyle w:val="berschrift1"/>
       </w:pPr>
-      <w:bookmarkStart w:id="52" w:name="_Toc233128758"/>
+      <w:bookmarkStart w:id="52" w:name="_Toc233208663"/>
+      <w:r>
+        <w:t xml:space="preserve">12 </w:t>
+      </w:r>
+      <w:r>
+        <w:t>Gestaltung der Benutzeroberfläche</w:t>
+      </w:r>
+      <w:bookmarkEnd w:id="52"/>
+    </w:p>
+    <w:p>
+      <w:pPr>
+        <w:pStyle w:val="berschrift2"/>
+      </w:pPr>
+      <w:bookmarkStart w:id="53" w:name="_Toc233208664"/>
+      <w:r>
+        <w:t xml:space="preserve">12.1 </w:t>
+      </w:r>
+      <w:r>
+        <w:t>Ausgangssituation</w:t>
+      </w:r>
+      <w:bookmarkEnd w:id="53"/>
+    </w:p>
+    <w:p>
+      <w:r>
+        <w:t>Nachdem die Such- und Filterfunktionen erfolgreich umgesetzt waren, konnte ich mit einem der wichtigsten Bestandteile des Projekts beginnen: dem Design der Benutzeroberfläche. Zu diesem Zeitpunkt wurden die Daten zwar bereits korrekt aus der Datenbank geladen und angezeigt, jedoch waren sie lediglich in einer einfachen Liste dargestellt. Die Anwendung erfüllte somit zwar ihren Zweck, wirkte jedoch optisch noch wenig ansprechend.</w:t>
+      </w:r>
+    </w:p>
+    <w:p>
+      <w:r>
+        <w:t xml:space="preserve">Da die Benutzerfreundlichkeit und das Erscheinungsbild einer Anwendung einen grossen Einfluss auf die Nutzererfahrung haben, wollte ich die Darstellung der Daten </w:t>
+      </w:r>
+      <w:r>
+        <w:lastRenderedPageBreak/>
+        <w:t>deutlich verbessern. Mein Ziel war es, die Informationen übersichtlich, modern und ansprechend zu präsentieren, sodass die Anwendung nicht nur funktional, sondern auch optisch überzeugend ist.</w:t>
+      </w:r>
+    </w:p>
+    <w:p>
+      <w:pPr>
+        <w:pStyle w:val="berschrift2"/>
+      </w:pPr>
+      <w:bookmarkStart w:id="54" w:name="_Toc233208665"/>
+      <w:r>
+        <w:t xml:space="preserve">12.2 </w:t>
+      </w:r>
+      <w:r>
+        <w:t>Erstellung der CSS-Dateien</w:t>
+      </w:r>
+      <w:bookmarkEnd w:id="54"/>
+    </w:p>
+    <w:p>
+      <w:r>
+        <w:t>Für die Gestaltung der Webseite verwendete ich CSS-Dateien. Mit deren Hilfe konnte ich das Layout, die Farben, die Abstände sowie weitere Designelemente individuell anpassen. Dabei entschied ich mich, für die verschiedenen Seiten jeweils eigene CSS-Dateien zu erstellen. Dadurch blieb der Code übersichtlich und die Gestaltung der einzelnen Bereiche konnte unabhängig voneinander angepasst werden.</w:t>
+      </w:r>
+    </w:p>
+    <w:p>
+      <w:r>
+        <w:t>Zu den gestalteten Seiten gehörten unter anderem die Home-Seite sowie die Seiten für Fahrer, Teams und Rennen. Jede dieser Seiten erhielt ein eigenes Design, das an die jeweiligen Inhalte angepasst wurde. Zusätzlich achtete ich darauf, dass die Darstellung auf verschiedenen Bildschirmgrössen möglichst gut funktioniert und die Inhalte übersichtlich angeordnet sind.</w:t>
+      </w:r>
+    </w:p>
+    <w:p>
+      <w:pPr>
+        <w:pStyle w:val="berschrift2"/>
+      </w:pPr>
+      <w:bookmarkStart w:id="55" w:name="_Toc233208666"/>
+      <w:r>
+        <w:t xml:space="preserve">12.3 </w:t>
+      </w:r>
+      <w:r>
+        <w:t>Hoher Zeitaufwand</w:t>
+      </w:r>
+      <w:bookmarkEnd w:id="55"/>
+    </w:p>
+    <w:p>
+      <w:r>
+        <w:t>Die Gestaltung der Benutzeroberfläche nahm deutlich mehr Zeit in Anspruch als ursprünglich erwartet. Obwohl CSS auf den ersten Blick einfach wirkt, erfordert die Entwicklung eines ansprechenden Designs viel Feinarbeit. Häufig mussten einzelne Elemente mehrfach angepasst werden, bis die gewünschte Darstellung erreicht wurde.</w:t>
+      </w:r>
+    </w:p>
+    <w:p>
+      <w:r>
+        <w:t>Da für jede Seite eine eigene CSS-Datei erstellt und getestet werden musste, summierte sich der Arbeitsaufwand schnell. Besonders die Anpassung von Abständen, Schriftgrössen, Farben und responsiven Layouts benötigte viel Zeit. Zudem musste jede Änderung direkt im Browser überprüft werden, um sicherzustellen, dass das Ergebnis den Erwartungen entspricht.</w:t>
+      </w:r>
+    </w:p>
+    <w:p>
+      <w:pPr>
+        <w:pStyle w:val="berschrift2"/>
+      </w:pPr>
+      <w:bookmarkStart w:id="56" w:name="_Toc233208667"/>
+      <w:r>
+        <w:t xml:space="preserve">12.4 </w:t>
+      </w:r>
+      <w:r>
+        <w:t>Ergebnis</w:t>
+      </w:r>
+      <w:bookmarkEnd w:id="56"/>
+    </w:p>
+    <w:p>
+      <w:r>
+        <w:t>Trotz des hohen Zeitaufwands konnte ich die Darstellung der Anwendung deutlich verbessern. Die zuvor einfachen Listen wurden in eine wesentlich übersichtlichere und optisch ansprechendere Form gebracht. Dadurch wirkt die Anwendung professioneller und bietet den Nutzern eine bessere Benutzererfahrung.</w:t>
+      </w:r>
+    </w:p>
+    <w:p>
+      <w:r>
+        <w:t>Dieser Arbeitsschritt war für das Projekt besonders wichtig, da eine gut gestaltete Oberfläche nicht nur die Bedienung erleichtert, sondern auch einen positiven Gesamteindruck der Anwendung vermittelt.</w:t>
+      </w:r>
+    </w:p>
+    <w:p>
+      <w:pPr>
+        <w:pStyle w:val="berschrift1"/>
+      </w:pPr>
+      <w:bookmarkStart w:id="57" w:name="_Toc233208668"/>
+      <w:r>
+        <w:lastRenderedPageBreak/>
+        <w:t xml:space="preserve">13 </w:t>
+      </w:r>
+      <w:r>
+        <w:t>Veröffentlichung der Webseite mit GitHub Pages</w:t>
+      </w:r>
+      <w:bookmarkEnd w:id="57"/>
+    </w:p>
+    <w:p>
+      <w:pPr>
+        <w:pStyle w:val="berschrift2"/>
+      </w:pPr>
+      <w:bookmarkStart w:id="58" w:name="_Toc233208669"/>
+      <w:r>
+        <w:t xml:space="preserve">13.1 </w:t>
+      </w:r>
+      <w:r>
+        <w:t>Vorbereitung der Veröffentlichung</w:t>
+      </w:r>
+      <w:bookmarkEnd w:id="58"/>
+    </w:p>
+    <w:p>
+      <w:r>
+        <w:t>Nachdem die Entwicklung der Anwendung weitgehend abgeschlossen war, stand als letzter grosser Schritt die Veröffentlichung der Webseite an. Dafür entschied ich mich für GitHub Pages. GitHub Pages ermöglicht es, statische Webseiten direkt aus einem GitHub-Repository zu veröffentlichen und online bereitzustellen. Der Dienst ist einfach zu nutzen und verursacht keine zusätzlichen Kosten, weshalb er sich sehr gut für mein Projekt eignete.</w:t>
+      </w:r>
+    </w:p>
+    <w:p>
+      <w:r>
+        <w:t>Bevor die Webseite veröffentlicht werden konnte, mussten verschiedene Einstellungen vorgenommen werden. Dazu gehörte unter anderem die Konfiguration des Projekts, damit die Anwendung korrekt gebaut und anschliessend auf GitHub Pages bereitgestellt werden kann. Dieser Teil verlief grösstenteils problemlos, sodass ich die notwendigen Einstellungen ohne grössere Schwierigkeiten vornehmen konnte.</w:t>
+      </w:r>
+    </w:p>
+    <w:p>
+      <w:pPr>
+        <w:pStyle w:val="berschrift2"/>
+      </w:pPr>
+      <w:bookmarkStart w:id="59" w:name="_Toc233208670"/>
+      <w:r>
+        <w:t xml:space="preserve">13.2 </w:t>
+      </w:r>
+      <w:r>
+        <w:t>Erstellung der GitHub-Actions-Konfiguration</w:t>
+      </w:r>
+      <w:bookmarkEnd w:id="59"/>
+    </w:p>
+    <w:p>
+      <w:r>
+        <w:t xml:space="preserve">Für die automatische Bereitstellung der Webseite musste zusätzlich eine YAML-Datei erstellt werden. Diese Datei definiert die GitHub Actions, welche den </w:t>
+      </w:r>
+      <w:proofErr w:type="spellStart"/>
+      <w:r>
+        <w:t>Build</w:t>
+      </w:r>
+      <w:proofErr w:type="spellEnd"/>
+      <w:r>
+        <w:t>-Prozess ausführen und die fertige Webseite auf GitHub Pages veröffentlichen.</w:t>
+      </w:r>
+    </w:p>
+    <w:p>
+      <w:r>
+        <w:t>Bei diesem Schritt unterlief mir jedoch ein Fehler. Die YAML-Datei wurde zunächst im falschen Verzeichnis erstellt. Dadurch konnte GitHub die Konfiguration nicht erkennen, weshalb der Veröffentlichungsprozess beim Pushen des Projekts nicht funktionierte. Nachdem ich die Ursache gefunden hatte, löschte ich die falsch platzierte Datei und erstellte sie erneut am korrekten Speicherort. Anschliessend wurde die Konfiguration von GitHub erkannt und der Veröffentlichungsprozess funktionierte wie vorgesehen.</w:t>
+      </w:r>
+    </w:p>
+    <w:p>
+      <w:pPr>
+        <w:pStyle w:val="berschrift2"/>
+      </w:pPr>
+      <w:bookmarkStart w:id="60" w:name="_Toc233208671"/>
+      <w:r>
+        <w:t>13.3</w:t>
+      </w:r>
+      <w:r>
+        <w:t xml:space="preserve"> </w:t>
+      </w:r>
+      <w:r>
+        <w:t>Fehlersuche bei der veröffentlichten Webseite</w:t>
+      </w:r>
+      <w:bookmarkEnd w:id="60"/>
+    </w:p>
+    <w:p>
+      <w:r>
+        <w:t>Obwohl die Veröffentlichung nun erfolgreich durchgeführt wurde, trat ein weiteres Problem auf. Die Webseite wurde online nicht korrekt angezeigt. Einzelne Inhalte fehlten und die Anwendung konnte nicht vollständig geladen werden.</w:t>
+      </w:r>
+    </w:p>
+    <w:p>
+      <w:r>
+        <w:t>Die Fehlersuche erwies sich als zeitaufwendig, da zunächst unklar war, wodurch das Problem verursacht wurde. Ich überprüfte verschiedene Einstellungen, kontrollierte die Build-Konfiguration und analysierte die Fehlermeldungen im Browser. Nach längerer Suche stellte sich schliesslich heraus, dass eine wichtige Datei im falschen Verzeichnis gespeichert war.</w:t>
+      </w:r>
+    </w:p>
+    <w:p>
+      <w:r>
+        <w:t xml:space="preserve">Da sich die Datei nicht am erwarteten Speicherort befand, konnte sie beim Laden der Webseite nicht gefunden werden. Dies führte dazu, dass Teile der Anwendung nicht korrekt aufgebaut werden konnten. Nachdem die Datei in das richtige Verzeichnis </w:t>
+      </w:r>
+      <w:r>
+        <w:lastRenderedPageBreak/>
+        <w:t>verschoben worden war, funktionierte die Webseite wie erwartet und wurde vollständig angezeigt.</w:t>
+      </w:r>
+    </w:p>
+    <w:p>
+      <w:pPr>
+        <w:pStyle w:val="berschrift2"/>
+      </w:pPr>
+      <w:bookmarkStart w:id="61" w:name="_Toc233208672"/>
+      <w:r>
+        <w:t xml:space="preserve">13.4 </w:t>
+      </w:r>
+      <w:r>
+        <w:t>Abschluss der Veröffentlichung</w:t>
+      </w:r>
+      <w:bookmarkEnd w:id="61"/>
+    </w:p>
+    <w:p>
+      <w:r>
+        <w:t>Nach der Behebung dieses Fehlers konnte die Anwendung erfolgreich über GitHub Pages bereitgestellt werden. Die Webseite war nun online erreichbar und alle Funktionen arbeiteten korrekt. Damit war die technische Umsetzung des Projekts abgeschlossen und die Anwendung konnte von anderen Personen genutzt und getestet werden.</w:t>
+      </w:r>
+    </w:p>
+    <w:p>
+      <w:r>
+        <w:t>Dieser Arbeitsschritt zeigte nochmals, wie wichtig eine saubere Projektstruktur und die korrekte Organisation der Dateien sind. Bereits kleine Fehler bei der Ablage von Dateien können dazu führen, dass eine Anwendung nicht ordnungsgemäss funktioniert, obwohl der eigentliche Code korrekt ist.</w:t>
+      </w:r>
+    </w:p>
+    <w:p>
+      <w:pPr>
+        <w:pStyle w:val="berschrift1"/>
+      </w:pPr>
+      <w:bookmarkStart w:id="62" w:name="_Toc233208673"/>
+      <w:r>
+        <w:t xml:space="preserve">14 </w:t>
+      </w:r>
+      <w:r>
+        <w:t>Integration der Progressive Web App (PWA)</w:t>
+      </w:r>
+      <w:bookmarkEnd w:id="62"/>
+    </w:p>
+    <w:p>
+      <w:pPr>
+        <w:pStyle w:val="berschrift2"/>
+      </w:pPr>
+      <w:bookmarkStart w:id="63" w:name="_Toc233208674"/>
+      <w:r>
+        <w:t xml:space="preserve">14.1 </w:t>
+      </w:r>
+      <w:r>
+        <w:t>Entscheidung für eine PWA</w:t>
+      </w:r>
+      <w:bookmarkEnd w:id="63"/>
+    </w:p>
+    <w:p>
+      <w:r>
+        <w:t>Nachdem die Webseite erfolgreich fertiggestellt und online veröffentlicht worden war, fehlte nur noch ein letzter wichtiger Schritt: die Integration einer Progressive Web App (PWA). Eine PWA ermöglicht es, eine Webseite wie eine normale App auf einem Smartphone oder Tablet zu installieren und zu nutzen. Dadurch können Nutzer die Anwendung direkt über ihren Startbildschirm öffnen, ohne jedes Mal den Browser aufrufen zu müssen.</w:t>
+      </w:r>
+    </w:p>
+    <w:p>
+      <w:r>
+        <w:t>Ich entschied mich bewusst für diese Erweiterung, da mobile Anwendungen heutzutage sehr beliebt sind und von vielen Nutzern bevorzugt werden. Durch die PWA-Funktion erhält die Anwendung ein moderneres Erscheinungsbild und bietet eine benutzerfreundlichere Nutzung auf mobilen Geräten.</w:t>
+      </w:r>
+    </w:p>
+    <w:p>
+      <w:pPr>
+        <w:pStyle w:val="berschrift2"/>
+      </w:pPr>
+      <w:bookmarkStart w:id="64" w:name="_Toc233208675"/>
+      <w:r>
+        <w:t xml:space="preserve">14.2 </w:t>
+      </w:r>
+      <w:r>
+        <w:t>Einrichtung der PWA</w:t>
+      </w:r>
+      <w:bookmarkEnd w:id="64"/>
+    </w:p>
+    <w:p>
+      <w:r>
+        <w:t>Für die Integration der PWA mussten verschiedene Dateien und Konfigurationen hinzugefügt werden. Dazu gehörten unter anderem die benötigten Einstellungen für das Manifest sowie weitere Dateien, die für die Installation und den Betrieb der Anwendung als PWA erforderlich sind.</w:t>
+      </w:r>
+    </w:p>
+    <w:p>
+      <w:r>
+        <w:t xml:space="preserve">Nachdem ich die notwendigen Anpassungen vorgenommen hatte, musste ich die Anwendung mit dem Befehl </w:t>
+      </w:r>
+      <w:proofErr w:type="spellStart"/>
+      <w:r>
+        <w:t>npm</w:t>
+      </w:r>
+      <w:proofErr w:type="spellEnd"/>
+      <w:r>
+        <w:t xml:space="preserve"> </w:t>
+      </w:r>
+      <w:proofErr w:type="spellStart"/>
+      <w:r>
+        <w:t>run</w:t>
+      </w:r>
+      <w:proofErr w:type="spellEnd"/>
+      <w:r>
+        <w:t xml:space="preserve"> </w:t>
+      </w:r>
+      <w:proofErr w:type="spellStart"/>
+      <w:r>
+        <w:t>build</w:t>
+      </w:r>
+      <w:proofErr w:type="spellEnd"/>
+      <w:r>
+        <w:t xml:space="preserve"> neu erstellen. Dabei traten jedoch Probleme auf, da der </w:t>
+      </w:r>
+      <w:proofErr w:type="spellStart"/>
+      <w:r>
+        <w:t>Build</w:t>
+      </w:r>
+      <w:proofErr w:type="spellEnd"/>
+      <w:r>
+        <w:t>-Prozess nicht erfolgreich ausgeführt werden konnte. Um eine Lösung zu finden, recherchierte ich die Fehlermeldungen und nutzte zusätzlich eine KI zur Unterstützung. Diese schlug mir ein entsprechendes Skript vor, welches ich in das Projekt integrierte.</w:t>
+      </w:r>
+    </w:p>
+    <w:p>
+      <w:pPr>
+        <w:pStyle w:val="berschrift2"/>
+      </w:pPr>
+      <w:bookmarkStart w:id="65" w:name="_Toc233208676"/>
+      <w:r>
+        <w:lastRenderedPageBreak/>
+        <w:t xml:space="preserve">14.3 </w:t>
+      </w:r>
+      <w:r>
+        <w:t>Schwierigkeiten bei der Umsetzung</w:t>
+      </w:r>
+      <w:bookmarkEnd w:id="65"/>
+    </w:p>
+    <w:p>
+      <w:r>
+        <w:t>Trotz dieser Anpassungen funktionierte die PWA weiterhin nicht wie erwartet. Die Fehlersuche gestaltete sich schwierig, da mehrere mögliche Ursachen infrage kamen. Nach zahlreichen Tests und Anpassungen konnte ich das Problem zunächst nicht selbst lösen.</w:t>
+      </w:r>
+    </w:p>
+    <w:p>
+      <w:r>
+        <w:t>Deshalb entschied ich mich, Unterstützung von meinem Coach Reto einzuholen. Gemeinsam analysierten wir die Fehlermeldungen und überprüften die Projektstruktur. Dabei konnten wir die eigentliche Ursache des Problems identifizieren.</w:t>
+      </w:r>
+    </w:p>
+    <w:p>
+      <w:r>
+        <w:t xml:space="preserve">Ein wesentlicher Grund für die Schwierigkeiten war, dass sich einige Dateien an den falschen Speicherorten befanden. Dadurch konnten wichtige Ressourcen während des </w:t>
+      </w:r>
+      <w:proofErr w:type="spellStart"/>
+      <w:r>
+        <w:t>Build</w:t>
+      </w:r>
+      <w:proofErr w:type="spellEnd"/>
+      <w:r>
+        <w:t>-Prozesses oder beim Start der Anwendung nicht gefunden werden. Diese Fehler waren teilweise schwer zu erkennen und führten dazu, dass die Fehlersuche deutlich mehr Zeit in Anspruch nahm als geplant.</w:t>
+      </w:r>
+    </w:p>
+    <w:p>
+      <w:pPr>
+        <w:pStyle w:val="berschrift2"/>
+      </w:pPr>
+      <w:bookmarkStart w:id="66" w:name="_Toc233208677"/>
+      <w:r>
+        <w:t xml:space="preserve">14.4 </w:t>
+      </w:r>
+      <w:r>
+        <w:t>Erfolgreicher Abschluss</w:t>
+      </w:r>
+      <w:bookmarkEnd w:id="66"/>
+    </w:p>
+    <w:p>
+      <w:r>
+        <w:t>Nachdem die betroffenen Dateien an die richtigen Speicherorte verschoben und die Konfigurationen nochmals überprüft worden waren, funktionierte die PWA schliesslich wie vorgesehen. Die Anwendung konnte nun erfolgreich installiert und wie eine normale App verwendet werden.</w:t>
+      </w:r>
+    </w:p>
+    <w:p>
+      <w:r>
+        <w:t xml:space="preserve">Obwohl dieser Arbeitsschritt mit vielen Herausforderungen verbunden war und deutlich mehr Zeit beanspruchte als erwartet, konnte ich dadurch wertvolle Erfahrungen im Umgang mit PWAs, </w:t>
+      </w:r>
+      <w:proofErr w:type="spellStart"/>
+      <w:r>
+        <w:t>Build</w:t>
+      </w:r>
+      <w:proofErr w:type="spellEnd"/>
+      <w:r>
+        <w:t>-Prozessen und Projektkonfigurationen sammeln. Am Ende war die Integration erfolgreich abgeschlossen und die Anwendung bot den Nutzern sowohl als Webseite als auch als installierbare App eine vollständige Nutzungsmöglichkeit.</w:t>
+      </w:r>
+    </w:p>
+    <w:p>
+      <w:pPr>
+        <w:pStyle w:val="berschrift1"/>
+      </w:pPr>
+      <w:bookmarkStart w:id="67" w:name="_Toc233208678"/>
+      <w:r>
+        <w:lastRenderedPageBreak/>
+        <w:drawing>
+          <wp:anchor distT="0" distB="0" distL="114300" distR="114300" simplePos="0" relativeHeight="251674624" behindDoc="0" locked="0" layoutInCell="1" allowOverlap="1" wp14:anchorId="4F317115" wp14:editId="454F3763">
+            <wp:simplePos x="0" y="0"/>
+            <wp:positionH relativeFrom="column">
+              <wp:posOffset>1420316</wp:posOffset>
+            </wp:positionH>
+            <wp:positionV relativeFrom="paragraph">
+              <wp:posOffset>545723</wp:posOffset>
+            </wp:positionV>
+            <wp:extent cx="1220470" cy="2762250"/>
+            <wp:effectExtent l="0" t="0" r="0" b="0"/>
+            <wp:wrapSquare wrapText="bothSides"/>
+            <wp:docPr id="443136918" name="Grafik 1" descr="Screenshot eines Statistik-Dashboards einer F1-App mit gefilterten Ergebnissen des Australian Grand Prix. Aufgelistet sind Fahrer, Teams und Positionen, wobei Lewis Hamilton auf Platz 1, Nick Heidfeld auf Platz 2 und Nico Rosberg auf Platz 3 stehen; Dropdown-Menüs ermöglichen Auswahl von Teams und Rennen.&#10;"/>
+            <wp:cNvGraphicFramePr>
+              <a:graphicFrameLocks xmlns:a="http://schemas.openxmlformats.org/drawingml/2006/main" noChangeAspect="1"/>
+            </wp:cNvGraphicFramePr>
+            <a:graphic xmlns:a="http://schemas.openxmlformats.org/drawingml/2006/main">
+              <a:graphicData uri="http://schemas.openxmlformats.org/drawingml/2006/picture">
+                <pic:pic xmlns:pic="http://schemas.openxmlformats.org/drawingml/2006/picture">
+                  <pic:nvPicPr>
+                    <pic:cNvPr id="443136918" name="Grafik 1" descr="Screenshot eines Statistik-Dashboards einer F1-App mit gefilterten Ergebnissen des Australian Grand Prix. Aufgelistet sind Fahrer, Teams und Positionen, wobei Lewis Hamilton auf Platz 1, Nick Heidfeld auf Platz 2 und Nico Rosberg auf Platz 3 stehen; Dropdown-Menüs ermöglichen Auswahl von Teams und Rennen.&#10;"/>
+                    <pic:cNvPicPr/>
+                  </pic:nvPicPr>
+                  <pic:blipFill>
+                    <a:blip r:embed="rId14" cstate="print">
+                      <a:extLst>
+                        <a:ext uri="{28A0092B-C50C-407E-A947-70E740481C1C}">
+                          <a14:useLocalDpi xmlns:a14="http://schemas.microsoft.com/office/drawing/2010/main" val="0"/>
+                        </a:ext>
+                      </a:extLst>
+                    </a:blip>
+                    <a:stretch>
+                      <a:fillRect/>
+                    </a:stretch>
+                  </pic:blipFill>
+                  <pic:spPr>
+                    <a:xfrm>
+                      <a:off x="0" y="0"/>
+                      <a:ext cx="1220470" cy="2762250"/>
+                    </a:xfrm>
+                    <a:prstGeom prst="rect">
+                      <a:avLst/>
+                    </a:prstGeom>
+                  </pic:spPr>
+                </pic:pic>
+              </a:graphicData>
+            </a:graphic>
+            <wp14:sizeRelH relativeFrom="margin">
+              <wp14:pctWidth>0</wp14:pctWidth>
+            </wp14:sizeRelH>
+            <wp14:sizeRelV relativeFrom="margin">
+              <wp14:pctHeight>0</wp14:pctHeight>
+            </wp14:sizeRelV>
+          </wp:anchor>
+        </w:drawing>
+      </w:r>
+      <w:r>
+        <w:drawing>
+          <wp:anchor distT="0" distB="0" distL="114300" distR="114300" simplePos="0" relativeHeight="251673600" behindDoc="0" locked="0" layoutInCell="1" allowOverlap="1" wp14:anchorId="044229E5" wp14:editId="0D3CAB5C">
+            <wp:simplePos x="0" y="0"/>
+            <wp:positionH relativeFrom="margin">
+              <wp:posOffset>4413074</wp:posOffset>
+            </wp:positionH>
+            <wp:positionV relativeFrom="paragraph">
+              <wp:posOffset>540603</wp:posOffset>
+            </wp:positionV>
+            <wp:extent cx="1257935" cy="2795270"/>
+            <wp:effectExtent l="0" t="0" r="0" b="5080"/>
+            <wp:wrapSquare wrapText="bothSides"/>
+            <wp:docPr id="1253418951" name="Grafik 1" descr="Balkendiagramm zeigt Anzahl der Siege pro Formel-1-Team mit Ferrari an erster Stelle (22 Siege), gefolgt von McLaren, Renault, BMW Sauber und Toro Rosso. Diagramm verwendet schwarze Balken auf dunklem Hintergrund mit rotem Titel &quot;Siege pro Team&quot; und weißer Beschriftung für ausgewählten Balken.&#10;"/>
+            <wp:cNvGraphicFramePr>
+              <a:graphicFrameLocks xmlns:a="http://schemas.openxmlformats.org/drawingml/2006/main" noChangeAspect="1"/>
+            </wp:cNvGraphicFramePr>
+            <a:graphic xmlns:a="http://schemas.openxmlformats.org/drawingml/2006/main">
+              <a:graphicData uri="http://schemas.openxmlformats.org/drawingml/2006/picture">
+                <pic:pic xmlns:pic="http://schemas.openxmlformats.org/drawingml/2006/picture">
+                  <pic:nvPicPr>
+                    <pic:cNvPr id="1253418951" name="Grafik 1" descr="Balkendiagramm zeigt Anzahl der Siege pro Formel-1-Team mit Ferrari an erster Stelle (22 Siege), gefolgt von McLaren, Renault, BMW Sauber und Toro Rosso. Diagramm verwendet schwarze Balken auf dunklem Hintergrund mit rotem Titel &quot;Siege pro Team&quot; und weißer Beschriftung für ausgewählten Balken.&#10;"/>
+                    <pic:cNvPicPr/>
+                  </pic:nvPicPr>
+                  <pic:blipFill>
+                    <a:blip r:embed="rId15" cstate="print">
+                      <a:extLst>
+                        <a:ext uri="{28A0092B-C50C-407E-A947-70E740481C1C}">
+                          <a14:useLocalDpi xmlns:a14="http://schemas.microsoft.com/office/drawing/2010/main" val="0"/>
+                        </a:ext>
+                      </a:extLst>
+                    </a:blip>
+                    <a:stretch>
+                      <a:fillRect/>
+                    </a:stretch>
+                  </pic:blipFill>
+                  <pic:spPr>
+                    <a:xfrm>
+                      <a:off x="0" y="0"/>
+                      <a:ext cx="1257935" cy="2795270"/>
+                    </a:xfrm>
+                    <a:prstGeom prst="rect">
+                      <a:avLst/>
+                    </a:prstGeom>
+                  </pic:spPr>
+                </pic:pic>
+              </a:graphicData>
+            </a:graphic>
+            <wp14:sizeRelH relativeFrom="margin">
+              <wp14:pctWidth>0</wp14:pctWidth>
+            </wp14:sizeRelH>
+            <wp14:sizeRelV relativeFrom="margin">
+              <wp14:pctHeight>0</wp14:pctHeight>
+            </wp14:sizeRelV>
+          </wp:anchor>
+        </w:drawing>
+      </w:r>
+      <w:r>
+        <w:drawing>
+          <wp:anchor distT="0" distB="0" distL="114300" distR="114300" simplePos="0" relativeHeight="251675648" behindDoc="1" locked="0" layoutInCell="1" allowOverlap="1" wp14:anchorId="5E9E4F31" wp14:editId="0B1210CC">
+            <wp:simplePos x="0" y="0"/>
+            <wp:positionH relativeFrom="column">
+              <wp:posOffset>2879881</wp:posOffset>
+            </wp:positionH>
+            <wp:positionV relativeFrom="paragraph">
+              <wp:posOffset>575280</wp:posOffset>
+            </wp:positionV>
+            <wp:extent cx="1250950" cy="2748915"/>
+            <wp:effectExtent l="0" t="0" r="6350" b="0"/>
+            <wp:wrapTight wrapText="bothSides">
+              <wp:wrapPolygon edited="0">
+                <wp:start x="0" y="0"/>
+                <wp:lineTo x="0" y="21405"/>
+                <wp:lineTo x="21381" y="21405"/>
+                <wp:lineTo x="21381" y="0"/>
+                <wp:lineTo x="0" y="0"/>
+              </wp:wrapPolygon>
+            </wp:wrapTight>
+            <wp:docPr id="889668904" name="Grafik 1" descr="Screenshot einer F1-App mit einer Liste von Formel-1-Fahrern, darunter Lewis Hamilton, Nick Heidfeld, Nico Rosberg, Fernando Alonso und Heikki Kovalainen. Jeder Fahrer ist mit Nationalität und Startnummer in dunkelblauen Kästchen mit orangefarbenem Rand auf schwarzem Hintergrund dargestellt.&#10;"/>
+            <wp:cNvGraphicFramePr>
+              <a:graphicFrameLocks xmlns:a="http://schemas.openxmlformats.org/drawingml/2006/main" noChangeAspect="1"/>
+            </wp:cNvGraphicFramePr>
+            <a:graphic xmlns:a="http://schemas.openxmlformats.org/drawingml/2006/main">
+              <a:graphicData uri="http://schemas.openxmlformats.org/drawingml/2006/picture">
+                <pic:pic xmlns:pic="http://schemas.openxmlformats.org/drawingml/2006/picture">
+                  <pic:nvPicPr>
+                    <pic:cNvPr id="889668904" name="Grafik 1" descr="Screenshot einer F1-App mit einer Liste von Formel-1-Fahrern, darunter Lewis Hamilton, Nick Heidfeld, Nico Rosberg, Fernando Alonso und Heikki Kovalainen. Jeder Fahrer ist mit Nationalität und Startnummer in dunkelblauen Kästchen mit orangefarbenem Rand auf schwarzem Hintergrund dargestellt.&#10;"/>
+                    <pic:cNvPicPr/>
+                  </pic:nvPicPr>
+                  <pic:blipFill>
+                    <a:blip r:embed="rId16" cstate="print">
+                      <a:extLst>
+                        <a:ext uri="{28A0092B-C50C-407E-A947-70E740481C1C}">
+                          <a14:useLocalDpi xmlns:a14="http://schemas.microsoft.com/office/drawing/2010/main" val="0"/>
+                        </a:ext>
+                      </a:extLst>
+                    </a:blip>
+                    <a:stretch>
+                      <a:fillRect/>
+                    </a:stretch>
+                  </pic:blipFill>
+                  <pic:spPr>
+                    <a:xfrm>
+                      <a:off x="0" y="0"/>
+                      <a:ext cx="1250950" cy="2748915"/>
+                    </a:xfrm>
+                    <a:prstGeom prst="rect">
+                      <a:avLst/>
+                    </a:prstGeom>
+                  </pic:spPr>
+                </pic:pic>
+              </a:graphicData>
+            </a:graphic>
+            <wp14:sizeRelH relativeFrom="margin">
+              <wp14:pctWidth>0</wp14:pctWidth>
+            </wp14:sizeRelH>
+            <wp14:sizeRelV relativeFrom="margin">
+              <wp14:pctHeight>0</wp14:pctHeight>
+            </wp14:sizeRelV>
+          </wp:anchor>
+        </w:drawing>
+      </w:r>
+      <w:r>
+        <w:drawing>
+          <wp:anchor distT="0" distB="0" distL="114300" distR="114300" simplePos="0" relativeHeight="251672576" behindDoc="1" locked="0" layoutInCell="1" allowOverlap="1" wp14:anchorId="7E1B1077" wp14:editId="47C5DABF">
+            <wp:simplePos x="0" y="0"/>
+            <wp:positionH relativeFrom="margin">
+              <wp:align>left</wp:align>
+            </wp:positionH>
+            <wp:positionV relativeFrom="paragraph">
+              <wp:posOffset>523825</wp:posOffset>
+            </wp:positionV>
+            <wp:extent cx="1256665" cy="2747645"/>
+            <wp:effectExtent l="0" t="0" r="635" b="0"/>
+            <wp:wrapThrough wrapText="bothSides">
+              <wp:wrapPolygon edited="0">
+                <wp:start x="0" y="0"/>
+                <wp:lineTo x="0" y="21415"/>
+                <wp:lineTo x="21283" y="21415"/>
+                <wp:lineTo x="21283" y="0"/>
+                <wp:lineTo x="0" y="0"/>
+              </wp:wrapPolygon>
+            </wp:wrapThrough>
+            <wp:docPr id="232588192" name="Grafik 1" descr="Screenshot einer F1 App mit persönlichem Begrüßungstext und Nutzerinformationen auf dunklem Hintergrund. Enthält Profilbild, Beschreibung zur App-Zweck, Lieblings-Team (MacLaren), Lieblings-Fahrer (Lando Norris) und Anzahl der angesehenen Rennen (10).&#10;"/>
+            <wp:cNvGraphicFramePr>
+              <a:graphicFrameLocks xmlns:a="http://schemas.openxmlformats.org/drawingml/2006/main" noChangeAspect="1"/>
+            </wp:cNvGraphicFramePr>
+            <a:graphic xmlns:a="http://schemas.openxmlformats.org/drawingml/2006/main">
+              <a:graphicData uri="http://schemas.openxmlformats.org/drawingml/2006/picture">
+                <pic:pic xmlns:pic="http://schemas.openxmlformats.org/drawingml/2006/picture">
+                  <pic:nvPicPr>
+                    <pic:cNvPr id="232588192" name="Grafik 1" descr="Screenshot einer F1 App mit persönlichem Begrüßungstext und Nutzerinformationen auf dunklem Hintergrund. Enthält Profilbild, Beschreibung zur App-Zweck, Lieblings-Team (MacLaren), Lieblings-Fahrer (Lando Norris) und Anzahl der angesehenen Rennen (10).&#10;"/>
+                    <pic:cNvPicPr/>
+                  </pic:nvPicPr>
+                  <pic:blipFill>
+                    <a:blip r:embed="rId17" cstate="print">
+                      <a:extLst>
+                        <a:ext uri="{28A0092B-C50C-407E-A947-70E740481C1C}">
+                          <a14:useLocalDpi xmlns:a14="http://schemas.microsoft.com/office/drawing/2010/main" val="0"/>
+                        </a:ext>
+                      </a:extLst>
+                    </a:blip>
+                    <a:stretch>
+                      <a:fillRect/>
+                    </a:stretch>
+                  </pic:blipFill>
+                  <pic:spPr>
+                    <a:xfrm>
+                      <a:off x="0" y="0"/>
+                      <a:ext cx="1256665" cy="2747645"/>
+                    </a:xfrm>
+                    <a:prstGeom prst="rect">
+                      <a:avLst/>
+                    </a:prstGeom>
+                  </pic:spPr>
+                </pic:pic>
+              </a:graphicData>
+            </a:graphic>
+            <wp14:sizeRelH relativeFrom="margin">
+              <wp14:pctWidth>0</wp14:pctWidth>
+            </wp14:sizeRelH>
+            <wp14:sizeRelV relativeFrom="margin">
+              <wp14:pctHeight>0</wp14:pctHeight>
+            </wp14:sizeRelV>
+          </wp:anchor>
+        </w:drawing>
+      </w:r>
+      <w:r>
+        <w:t>15 Ergebnis der Arbeit</w:t>
+      </w:r>
+      <w:bookmarkEnd w:id="67"/>
+      <w:r>
+        <w:t xml:space="preserve"> </w:t>
+      </w:r>
+    </w:p>
+    <w:p>
+      <w:pPr>
+        <w:pStyle w:val="berschrift1"/>
+      </w:pPr>
+      <w:bookmarkStart w:id="68" w:name="_Toc233208679"/>
+      <w:r>
+        <w:t xml:space="preserve">16 </w:t>
+      </w:r>
+      <w:r>
+        <w:t>Testen während der Entwicklung</w:t>
+      </w:r>
+      <w:bookmarkEnd w:id="68"/>
+    </w:p>
+    <w:p>
+      <w:pPr>
+        <w:pStyle w:val="berschrift2"/>
+      </w:pPr>
+      <w:bookmarkStart w:id="69" w:name="_Toc233208680"/>
+      <w:r>
+        <w:t>16.1</w:t>
+      </w:r>
+      <w:r>
+        <w:t xml:space="preserve"> </w:t>
+      </w:r>
+      <w:r>
+        <w:t>Vorgehensweise beim Testen</w:t>
+      </w:r>
+      <w:bookmarkEnd w:id="69"/>
+    </w:p>
+    <w:p>
+      <w:r>
+        <w:t>Während der gesamten Entwicklung des Projekts führte ich regelmässig Tests durch, um sicherzustellen, dass die einzelnen Funktionen korrekt arbeiten. Dabei folgte ich keinem fest definierten Testplan mit dokumentierten Testfällen. Stattdessen setzte ich auf eine kontinuierliche Überprüfung der Anwendung während des Entwicklungsprozesses.</w:t>
+      </w:r>
+    </w:p>
+    <w:p>
+      <w:r>
+        <w:t>Immer wenn ich eine neue Funktion fertiggestellt oder eine Änderung vorgenommen hatte, testete ich diese direkt. Dadurch konnte ich schnell feststellen, ob die neue Funktion wie erwartet arbeitet oder ob Fehler aufgetreten sind. Diese Vorgehensweise half mir dabei, Probleme frühzeitig zu erkennen und zu beheben, bevor sie sich auf andere Teile des Projekts auswirken konnten.</w:t>
+      </w:r>
+    </w:p>
+    <w:p>
+      <w:pPr>
+        <w:pStyle w:val="berschrift2"/>
+      </w:pPr>
+      <w:bookmarkStart w:id="70" w:name="_Toc233208681"/>
+      <w:r>
+        <w:t xml:space="preserve">16.2 </w:t>
+      </w:r>
+      <w:r>
+        <w:t>Fehlerbehebung</w:t>
+      </w:r>
+      <w:bookmarkEnd w:id="70"/>
+    </w:p>
+    <w:p>
+      <w:r>
+        <w:t>Wenn bei einem Test ein Fehler auftrat, kümmerte ich mich direkt um dessen Behebung. Bevor ich mit der nächsten Aufgabe fortfuhr, versuchte ich die Ursache des Problems zu finden und eine passende Lösung umzusetzen. Dadurch konnte ich sicherstellen, dass die Anwendung jederzeit in einem funktionsfähigen Zustand blieb.</w:t>
+      </w:r>
+    </w:p>
+    <w:p>
+      <w:r>
+        <w:t>Dieses Vorgehen erwies sich besonders bei der Entwicklung der Datenbankanbindung, der Such- und Filterfunktionen sowie bei der Veröffentlichung der Webseite als hilfreich. Da ich Probleme frühzeitig erkannte, konnten viele Fehler behoben werden, bevor sie grössere Auswirkungen auf andere Bereiche des Projekts hatten.</w:t>
+      </w:r>
+    </w:p>
+    <w:p>
+      <w:pPr>
+        <w:pStyle w:val="berschrift2"/>
+      </w:pPr>
+      <w:bookmarkStart w:id="71" w:name="_Toc233208682"/>
+      <w:r>
+        <w:lastRenderedPageBreak/>
+        <w:t xml:space="preserve">16.3 </w:t>
+      </w:r>
+      <w:r>
+        <w:t>Vorteile der kontinuierlichen Tests</w:t>
+      </w:r>
+      <w:bookmarkEnd w:id="71"/>
+    </w:p>
+    <w:p>
+      <w:r>
+        <w:t>Die regelmässigen Tests während der Entwicklung ermöglichten es mir, die Qualität der Anwendung laufend zu überprüfen. Anstatt erst am Ende des Projekts alle Funktionen zu testen, konnte ich Fehler unmittelbar nach ihrer Entstehung entdecken und korrigieren. Dies vereinfachte die Fehlersuche erheblich, da Änderungen noch frisch waren und die Ursache eines Problems leichter gefunden werden konnte.</w:t>
+      </w:r>
+    </w:p>
+    <w:p>
+      <w:r>
+        <w:t>Durch diese kontinuierliche Teststrategie konnte ich sicherstellen, dass die wichtigsten Funktionen der Anwendung jederzeit korrekt arbeiteten. Obwohl kein formeller Testplan erstellt wurde, trugen die regelmässigen Kontrollen wesentlich dazu bei, die Stabilität und Zuverlässigkeit des Projekts zu gewährleisten.</w:t>
+      </w:r>
+    </w:p>
+    <w:p>
+      <w:pPr>
+        <w:pStyle w:val="berschrift1"/>
+      </w:pPr>
+      <w:bookmarkStart w:id="72" w:name="_Toc233208683"/>
+      <w:r>
+        <w:t>17 Fazit</w:t>
+      </w:r>
+      <w:bookmarkEnd w:id="72"/>
+    </w:p>
+    <w:p>
+      <w:pPr>
+        <w:pStyle w:val="berschrift2"/>
+      </w:pPr>
+      <w:bookmarkStart w:id="73" w:name="_Toc233208684"/>
+      <w:r>
+        <w:t xml:space="preserve">17.1 </w:t>
+      </w:r>
+      <w:r>
+        <w:t>Persönliche Erfahrungen während des Projekts</w:t>
+      </w:r>
+      <w:bookmarkEnd w:id="73"/>
+    </w:p>
+    <w:p>
+      <w:r>
+        <w:t>Während des gesamten Projekts war ich motiviert, mein Bestes zu geben und eine möglichst gute Anwendung zu entwickeln. Ich versuchte jeden Tag konzentriert zu arbeiten und die gesetzten Ziele zu erreichen. Auch wenn es immer wieder Herausforderungen gab, versuchte ich grundsätzlich, positiv zu bleiben und Lösungen für die auftretenden Probleme zu finden.</w:t>
+      </w:r>
+    </w:p>
+    <w:p>
+      <w:r>
+        <w:t>Gegen Ende des Projekts wurde die Situation jedoch zunehmend schwieriger. Bereits nach einigen Tagen lag ich aufgrund verschiedener Probleme und unerwarteter Fehler etwas hinter meinem Zeitplan zurück. Dies setzte mich unter Druck und führte dazu, dass ich mir selbst zusätzlichen Stress machte. Rückblickend war dies nicht hilfreich, da ich dadurch teilweise weniger effizient arbeiten konnte. Statt mich auf die nächsten Schritte zu konzentrieren, beschäftigte ich mich oft mit dem Gedanken, den Rückstand wieder aufholen zu müssen.</w:t>
+      </w:r>
+    </w:p>
+    <w:p>
+      <w:r>
+        <w:t>Zusätzlich erschwerten gesundheitliche Probleme die Projektdurchführung. Bereits vor dem offiziellen Projektstart war ich zwei Tage krank, wodurch sich die verfügbare Projektzeit von Anfang an reduzierte. Später wurde ich nochmals krank und verlor dadurch weitere wertvolle Arbeitszeit. Diese Umstände führten dazu, dass ich einige ursprünglich geplante Funktionen aus dem Projektumfang entfernen musste, da deren Umsetzung innerhalb der verbleibenden Zeit nicht mehr realistisch gewesen wäre.</w:t>
+      </w:r>
+    </w:p>
+    <w:p>
+      <w:pPr>
+        <w:pStyle w:val="berschrift2"/>
+      </w:pPr>
+      <w:bookmarkStart w:id="74" w:name="_Toc233208685"/>
+      <w:r>
+        <w:t xml:space="preserve">17.2 </w:t>
+      </w:r>
+      <w:r>
+        <w:t>Umgang mit Problemen und Zeitmanagement</w:t>
+      </w:r>
+      <w:bookmarkEnd w:id="74"/>
+    </w:p>
+    <w:p>
+      <w:r>
+        <w:t>Ein Punkt, den ich kritisch betrachte, ist mein Umgang mit technischen Problemen während der Entwicklung. Ich verbrachte sehr viel Zeit damit, Fehler selbstständig zu lösen. Grundsätzlich finde ich es wichtig, Probleme eigenständig analysieren und verstehen zu können. Allerdings war ich teilweise zu sehr darauf fokussiert, jede Schwierigkeit allein zu bewältigen.</w:t>
+      </w:r>
+    </w:p>
+    <w:p>
+      <w:r>
+        <w:lastRenderedPageBreak/>
+        <w:t>Dadurch verlor ich oft viel Zeit bei der Fehlersuche, obwohl eine Nachfrage bei einem Coach oder einer anderen Person das Problem möglicherweise deutlich schneller gelöst hätte. Rückblickend hätte ich in gewissen Situationen früher Hilfe in Anspruch nehmen sollen. Dies hätte mir mehr Zeit für die eigentliche Entwicklung und die Umsetzung zusätzlicher Funktionen gegeben.</w:t>
+      </w:r>
+    </w:p>
+    <w:p>
+      <w:r>
+        <w:t>Trotzdem konnte ich durch diese intensive Fehlersuche viel lernen. Viele der Probleme zwangen mich dazu, mich mit neuen Technologien auseinanderzusetzen und die Ursachen von Fehlern genau zu analysieren. Dadurch habe ich mein technisches Verständnis erweitert und wertvolle Erfahrungen gesammelt.</w:t>
+      </w:r>
+    </w:p>
+    <w:p>
+      <w:pPr>
+        <w:pStyle w:val="berschrift2"/>
+      </w:pPr>
+      <w:bookmarkStart w:id="75" w:name="_Toc233208686"/>
+      <w:r>
+        <w:t>1</w:t>
+      </w:r>
+      <w:r>
+        <w:t>7</w:t>
+      </w:r>
+      <w:r>
+        <w:t xml:space="preserve">.3 </w:t>
+      </w:r>
+      <w:r>
+        <w:t>Erkenntnisse zum Thema Stress</w:t>
+      </w:r>
+      <w:bookmarkEnd w:id="75"/>
+    </w:p>
+    <w:p>
+      <w:r>
+        <w:t>Während des Projekts wurde mir bewusst, wie stark sich Stress auf die eigene Arbeitsweise auswirken kann. Anfangs hatte ich das Gefühl, dass Druck mich produktiver machen würde. Im Verlauf des Projekts stellte ich jedoch fest, dass das Gegenteil der Fall war. In stressigen Situationen fiel es mir oft schwer, Prioritäten zu setzen und mich auf die nächste Aufgabe zu konzentrieren.</w:t>
+      </w:r>
+    </w:p>
+    <w:p>
+      <w:r>
+        <w:t>Ich habe gelernt, dass es wichtiger ist, ruhig zu bleiben und Schritt für Schritt vorzugehen, anstatt sich von Problemen oder Zeitdruck überwältigen zu lassen. Auch wenn nicht immer alles nach Plan verläuft, sollte man sich auf die Dinge konzentrieren, die man beeinflussen kann, und versuchen, das bestmögliche Ergebnis aus der Situation herauszuholen.</w:t>
+      </w:r>
+    </w:p>
+    <w:p>
+      <w:pPr>
+        <w:pStyle w:val="berschrift2"/>
+      </w:pPr>
+      <w:bookmarkStart w:id="76" w:name="_Toc233208687"/>
+      <w:r>
+        <w:t>1</w:t>
+      </w:r>
+      <w:r>
+        <w:t>7</w:t>
+      </w:r>
+      <w:r>
+        <w:t xml:space="preserve">.4 </w:t>
+      </w:r>
+      <w:r>
+        <w:t>Verlust der Dokumentation</w:t>
+      </w:r>
+      <w:bookmarkEnd w:id="76"/>
+    </w:p>
+    <w:p>
+      <w:r>
+        <w:t>Eine weitere grosse Herausforderung war der Verlust meiner Projektdokumentation. Dieser Vorfall kostete mich viel Zeit und verursachte zusätzlichen Stress. Obwohl ich ein Backup meines Projekts erstellt hatte, konnte die Dokumentation dort ebenfalls nicht mehr gefunden werden. Dadurch stand ich plötzlich vor dem Problem, einen Teil meiner bereits geleisteten Arbeit erneut erstellen zu müssen.</w:t>
+      </w:r>
+    </w:p>
+    <w:p>
+      <w:r>
+        <w:t>Glücklicherweise musste die Dokumentation bereits am achten Projekttag abgegeben werden. Dadurch konnte ich auf diese abgegebene Version zurückgreifen und einen grossen Teil des Inhalts wiederherstellen. Allerdings fehlten die letzten beiden Arbeitstage, weshalb ich diese Abschnitte erneut verfassen und in die Dokumentation integrieren musste. Dies nahm nochmals viel Zeit in Anspruch, die ich ursprünglich für andere Aufgaben eingeplant hatte.</w:t>
+      </w:r>
+    </w:p>
+    <w:p>
+      <w:r>
+        <w:t>Aus dieser Erfahrung habe ich gelernt, wie wichtig eine zuverlässige Datensicherung ist. In Zukunft werde ich wichtige Dokumente nicht nur an einem Ort speichern, sondern mehrere Sicherungen erstellen. Dadurch kann das Risiko eines Datenverlusts deutlich reduziert werden.</w:t>
+      </w:r>
+    </w:p>
+    <w:p>
+      <w:pPr>
+        <w:pStyle w:val="berschrift2"/>
+      </w:pPr>
+      <w:bookmarkStart w:id="77" w:name="_Toc233208688"/>
+      <w:r>
+        <w:lastRenderedPageBreak/>
+        <w:t xml:space="preserve">17.5 </w:t>
+      </w:r>
+      <w:r>
+        <w:t>Schlussfolgerung</w:t>
+      </w:r>
+      <w:bookmarkEnd w:id="77"/>
+    </w:p>
+    <w:p>
+      <w:r>
+        <w:t xml:space="preserve">Auch wenn das Projekt nicht immer wie geplant verlief und ich mit verschiedenen Schwierigkeiten konfrontiert wurde, konnte ich viele wertvolle Erfahrungen sammeln. Besonders die Arbeit mit React, Vite, </w:t>
+      </w:r>
+      <w:proofErr w:type="spellStart"/>
+      <w:r>
+        <w:t>Supabase</w:t>
+      </w:r>
+      <w:proofErr w:type="spellEnd"/>
+      <w:r>
+        <w:t>, GitHub Pages und Progressive Web Apps hat mein technisches Wissen erweitert. Zudem habe ich gelernt, besser mit Zeitdruck umzugehen, Probleme systematisch zu analysieren und die Bedeutung einer guten Planung sowie einer zuverlässigen Datensicherung zu erkennen.</w:t>
+      </w:r>
+    </w:p>
+    <w:p>
+      <w:r>
+        <w:t>Mit dem Endergebnis bin ich nicht vollständig zufrieden, da ich aufgrund von Zeitmangel einige geplante Funktionen nicht umsetzen konnte. Trotzdem bin ich stolz darauf, dass ich die wichtigsten Ziele erreicht und eine funktionierende Formel-1-Anwendung entwickelt habe. Rückblickend hat mir dieses Projekt gezeigt, wie anspruchsvoll die Entwicklung einer vollständigen Webanwendung sein kann und welche Fähigkeiten dabei besonders wichtig sind.</w:t>
+      </w:r>
+    </w:p>
+    <w:p>
+      <w:pPr>
+        <w:pStyle w:val="berschrift2"/>
+      </w:pPr>
+      <w:bookmarkStart w:id="78" w:name="_Toc233208689"/>
+      <w:r>
+        <w:t xml:space="preserve">17.6 </w:t>
+      </w:r>
+      <w:r>
+        <w:t>Umgang mit fehlender Erfahrung</w:t>
+      </w:r>
+      <w:bookmarkEnd w:id="78"/>
+    </w:p>
+    <w:p>
+      <w:r>
+        <w:t>Während des Projekts gab es einige Bereiche, in denen ich wenig oder gar keine Erfahrung hatte. Das brachte mich teilweise aus der Fassung, da ich nicht immer wusste, wie ich weiter vorgehen sollte oder welche Lösung die richtige wäre. In solchen Situationen musste ich zuerst recherchieren, verschiedene Möglichkeiten ausprobieren und mich in die entsprechenden Themen einarbeiten.</w:t>
+      </w:r>
+    </w:p>
+    <w:p>
+      <w:r>
+        <w:t>Dadurch benötigte ich für gewisse Aufgaben mehr Zeit als ursprünglich erwartet. Besonders bei neuen Technologien oder unbekannten Werkzeugen musste ich mich zunächst mit den Grundlagen vertraut machen, bevor ich die eigentliche Arbeit beginnen konnte.</w:t>
+      </w:r>
+    </w:p>
+    <w:p>
+      <w:r>
+        <w:t>Diesen zusätzlichen Zeitaufwand hatte ich jedoch bereits bei der Planung des Projekts berücksichtigt. Deshalb hatten diese Herausforderungen keinen grossen Einfluss auf den gesamten Projektverlauf. Rückblickend konnte ich durch diese Situationen viele neue Erfahrungen sammeln und mein Wissen in verschiedenen Bereichen erweitern.</w:t>
+      </w:r>
+      <w:r>
+        <w:t xml:space="preserve"> </w:t>
+      </w:r>
+    </w:p>
+    <w:p>
+      <w:pPr>
+        <w:pStyle w:val="berschrift1"/>
+      </w:pPr>
+      <w:bookmarkStart w:id="79" w:name="_Toc233208690"/>
+      <w:r>
+        <w:t xml:space="preserve">18 </w:t>
+      </w:r>
       <w:r>
         <w:t>Tagesreflexionen</w:t>
       </w:r>
-      <w:bookmarkEnd w:id="52"/>
+      <w:bookmarkEnd w:id="79"/>
     </w:p>
     <w:p>
       <w:pPr>
         <w:pStyle w:val="berschrift2"/>
       </w:pPr>
-      <w:bookmarkStart w:id="53" w:name="_Toc233128759"/>
+      <w:bookmarkStart w:id="80" w:name="_Toc233208691"/>
+      <w:r>
+        <w:t xml:space="preserve">18.1 </w:t>
+      </w:r>
       <w:r>
         <w:t>Tag 1</w:t>
       </w:r>
-      <w:bookmarkEnd w:id="53"/>
+      <w:bookmarkEnd w:id="80"/>
     </w:p>
     <w:p>
       <w:r>
@@ -7265,31 +10451,93 @@
       <w:pPr>
         <w:pStyle w:val="berschrift2"/>
       </w:pPr>
-      <w:bookmarkStart w:id="54" w:name="_Toc233128760"/>
+      <w:bookmarkStart w:id="81" w:name="_Toc233208692"/>
       <w:r>
         <w:lastRenderedPageBreak/>
+        <w:t xml:space="preserve">18.2 </w:t>
+      </w:r>
+      <w:r>
         <w:t>Tag 2</w:t>
       </w:r>
-      <w:bookmarkEnd w:id="54"/>
-    </w:p>
-    <w:p>
-      <w:r>
-        <w:t>Am Montag habe ich noch immer Zeit mit der Planung aufgewendet, da ich am ersten Tag leider nicht fertig geworden bin. Ich bin aber sehr schnell vorangekommen und ich konnte den Rest, welchen ich am ersten Tag nicht erledigen konnte, noch erledigen. Danach habe ich mich an die ersten Issues gemacht. Dafür hatte ich nur etwa 3 Stunden Zeit. Danach habe ich angefangen mit der Dokumentation, da ich dort noch gar nicht weit war. Also habe ich die letzten 2 Stunden für die Dokumentation genutzt. Das Ganze war auch sehr schlau, da ich sehr weit gekommen bin, nicht fertig, aber ich hatte einen grossen Fortschritt hingelegt.</w:t>
+      <w:bookmarkEnd w:id="81"/>
+    </w:p>
+    <w:p>
+      <w:r>
+        <w:t xml:space="preserve">Am Montag habe ich noch immer Zeit mit der Planung aufgewendet, da ich am ersten Tag leider nicht fertig geworden bin. Ich bin aber sehr schnell vorangekommen und ich konnte den Rest, welchen ich am ersten Tag nicht erledigen konnte, noch erledigen. Danach habe ich mich an die ersten </w:t>
+      </w:r>
+      <w:proofErr w:type="spellStart"/>
+      <w:r>
+        <w:t>Issues</w:t>
+      </w:r>
+      <w:proofErr w:type="spellEnd"/>
+      <w:r>
+        <w:t xml:space="preserve"> gemacht. Dafür hatte ich nur etwa 3 Stunden Zeit. Danach habe ich angefangen mit der Dokumentation, da ich dort noch gar nicht weit war. Also habe ich die letzten 2 Stunden für die Dokumentation genutzt. Das Ganze war auch sehr schlau, da ich sehr weit gekommen bin, nicht fertig, aber ich hatte einen grossen Fortschritt hingelegt.</w:t>
       </w:r>
     </w:p>
     <w:p>
       <w:pPr>
         <w:pStyle w:val="berschrift2"/>
       </w:pPr>
-      <w:bookmarkStart w:id="55" w:name="_Toc233128761"/>
+      <w:bookmarkStart w:id="82" w:name="_Toc233208693"/>
+      <w:r>
+        <w:t xml:space="preserve">18.3 </w:t>
+      </w:r>
       <w:r>
         <w:t>Tag 3</w:t>
       </w:r>
-      <w:bookmarkEnd w:id="55"/>
-    </w:p>
-    <w:p>
-      <w:r>
-        <w:t>Am Dienstag habe ich noch Zeit gebraucht, das Problem zu lösen, welches am Vortag entstanden ist. Dafür habe ich sehr viel Zeit gebraucht, was ich nicht erwartet hatte. Nachdem habe ich mich an die Dokumentation rangewagt. Dort habe ich dann ein wenig daran gearbeitet. Ich habe aber nicht so lang dran gearbeitet, da ich noch Issues machen musste. Also habe ich die Dokumentation beiseitegeschoben und an den Issues gearbeitet. Die Issues gingen ziemlich gut, ich konnte einfach an den Issues arbeiten. Nachdem ich dann mit den Issues fertig war, habe ich wieder an der Dokumentation gearbeitet. Der Plan, dass ich die Dokumentation am Schluss mache,</w:t>
+      <w:bookmarkEnd w:id="82"/>
+    </w:p>
+    <w:p>
+      <w:r>
+        <w:t xml:space="preserve">Am Dienstag habe ich noch Zeit gebraucht, das Problem zu lösen, welches am Vortag entstanden ist. Dafür habe ich sehr viel Zeit gebraucht, was ich nicht erwartet hatte. Nachdem habe ich mich an die Dokumentation </w:t>
+      </w:r>
+      <w:proofErr w:type="spellStart"/>
+      <w:r>
+        <w:t>rangewagt</w:t>
+      </w:r>
+      <w:proofErr w:type="spellEnd"/>
+      <w:r>
+        <w:t xml:space="preserve">. Dort habe ich dann ein wenig daran gearbeitet. Ich habe aber nicht so lang dran gearbeitet, da ich noch </w:t>
+      </w:r>
+      <w:proofErr w:type="spellStart"/>
+      <w:r>
+        <w:t>Issues</w:t>
+      </w:r>
+      <w:proofErr w:type="spellEnd"/>
+      <w:r>
+        <w:t xml:space="preserve"> machen musste. Also habe ich die Dokumentation beiseitegeschoben und an den </w:t>
+      </w:r>
+      <w:proofErr w:type="spellStart"/>
+      <w:r>
+        <w:t>Issues</w:t>
+      </w:r>
+      <w:proofErr w:type="spellEnd"/>
+      <w:r>
+        <w:t xml:space="preserve"> gearbeitet. Die </w:t>
+      </w:r>
+      <w:proofErr w:type="spellStart"/>
+      <w:r>
+        <w:t>Issues</w:t>
+      </w:r>
+      <w:proofErr w:type="spellEnd"/>
+      <w:r>
+        <w:t xml:space="preserve"> gingen ziemlich gut, ich konnte einfach an den </w:t>
+      </w:r>
+      <w:proofErr w:type="spellStart"/>
+      <w:r>
+        <w:t>Issues</w:t>
+      </w:r>
+      <w:proofErr w:type="spellEnd"/>
+      <w:r>
+        <w:t xml:space="preserve"> arbeiten. Nachdem ich dann mit den </w:t>
+      </w:r>
+      <w:proofErr w:type="spellStart"/>
+      <w:r>
+        <w:t>Issues</w:t>
+      </w:r>
+      <w:proofErr w:type="spellEnd"/>
+      <w:r>
+        <w:t xml:space="preserve"> fertig war, habe ich wieder an der Dokumentation gearbeitet. Der Plan, dass ich die Dokumentation am Schluss mache,</w:t>
       </w:r>
       <w:r>
         <w:t xml:space="preserve"> </w:t>
@@ -7302,45 +10550,126 @@
       <w:pPr>
         <w:pStyle w:val="berschrift2"/>
       </w:pPr>
-      <w:bookmarkStart w:id="56" w:name="_Toc233128762"/>
+      <w:bookmarkStart w:id="83" w:name="_Toc233208694"/>
+      <w:r>
+        <w:t xml:space="preserve">18.4 </w:t>
+      </w:r>
       <w:r>
         <w:t>Tag 4</w:t>
       </w:r>
-      <w:bookmarkEnd w:id="56"/>
-    </w:p>
-    <w:p>
-      <w:r>
-        <w:t>Am Mittwoch habe ich ein Problem, für welches ich sehr lange gebraucht habe, um es zu lösen. Ich habe sehr viele Sachen ausprobiert, welche alle nichts gebracht haben, also habe ich es mit KI versucht. Diese konnte mir aber auch nicht helfen, denn alles, was sie gesagt hat, habe ich schon ausprobiert. Also habe ich weitergesucht, bis ich dann auf einen Befehl gestossen bin, welcher mir dann auch geholfen hat, das Ganze zu lösen. Das Ganze hat mich aber trotzdem, dass es kein grosser Fehler war, sehr viel Zeit gebraucht, welche ich dann aufwenden musste. Nachdem habe ich mich schon an die anderen Issues gemacht, welche ich auch noch machen musste für den Tag. Da ich sehr lange für das Problem gebraucht habe, hatte ich nicht mehr so viel Zeit für die anderen. Beim Lösen des Problems habe ich ein Issue schon erledigt, was ziemlich vorteilhaft war. Nun konnte ich mich nur noch auf die zwei fokussieren und diese lösen. Das ging ziemlich gut. Am Ende des Tages habe ich wie immer an der Dokumentation gearbeitet und diese abgegeben, da man das an seinem 4. Tag machen muss.</w:t>
+      <w:bookmarkEnd w:id="83"/>
+    </w:p>
+    <w:p>
+      <w:r>
+        <w:t xml:space="preserve">Am Mittwoch habe ich ein Problem, für welches ich sehr lange gebraucht habe, um es zu lösen. Ich habe sehr viele Sachen ausprobiert, welche alle nichts gebracht haben, also habe ich es mit KI versucht. Diese konnte mir aber auch nicht helfen, denn alles, was sie gesagt hat, habe ich schon ausprobiert. Also habe ich weitergesucht, bis ich dann auf einen Befehl gestossen bin, welcher mir dann auch geholfen hat, das Ganze zu lösen. Das Ganze hat mich aber trotzdem, dass es kein grosser Fehler war, sehr viel Zeit gebraucht, welche ich dann aufwenden musste. Nachdem habe ich mich schon an die anderen </w:t>
+      </w:r>
+      <w:proofErr w:type="spellStart"/>
+      <w:r>
+        <w:t>Issues</w:t>
+      </w:r>
+      <w:proofErr w:type="spellEnd"/>
+      <w:r>
+        <w:t xml:space="preserve"> gemacht, welche ich auch noch machen musste für den Tag. Da ich sehr lange für das Problem gebraucht habe, hatte ich nicht mehr so viel Zeit für die anderen. Beim Lösen des Problems habe ich ein </w:t>
+      </w:r>
+      <w:proofErr w:type="spellStart"/>
+      <w:r>
+        <w:t>Issue</w:t>
+      </w:r>
+      <w:proofErr w:type="spellEnd"/>
+      <w:r>
+        <w:t xml:space="preserve"> schon erledigt, was ziemlich vorteilhaft war. Nun konnte ich mich nur noch auf die zwei fokussieren und diese lösen. Das ging ziemlich gut. Am Ende des Tages habe ich wie immer an der Dokumentation gearbeitet und diese abgegeben, da man das an seinem 4. Tag machen muss.</w:t>
       </w:r>
     </w:p>
     <w:p>
       <w:pPr>
         <w:pStyle w:val="berschrift2"/>
       </w:pPr>
-      <w:bookmarkStart w:id="57" w:name="_Toc233128763"/>
+      <w:bookmarkStart w:id="84" w:name="_Toc233208695"/>
+      <w:r>
+        <w:t xml:space="preserve">18.5 </w:t>
+      </w:r>
       <w:r>
         <w:t>Tag 5</w:t>
       </w:r>
-      <w:bookmarkEnd w:id="57"/>
-    </w:p>
-    <w:p>
-      <w:r>
-        <w:t xml:space="preserve">Am Montag habe ich mich mit den Issues beschäftigt, welche für diesen Tag angesagt waren. Ich hatte am Morgen einen Termin, daher hatte ich 1 Stunde und 30 Min. weniger </w:t>
+      <w:bookmarkEnd w:id="84"/>
+    </w:p>
+    <w:p>
+      <w:r>
+        <w:t xml:space="preserve">Am Montag habe ich mich mit den </w:t>
+      </w:r>
+      <w:proofErr w:type="spellStart"/>
+      <w:r>
+        <w:t>Issues</w:t>
+      </w:r>
+      <w:proofErr w:type="spellEnd"/>
+      <w:r>
+        <w:t xml:space="preserve"> beschäftigt, welche für diesen Tag angesagt waren. Ich hatte am Morgen einen Termin, daher hatte ich 1 Stunde und 30 Min. weniger </w:t>
       </w:r>
       <w:r>
         <w:lastRenderedPageBreak/>
-        <w:t>Zeit, um an meinen Issues zu arbeiten. Ich habe mit dem ersten Issue angefangen, welches ich schon erledigt hatte, weil ich das Ganze schon letzte Woche gemacht habe und ich das Ganze gar nicht bemerkt habe. Nachdem habe ich am nächsten Issue gearbeitet, bei welchem ich eine Suchfunktion erstellen musste. Ich wusste nicht, wie ich das machen muss, also habe ich mich im Internet schlau gemacht, wie man das Ganze am besten machen kann. Ich bin ziemlich schnell auf eine Lösung gestossen, welche mir gezeigt hat, dass das Ganze gar nicht so schwierig ist. Also habe ich das dann auch angewendet. Es hat auch super funktioniert So hatte ich dann den nächsten Issue fertig. Für das letzte Issue musste ich eine Filterfunktion einbauen. Das Ganze hat mich mehr Zeit gekostet als die Suchfunktion, jedoch ging das Ganze auch ziemlich gut voran.</w:t>
+        <w:t xml:space="preserve">Zeit, um an meinen </w:t>
+      </w:r>
+      <w:proofErr w:type="spellStart"/>
+      <w:r>
+        <w:t>Issues</w:t>
+      </w:r>
+      <w:proofErr w:type="spellEnd"/>
+      <w:r>
+        <w:t xml:space="preserve"> zu arbeiten. Ich habe mit dem ersten </w:t>
+      </w:r>
+      <w:proofErr w:type="spellStart"/>
+      <w:r>
+        <w:t>Issue</w:t>
+      </w:r>
+      <w:proofErr w:type="spellEnd"/>
+      <w:r>
+        <w:t xml:space="preserve"> angefangen, welches ich schon erledigt hatte, weil ich das Ganze schon letzte Woche gemacht habe und ich das Ganze gar nicht bemerkt habe. Nachdem habe ich am nächsten </w:t>
+      </w:r>
+      <w:proofErr w:type="spellStart"/>
+      <w:r>
+        <w:t>Issue</w:t>
+      </w:r>
+      <w:proofErr w:type="spellEnd"/>
+      <w:r>
+        <w:t xml:space="preserve"> gearbeitet, bei welchem ich eine Suchfunktion erstellen musste. Ich wusste nicht, wie ich das machen muss, also habe ich mich im Internet schlau gemacht, wie man das Ganze am besten machen kann. Ich bin ziemlich schnell auf eine Lösung gestossen, welche mir gezeigt hat, dass das Ganze gar nicht so schwierig ist. Also habe ich das dann auch angewendet. Es hat auch super funktioniert </w:t>
+      </w:r>
+      <w:proofErr w:type="spellStart"/>
+      <w:r>
+        <w:t>So</w:t>
+      </w:r>
+      <w:proofErr w:type="spellEnd"/>
+      <w:r>
+        <w:t xml:space="preserve"> hatte ich dann den nächsten </w:t>
+      </w:r>
+      <w:proofErr w:type="spellStart"/>
+      <w:r>
+        <w:t>Issue</w:t>
+      </w:r>
+      <w:proofErr w:type="spellEnd"/>
+      <w:r>
+        <w:t xml:space="preserve"> fertig. Für das letzte </w:t>
+      </w:r>
+      <w:proofErr w:type="spellStart"/>
+      <w:r>
+        <w:t>Issue</w:t>
+      </w:r>
+      <w:proofErr w:type="spellEnd"/>
+      <w:r>
+        <w:t xml:space="preserve"> musste ich eine Filterfunktion einbauen. Das Ganze hat mich mehr Zeit gekostet als die Suchfunktion, jedoch ging das Ganze auch ziemlich gut voran.</w:t>
       </w:r>
     </w:p>
     <w:p>
       <w:pPr>
         <w:pStyle w:val="berschrift2"/>
       </w:pPr>
-      <w:bookmarkStart w:id="58" w:name="_Toc233128764"/>
+      <w:bookmarkStart w:id="85" w:name="_Toc233208696"/>
+      <w:r>
+        <w:t xml:space="preserve">18.6 </w:t>
+      </w:r>
       <w:r>
         <w:t>Tag 6</w:t>
       </w:r>
-      <w:bookmarkEnd w:id="58"/>
+      <w:bookmarkEnd w:id="85"/>
       <w:r>
         <w:t xml:space="preserve"> </w:t>
       </w:r>
@@ -7353,44 +10682,80 @@
         <w:t>m</w:t>
       </w:r>
       <w:r>
-        <w:t xml:space="preserve"> 6. Tag habe ich mich darauf fokussiert, etwas weiter an der Dokumentation zu kommen, jedoch habe ich auch an den Issues gearbeitet, damit ich dort nicht zu sehr hintendran bin. Ich konnte so auch 2 Issues erledigen. Den Rest der Zeit habe ich genutzt, um mich auf meine Dokumentation zu konzentrieren, was auch sehr gut geklappt hat. Ich konnte sehr viel Neues hinzufügen und damit auch sehr weit kommen. Es gab Phasen, in denen ich mich nicht besonders gut konzentrieren konnte, jedoch</w:t>
+        <w:t xml:space="preserve"> 6. Tag habe ich mich darauf fokussiert, etwas weiter an der Dokumentation zu kommen, jedoch habe ich auch an den </w:t>
+      </w:r>
+      <w:proofErr w:type="spellStart"/>
+      <w:r>
+        <w:t>Issues</w:t>
+      </w:r>
+      <w:proofErr w:type="spellEnd"/>
+      <w:r>
+        <w:t xml:space="preserve"> gearbeitet, damit ich dort nicht zu sehr hintendran bin. Ich konnte so auch 2 </w:t>
+      </w:r>
+      <w:proofErr w:type="spellStart"/>
+      <w:r>
+        <w:t>Issues</w:t>
+      </w:r>
+      <w:proofErr w:type="spellEnd"/>
+      <w:r>
+        <w:t xml:space="preserve"> erledigen. Den Rest der Zeit habe ich genutzt, um mich auf meine Dokumentation zu konzentrieren, was auch sehr gut geklappt hat. Ich konnte sehr viel Neues hinzufügen und damit auch sehr weit kommen. Es gab Phasen, in denen ich mich nicht besonders gut konzentrieren konnte, jedoch</w:t>
       </w:r>
       <w:r>
         <w:t xml:space="preserve"> </w:t>
       </w:r>
       <w:r>
-        <w:t>habe ich die ganze Zeit mein Bestes gegeben. Ansonsten hatte ich nur kleine Probleme bei den Issues, aber diese konnte ich alle ohne weitere Probleme lösen.</w:t>
+        <w:t xml:space="preserve">habe ich die ganze Zeit mein Bestes gegeben. Ansonsten hatte ich nur kleine Probleme bei den </w:t>
+      </w:r>
+      <w:proofErr w:type="spellStart"/>
+      <w:r>
+        <w:t>Issues</w:t>
+      </w:r>
+      <w:proofErr w:type="spellEnd"/>
+      <w:r>
+        <w:t>, aber diese konnte ich alle ohne weitere Probleme lösen.</w:t>
       </w:r>
     </w:p>
     <w:p>
       <w:pPr>
         <w:pStyle w:val="berschrift2"/>
       </w:pPr>
-      <w:bookmarkStart w:id="59" w:name="_Toc233128765"/>
+      <w:bookmarkStart w:id="86" w:name="_Toc233208697"/>
+      <w:r>
+        <w:t xml:space="preserve">18.7 </w:t>
+      </w:r>
       <w:r>
         <w:t>Tag 7</w:t>
       </w:r>
-      <w:bookmarkEnd w:id="59"/>
+      <w:bookmarkEnd w:id="86"/>
       <w:r>
         <w:t xml:space="preserve"> </w:t>
       </w:r>
     </w:p>
     <w:p>
-      <w:bookmarkStart w:id="60" w:name="_Toc233128766"/>
-      <w:r>
-        <w:t>Am Mittwoch habe ich an den Problemen gearbeitet, welche ich noch vom Vortag hatte. Auch habe ich noch an den Issues gearbeitet, welche ich nicht am Dienstag fertig hatte. Ich bin sehr weit gekommen, ich hatte nämlich Angst, dass ich das Ganze nicht schaffen werde, da es anfangs gar nicht gut ausgesehen hat, weil ich sehr lange für kleine Probleme gebraucht habe.</w:t>
-      </w:r>
-      <w:bookmarkEnd w:id="60"/>
+      <w:r>
+        <w:t xml:space="preserve">Am Mittwoch habe ich an den Problemen gearbeitet, welche ich noch vom Vortag hatte. Auch habe ich noch an den </w:t>
+      </w:r>
+      <w:proofErr w:type="spellStart"/>
+      <w:r>
+        <w:t>Issues</w:t>
+      </w:r>
+      <w:proofErr w:type="spellEnd"/>
+      <w:r>
+        <w:t xml:space="preserve"> gearbeitet, welche ich nicht am Dienstag fertig hatte. Ich bin sehr weit gekommen, ich hatte nämlich Angst, dass ich das Ganze nicht schaffen werde, da es anfangs gar nicht gut ausgesehen hat, weil ich sehr lange für kleine Probleme gebraucht habe.</w:t>
+      </w:r>
     </w:p>
     <w:p>
       <w:pPr>
         <w:pStyle w:val="berschrift2"/>
       </w:pPr>
-      <w:bookmarkStart w:id="61" w:name="_Toc233128767"/>
+      <w:bookmarkStart w:id="87" w:name="_Toc233208698"/>
+      <w:r>
+        <w:t xml:space="preserve">18.8 </w:t>
+      </w:r>
       <w:r>
         <w:t>Tag 8</w:t>
       </w:r>
-      <w:bookmarkEnd w:id="61"/>
+      <w:bookmarkEnd w:id="87"/>
       <w:r>
         <w:t xml:space="preserve"> </w:t>
       </w:r>
@@ -7410,21 +10775,217 @@
       <w:pPr>
         <w:pStyle w:val="berschrift2"/>
       </w:pPr>
-      <w:bookmarkStart w:id="62" w:name="_Toc233128768"/>
+      <w:bookmarkStart w:id="88" w:name="_Toc233208699"/>
+      <w:r>
+        <w:t xml:space="preserve">18.9 </w:t>
+      </w:r>
       <w:r>
         <w:t>Tag 9</w:t>
       </w:r>
-      <w:bookmarkEnd w:id="62"/>
+      <w:bookmarkEnd w:id="88"/>
       <w:r>
         <w:t xml:space="preserve"> </w:t>
+      </w:r>
+    </w:p>
+    <w:p>
+      <w:r>
+        <w:t xml:space="preserve">Am Tag 9 habe ich nur noch die Sachen gemacht, welche ich noch nicht fertig hatte. Das heißt, ich habe die Dokumentation fertig gemacht. Oder ich habe an der Präsentation gearbeitet. Ich habe aber noch den letzten Schritt bei meinem Projekt gemacht. Ich </w:t>
+      </w:r>
+      <w:r>
+        <w:lastRenderedPageBreak/>
+        <w:t>musste noch eine Funktion einfügen, das habe ich dann gemacht. Ich habe dafür sehr lange gebraucht. Jedoch ging es dann doch und ich konnte an den anderen Sachen arbeiten und das Produkt abschließen Ich konnte dann auch die Dokumentation fertigstellen. Auch konnte ich die Präsentation fertigstellen. Ich habe es auch korrigieren lassen.</w:t>
+      </w:r>
+    </w:p>
+    <w:p>
+      <w:r>
+        <w:br w:type="page"/>
+      </w:r>
+    </w:p>
+    <w:p>
+      <w:pPr>
+        <w:pStyle w:val="berschrift1"/>
+      </w:pPr>
+      <w:bookmarkStart w:id="89" w:name="_Toc233208700"/>
+      <w:r>
+        <w:lastRenderedPageBreak/>
+        <w:t xml:space="preserve">19 </w:t>
+      </w:r>
+      <w:r>
+        <w:t>Quellenverzeichnis</w:t>
+      </w:r>
+      <w:bookmarkEnd w:id="89"/>
+      <w:r>
+        <w:t xml:space="preserve"> </w:t>
+      </w:r>
+    </w:p>
+    <w:p>
+      <w:pPr>
+        <w:rPr>
+          <w:lang w:val="en-US"/>
+        </w:rPr>
+      </w:pPr>
+      <w:r>
+        <w:rPr>
+          <w:lang w:val="en-US"/>
+        </w:rPr>
+        <w:t xml:space="preserve">GitHub: </w:t>
+      </w:r>
+      <w:hyperlink r:id="rId18" w:history="1">
+        <w:r>
+          <w:rPr>
+            <w:rStyle w:val="Hyperlink"/>
+            <w:lang w:val="en-US"/>
+          </w:rPr>
+          <w:t>https://github.com/Anisa525/Abschlussprojekt_2026_API-1_durani_F1-App</w:t>
+        </w:r>
+      </w:hyperlink>
+      <w:r>
+        <w:rPr>
+          <w:lang w:val="en-US"/>
+        </w:rPr>
+        <w:t xml:space="preserve"> </w:t>
+      </w:r>
+    </w:p>
+    <w:p>
+      <w:r>
+        <w:t>Chat GPT:</w:t>
+      </w:r>
+      <w:r>
+        <w:t xml:space="preserve"> </w:t>
+      </w:r>
+      <w:hyperlink r:id="rId19" w:history="1">
+        <w:r>
+          <w:rPr>
+            <w:rStyle w:val="Hyperlink"/>
+          </w:rPr>
+          <w:t>https://chatgpt.com/</w:t>
+        </w:r>
+      </w:hyperlink>
+      <w:r>
+        <w:t xml:space="preserve"> </w:t>
+      </w:r>
+    </w:p>
+    <w:p>
+      <w:r>
+        <w:t>Gemin</w:t>
+      </w:r>
+      <w:r>
+        <w:t>i</w:t>
+      </w:r>
+      <w:r>
+        <w:t xml:space="preserve">: </w:t>
+      </w:r>
+      <w:hyperlink r:id="rId20" w:history="1">
+        <w:r>
+          <w:rPr>
+            <w:rStyle w:val="Hyperlink"/>
+          </w:rPr>
+          <w:t>https://gemini.google.com/app</w:t>
+        </w:r>
+      </w:hyperlink>
+      <w:r>
+        <w:t xml:space="preserve"> </w:t>
+      </w:r>
+    </w:p>
+    <w:p>
+      <w:pPr>
+        <w:rPr>
+          <w:lang w:val="fr-CH"/>
+        </w:rPr>
+      </w:pPr>
+      <w:r>
+        <w:rPr>
+          <w:lang w:val="fr-CH"/>
+        </w:rPr>
+        <w:t xml:space="preserve">GitHub Pages : </w:t>
+      </w:r>
+      <w:hyperlink r:id="rId21" w:history="1">
+        <w:r>
+          <w:rPr>
+            <w:rStyle w:val="Hyperlink"/>
+            <w:lang w:val="fr-CH"/>
+          </w:rPr>
+          <w:t>https://docs.github.com/de/pages</w:t>
+        </w:r>
+      </w:hyperlink>
+      <w:r>
+        <w:rPr>
+          <w:lang w:val="fr-CH"/>
+        </w:rPr>
+        <w:t xml:space="preserve"> </w:t>
+      </w:r>
+    </w:p>
+    <w:p>
+      <w:pPr>
+        <w:rPr>
+          <w:lang w:val="fr-CH"/>
+        </w:rPr>
+      </w:pPr>
+      <w:proofErr w:type="spellStart"/>
+      <w:r>
+        <w:rPr>
+          <w:lang w:val="fr-CH"/>
+        </w:rPr>
+        <w:t>Supabase</w:t>
+      </w:r>
+      <w:proofErr w:type="spellEnd"/>
+      <w:r>
+        <w:rPr>
+          <w:lang w:val="fr-CH"/>
+        </w:rPr>
+        <w:t xml:space="preserve">: </w:t>
+      </w:r>
+      <w:hyperlink r:id="rId22" w:history="1">
+        <w:r>
+          <w:rPr>
+            <w:rStyle w:val="Hyperlink"/>
+            <w:lang w:val="fr-CH"/>
+          </w:rPr>
+          <w:t>https://supabase.com/</w:t>
+        </w:r>
+      </w:hyperlink>
+      <w:r>
+        <w:rPr>
+          <w:lang w:val="fr-CH"/>
+        </w:rPr>
+        <w:t xml:space="preserve"> </w:t>
+      </w:r>
+    </w:p>
+    <w:p>
+      <w:pPr>
+        <w:pStyle w:val="berschrift1"/>
+        <w:rPr>
+          <w:lang w:val="fr-CH"/>
+        </w:rPr>
+      </w:pPr>
+      <w:bookmarkStart w:id="90" w:name="_Toc233208701"/>
+      <w:r>
+        <w:rPr>
+          <w:lang w:val="fr-CH"/>
+        </w:rPr>
+        <w:t>20 Information</w:t>
+      </w:r>
+      <w:bookmarkEnd w:id="90"/>
+      <w:r>
+        <w:rPr>
+          <w:lang w:val="fr-CH"/>
+        </w:rPr>
+        <w:t xml:space="preserve"> </w:t>
+      </w:r>
+    </w:p>
+    <w:p>
+      <w:r>
+        <w:t>Ich habe die ganze Dokumentation mit KI korrigieren lassen.</w:t>
       </w:r>
     </w:p>
     <w:p/>
     <w:sectPr>
-      <w:headerReference w:type="default" r:id="rId14"/>
-      <w:footerReference w:type="default" r:id="rId15"/>
-      <w:headerReference w:type="first" r:id="rId16"/>
-      <w:footerReference w:type="first" r:id="rId17"/>
+      <w:headerReference w:type="even" r:id="rId23"/>
+      <w:headerReference w:type="default" r:id="rId24"/>
+      <w:footerReference w:type="even" r:id="rId25"/>
+      <w:footerReference w:type="default" r:id="rId26"/>
+      <w:headerReference w:type="first" r:id="rId27"/>
+      <w:footerReference w:type="first" r:id="rId28"/>
       <w:pgSz w:w="11906" w:h="16838"/>
       <w:pgMar w:top="1417" w:right="1417" w:bottom="1134" w:left="1417" w:header="708" w:footer="708" w:gutter="0"/>
       <w:pgNumType w:start="0"/>
@@ -7462,6 +11023,16 @@
 </file>
 
 <file path=word/footer1.xml><?xml version="1.0" encoding="utf-8"?>
+<w:ftr xmlns:wpc="http://schemas.microsoft.com/office/word/2010/wordprocessingCanvas" xmlns:cx="http://schemas.microsoft.com/office/drawing/2014/chartex" xmlns:cx1="http://schemas.microsoft.com/office/drawing/2015/9/8/chartex" xmlns:cx2="http://schemas.microsoft.com/office/drawing/2015/10/21/chartex" xmlns:cx3="http://schemas.microsoft.com/office/drawing/2016/5/9/chartex" xmlns:cx4="http://schemas.microsoft.com/office/drawing/2016/5/10/chartex" xmlns:cx5="http://schemas.microsoft.com/office/drawing/2016/5/11/chartex" xmlns:cx6="http://schemas.microsoft.com/office/drawing/2016/5/12/chartex" xmlns:cx7="http://schemas.microsoft.com/office/drawing/2016/5/13/chartex" xmlns:cx8="http://schemas.microsoft.com/office/drawing/2016/5/14/chartex" xmlns:mc="http://schemas.openxmlformats.org/markup-compatibility/2006" xmlns:aink="http://schemas.microsoft.com/office/drawing/2016/ink" xmlns:am3d="http://schemas.microsoft.com/office/drawing/2017/model3d" xmlns:o="urn:schemas-microsoft-com:office:office" xmlns:oel="http://schemas.microsoft.com/office/2019/extlst" xmlns:r="http://schemas.openxmlformats.org/officeDocument/2006/relationships" xmlns:m="http://schemas.openxmlformats.org/officeDocument/2006/math" xmlns:v="urn:schemas-microsoft-com:vml" xmlns:wp14="http://schemas.microsoft.com/office/word/2010/wordprocessingDrawing" xmlns:wp="http://schemas.openxmlformats.org/drawingml/2006/wordprocessingDrawing" xmlns:w10="urn:schemas-microsoft-com:office:word" xmlns:w="http://schemas.openxmlformats.org/wordprocessingml/2006/main" xmlns:w14="http://schemas.microsoft.com/office/word/2010/wordml" xmlns:w15="http://schemas.microsoft.com/office/word/2012/wordml" xmlns:w16cex="http://schemas.microsoft.com/office/word/2018/wordml/cex" xmlns:w16cid="http://schemas.microsoft.com/office/word/2016/wordml/cid" xmlns:w16="http://schemas.microsoft.com/office/word/2018/wordml" xmlns:w16du="http://schemas.microsoft.com/office/word/2023/wordml/word16du" xmlns:w16sdtdh="http://schemas.microsoft.com/office/word/2020/wordml/sdtdatahash" xmlns:w16sdtfl="http://schemas.microsoft.com/office/word/2024/wordml/sdtformatlock" xmlns:w16se="http://schemas.microsoft.com/office/word/2015/wordml/symex" xmlns:wpg="http://schemas.microsoft.com/office/word/2010/wordprocessingGroup" xmlns:wpi="http://schemas.microsoft.com/office/word/2010/wordprocessingInk" xmlns:wne="http://schemas.microsoft.com/office/word/2006/wordml" xmlns:wps="http://schemas.microsoft.com/office/word/2010/wordprocessingShape" mc:Ignorable="w14 w15 w16se w16cid w16 w16cex w16sdtdh w16sdtfl w16du wp14">
+  <w:p>
+    <w:pPr>
+      <w:pStyle w:val="Fuzeile"/>
+    </w:pPr>
+  </w:p>
+</w:ftr>
+</file>
+
+<file path=word/footer2.xml><?xml version="1.0" encoding="utf-8"?>
 <w:ftr xmlns:wpc="http://schemas.microsoft.com/office/word/2010/wordprocessingCanvas" xmlns:cx="http://schemas.microsoft.com/office/drawing/2014/chartex" xmlns:cx1="http://schemas.microsoft.com/office/drawing/2015/9/8/chartex" xmlns:cx2="http://schemas.microsoft.com/office/drawing/2015/10/21/chartex" xmlns:cx3="http://schemas.microsoft.com/office/drawing/2016/5/9/chartex" xmlns:cx4="http://schemas.microsoft.com/office/drawing/2016/5/10/chartex" xmlns:cx5="http://schemas.microsoft.com/office/drawing/2016/5/11/chartex" xmlns:cx6="http://schemas.microsoft.com/office/drawing/2016/5/12/chartex" xmlns:cx7="http://schemas.microsoft.com/office/drawing/2016/5/13/chartex" xmlns:cx8="http://schemas.microsoft.com/office/drawing/2016/5/14/chartex" xmlns:mc="http://schemas.openxmlformats.org/markup-compatibility/2006" xmlns:aink="http://schemas.microsoft.com/office/drawing/2016/ink" xmlns:am3d="http://schemas.microsoft.com/office/drawing/2017/model3d" xmlns:o="urn:schemas-microsoft-com:office:office" xmlns:oel="http://schemas.microsoft.com/office/2019/extlst" xmlns:r="http://schemas.openxmlformats.org/officeDocument/2006/relationships" xmlns:m="http://schemas.openxmlformats.org/officeDocument/2006/math" xmlns:v="urn:schemas-microsoft-com:vml" xmlns:wp14="http://schemas.microsoft.com/office/word/2010/wordprocessingDrawing" xmlns:wp="http://schemas.openxmlformats.org/drawingml/2006/wordprocessingDrawing" xmlns:w10="urn:schemas-microsoft-com:office:word" xmlns:w="http://schemas.openxmlformats.org/wordprocessingml/2006/main" xmlns:w14="http://schemas.microsoft.com/office/word/2010/wordml" xmlns:w15="http://schemas.microsoft.com/office/word/2012/wordml" xmlns:w16cex="http://schemas.microsoft.com/office/word/2018/wordml/cex" xmlns:w16cid="http://schemas.microsoft.com/office/word/2016/wordml/cid" xmlns:w16="http://schemas.microsoft.com/office/word/2018/wordml" xmlns:w16du="http://schemas.microsoft.com/office/word/2023/wordml/word16du" xmlns:w16sdtdh="http://schemas.microsoft.com/office/word/2020/wordml/sdtdatahash" xmlns:w16sdtfl="http://schemas.microsoft.com/office/word/2024/wordml/sdtformatlock" xmlns:w16se="http://schemas.microsoft.com/office/word/2015/wordml/symex" xmlns:wpg="http://schemas.microsoft.com/office/word/2010/wordprocessingGroup" xmlns:wpi="http://schemas.microsoft.com/office/word/2010/wordprocessingInk" xmlns:wne="http://schemas.microsoft.com/office/word/2006/wordml" xmlns:wps="http://schemas.microsoft.com/office/word/2010/wordprocessingShape" mc:Ignorable="w14 w15 w16se w16cid w16 w16cex w16sdtdh w16sdtfl w16du wp14">
   <w:p>
     <w:pPr>
@@ -7592,7 +11163,7 @@
 </w:ftr>
 </file>
 
-<file path=word/footer2.xml><?xml version="1.0" encoding="utf-8"?>
+<file path=word/footer3.xml><?xml version="1.0" encoding="utf-8"?>
 <w:ftr xmlns:wpc="http://schemas.microsoft.com/office/word/2010/wordprocessingCanvas" xmlns:cx="http://schemas.microsoft.com/office/drawing/2014/chartex" xmlns:cx1="http://schemas.microsoft.com/office/drawing/2015/9/8/chartex" xmlns:cx2="http://schemas.microsoft.com/office/drawing/2015/10/21/chartex" xmlns:cx3="http://schemas.microsoft.com/office/drawing/2016/5/9/chartex" xmlns:cx4="http://schemas.microsoft.com/office/drawing/2016/5/10/chartex" xmlns:cx5="http://schemas.microsoft.com/office/drawing/2016/5/11/chartex" xmlns:cx6="http://schemas.microsoft.com/office/drawing/2016/5/12/chartex" xmlns:cx7="http://schemas.microsoft.com/office/drawing/2016/5/13/chartex" xmlns:cx8="http://schemas.microsoft.com/office/drawing/2016/5/14/chartex" xmlns:mc="http://schemas.openxmlformats.org/markup-compatibility/2006" xmlns:aink="http://schemas.microsoft.com/office/drawing/2016/ink" xmlns:am3d="http://schemas.microsoft.com/office/drawing/2017/model3d" xmlns:o="urn:schemas-microsoft-com:office:office" xmlns:oel="http://schemas.microsoft.com/office/2019/extlst" xmlns:r="http://schemas.openxmlformats.org/officeDocument/2006/relationships" xmlns:m="http://schemas.openxmlformats.org/officeDocument/2006/math" xmlns:v="urn:schemas-microsoft-com:vml" xmlns:wp14="http://schemas.microsoft.com/office/word/2010/wordprocessingDrawing" xmlns:wp="http://schemas.openxmlformats.org/drawingml/2006/wordprocessingDrawing" xmlns:w10="urn:schemas-microsoft-com:office:word" xmlns:w="http://schemas.openxmlformats.org/wordprocessingml/2006/main" xmlns:w14="http://schemas.microsoft.com/office/word/2010/wordml" xmlns:w15="http://schemas.microsoft.com/office/word/2012/wordml" xmlns:w16cex="http://schemas.microsoft.com/office/word/2018/wordml/cex" xmlns:w16cid="http://schemas.microsoft.com/office/word/2016/wordml/cid" xmlns:w16="http://schemas.microsoft.com/office/word/2018/wordml" xmlns:w16du="http://schemas.microsoft.com/office/word/2023/wordml/word16du" xmlns:w16sdtdh="http://schemas.microsoft.com/office/word/2020/wordml/sdtdatahash" xmlns:w16sdtfl="http://schemas.microsoft.com/office/word/2024/wordml/sdtformatlock" xmlns:w16se="http://schemas.microsoft.com/office/word/2015/wordml/symex" xmlns:wpg="http://schemas.microsoft.com/office/word/2010/wordprocessingGroup" xmlns:wpi="http://schemas.microsoft.com/office/word/2010/wordprocessingInk" xmlns:wne="http://schemas.microsoft.com/office/word/2006/wordml" xmlns:wps="http://schemas.microsoft.com/office/word/2010/wordprocessingShape" mc:Ignorable="w14 w15 w16se w16cid w16 w16cex w16sdtdh w16sdtfl w16du wp14">
   <w:p>
     <w:pPr>
@@ -7688,6 +11259,16 @@
 </file>
 
 <file path=word/header1.xml><?xml version="1.0" encoding="utf-8"?>
+<w:hdr xmlns:wpc="http://schemas.microsoft.com/office/word/2010/wordprocessingCanvas" xmlns:cx="http://schemas.microsoft.com/office/drawing/2014/chartex" xmlns:cx1="http://schemas.microsoft.com/office/drawing/2015/9/8/chartex" xmlns:cx2="http://schemas.microsoft.com/office/drawing/2015/10/21/chartex" xmlns:cx3="http://schemas.microsoft.com/office/drawing/2016/5/9/chartex" xmlns:cx4="http://schemas.microsoft.com/office/drawing/2016/5/10/chartex" xmlns:cx5="http://schemas.microsoft.com/office/drawing/2016/5/11/chartex" xmlns:cx6="http://schemas.microsoft.com/office/drawing/2016/5/12/chartex" xmlns:cx7="http://schemas.microsoft.com/office/drawing/2016/5/13/chartex" xmlns:cx8="http://schemas.microsoft.com/office/drawing/2016/5/14/chartex" xmlns:mc="http://schemas.openxmlformats.org/markup-compatibility/2006" xmlns:aink="http://schemas.microsoft.com/office/drawing/2016/ink" xmlns:am3d="http://schemas.microsoft.com/office/drawing/2017/model3d" xmlns:o="urn:schemas-microsoft-com:office:office" xmlns:oel="http://schemas.microsoft.com/office/2019/extlst" xmlns:r="http://schemas.openxmlformats.org/officeDocument/2006/relationships" xmlns:m="http://schemas.openxmlformats.org/officeDocument/2006/math" xmlns:v="urn:schemas-microsoft-com:vml" xmlns:wp14="http://schemas.microsoft.com/office/word/2010/wordprocessingDrawing" xmlns:wp="http://schemas.openxmlformats.org/drawingml/2006/wordprocessingDrawing" xmlns:w10="urn:schemas-microsoft-com:office:word" xmlns:w="http://schemas.openxmlformats.org/wordprocessingml/2006/main" xmlns:w14="http://schemas.microsoft.com/office/word/2010/wordml" xmlns:w15="http://schemas.microsoft.com/office/word/2012/wordml" xmlns:w16cex="http://schemas.microsoft.com/office/word/2018/wordml/cex" xmlns:w16cid="http://schemas.microsoft.com/office/word/2016/wordml/cid" xmlns:w16="http://schemas.microsoft.com/office/word/2018/wordml" xmlns:w16du="http://schemas.microsoft.com/office/word/2023/wordml/word16du" xmlns:w16sdtdh="http://schemas.microsoft.com/office/word/2020/wordml/sdtdatahash" xmlns:w16sdtfl="http://schemas.microsoft.com/office/word/2024/wordml/sdtformatlock" xmlns:w16se="http://schemas.microsoft.com/office/word/2015/wordml/symex" xmlns:wpg="http://schemas.microsoft.com/office/word/2010/wordprocessingGroup" xmlns:wpi="http://schemas.microsoft.com/office/word/2010/wordprocessingInk" xmlns:wne="http://schemas.microsoft.com/office/word/2006/wordml" xmlns:wps="http://schemas.microsoft.com/office/word/2010/wordprocessingShape" mc:Ignorable="w14 w15 w16se w16cid w16 w16cex w16sdtdh w16sdtfl w16du wp14">
+  <w:p>
+    <w:pPr>
+      <w:pStyle w:val="Kopfzeile"/>
+    </w:pPr>
+  </w:p>
+</w:hdr>
+</file>
+
+<file path=word/header2.xml><?xml version="1.0" encoding="utf-8"?>
 <w:hdr xmlns:wpc="http://schemas.microsoft.com/office/word/2010/wordprocessingCanvas" xmlns:cx="http://schemas.microsoft.com/office/drawing/2014/chartex" xmlns:cx1="http://schemas.microsoft.com/office/drawing/2015/9/8/chartex" xmlns:cx2="http://schemas.microsoft.com/office/drawing/2015/10/21/chartex" xmlns:cx3="http://schemas.microsoft.com/office/drawing/2016/5/9/chartex" xmlns:cx4="http://schemas.microsoft.com/office/drawing/2016/5/10/chartex" xmlns:cx5="http://schemas.microsoft.com/office/drawing/2016/5/11/chartex" xmlns:cx6="http://schemas.microsoft.com/office/drawing/2016/5/12/chartex" xmlns:cx7="http://schemas.microsoft.com/office/drawing/2016/5/13/chartex" xmlns:cx8="http://schemas.microsoft.com/office/drawing/2016/5/14/chartex" xmlns:mc="http://schemas.openxmlformats.org/markup-compatibility/2006" xmlns:aink="http://schemas.microsoft.com/office/drawing/2016/ink" xmlns:am3d="http://schemas.microsoft.com/office/drawing/2017/model3d" xmlns:o="urn:schemas-microsoft-com:office:office" xmlns:oel="http://schemas.microsoft.com/office/2019/extlst" xmlns:r="http://schemas.openxmlformats.org/officeDocument/2006/relationships" xmlns:m="http://schemas.openxmlformats.org/officeDocument/2006/math" xmlns:v="urn:schemas-microsoft-com:vml" xmlns:wp14="http://schemas.microsoft.com/office/word/2010/wordprocessingDrawing" xmlns:wp="http://schemas.openxmlformats.org/drawingml/2006/wordprocessingDrawing" xmlns:w10="urn:schemas-microsoft-com:office:word" xmlns:w="http://schemas.openxmlformats.org/wordprocessingml/2006/main" xmlns:w14="http://schemas.microsoft.com/office/word/2010/wordml" xmlns:w15="http://schemas.microsoft.com/office/word/2012/wordml" xmlns:w16cex="http://schemas.microsoft.com/office/word/2018/wordml/cex" xmlns:w16cid="http://schemas.microsoft.com/office/word/2016/wordml/cid" xmlns:w16="http://schemas.microsoft.com/office/word/2018/wordml" xmlns:w16du="http://schemas.microsoft.com/office/word/2023/wordml/word16du" xmlns:w16sdtdh="http://schemas.microsoft.com/office/word/2020/wordml/sdtdatahash" xmlns:w16sdtfl="http://schemas.microsoft.com/office/word/2024/wordml/sdtformatlock" xmlns:w16se="http://schemas.microsoft.com/office/word/2015/wordml/symex" xmlns:wpg="http://schemas.microsoft.com/office/word/2010/wordprocessingGroup" xmlns:wpi="http://schemas.microsoft.com/office/word/2010/wordprocessingInk" xmlns:wne="http://schemas.microsoft.com/office/word/2006/wordml" xmlns:wps="http://schemas.microsoft.com/office/word/2010/wordprocessingShape" mc:Ignorable="w14 w15 w16se w16cid w16 w16cex w16sdtdh w16sdtfl w16du wp14">
   <w:p>
     <w:pPr>
@@ -7762,19 +11343,19 @@
       <w:rPr>
         <w:lang w:val="fr-CH"/>
       </w:rPr>
-      <w:t>ion 1.</w:t>
+      <w:t>ion</w:t>
     </w:r>
     <w:r>
       <w:rPr>
         <w:lang w:val="fr-CH"/>
       </w:rPr>
-      <w:t>1</w:t>
+      <w:t xml:space="preserve"> 4.0 </w:t>
     </w:r>
   </w:p>
 </w:hdr>
 </file>
 
-<file path=word/header2.xml><?xml version="1.0" encoding="utf-8"?>
+<file path=word/header3.xml><?xml version="1.0" encoding="utf-8"?>
 <w:hdr xmlns:wpc="http://schemas.microsoft.com/office/word/2010/wordprocessingCanvas" xmlns:cx="http://schemas.microsoft.com/office/drawing/2014/chartex" xmlns:cx1="http://schemas.microsoft.com/office/drawing/2015/9/8/chartex" xmlns:cx2="http://schemas.microsoft.com/office/drawing/2015/10/21/chartex" xmlns:cx3="http://schemas.microsoft.com/office/drawing/2016/5/9/chartex" xmlns:cx4="http://schemas.microsoft.com/office/drawing/2016/5/10/chartex" xmlns:cx5="http://schemas.microsoft.com/office/drawing/2016/5/11/chartex" xmlns:cx6="http://schemas.microsoft.com/office/drawing/2016/5/12/chartex" xmlns:cx7="http://schemas.microsoft.com/office/drawing/2016/5/13/chartex" xmlns:cx8="http://schemas.microsoft.com/office/drawing/2016/5/14/chartex" xmlns:mc="http://schemas.openxmlformats.org/markup-compatibility/2006" xmlns:aink="http://schemas.microsoft.com/office/drawing/2016/ink" xmlns:am3d="http://schemas.microsoft.com/office/drawing/2017/model3d" xmlns:o="urn:schemas-microsoft-com:office:office" xmlns:oel="http://schemas.microsoft.com/office/2019/extlst" xmlns:r="http://schemas.openxmlformats.org/officeDocument/2006/relationships" xmlns:m="http://schemas.openxmlformats.org/officeDocument/2006/math" xmlns:v="urn:schemas-microsoft-com:vml" xmlns:wp14="http://schemas.microsoft.com/office/word/2010/wordprocessingDrawing" xmlns:wp="http://schemas.openxmlformats.org/drawingml/2006/wordprocessingDrawing" xmlns:w10="urn:schemas-microsoft-com:office:word" xmlns:w="http://schemas.openxmlformats.org/wordprocessingml/2006/main" xmlns:w14="http://schemas.microsoft.com/office/word/2010/wordml" xmlns:w15="http://schemas.microsoft.com/office/word/2012/wordml" xmlns:w16cex="http://schemas.microsoft.com/office/word/2018/wordml/cex" xmlns:w16cid="http://schemas.microsoft.com/office/word/2016/wordml/cid" xmlns:w16="http://schemas.microsoft.com/office/word/2018/wordml" xmlns:w16du="http://schemas.microsoft.com/office/word/2023/wordml/word16du" xmlns:w16sdtdh="http://schemas.microsoft.com/office/word/2020/wordml/sdtdatahash" xmlns:w16sdtfl="http://schemas.microsoft.com/office/word/2024/wordml/sdtformatlock" xmlns:w16se="http://schemas.microsoft.com/office/word/2015/wordml/symex" xmlns:wpg="http://schemas.microsoft.com/office/word/2010/wordprocessingGroup" xmlns:wpi="http://schemas.microsoft.com/office/word/2010/wordprocessingInk" xmlns:wne="http://schemas.microsoft.com/office/word/2006/wordml" xmlns:wps="http://schemas.microsoft.com/office/word/2010/wordprocessingShape" mc:Ignorable="w14 w15 w16se w16cid w16 w16cex w16sdtdh w16sdtfl w16du wp14">
   <w:p>
     <w:pPr>
@@ -7806,9 +11387,11 @@
         <w:text/>
       </w:sdtPr>
       <w:sdtContent>
+        <w:proofErr w:type="spellStart"/>
         <w:r>
           <w:t>Ruag</w:t>
         </w:r>
+        <w:proofErr w:type="spellEnd"/>
       </w:sdtContent>
     </w:sdt>
   </w:p>
@@ -9866,6 +13449,120 @@
       <w14:ligatures w14:val="none"/>
     </w:rPr>
   </w:style>
+  <w:style w:type="character" w:styleId="NichtaufgelsteErwhnung">
+    <w:name w:val="Unresolved Mention"/>
+    <w:basedOn w:val="Absatz-Standardschriftart"/>
+    <w:uiPriority w:val="99"/>
+    <w:semiHidden/>
+    <w:unhideWhenUsed/>
+    <w:rsid w:val="00E23080"/>
+    <w:rPr>
+      <w:color w:val="605E5C"/>
+      <w:shd w:val="clear" w:color="auto" w:fill="E1DFDD"/>
+    </w:rPr>
+  </w:style>
+  <w:style w:type="paragraph" w:styleId="Verzeichnis4">
+    <w:name w:val="toc 4"/>
+    <w:basedOn w:val="Standard"/>
+    <w:next w:val="Standard"/>
+    <w:autoRedefine/>
+    <w:uiPriority w:val="39"/>
+    <w:unhideWhenUsed/>
+    <w:rsid w:val="006F6C7A"/>
+    <w:pPr>
+      <w:spacing w:after="100"/>
+      <w:ind w:left="720"/>
+    </w:pPr>
+    <w:rPr>
+      <w:rFonts w:eastAsiaTheme="minorEastAsia"/>
+      <w:lang w:eastAsia="de-CH"/>
+    </w:rPr>
+  </w:style>
+  <w:style w:type="paragraph" w:styleId="Verzeichnis5">
+    <w:name w:val="toc 5"/>
+    <w:basedOn w:val="Standard"/>
+    <w:next w:val="Standard"/>
+    <w:autoRedefine/>
+    <w:uiPriority w:val="39"/>
+    <w:unhideWhenUsed/>
+    <w:rsid w:val="006F6C7A"/>
+    <w:pPr>
+      <w:spacing w:after="100"/>
+      <w:ind w:left="960"/>
+    </w:pPr>
+    <w:rPr>
+      <w:rFonts w:eastAsiaTheme="minorEastAsia"/>
+      <w:lang w:eastAsia="de-CH"/>
+    </w:rPr>
+  </w:style>
+  <w:style w:type="paragraph" w:styleId="Verzeichnis6">
+    <w:name w:val="toc 6"/>
+    <w:basedOn w:val="Standard"/>
+    <w:next w:val="Standard"/>
+    <w:autoRedefine/>
+    <w:uiPriority w:val="39"/>
+    <w:unhideWhenUsed/>
+    <w:rsid w:val="006F6C7A"/>
+    <w:pPr>
+      <w:spacing w:after="100"/>
+      <w:ind w:left="1200"/>
+    </w:pPr>
+    <w:rPr>
+      <w:rFonts w:eastAsiaTheme="minorEastAsia"/>
+      <w:lang w:eastAsia="de-CH"/>
+    </w:rPr>
+  </w:style>
+  <w:style w:type="paragraph" w:styleId="Verzeichnis7">
+    <w:name w:val="toc 7"/>
+    <w:basedOn w:val="Standard"/>
+    <w:next w:val="Standard"/>
+    <w:autoRedefine/>
+    <w:uiPriority w:val="39"/>
+    <w:unhideWhenUsed/>
+    <w:rsid w:val="006F6C7A"/>
+    <w:pPr>
+      <w:spacing w:after="100"/>
+      <w:ind w:left="1440"/>
+    </w:pPr>
+    <w:rPr>
+      <w:rFonts w:eastAsiaTheme="minorEastAsia"/>
+      <w:lang w:eastAsia="de-CH"/>
+    </w:rPr>
+  </w:style>
+  <w:style w:type="paragraph" w:styleId="Verzeichnis8">
+    <w:name w:val="toc 8"/>
+    <w:basedOn w:val="Standard"/>
+    <w:next w:val="Standard"/>
+    <w:autoRedefine/>
+    <w:uiPriority w:val="39"/>
+    <w:unhideWhenUsed/>
+    <w:rsid w:val="006F6C7A"/>
+    <w:pPr>
+      <w:spacing w:after="100"/>
+      <w:ind w:left="1680"/>
+    </w:pPr>
+    <w:rPr>
+      <w:rFonts w:eastAsiaTheme="minorEastAsia"/>
+      <w:lang w:eastAsia="de-CH"/>
+    </w:rPr>
+  </w:style>
+  <w:style w:type="paragraph" w:styleId="Verzeichnis9">
+    <w:name w:val="toc 9"/>
+    <w:basedOn w:val="Standard"/>
+    <w:next w:val="Standard"/>
+    <w:autoRedefine/>
+    <w:uiPriority w:val="39"/>
+    <w:unhideWhenUsed/>
+    <w:rsid w:val="006F6C7A"/>
+    <w:pPr>
+      <w:spacing w:after="100"/>
+      <w:ind w:left="1920"/>
+    </w:pPr>
+    <w:rPr>
+      <w:rFonts w:eastAsiaTheme="minorEastAsia"/>
+      <w:lang w:eastAsia="de-CH"/>
+    </w:rPr>
+  </w:style>
 </w:styles>
 </file>
 
@@ -10055,8 +13752,8 @@
     <w:rsid w:val="0066449D"/>
     <w:rsid w:val="006B0100"/>
     <w:rsid w:val="00A83E23"/>
+    <w:rsid w:val="00B07CB6"/>
     <w:rsid w:val="00B968CC"/>
-    <w:rsid w:val="00DA76C7"/>
     <w:rsid w:val="00DC14A0"/>
   </w:rsids>
   <m:mathPr>
